--- a/docs/class_diagrams/material_class_diagram.docx
+++ b/docs/class_diagrams/material_class_diagram.docx
@@ -19,222 +19,18 @@
         <mc:AlternateContent>
           <mc:Choice Requires="wps">
             <w:drawing>
-              <wp:anchor distT="0" distB="0" distL="114300" distR="114300" simplePos="0" relativeHeight="251760640" behindDoc="0" locked="0" layoutInCell="1" allowOverlap="1" wp14:anchorId="042D5E3F" wp14:editId="01725EE2">
+              <wp:anchor distT="0" distB="0" distL="114300" distR="114300" simplePos="0" relativeHeight="251843584" behindDoc="0" locked="0" layoutInCell="1" allowOverlap="1" wp14:anchorId="03FB96B5" wp14:editId="67E189A4">
                 <wp:simplePos x="0" y="0"/>
                 <wp:positionH relativeFrom="column">
-                  <wp:posOffset>10256808</wp:posOffset>
+                  <wp:posOffset>7710195</wp:posOffset>
                 </wp:positionH>
                 <wp:positionV relativeFrom="paragraph">
-                  <wp:posOffset>2130725</wp:posOffset>
+                  <wp:posOffset>2248814</wp:posOffset>
                 </wp:positionV>
-                <wp:extent cx="1457325" cy="314960"/>
-                <wp:effectExtent l="0" t="0" r="28575" b="27940"/>
+                <wp:extent cx="2625649" cy="0"/>
+                <wp:effectExtent l="38100" t="76200" r="22860" b="95250"/>
                 <wp:wrapNone/>
-                <wp:docPr id="60" name="Text Box 2"/>
-                <wp:cNvGraphicFramePr>
-                  <a:graphicFrameLocks xmlns:a="http://schemas.openxmlformats.org/drawingml/2006/main"/>
-                </wp:cNvGraphicFramePr>
-                <a:graphic xmlns:a="http://schemas.openxmlformats.org/drawingml/2006/main">
-                  <a:graphicData uri="http://schemas.microsoft.com/office/word/2010/wordprocessingShape">
-                    <wps:wsp>
-                      <wps:cNvSpPr txBox="1">
-                        <a:spLocks noChangeArrowheads="1"/>
-                      </wps:cNvSpPr>
-                      <wps:spPr bwMode="auto">
-                        <a:xfrm>
-                          <a:off x="0" y="0"/>
-                          <a:ext cx="1457325" cy="314960"/>
-                        </a:xfrm>
-                        <a:prstGeom prst="rect">
-                          <a:avLst/>
-                        </a:prstGeom>
-                        <a:solidFill>
-                          <a:srgbClr val="FFFFFF"/>
-                        </a:solidFill>
-                        <a:ln w="9525">
-                          <a:solidFill>
-                            <a:srgbClr val="000000"/>
-                          </a:solidFill>
-                          <a:miter lim="800000"/>
-                          <a:headEnd/>
-                          <a:tailEnd/>
-                        </a:ln>
-                      </wps:spPr>
-                      <wps:txbx>
-                        <w:txbxContent>
-                          <w:p>
-                            <w:pPr>
-                              <w:jc w:val="center"/>
-                            </w:pPr>
-                            <w:r>
-                              <w:rPr>
-                                <w:rFonts w:ascii="Consolas" w:hAnsi="Consolas"/>
-                                <w:color w:val="000000"/>
-                              </w:rPr>
-                              <w:t>PRIVATE SOURCES</w:t>
-                            </w:r>
-                          </w:p>
-                        </w:txbxContent>
-                      </wps:txbx>
-                      <wps:bodyPr rot="0" vert="horz" wrap="square" lIns="91440" tIns="45720" rIns="91440" bIns="45720" anchor="t" anchorCtr="0">
-                        <a:noAutofit/>
-                      </wps:bodyPr>
-                    </wps:wsp>
-                  </a:graphicData>
-                </a:graphic>
-                <wp14:sizeRelH relativeFrom="margin">
-                  <wp14:pctWidth>0</wp14:pctWidth>
-                </wp14:sizeRelH>
-              </wp:anchor>
-            </w:drawing>
-          </mc:Choice>
-          <mc:Fallback>
-            <w:pict>
-              <v:shapetype w14:anchorId="042D5E3F" id="_x0000_t202" coordsize="21600,21600" o:spt="202" path="m,l,21600r21600,l21600,xe">
-                <v:stroke joinstyle="miter"/>
-                <v:path gradientshapeok="t" o:connecttype="rect"/>
-              </v:shapetype>
-              <v:shape id="Text Box 2" o:spid="_x0000_s1026" type="#_x0000_t202" style="position:absolute;margin-left:807.6pt;margin-top:167.75pt;width:114.75pt;height:24.8pt;z-index:251760640;visibility:visible;mso-wrap-style:square;mso-width-percent:0;mso-wrap-distance-left:9pt;mso-wrap-distance-top:0;mso-wrap-distance-right:9pt;mso-wrap-distance-bottom:0;mso-position-horizontal:absolute;mso-position-horizontal-relative:text;mso-position-vertical:absolute;mso-position-vertical-relative:text;mso-width-percent:0;mso-width-relative:margin;v-text-anchor:top" o:gfxdata="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">
-                <v:textbox>
-                  <w:txbxContent>
-                    <w:p>
-                      <w:pPr>
-                        <w:jc w:val="center"/>
-                      </w:pPr>
-                      <w:r>
-                        <w:rPr>
-                          <w:rFonts w:ascii="Consolas" w:hAnsi="Consolas"/>
-                          <w:color w:val="000000"/>
-                        </w:rPr>
-                        <w:t>PRIVATE SOURCES</w:t>
-                      </w:r>
-                    </w:p>
-                  </w:txbxContent>
-                </v:textbox>
-              </v:shape>
-            </w:pict>
-          </mc:Fallback>
-        </mc:AlternateContent>
-      </w:r>
-      <w:r>
-        <w:rPr>
-          <w:noProof/>
-        </w:rPr>
-        <mc:AlternateContent>
-          <mc:Choice Requires="wps">
-            <w:drawing>
-              <wp:anchor distT="0" distB="0" distL="114300" distR="114300" simplePos="0" relativeHeight="251761664" behindDoc="0" locked="0" layoutInCell="1" allowOverlap="1" wp14:anchorId="24F292E8" wp14:editId="1BAEAD8A">
-                <wp:simplePos x="0" y="0"/>
-                <wp:positionH relativeFrom="column">
-                  <wp:posOffset>10256808</wp:posOffset>
-                </wp:positionH>
-                <wp:positionV relativeFrom="paragraph">
-                  <wp:posOffset>1708030</wp:posOffset>
-                </wp:positionV>
-                <wp:extent cx="1457864" cy="314960"/>
-                <wp:effectExtent l="0" t="0" r="28575" b="27940"/>
-                <wp:wrapNone/>
-                <wp:docPr id="61" name="Text Box 2"/>
-                <wp:cNvGraphicFramePr>
-                  <a:graphicFrameLocks xmlns:a="http://schemas.openxmlformats.org/drawingml/2006/main"/>
-                </wp:cNvGraphicFramePr>
-                <a:graphic xmlns:a="http://schemas.openxmlformats.org/drawingml/2006/main">
-                  <a:graphicData uri="http://schemas.microsoft.com/office/word/2010/wordprocessingShape">
-                    <wps:wsp>
-                      <wps:cNvSpPr txBox="1">
-                        <a:spLocks noChangeArrowheads="1"/>
-                      </wps:cNvSpPr>
-                      <wps:spPr bwMode="auto">
-                        <a:xfrm>
-                          <a:off x="0" y="0"/>
-                          <a:ext cx="1457864" cy="314960"/>
-                        </a:xfrm>
-                        <a:prstGeom prst="rect">
-                          <a:avLst/>
-                        </a:prstGeom>
-                        <a:solidFill>
-                          <a:srgbClr val="FFFFFF"/>
-                        </a:solidFill>
-                        <a:ln w="9525">
-                          <a:solidFill>
-                            <a:srgbClr val="000000"/>
-                          </a:solidFill>
-                          <a:miter lim="800000"/>
-                          <a:headEnd/>
-                          <a:tailEnd/>
-                        </a:ln>
-                      </wps:spPr>
-                      <wps:txbx>
-                        <w:txbxContent>
-                          <w:p>
-                            <w:pPr>
-                              <w:jc w:val="center"/>
-                            </w:pPr>
-                            <w:r>
-                              <w:rPr>
-                                <w:rFonts w:ascii="Consolas" w:hAnsi="Consolas"/>
-                                <w:color w:val="000000"/>
-                              </w:rPr>
-                              <w:t>PUBLIC SOURCES</w:t>
-                            </w:r>
-                          </w:p>
-                        </w:txbxContent>
-                      </wps:txbx>
-                      <wps:bodyPr rot="0" vert="horz" wrap="square" lIns="91440" tIns="45720" rIns="91440" bIns="45720" anchor="t" anchorCtr="0">
-                        <a:noAutofit/>
-                      </wps:bodyPr>
-                    </wps:wsp>
-                  </a:graphicData>
-                </a:graphic>
-                <wp14:sizeRelH relativeFrom="margin">
-                  <wp14:pctWidth>0</wp14:pctWidth>
-                </wp14:sizeRelH>
-              </wp:anchor>
-            </w:drawing>
-          </mc:Choice>
-          <mc:Fallback>
-            <w:pict>
-              <v:shape w14:anchorId="24F292E8" id="_x0000_s1027" type="#_x0000_t202" style="position:absolute;margin-left:807.6pt;margin-top:134.5pt;width:114.8pt;height:24.8pt;z-index:251761664;visibility:visible;mso-wrap-style:square;mso-width-percent:0;mso-wrap-distance-left:9pt;mso-wrap-distance-top:0;mso-wrap-distance-right:9pt;mso-wrap-distance-bottom:0;mso-position-horizontal:absolute;mso-position-horizontal-relative:text;mso-position-vertical:absolute;mso-position-vertical-relative:text;mso-width-percent:0;mso-width-relative:margin;v-text-anchor:top" o:gfxdata="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">
-                <v:textbox>
-                  <w:txbxContent>
-                    <w:p>
-                      <w:pPr>
-                        <w:jc w:val="center"/>
-                      </w:pPr>
-                      <w:r>
-                        <w:rPr>
-                          <w:rFonts w:ascii="Consolas" w:hAnsi="Consolas"/>
-                          <w:color w:val="000000"/>
-                        </w:rPr>
-                        <w:t>PUBLIC SOURCES</w:t>
-                      </w:r>
-                    </w:p>
-                  </w:txbxContent>
-                </v:textbox>
-              </v:shape>
-            </w:pict>
-          </mc:Fallback>
-        </mc:AlternateContent>
-      </w:r>
-      <w:r>
-        <w:rPr>
-          <w:noProof/>
-        </w:rPr>
-        <mc:AlternateContent>
-          <mc:Choice Requires="wps">
-            <w:drawing>
-              <wp:anchor distT="0" distB="0" distL="114300" distR="114300" simplePos="0" relativeHeight="251701248" behindDoc="0" locked="0" layoutInCell="1" allowOverlap="1" wp14:anchorId="7DC9CE6C" wp14:editId="17444BC5">
-                <wp:simplePos x="0" y="0"/>
-                <wp:positionH relativeFrom="column">
-                  <wp:posOffset>4505326</wp:posOffset>
-                </wp:positionH>
-                <wp:positionV relativeFrom="paragraph">
-                  <wp:posOffset>2877258</wp:posOffset>
-                </wp:positionV>
-                <wp:extent cx="1549400" cy="436807"/>
-                <wp:effectExtent l="0" t="0" r="69850" b="97155"/>
-                <wp:wrapNone/>
-                <wp:docPr id="32" name="Connector: Elbow 32"/>
+                <wp:docPr id="37" name="Straight Arrow Connector 37"/>
                 <wp:cNvGraphicFramePr/>
                 <a:graphic xmlns:a="http://schemas.openxmlformats.org/drawingml/2006/main">
                   <a:graphicData uri="http://schemas.microsoft.com/office/word/2010/wordprocessingShape">
@@ -243,14 +39,13 @@
                       <wps:spPr>
                         <a:xfrm>
                           <a:off x="0" y="0"/>
-                          <a:ext cx="1549400" cy="436807"/>
+                          <a:ext cx="2625649" cy="0"/>
                         </a:xfrm>
-                        <a:prstGeom prst="bentConnector3">
-                          <a:avLst>
-                            <a:gd name="adj1" fmla="val 48988"/>
-                          </a:avLst>
+                        <a:prstGeom prst="straightConnector1">
+                          <a:avLst/>
                         </a:prstGeom>
                         <a:ln>
+                          <a:headEnd type="triangle"/>
                           <a:tailEnd type="triangle"/>
                         </a:ln>
                       </wps:spPr>
@@ -283,19 +78,745 @@
           </mc:Choice>
           <mc:Fallback>
             <w:pict>
-              <v:shapetype w14:anchorId="1DE3B457" id="_x0000_t34" coordsize="21600,21600" o:spt="34" o:oned="t" adj="10800" path="m,l@0,0@0,21600,21600,21600e" filled="f">
-                <v:stroke joinstyle="miter"/>
-                <v:formulas>
-                  <v:f eqn="val #0"/>
-                </v:formulas>
+              <v:shapetype w14:anchorId="4CD06583" id="_x0000_t32" coordsize="21600,21600" o:spt="32" o:oned="t" path="m,l21600,21600e" filled="f">
                 <v:path arrowok="t" fillok="f" o:connecttype="none"/>
-                <v:handles>
-                  <v:h position="#0,center"/>
-                </v:handles>
                 <o:lock v:ext="edit" shapetype="t"/>
               </v:shapetype>
-              <v:shape id="Connector: Elbow 32" o:spid="_x0000_s1026" type="#_x0000_t34" style="position:absolute;margin-left:354.75pt;margin-top:226.55pt;width:122pt;height:34.4pt;z-index:251701248;visibility:visible;mso-wrap-style:square;mso-width-percent:0;mso-height-percent:0;mso-wrap-distance-left:9pt;mso-wrap-distance-top:0;mso-wrap-distance-right:9pt;mso-wrap-distance-bottom:0;mso-position-horizontal:absolute;mso-position-horizontal-relative:text;mso-position-vertical:absolute;mso-position-vertical-relative:text;mso-width-percent:0;mso-height-percent:0;mso-width-relative:margin;mso-height-relative:margin" o:gfxdata="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" adj="10581" strokecolor="black [3200]" strokeweight=".5pt">
-                <v:stroke endarrow="block"/>
+              <v:shape id="Straight Arrow Connector 37" o:spid="_x0000_s1026" type="#_x0000_t32" style="position:absolute;margin-left:607.1pt;margin-top:177.05pt;width:206.75pt;height:0;z-index:251843584;visibility:visible;mso-wrap-style:square;mso-width-percent:0;mso-height-percent:0;mso-wrap-distance-left:9pt;mso-wrap-distance-top:0;mso-wrap-distance-right:9pt;mso-wrap-distance-bottom:0;mso-position-horizontal:absolute;mso-position-horizontal-relative:text;mso-position-vertical:absolute;mso-position-vertical-relative:text;mso-width-percent:0;mso-height-percent:0;mso-width-relative:margin;mso-height-relative:margin" o:gfxdata="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" strokecolor="black [3200]" strokeweight=".5pt">
+                <v:stroke startarrow="block" endarrow="block" joinstyle="miter"/>
+              </v:shape>
+            </w:pict>
+          </mc:Fallback>
+        </mc:AlternateContent>
+      </w:r>
+      <w:r>
+        <w:rPr>
+          <w:noProof/>
+        </w:rPr>
+        <mc:AlternateContent>
+          <mc:Choice Requires="wps">
+            <w:drawing>
+              <wp:anchor distT="0" distB="0" distL="114300" distR="114300" simplePos="0" relativeHeight="251703296" behindDoc="0" locked="0" layoutInCell="1" allowOverlap="1" wp14:anchorId="7DC1B2B4" wp14:editId="286ED282">
+                <wp:simplePos x="0" y="0"/>
+                <wp:positionH relativeFrom="column">
+                  <wp:posOffset>7702881</wp:posOffset>
+                </wp:positionH>
+                <wp:positionV relativeFrom="paragraph">
+                  <wp:posOffset>3565550</wp:posOffset>
+                </wp:positionV>
+                <wp:extent cx="2669540" cy="0"/>
+                <wp:effectExtent l="38100" t="76200" r="16510" b="95250"/>
+                <wp:wrapNone/>
+                <wp:docPr id="35" name="Straight Arrow Connector 35"/>
+                <wp:cNvGraphicFramePr/>
+                <a:graphic xmlns:a="http://schemas.openxmlformats.org/drawingml/2006/main">
+                  <a:graphicData uri="http://schemas.microsoft.com/office/word/2010/wordprocessingShape">
+                    <wps:wsp>
+                      <wps:cNvCnPr/>
+                      <wps:spPr>
+                        <a:xfrm>
+                          <a:off x="0" y="0"/>
+                          <a:ext cx="2669540" cy="0"/>
+                        </a:xfrm>
+                        <a:prstGeom prst="straightConnector1">
+                          <a:avLst/>
+                        </a:prstGeom>
+                        <a:ln>
+                          <a:headEnd type="triangle"/>
+                          <a:tailEnd type="triangle"/>
+                        </a:ln>
+                      </wps:spPr>
+                      <wps:style>
+                        <a:lnRef idx="1">
+                          <a:schemeClr val="dk1"/>
+                        </a:lnRef>
+                        <a:fillRef idx="0">
+                          <a:schemeClr val="dk1"/>
+                        </a:fillRef>
+                        <a:effectRef idx="0">
+                          <a:schemeClr val="dk1"/>
+                        </a:effectRef>
+                        <a:fontRef idx="minor">
+                          <a:schemeClr val="tx1"/>
+                        </a:fontRef>
+                      </wps:style>
+                      <wps:bodyPr/>
+                    </wps:wsp>
+                  </a:graphicData>
+                </a:graphic>
+                <wp14:sizeRelH relativeFrom="margin">
+                  <wp14:pctWidth>0</wp14:pctWidth>
+                </wp14:sizeRelH>
+                <wp14:sizeRelV relativeFrom="margin">
+                  <wp14:pctHeight>0</wp14:pctHeight>
+                </wp14:sizeRelV>
+              </wp:anchor>
+            </w:drawing>
+          </mc:Choice>
+          <mc:Fallback>
+            <w:pict>
+              <v:shape w14:anchorId="1425C63C" id="Straight Arrow Connector 35" o:spid="_x0000_s1026" type="#_x0000_t32" style="position:absolute;margin-left:606.55pt;margin-top:280.75pt;width:210.2pt;height:0;z-index:251703296;visibility:visible;mso-wrap-style:square;mso-width-percent:0;mso-height-percent:0;mso-wrap-distance-left:9pt;mso-wrap-distance-top:0;mso-wrap-distance-right:9pt;mso-wrap-distance-bottom:0;mso-position-horizontal:absolute;mso-position-horizontal-relative:text;mso-position-vertical:absolute;mso-position-vertical-relative:text;mso-width-percent:0;mso-height-percent:0;mso-width-relative:margin;mso-height-relative:margin" o:gfxdata="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" strokecolor="black [3200]" strokeweight=".5pt">
+                <v:stroke startarrow="block" endarrow="block" joinstyle="miter"/>
+              </v:shape>
+            </w:pict>
+          </mc:Fallback>
+        </mc:AlternateContent>
+      </w:r>
+      <w:r>
+        <w:rPr>
+          <w:noProof/>
+        </w:rPr>
+        <mc:AlternateContent>
+          <mc:Choice Requires="wps">
+            <w:drawing>
+              <wp:anchor distT="0" distB="0" distL="114300" distR="114300" simplePos="0" relativeHeight="251708416" behindDoc="0" locked="0" layoutInCell="1" allowOverlap="1" wp14:anchorId="1B22BFB1" wp14:editId="0FF759DF">
+                <wp:simplePos x="0" y="0"/>
+                <wp:positionH relativeFrom="column">
+                  <wp:posOffset>7059295</wp:posOffset>
+                </wp:positionH>
+                <wp:positionV relativeFrom="paragraph">
+                  <wp:posOffset>2407920</wp:posOffset>
+                </wp:positionV>
+                <wp:extent cx="0" cy="979891"/>
+                <wp:effectExtent l="76200" t="38100" r="95250" b="48895"/>
+                <wp:wrapNone/>
+                <wp:docPr id="84" name="Straight Arrow Connector 84"/>
+                <wp:cNvGraphicFramePr/>
+                <a:graphic xmlns:a="http://schemas.openxmlformats.org/drawingml/2006/main">
+                  <a:graphicData uri="http://schemas.microsoft.com/office/word/2010/wordprocessingShape">
+                    <wps:wsp>
+                      <wps:cNvCnPr/>
+                      <wps:spPr>
+                        <a:xfrm>
+                          <a:off x="0" y="0"/>
+                          <a:ext cx="0" cy="979891"/>
+                        </a:xfrm>
+                        <a:prstGeom prst="straightConnector1">
+                          <a:avLst/>
+                        </a:prstGeom>
+                        <a:ln>
+                          <a:headEnd type="triangle"/>
+                          <a:tailEnd type="triangle"/>
+                        </a:ln>
+                      </wps:spPr>
+                      <wps:style>
+                        <a:lnRef idx="1">
+                          <a:schemeClr val="dk1"/>
+                        </a:lnRef>
+                        <a:fillRef idx="0">
+                          <a:schemeClr val="dk1"/>
+                        </a:fillRef>
+                        <a:effectRef idx="0">
+                          <a:schemeClr val="dk1"/>
+                        </a:effectRef>
+                        <a:fontRef idx="minor">
+                          <a:schemeClr val="tx1"/>
+                        </a:fontRef>
+                      </wps:style>
+                      <wps:bodyPr/>
+                    </wps:wsp>
+                  </a:graphicData>
+                </a:graphic>
+                <wp14:sizeRelH relativeFrom="margin">
+                  <wp14:pctWidth>0</wp14:pctWidth>
+                </wp14:sizeRelH>
+                <wp14:sizeRelV relativeFrom="margin">
+                  <wp14:pctHeight>0</wp14:pctHeight>
+                </wp14:sizeRelV>
+              </wp:anchor>
+            </w:drawing>
+          </mc:Choice>
+          <mc:Fallback>
+            <w:pict>
+              <v:shape w14:anchorId="7203E435" id="Straight Arrow Connector 84" o:spid="_x0000_s1026" type="#_x0000_t32" style="position:absolute;margin-left:555.85pt;margin-top:189.6pt;width:0;height:77.15pt;z-index:251708416;visibility:visible;mso-wrap-style:square;mso-width-percent:0;mso-height-percent:0;mso-wrap-distance-left:9pt;mso-wrap-distance-top:0;mso-wrap-distance-right:9pt;mso-wrap-distance-bottom:0;mso-position-horizontal:absolute;mso-position-horizontal-relative:text;mso-position-vertical:absolute;mso-position-vertical-relative:text;mso-width-percent:0;mso-height-percent:0;mso-width-relative:margin;mso-height-relative:margin" o:gfxdata="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" strokecolor="black [3200]" strokeweight=".5pt">
+                <v:stroke startarrow="block" endarrow="block" joinstyle="miter"/>
+              </v:shape>
+            </w:pict>
+          </mc:Fallback>
+        </mc:AlternateContent>
+      </w:r>
+      <w:r>
+        <w:rPr>
+          <w:noProof/>
+        </w:rPr>
+        <mc:AlternateContent>
+          <mc:Choice Requires="wps">
+            <w:drawing>
+              <wp:anchor distT="0" distB="0" distL="114300" distR="114300" simplePos="0" relativeHeight="251704320" behindDoc="0" locked="0" layoutInCell="1" allowOverlap="1" wp14:anchorId="668EA13C" wp14:editId="77FEC0C9">
+                <wp:simplePos x="0" y="0"/>
+                <wp:positionH relativeFrom="column">
+                  <wp:posOffset>10332669</wp:posOffset>
+                </wp:positionH>
+                <wp:positionV relativeFrom="paragraph">
+                  <wp:posOffset>1938655</wp:posOffset>
+                </wp:positionV>
+                <wp:extent cx="1294765" cy="623316"/>
+                <wp:effectExtent l="0" t="0" r="19685" b="24765"/>
+                <wp:wrapNone/>
+                <wp:docPr id="41" name="Text Box 2"/>
+                <wp:cNvGraphicFramePr>
+                  <a:graphicFrameLocks xmlns:a="http://schemas.openxmlformats.org/drawingml/2006/main"/>
+                </wp:cNvGraphicFramePr>
+                <a:graphic xmlns:a="http://schemas.openxmlformats.org/drawingml/2006/main">
+                  <a:graphicData uri="http://schemas.microsoft.com/office/word/2010/wordprocessingShape">
+                    <wps:wsp>
+                      <wps:cNvSpPr txBox="1">
+                        <a:spLocks noChangeArrowheads="1"/>
+                      </wps:cNvSpPr>
+                      <wps:spPr bwMode="auto">
+                        <a:xfrm>
+                          <a:off x="0" y="0"/>
+                          <a:ext cx="1294765" cy="623316"/>
+                        </a:xfrm>
+                        <a:prstGeom prst="rect">
+                          <a:avLst/>
+                        </a:prstGeom>
+                        <a:solidFill>
+                          <a:srgbClr val="FFFFFF"/>
+                        </a:solidFill>
+                        <a:ln w="9525">
+                          <a:solidFill>
+                            <a:srgbClr val="000000"/>
+                          </a:solidFill>
+                          <a:miter lim="800000"/>
+                          <a:headEnd/>
+                          <a:tailEnd/>
+                        </a:ln>
+                      </wps:spPr>
+                      <wps:txbx>
+                        <w:txbxContent>
+                          <w:p>
+                            <w:pPr>
+                              <w:jc w:val="center"/>
+                              <w:rPr>
+                                <w:rFonts w:ascii="Consolas" w:hAnsi="Consolas"/>
+                                <w:color w:val="000000"/>
+                              </w:rPr>
+                            </w:pPr>
+                            <w:r>
+                              <w:rPr>
+                                <w:rFonts w:ascii="Consolas" w:hAnsi="Consolas"/>
+                                <w:color w:val="000000"/>
+                              </w:rPr>
+                              <w:t>Impacts</w:t>
+                            </w:r>
+                          </w:p>
+                          <w:p>
+                            <w:pPr>
+                              <w:jc w:val="center"/>
+                              <w:rPr>
+                                <w:rFonts w:ascii="Consolas" w:hAnsi="Consolas"/>
+                                <w:color w:val="000000"/>
+                              </w:rPr>
+                            </w:pPr>
+                            <w:r>
+                              <w:rPr>
+                                <w:rFonts w:ascii="Consolas" w:hAnsi="Consolas"/>
+                                <w:color w:val="000000"/>
+                              </w:rPr>
+                              <w:t>Module</w:t>
+                            </w:r>
+                          </w:p>
+                        </w:txbxContent>
+                      </wps:txbx>
+                      <wps:bodyPr rot="0" vert="horz" wrap="square" lIns="91440" tIns="45720" rIns="91440" bIns="45720" anchor="t" anchorCtr="0">
+                        <a:noAutofit/>
+                      </wps:bodyPr>
+                    </wps:wsp>
+                  </a:graphicData>
+                </a:graphic>
+                <wp14:sizeRelV relativeFrom="margin">
+                  <wp14:pctHeight>0</wp14:pctHeight>
+                </wp14:sizeRelV>
+              </wp:anchor>
+            </w:drawing>
+          </mc:Choice>
+          <mc:Fallback>
+            <w:pict>
+              <v:shapetype w14:anchorId="668EA13C" id="_x0000_t202" coordsize="21600,21600" o:spt="202" path="m,l,21600r21600,l21600,xe">
+                <v:stroke joinstyle="miter"/>
+                <v:path gradientshapeok="t" o:connecttype="rect"/>
+              </v:shapetype>
+              <v:shape id="Text Box 2" o:spid="_x0000_s1026" type="#_x0000_t202" style="position:absolute;margin-left:813.6pt;margin-top:152.65pt;width:101.95pt;height:49.1pt;z-index:251704320;visibility:visible;mso-wrap-style:square;mso-height-percent:0;mso-wrap-distance-left:9pt;mso-wrap-distance-top:0;mso-wrap-distance-right:9pt;mso-wrap-distance-bottom:0;mso-position-horizontal:absolute;mso-position-horizontal-relative:text;mso-position-vertical:absolute;mso-position-vertical-relative:text;mso-height-percent:0;mso-height-relative:margin;v-text-anchor:top" o:gfxdata="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">
+                <v:textbox>
+                  <w:txbxContent>
+                    <w:p>
+                      <w:pPr>
+                        <w:jc w:val="center"/>
+                        <w:rPr>
+                          <w:rFonts w:ascii="Consolas" w:hAnsi="Consolas"/>
+                          <w:color w:val="000000"/>
+                        </w:rPr>
+                      </w:pPr>
+                      <w:r>
+                        <w:rPr>
+                          <w:rFonts w:ascii="Consolas" w:hAnsi="Consolas"/>
+                          <w:color w:val="000000"/>
+                        </w:rPr>
+                        <w:t>Impacts</w:t>
+                      </w:r>
+                    </w:p>
+                    <w:p>
+                      <w:pPr>
+                        <w:jc w:val="center"/>
+                        <w:rPr>
+                          <w:rFonts w:ascii="Consolas" w:hAnsi="Consolas"/>
+                          <w:color w:val="000000"/>
+                        </w:rPr>
+                      </w:pPr>
+                      <w:r>
+                        <w:rPr>
+                          <w:rFonts w:ascii="Consolas" w:hAnsi="Consolas"/>
+                          <w:color w:val="000000"/>
+                        </w:rPr>
+                        <w:t>Module</w:t>
+                      </w:r>
+                    </w:p>
+                  </w:txbxContent>
+                </v:textbox>
+              </v:shape>
+            </w:pict>
+          </mc:Fallback>
+        </mc:AlternateContent>
+      </w:r>
+      <w:r>
+        <w:rPr>
+          <w:rFonts w:ascii="Consolas" w:hAnsi="Consolas"/>
+          <w:noProof/>
+          <w:color w:val="000000"/>
+          <w:shd w:val="clear" w:color="auto" w:fill="D1D1D1" w:themeFill="background2" w:themeFillShade="E6"/>
+        </w:rPr>
+        <mc:AlternateContent>
+          <mc:Choice Requires="wps">
+            <w:drawing>
+              <wp:anchor distT="0" distB="0" distL="114300" distR="114300" simplePos="0" relativeHeight="251841536" behindDoc="0" locked="0" layoutInCell="1" allowOverlap="1" wp14:anchorId="01816285" wp14:editId="6351193E">
+                <wp:simplePos x="0" y="0"/>
+                <wp:positionH relativeFrom="column">
+                  <wp:posOffset>4911725</wp:posOffset>
+                </wp:positionH>
+                <wp:positionV relativeFrom="paragraph">
+                  <wp:posOffset>3367405</wp:posOffset>
+                </wp:positionV>
+                <wp:extent cx="738505" cy="0"/>
+                <wp:effectExtent l="38100" t="76200" r="0" b="95250"/>
+                <wp:wrapNone/>
+                <wp:docPr id="34" name="Straight Arrow Connector 34"/>
+                <wp:cNvGraphicFramePr/>
+                <a:graphic xmlns:a="http://schemas.openxmlformats.org/drawingml/2006/main">
+                  <a:graphicData uri="http://schemas.microsoft.com/office/word/2010/wordprocessingShape">
+                    <wps:wsp>
+                      <wps:cNvCnPr/>
+                      <wps:spPr>
+                        <a:xfrm flipH="1">
+                          <a:off x="0" y="0"/>
+                          <a:ext cx="738505" cy="0"/>
+                        </a:xfrm>
+                        <a:prstGeom prst="straightConnector1">
+                          <a:avLst/>
+                        </a:prstGeom>
+                        <a:ln>
+                          <a:tailEnd type="triangle"/>
+                        </a:ln>
+                      </wps:spPr>
+                      <wps:style>
+                        <a:lnRef idx="1">
+                          <a:schemeClr val="dk1"/>
+                        </a:lnRef>
+                        <a:fillRef idx="0">
+                          <a:schemeClr val="dk1"/>
+                        </a:fillRef>
+                        <a:effectRef idx="0">
+                          <a:schemeClr val="dk1"/>
+                        </a:effectRef>
+                        <a:fontRef idx="minor">
+                          <a:schemeClr val="tx1"/>
+                        </a:fontRef>
+                      </wps:style>
+                      <wps:bodyPr/>
+                    </wps:wsp>
+                  </a:graphicData>
+                </a:graphic>
+              </wp:anchor>
+            </w:drawing>
+          </mc:Choice>
+          <mc:Fallback>
+            <w:pict>
+              <v:shape w14:anchorId="0C2C8C15" id="Straight Arrow Connector 34" o:spid="_x0000_s1026" type="#_x0000_t32" style="position:absolute;margin-left:386.75pt;margin-top:265.15pt;width:58.15pt;height:0;flip:x;z-index:251841536;visibility:visible;mso-wrap-style:square;mso-wrap-distance-left:9pt;mso-wrap-distance-top:0;mso-wrap-distance-right:9pt;mso-wrap-distance-bottom:0;mso-position-horizontal:absolute;mso-position-horizontal-relative:text;mso-position-vertical:absolute;mso-position-vertical-relative:text" o:gfxdata="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" strokecolor="black [3200]" strokeweight=".5pt">
+                <v:stroke endarrow="block" joinstyle="miter"/>
+              </v:shape>
+            </w:pict>
+          </mc:Fallback>
+        </mc:AlternateContent>
+      </w:r>
+      <w:r>
+        <w:rPr>
+          <w:rFonts w:ascii="Consolas" w:hAnsi="Consolas"/>
+          <w:noProof/>
+          <w:color w:val="000000"/>
+          <w:shd w:val="clear" w:color="auto" w:fill="D1D1D1" w:themeFill="background2" w:themeFillShade="E6"/>
+        </w:rPr>
+        <mc:AlternateContent>
+          <mc:Choice Requires="wps">
+            <w:drawing>
+              <wp:anchor distT="0" distB="0" distL="114300" distR="114300" simplePos="0" relativeHeight="251840512" behindDoc="0" locked="0" layoutInCell="1" allowOverlap="1" wp14:anchorId="5EF6E76E" wp14:editId="39424C8B">
+                <wp:simplePos x="0" y="0"/>
+                <wp:positionH relativeFrom="column">
+                  <wp:posOffset>4913427</wp:posOffset>
+                </wp:positionH>
+                <wp:positionV relativeFrom="paragraph">
+                  <wp:posOffset>3153435</wp:posOffset>
+                </wp:positionV>
+                <wp:extent cx="739134" cy="0"/>
+                <wp:effectExtent l="0" t="76200" r="23495" b="95250"/>
+                <wp:wrapNone/>
+                <wp:docPr id="26" name="Straight Arrow Connector 26"/>
+                <wp:cNvGraphicFramePr/>
+                <a:graphic xmlns:a="http://schemas.openxmlformats.org/drawingml/2006/main">
+                  <a:graphicData uri="http://schemas.microsoft.com/office/word/2010/wordprocessingShape">
+                    <wps:wsp>
+                      <wps:cNvCnPr/>
+                      <wps:spPr>
+                        <a:xfrm>
+                          <a:off x="0" y="0"/>
+                          <a:ext cx="739134" cy="0"/>
+                        </a:xfrm>
+                        <a:prstGeom prst="straightConnector1">
+                          <a:avLst/>
+                        </a:prstGeom>
+                        <a:ln>
+                          <a:tailEnd type="triangle"/>
+                        </a:ln>
+                      </wps:spPr>
+                      <wps:style>
+                        <a:lnRef idx="1">
+                          <a:schemeClr val="dk1"/>
+                        </a:lnRef>
+                        <a:fillRef idx="0">
+                          <a:schemeClr val="dk1"/>
+                        </a:fillRef>
+                        <a:effectRef idx="0">
+                          <a:schemeClr val="dk1"/>
+                        </a:effectRef>
+                        <a:fontRef idx="minor">
+                          <a:schemeClr val="tx1"/>
+                        </a:fontRef>
+                      </wps:style>
+                      <wps:bodyPr/>
+                    </wps:wsp>
+                  </a:graphicData>
+                </a:graphic>
+              </wp:anchor>
+            </w:drawing>
+          </mc:Choice>
+          <mc:Fallback>
+            <w:pict>
+              <v:shape w14:anchorId="46B809A3" id="Straight Arrow Connector 26" o:spid="_x0000_s1026" type="#_x0000_t32" style="position:absolute;margin-left:386.9pt;margin-top:248.3pt;width:58.2pt;height:0;z-index:251840512;visibility:visible;mso-wrap-style:square;mso-wrap-distance-left:9pt;mso-wrap-distance-top:0;mso-wrap-distance-right:9pt;mso-wrap-distance-bottom:0;mso-position-horizontal:absolute;mso-position-horizontal-relative:text;mso-position-vertical:absolute;mso-position-vertical-relative:text" o:gfxdata="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" strokecolor="black [3200]" strokeweight=".5pt">
+                <v:stroke endarrow="block" joinstyle="miter"/>
+              </v:shape>
+            </w:pict>
+          </mc:Fallback>
+        </mc:AlternateContent>
+      </w:r>
+      <w:r>
+        <w:rPr>
+          <w:noProof/>
+        </w:rPr>
+        <mc:AlternateContent>
+          <mc:Choice Requires="wps">
+            <w:drawing>
+              <wp:anchor distT="0" distB="0" distL="114300" distR="114300" simplePos="0" relativeHeight="251773952" behindDoc="0" locked="0" layoutInCell="1" allowOverlap="1" wp14:anchorId="747B3551" wp14:editId="7201877B">
+                <wp:simplePos x="0" y="0"/>
+                <wp:positionH relativeFrom="column">
+                  <wp:posOffset>10374630</wp:posOffset>
+                </wp:positionH>
+                <wp:positionV relativeFrom="paragraph">
+                  <wp:posOffset>3401695</wp:posOffset>
+                </wp:positionV>
+                <wp:extent cx="1295390" cy="326268"/>
+                <wp:effectExtent l="0" t="0" r="19685" b="17145"/>
+                <wp:wrapNone/>
+                <wp:docPr id="29" name="Text Box 2"/>
+                <wp:cNvGraphicFramePr>
+                  <a:graphicFrameLocks xmlns:a="http://schemas.openxmlformats.org/drawingml/2006/main"/>
+                </wp:cNvGraphicFramePr>
+                <a:graphic xmlns:a="http://schemas.openxmlformats.org/drawingml/2006/main">
+                  <a:graphicData uri="http://schemas.microsoft.com/office/word/2010/wordprocessingShape">
+                    <wps:wsp>
+                      <wps:cNvSpPr txBox="1">
+                        <a:spLocks noChangeArrowheads="1"/>
+                      </wps:cNvSpPr>
+                      <wps:spPr bwMode="auto">
+                        <a:xfrm>
+                          <a:off x="0" y="0"/>
+                          <a:ext cx="1295390" cy="326268"/>
+                        </a:xfrm>
+                        <a:prstGeom prst="rect">
+                          <a:avLst/>
+                        </a:prstGeom>
+                        <a:solidFill>
+                          <a:srgbClr val="FFFFFF"/>
+                        </a:solidFill>
+                        <a:ln w="9525">
+                          <a:solidFill>
+                            <a:srgbClr val="000000"/>
+                          </a:solidFill>
+                          <a:miter lim="800000"/>
+                          <a:headEnd/>
+                          <a:tailEnd/>
+                        </a:ln>
+                      </wps:spPr>
+                      <wps:txbx>
+                        <w:txbxContent>
+                          <w:p>
+                            <w:pPr>
+                              <w:jc w:val="center"/>
+                            </w:pPr>
+                            <w:r>
+                              <w:rPr>
+                                <w:rFonts w:ascii="Consolas" w:hAnsi="Consolas"/>
+                                <w:color w:val="000000"/>
+                              </w:rPr>
+                              <w:t>Plotter</w:t>
+                            </w:r>
+                          </w:p>
+                        </w:txbxContent>
+                      </wps:txbx>
+                      <wps:bodyPr rot="0" vert="horz" wrap="square" lIns="91440" tIns="45720" rIns="91440" bIns="45720" anchor="t" anchorCtr="0">
+                        <a:noAutofit/>
+                      </wps:bodyPr>
+                    </wps:wsp>
+                  </a:graphicData>
+                </a:graphic>
+              </wp:anchor>
+            </w:drawing>
+          </mc:Choice>
+          <mc:Fallback>
+            <w:pict>
+              <v:shape w14:anchorId="747B3551" id="_x0000_s1027" type="#_x0000_t202" style="position:absolute;margin-left:816.9pt;margin-top:267.85pt;width:102pt;height:25.7pt;z-index:251773952;visibility:visible;mso-wrap-style:square;mso-wrap-distance-left:9pt;mso-wrap-distance-top:0;mso-wrap-distance-right:9pt;mso-wrap-distance-bottom:0;mso-position-horizontal:absolute;mso-position-horizontal-relative:text;mso-position-vertical:absolute;mso-position-vertical-relative:text;v-text-anchor:top" o:gfxdata="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">
+                <v:textbox>
+                  <w:txbxContent>
+                    <w:p>
+                      <w:pPr>
+                        <w:jc w:val="center"/>
+                      </w:pPr>
+                      <w:r>
+                        <w:rPr>
+                          <w:rFonts w:ascii="Consolas" w:hAnsi="Consolas"/>
+                          <w:color w:val="000000"/>
+                        </w:rPr>
+                        <w:t>Plotter</w:t>
+                      </w:r>
+                    </w:p>
+                  </w:txbxContent>
+                </v:textbox>
+              </v:shape>
+            </w:pict>
+          </mc:Fallback>
+        </mc:AlternateContent>
+      </w:r>
+      <w:r>
+        <w:rPr>
+          <w:noProof/>
+        </w:rPr>
+        <mc:AlternateContent>
+          <mc:Choice Requires="wps">
+            <w:drawing>
+              <wp:anchor distT="0" distB="0" distL="114300" distR="114300" simplePos="0" relativeHeight="251700224" behindDoc="0" locked="0" layoutInCell="1" allowOverlap="1" wp14:anchorId="5DBA3AF4" wp14:editId="1F3F815B">
+                <wp:simplePos x="0" y="0"/>
+                <wp:positionH relativeFrom="column">
+                  <wp:posOffset>6414770</wp:posOffset>
+                </wp:positionH>
+                <wp:positionV relativeFrom="paragraph">
+                  <wp:posOffset>3412490</wp:posOffset>
+                </wp:positionV>
+                <wp:extent cx="1295390" cy="315477"/>
+                <wp:effectExtent l="0" t="0" r="19685" b="27940"/>
+                <wp:wrapNone/>
+                <wp:docPr id="28" name="Text Box 2"/>
+                <wp:cNvGraphicFramePr>
+                  <a:graphicFrameLocks xmlns:a="http://schemas.openxmlformats.org/drawingml/2006/main"/>
+                </wp:cNvGraphicFramePr>
+                <a:graphic xmlns:a="http://schemas.openxmlformats.org/drawingml/2006/main">
+                  <a:graphicData uri="http://schemas.microsoft.com/office/word/2010/wordprocessingShape">
+                    <wps:wsp>
+                      <wps:cNvSpPr txBox="1">
+                        <a:spLocks noChangeArrowheads="1"/>
+                      </wps:cNvSpPr>
+                      <wps:spPr bwMode="auto">
+                        <a:xfrm>
+                          <a:off x="0" y="0"/>
+                          <a:ext cx="1295390" cy="315477"/>
+                        </a:xfrm>
+                        <a:prstGeom prst="rect">
+                          <a:avLst/>
+                        </a:prstGeom>
+                        <a:solidFill>
+                          <a:srgbClr val="FFFFFF"/>
+                        </a:solidFill>
+                        <a:ln w="9525">
+                          <a:solidFill>
+                            <a:srgbClr val="000000"/>
+                          </a:solidFill>
+                          <a:miter lim="800000"/>
+                          <a:headEnd/>
+                          <a:tailEnd/>
+                        </a:ln>
+                      </wps:spPr>
+                      <wps:txbx>
+                        <w:txbxContent>
+                          <w:p>
+                            <w:pPr>
+                              <w:jc w:val="center"/>
+                            </w:pPr>
+                            <w:r>
+                              <w:rPr>
+                                <w:rFonts w:ascii="Consolas" w:hAnsi="Consolas"/>
+                                <w:color w:val="000000"/>
+                              </w:rPr>
+                              <w:t>Calculator</w:t>
+                            </w:r>
+                          </w:p>
+                        </w:txbxContent>
+                      </wps:txbx>
+                      <wps:bodyPr rot="0" vert="horz" wrap="square" lIns="91440" tIns="45720" rIns="91440" bIns="45720" anchor="t" anchorCtr="0">
+                        <a:noAutofit/>
+                      </wps:bodyPr>
+                    </wps:wsp>
+                  </a:graphicData>
+                </a:graphic>
+              </wp:anchor>
+            </w:drawing>
+          </mc:Choice>
+          <mc:Fallback>
+            <w:pict>
+              <v:shape w14:anchorId="5DBA3AF4" id="_x0000_s1028" type="#_x0000_t202" style="position:absolute;margin-left:505.1pt;margin-top:268.7pt;width:102pt;height:24.85pt;z-index:251700224;visibility:visible;mso-wrap-style:square;mso-wrap-distance-left:9pt;mso-wrap-distance-top:0;mso-wrap-distance-right:9pt;mso-wrap-distance-bottom:0;mso-position-horizontal:absolute;mso-position-horizontal-relative:text;mso-position-vertical:absolute;mso-position-vertical-relative:text;v-text-anchor:top" o:gfxdata="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">
+                <v:textbox>
+                  <w:txbxContent>
+                    <w:p>
+                      <w:pPr>
+                        <w:jc w:val="center"/>
+                      </w:pPr>
+                      <w:r>
+                        <w:rPr>
+                          <w:rFonts w:ascii="Consolas" w:hAnsi="Consolas"/>
+                          <w:color w:val="000000"/>
+                        </w:rPr>
+                        <w:t>Calculator</w:t>
+                      </w:r>
+                    </w:p>
+                  </w:txbxContent>
+                </v:textbox>
+              </v:shape>
+            </w:pict>
+          </mc:Fallback>
+        </mc:AlternateContent>
+      </w:r>
+      <w:r>
+        <w:rPr>
+          <w:noProof/>
+        </w:rPr>
+        <mc:AlternateContent>
+          <mc:Choice Requires="wps">
+            <w:drawing>
+              <wp:anchor distT="0" distB="0" distL="114300" distR="114300" simplePos="0" relativeHeight="251699200" behindDoc="0" locked="0" layoutInCell="1" allowOverlap="1" wp14:anchorId="26B2DC2F" wp14:editId="02444428">
+                <wp:simplePos x="0" y="0"/>
+                <wp:positionH relativeFrom="column">
+                  <wp:posOffset>6410325</wp:posOffset>
+                </wp:positionH>
+                <wp:positionV relativeFrom="paragraph">
+                  <wp:posOffset>2082800</wp:posOffset>
+                </wp:positionV>
+                <wp:extent cx="1295390" cy="326268"/>
+                <wp:effectExtent l="0" t="0" r="19685" b="17145"/>
+                <wp:wrapNone/>
+                <wp:docPr id="27" name="Text Box 2"/>
+                <wp:cNvGraphicFramePr>
+                  <a:graphicFrameLocks xmlns:a="http://schemas.openxmlformats.org/drawingml/2006/main"/>
+                </wp:cNvGraphicFramePr>
+                <a:graphic xmlns:a="http://schemas.openxmlformats.org/drawingml/2006/main">
+                  <a:graphicData uri="http://schemas.microsoft.com/office/word/2010/wordprocessingShape">
+                    <wps:wsp>
+                      <wps:cNvSpPr txBox="1">
+                        <a:spLocks noChangeArrowheads="1"/>
+                      </wps:cNvSpPr>
+                      <wps:spPr bwMode="auto">
+                        <a:xfrm>
+                          <a:off x="0" y="0"/>
+                          <a:ext cx="1295390" cy="326268"/>
+                        </a:xfrm>
+                        <a:prstGeom prst="rect">
+                          <a:avLst/>
+                        </a:prstGeom>
+                        <a:solidFill>
+                          <a:srgbClr val="FFFFFF"/>
+                        </a:solidFill>
+                        <a:ln w="9525">
+                          <a:solidFill>
+                            <a:srgbClr val="000000"/>
+                          </a:solidFill>
+                          <a:miter lim="800000"/>
+                          <a:headEnd/>
+                          <a:tailEnd/>
+                        </a:ln>
+                      </wps:spPr>
+                      <wps:txbx>
+                        <w:txbxContent>
+                          <w:p>
+                            <w:pPr>
+                              <w:jc w:val="center"/>
+                            </w:pPr>
+                            <w:r>
+                              <w:rPr>
+                                <w:rFonts w:ascii="Consolas" w:hAnsi="Consolas"/>
+                                <w:color w:val="000000"/>
+                              </w:rPr>
+                              <w:t>Model</w:t>
+                            </w:r>
+                            <w:r>
+                              <w:rPr>
+                                <w:rFonts w:ascii="Consolas" w:hAnsi="Consolas"/>
+                                <w:color w:val="000000"/>
+                              </w:rPr>
+                              <w:t>s</w:t>
+                            </w:r>
+                          </w:p>
+                        </w:txbxContent>
+                      </wps:txbx>
+                      <wps:bodyPr rot="0" vert="horz" wrap="square" lIns="91440" tIns="45720" rIns="91440" bIns="45720" anchor="t" anchorCtr="0">
+                        <a:noAutofit/>
+                      </wps:bodyPr>
+                    </wps:wsp>
+                  </a:graphicData>
+                </a:graphic>
+              </wp:anchor>
+            </w:drawing>
+          </mc:Choice>
+          <mc:Fallback>
+            <w:pict>
+              <v:shape w14:anchorId="26B2DC2F" id="_x0000_s1029" type="#_x0000_t202" style="position:absolute;margin-left:504.75pt;margin-top:164pt;width:102pt;height:25.7pt;z-index:251699200;visibility:visible;mso-wrap-style:square;mso-wrap-distance-left:9pt;mso-wrap-distance-top:0;mso-wrap-distance-right:9pt;mso-wrap-distance-bottom:0;mso-position-horizontal:absolute;mso-position-horizontal-relative:text;mso-position-vertical:absolute;mso-position-vertical-relative:text;v-text-anchor:top" o:gfxdata="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">
+                <v:textbox>
+                  <w:txbxContent>
+                    <w:p>
+                      <w:pPr>
+                        <w:jc w:val="center"/>
+                      </w:pPr>
+                      <w:r>
+                        <w:rPr>
+                          <w:rFonts w:ascii="Consolas" w:hAnsi="Consolas"/>
+                          <w:color w:val="000000"/>
+                        </w:rPr>
+                        <w:t>Model</w:t>
+                      </w:r>
+                      <w:r>
+                        <w:rPr>
+                          <w:rFonts w:ascii="Consolas" w:hAnsi="Consolas"/>
+                          <w:color w:val="000000"/>
+                        </w:rPr>
+                        <w:t>s</w:t>
+                      </w:r>
+                    </w:p>
+                  </w:txbxContent>
+                </v:textbox>
               </v:shape>
             </w:pict>
           </mc:Fallback>
@@ -394,7 +915,7 @@
           </mc:Choice>
           <mc:Fallback>
             <w:pict>
-              <v:shape w14:anchorId="1890E550" id="_x0000_s1028" type="#_x0000_t202" style="position:absolute;margin-left:588.25pt;margin-top:58.7pt;width:83.4pt;height:25.2pt;z-index:251684864;visibility:visible;mso-wrap-style:square;mso-width-percent:0;mso-height-percent:0;mso-wrap-distance-left:9pt;mso-wrap-distance-top:3.6pt;mso-wrap-distance-right:9pt;mso-wrap-distance-bottom:3.6pt;mso-position-horizontal:absolute;mso-position-horizontal-relative:text;mso-position-vertical:absolute;mso-position-vertical-relative:text;mso-width-percent:0;mso-height-percent:0;mso-width-relative:margin;mso-height-relative:margin;v-text-anchor:top" o:gfxdata="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" stroked="f">
+              <v:shape w14:anchorId="1890E550" id="_x0000_s1030" type="#_x0000_t202" style="position:absolute;margin-left:588.25pt;margin-top:58.7pt;width:83.4pt;height:25.2pt;z-index:251684864;visibility:visible;mso-wrap-style:square;mso-width-percent:0;mso-height-percent:0;mso-wrap-distance-left:9pt;mso-wrap-distance-top:3.6pt;mso-wrap-distance-right:9pt;mso-wrap-distance-bottom:3.6pt;mso-position-horizontal:absolute;mso-position-horizontal-relative:text;mso-position-vertical:absolute;mso-position-vertical-relative:text;mso-width-percent:0;mso-height-percent:0;mso-width-relative:margin;mso-height-relative:margin;v-text-anchor:top" o:gfxdata="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" stroked="f">
                 <v:textbox>
                   <w:txbxContent>
                     <w:p>
@@ -438,195 +959,7 @@
         <mc:AlternateContent>
           <mc:Choice Requires="wps">
             <w:drawing>
-              <wp:anchor distT="45720" distB="45720" distL="114300" distR="114300" simplePos="0" relativeHeight="251763712" behindDoc="0" locked="0" layoutInCell="1" allowOverlap="1" wp14:anchorId="18E5C50F" wp14:editId="66C5B277">
-                <wp:simplePos x="0" y="0"/>
-                <wp:positionH relativeFrom="column">
-                  <wp:posOffset>10368915</wp:posOffset>
-                </wp:positionH>
-                <wp:positionV relativeFrom="paragraph">
-                  <wp:posOffset>1342275</wp:posOffset>
-                </wp:positionV>
-                <wp:extent cx="1059180" cy="320040"/>
-                <wp:effectExtent l="0" t="0" r="7620" b="3810"/>
-                <wp:wrapSquare wrapText="bothSides"/>
-                <wp:docPr id="64" name="Text Box 2"/>
-                <wp:cNvGraphicFramePr>
-                  <a:graphicFrameLocks xmlns:a="http://schemas.openxmlformats.org/drawingml/2006/main"/>
-                </wp:cNvGraphicFramePr>
-                <a:graphic xmlns:a="http://schemas.openxmlformats.org/drawingml/2006/main">
-                  <a:graphicData uri="http://schemas.microsoft.com/office/word/2010/wordprocessingShape">
-                    <wps:wsp>
-                      <wps:cNvSpPr txBox="1">
-                        <a:spLocks noChangeArrowheads="1"/>
-                      </wps:cNvSpPr>
-                      <wps:spPr bwMode="auto">
-                        <a:xfrm>
-                          <a:off x="0" y="0"/>
-                          <a:ext cx="1059180" cy="320040"/>
-                        </a:xfrm>
-                        <a:prstGeom prst="rect">
-                          <a:avLst/>
-                        </a:prstGeom>
-                        <a:solidFill>
-                          <a:srgbClr val="FFFFFF"/>
-                        </a:solidFill>
-                        <a:ln w="9525">
-                          <a:noFill/>
-                          <a:miter lim="800000"/>
-                          <a:headEnd/>
-                          <a:tailEnd/>
-                        </a:ln>
-                      </wps:spPr>
-                      <wps:txbx>
-                        <w:txbxContent>
-                          <w:p>
-                            <w:pPr>
-                              <w:rPr>
-                                <w:b/>
-                                <w:bCs/>
-                              </w:rPr>
-                            </w:pPr>
-                            <w:r>
-                              <w:rPr>
-                                <w:rFonts w:ascii="Consolas" w:hAnsi="Consolas"/>
-                                <w:b/>
-                                <w:bCs/>
-                                <w:color w:val="000000"/>
-                              </w:rPr>
-                              <w:t>DATABASES</w:t>
-                            </w:r>
-                          </w:p>
-                        </w:txbxContent>
-                      </wps:txbx>
-                      <wps:bodyPr rot="0" vert="horz" wrap="square" lIns="91440" tIns="45720" rIns="91440" bIns="45720" anchor="t" anchorCtr="0">
-                        <a:noAutofit/>
-                      </wps:bodyPr>
-                    </wps:wsp>
-                  </a:graphicData>
-                </a:graphic>
-                <wp14:sizeRelH relativeFrom="margin">
-                  <wp14:pctWidth>0</wp14:pctWidth>
-                </wp14:sizeRelH>
-                <wp14:sizeRelV relativeFrom="margin">
-                  <wp14:pctHeight>0</wp14:pctHeight>
-                </wp14:sizeRelV>
-              </wp:anchor>
-            </w:drawing>
-          </mc:Choice>
-          <mc:Fallback>
-            <w:pict>
-              <v:shape w14:anchorId="18E5C50F" id="_x0000_s1029" type="#_x0000_t202" style="position:absolute;margin-left:816.45pt;margin-top:105.7pt;width:83.4pt;height:25.2pt;z-index:251763712;visibility:visible;mso-wrap-style:square;mso-width-percent:0;mso-height-percent:0;mso-wrap-distance-left:9pt;mso-wrap-distance-top:3.6pt;mso-wrap-distance-right:9pt;mso-wrap-distance-bottom:3.6pt;mso-position-horizontal:absolute;mso-position-horizontal-relative:text;mso-position-vertical:absolute;mso-position-vertical-relative:text;mso-width-percent:0;mso-height-percent:0;mso-width-relative:margin;mso-height-relative:margin;v-text-anchor:top" o:gfxdata="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" stroked="f">
-                <v:textbox>
-                  <w:txbxContent>
-                    <w:p>
-                      <w:pPr>
-                        <w:rPr>
-                          <w:b/>
-                          <w:bCs/>
-                        </w:rPr>
-                      </w:pPr>
-                      <w:r>
-                        <w:rPr>
-                          <w:rFonts w:ascii="Consolas" w:hAnsi="Consolas"/>
-                          <w:b/>
-                          <w:bCs/>
-                          <w:color w:val="000000"/>
-                        </w:rPr>
-                        <w:t>DATABASES</w:t>
-                      </w:r>
-                    </w:p>
-                  </w:txbxContent>
-                </v:textbox>
-                <w10:wrap type="square"/>
-              </v:shape>
-            </w:pict>
-          </mc:Fallback>
-        </mc:AlternateContent>
-      </w:r>
-      <w:r>
-        <w:rPr>
-          <w:noProof/>
-        </w:rPr>
-        <mc:AlternateContent>
-          <mc:Choice Requires="wps">
-            <w:drawing>
-              <wp:anchor distT="0" distB="0" distL="114300" distR="114300" simplePos="0" relativeHeight="251758592" behindDoc="0" locked="0" layoutInCell="1" allowOverlap="1" wp14:anchorId="0B81E850" wp14:editId="495C7D4C">
-                <wp:simplePos x="0" y="0"/>
-                <wp:positionH relativeFrom="column">
-                  <wp:posOffset>7609609</wp:posOffset>
-                </wp:positionH>
-                <wp:positionV relativeFrom="paragraph">
-                  <wp:posOffset>2078182</wp:posOffset>
-                </wp:positionV>
-                <wp:extent cx="2434936" cy="0"/>
-                <wp:effectExtent l="38100" t="76200" r="0" b="95250"/>
-                <wp:wrapNone/>
-                <wp:docPr id="59" name="Straight Arrow Connector 59"/>
-                <wp:cNvGraphicFramePr/>
-                <a:graphic xmlns:a="http://schemas.openxmlformats.org/drawingml/2006/main">
-                  <a:graphicData uri="http://schemas.microsoft.com/office/word/2010/wordprocessingShape">
-                    <wps:wsp>
-                      <wps:cNvCnPr/>
-                      <wps:spPr>
-                        <a:xfrm flipH="1">
-                          <a:off x="0" y="0"/>
-                          <a:ext cx="2434936" cy="0"/>
-                        </a:xfrm>
-                        <a:prstGeom prst="straightConnector1">
-                          <a:avLst/>
-                        </a:prstGeom>
-                        <a:ln>
-                          <a:tailEnd type="triangle"/>
-                        </a:ln>
-                      </wps:spPr>
-                      <wps:style>
-                        <a:lnRef idx="1">
-                          <a:schemeClr val="dk1"/>
-                        </a:lnRef>
-                        <a:fillRef idx="0">
-                          <a:schemeClr val="dk1"/>
-                        </a:fillRef>
-                        <a:effectRef idx="0">
-                          <a:schemeClr val="dk1"/>
-                        </a:effectRef>
-                        <a:fontRef idx="minor">
-                          <a:schemeClr val="tx1"/>
-                        </a:fontRef>
-                      </wps:style>
-                      <wps:bodyPr/>
-                    </wps:wsp>
-                  </a:graphicData>
-                </a:graphic>
-                <wp14:sizeRelH relativeFrom="margin">
-                  <wp14:pctWidth>0</wp14:pctWidth>
-                </wp14:sizeRelH>
-                <wp14:sizeRelV relativeFrom="margin">
-                  <wp14:pctHeight>0</wp14:pctHeight>
-                </wp14:sizeRelV>
-              </wp:anchor>
-            </w:drawing>
-          </mc:Choice>
-          <mc:Fallback>
-            <w:pict>
-              <v:shapetype w14:anchorId="1A303A1E" id="_x0000_t32" coordsize="21600,21600" o:spt="32" o:oned="t" path="m,l21600,21600e" filled="f">
-                <v:path arrowok="t" fillok="f" o:connecttype="none"/>
-                <o:lock v:ext="edit" shapetype="t"/>
-              </v:shapetype>
-              <v:shape id="Straight Arrow Connector 59" o:spid="_x0000_s1026" type="#_x0000_t32" style="position:absolute;margin-left:599.2pt;margin-top:163.65pt;width:191.75pt;height:0;flip:x;z-index:251758592;visibility:visible;mso-wrap-style:square;mso-width-percent:0;mso-height-percent:0;mso-wrap-distance-left:9pt;mso-wrap-distance-top:0;mso-wrap-distance-right:9pt;mso-wrap-distance-bottom:0;mso-position-horizontal:absolute;mso-position-horizontal-relative:text;mso-position-vertical:absolute;mso-position-vertical-relative:text;mso-width-percent:0;mso-height-percent:0;mso-width-relative:margin;mso-height-relative:margin" o:gfxdata="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" strokecolor="black [3200]" strokeweight=".5pt">
-                <v:stroke endarrow="block" joinstyle="miter"/>
-              </v:shape>
-            </w:pict>
-          </mc:Fallback>
-        </mc:AlternateContent>
-      </w:r>
-      <w:r>
-        <w:rPr>
-          <w:noProof/>
-        </w:rPr>
-        <mc:AlternateContent>
-          <mc:Choice Requires="wps">
-            <w:drawing>
-              <wp:anchor distT="0" distB="0" distL="114300" distR="114300" simplePos="0" relativeHeight="251640831" behindDoc="1" locked="0" layoutInCell="1" allowOverlap="1" wp14:anchorId="01523E08" wp14:editId="7C3FAAB7">
+              <wp:anchor distT="0" distB="0" distL="114300" distR="114300" simplePos="0" relativeHeight="251640831" behindDoc="1" locked="0" layoutInCell="1" allowOverlap="1" wp14:anchorId="01523E08" wp14:editId="35A4648D">
                 <wp:simplePos x="0" y="0"/>
                 <wp:positionH relativeFrom="column">
                   <wp:posOffset>6061364</wp:posOffset>
@@ -697,7 +1030,7 @@
           </mc:Choice>
           <mc:Fallback>
             <w:pict>
-              <v:rect w14:anchorId="41414AD3" id="Rectangle 1175991692" o:spid="_x0000_s1026" style="position:absolute;margin-left:477.25pt;margin-top:102.55pt;width:294pt;height:264.8pt;z-index:-251675649;visibility:visible;mso-wrap-style:square;mso-width-percent:0;mso-height-percent:0;mso-wrap-distance-left:9pt;mso-wrap-distance-top:0;mso-wrap-distance-right:9pt;mso-wrap-distance-bottom:0;mso-position-horizontal:absolute;mso-position-horizontal-relative:text;mso-position-vertical:absolute;mso-position-vertical-relative:text;mso-width-percent:0;mso-height-percent:0;mso-width-relative:margin;mso-height-relative:margin;v-text-anchor:middle" o:gfxdata="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" fillcolor="#c1e4f5 [660]" stroked="f" strokeweight="1pt"/>
+              <v:rect w14:anchorId="739BEA84" id="Rectangle 1175991692" o:spid="_x0000_s1026" style="position:absolute;margin-left:477.25pt;margin-top:102.55pt;width:294pt;height:264.8pt;z-index:-251675649;visibility:visible;mso-wrap-style:square;mso-width-percent:0;mso-height-percent:0;mso-wrap-distance-left:9pt;mso-wrap-distance-top:0;mso-wrap-distance-right:9pt;mso-wrap-distance-bottom:0;mso-position-horizontal:absolute;mso-position-horizontal-relative:text;mso-position-vertical:absolute;mso-position-vertical-relative:text;mso-width-percent:0;mso-height-percent:0;mso-width-relative:margin;mso-height-relative:margin;v-text-anchor:middle" o:gfxdata="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" fillcolor="#c1e4f5 [660]" stroked="f" strokeweight="1pt"/>
             </w:pict>
           </mc:Fallback>
         </mc:AlternateContent>
@@ -782,7 +1115,7 @@
           </mc:Choice>
           <mc:Fallback>
             <w:pict>
-              <v:shape w14:anchorId="503577F0" id="_x0000_s1030" type="#_x0000_t202" style="position:absolute;margin-left:477.3pt;margin-top:102.75pt;width:116pt;height:24.85pt;z-index:251727872;visibility:visible;mso-wrap-style:square;mso-width-percent:0;mso-wrap-distance-left:9pt;mso-wrap-distance-top:0;mso-wrap-distance-right:9pt;mso-wrap-distance-bottom:0;mso-position-horizontal:absolute;mso-position-horizontal-relative:text;mso-position-vertical:absolute;mso-position-vertical-relative:text;mso-width-percent:0;mso-width-relative:margin;v-text-anchor:top" o:gfxdata="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" filled="f" stroked="f">
+              <v:shape w14:anchorId="503577F0" id="_x0000_s1031" type="#_x0000_t202" style="position:absolute;margin-left:477.3pt;margin-top:102.75pt;width:116pt;height:24.85pt;z-index:251727872;visibility:visible;mso-wrap-style:square;mso-width-percent:0;mso-wrap-distance-left:9pt;mso-wrap-distance-top:0;mso-wrap-distance-right:9pt;mso-wrap-distance-bottom:0;mso-position-horizontal:absolute;mso-position-horizontal-relative:text;mso-position-vertical:absolute;mso-position-vertical-relative:text;mso-width-percent:0;mso-width-relative:margin;v-text-anchor:top" o:gfxdata="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" filled="f" stroked="f">
                 <v:textbox>
                   <w:txbxContent>
                     <w:p>
@@ -817,421 +1150,7 @@
         <mc:AlternateContent>
           <mc:Choice Requires="wps">
             <w:drawing>
-              <wp:anchor distT="0" distB="0" distL="114300" distR="114300" simplePos="0" relativeHeight="251776000" behindDoc="0" locked="0" layoutInCell="1" allowOverlap="1" wp14:anchorId="06CD7480" wp14:editId="5E2BB802">
-                <wp:simplePos x="0" y="0"/>
-                <wp:positionH relativeFrom="column">
-                  <wp:posOffset>8948057</wp:posOffset>
-                </wp:positionH>
-                <wp:positionV relativeFrom="paragraph">
-                  <wp:posOffset>3477260</wp:posOffset>
-                </wp:positionV>
-                <wp:extent cx="0" cy="503464"/>
-                <wp:effectExtent l="76200" t="38100" r="57150" b="49530"/>
-                <wp:wrapNone/>
-                <wp:docPr id="30" name="Straight Arrow Connector 30"/>
-                <wp:cNvGraphicFramePr/>
-                <a:graphic xmlns:a="http://schemas.openxmlformats.org/drawingml/2006/main">
-                  <a:graphicData uri="http://schemas.microsoft.com/office/word/2010/wordprocessingShape">
-                    <wps:wsp>
-                      <wps:cNvCnPr/>
-                      <wps:spPr>
-                        <a:xfrm>
-                          <a:off x="0" y="0"/>
-                          <a:ext cx="0" cy="503464"/>
-                        </a:xfrm>
-                        <a:prstGeom prst="straightConnector1">
-                          <a:avLst/>
-                        </a:prstGeom>
-                        <a:ln>
-                          <a:headEnd type="triangle"/>
-                          <a:tailEnd type="triangle"/>
-                        </a:ln>
-                      </wps:spPr>
-                      <wps:style>
-                        <a:lnRef idx="1">
-                          <a:schemeClr val="dk1"/>
-                        </a:lnRef>
-                        <a:fillRef idx="0">
-                          <a:schemeClr val="dk1"/>
-                        </a:fillRef>
-                        <a:effectRef idx="0">
-                          <a:schemeClr val="dk1"/>
-                        </a:effectRef>
-                        <a:fontRef idx="minor">
-                          <a:schemeClr val="tx1"/>
-                        </a:fontRef>
-                      </wps:style>
-                      <wps:bodyPr/>
-                    </wps:wsp>
-                  </a:graphicData>
-                </a:graphic>
-                <wp14:sizeRelH relativeFrom="margin">
-                  <wp14:pctWidth>0</wp14:pctWidth>
-                </wp14:sizeRelH>
-                <wp14:sizeRelV relativeFrom="margin">
-                  <wp14:pctHeight>0</wp14:pctHeight>
-                </wp14:sizeRelV>
-              </wp:anchor>
-            </w:drawing>
-          </mc:Choice>
-          <mc:Fallback>
-            <w:pict>
-              <v:shape w14:anchorId="0CC5092A" id="Straight Arrow Connector 30" o:spid="_x0000_s1026" type="#_x0000_t32" style="position:absolute;margin-left:704.55pt;margin-top:273.8pt;width:0;height:39.65pt;z-index:251776000;visibility:visible;mso-wrap-style:square;mso-width-percent:0;mso-height-percent:0;mso-wrap-distance-left:9pt;mso-wrap-distance-top:0;mso-wrap-distance-right:9pt;mso-wrap-distance-bottom:0;mso-position-horizontal:absolute;mso-position-horizontal-relative:text;mso-position-vertical:absolute;mso-position-vertical-relative:text;mso-width-percent:0;mso-height-percent:0;mso-width-relative:margin;mso-height-relative:margin" o:gfxdata="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" strokecolor="black [3200]" strokeweight=".5pt">
-                <v:stroke startarrow="block" endarrow="block" joinstyle="miter"/>
-              </v:shape>
-            </w:pict>
-          </mc:Fallback>
-        </mc:AlternateContent>
-      </w:r>
-      <w:r>
-        <w:rPr>
-          <w:noProof/>
-        </w:rPr>
-        <mc:AlternateContent>
-          <mc:Choice Requires="wps">
-            <w:drawing>
-              <wp:anchor distT="0" distB="0" distL="114300" distR="114300" simplePos="0" relativeHeight="251703296" behindDoc="0" locked="0" layoutInCell="1" allowOverlap="1" wp14:anchorId="7DC1B2B4" wp14:editId="4E3F0F46">
-                <wp:simplePos x="0" y="0"/>
-                <wp:positionH relativeFrom="column">
-                  <wp:posOffset>7608570</wp:posOffset>
-                </wp:positionH>
-                <wp:positionV relativeFrom="paragraph">
-                  <wp:posOffset>3319145</wp:posOffset>
-                </wp:positionV>
-                <wp:extent cx="690699" cy="0"/>
-                <wp:effectExtent l="38100" t="76200" r="14605" b="95250"/>
-                <wp:wrapNone/>
-                <wp:docPr id="35" name="Straight Arrow Connector 35"/>
-                <wp:cNvGraphicFramePr/>
-                <a:graphic xmlns:a="http://schemas.openxmlformats.org/drawingml/2006/main">
-                  <a:graphicData uri="http://schemas.microsoft.com/office/word/2010/wordprocessingShape">
-                    <wps:wsp>
-                      <wps:cNvCnPr/>
-                      <wps:spPr>
-                        <a:xfrm>
-                          <a:off x="0" y="0"/>
-                          <a:ext cx="690699" cy="0"/>
-                        </a:xfrm>
-                        <a:prstGeom prst="straightConnector1">
-                          <a:avLst/>
-                        </a:prstGeom>
-                        <a:ln>
-                          <a:headEnd type="triangle"/>
-                          <a:tailEnd type="triangle"/>
-                        </a:ln>
-                      </wps:spPr>
-                      <wps:style>
-                        <a:lnRef idx="1">
-                          <a:schemeClr val="dk1"/>
-                        </a:lnRef>
-                        <a:fillRef idx="0">
-                          <a:schemeClr val="dk1"/>
-                        </a:fillRef>
-                        <a:effectRef idx="0">
-                          <a:schemeClr val="dk1"/>
-                        </a:effectRef>
-                        <a:fontRef idx="minor">
-                          <a:schemeClr val="tx1"/>
-                        </a:fontRef>
-                      </wps:style>
-                      <wps:bodyPr/>
-                    </wps:wsp>
-                  </a:graphicData>
-                </a:graphic>
-                <wp14:sizeRelH relativeFrom="margin">
-                  <wp14:pctWidth>0</wp14:pctWidth>
-                </wp14:sizeRelH>
-                <wp14:sizeRelV relativeFrom="margin">
-                  <wp14:pctHeight>0</wp14:pctHeight>
-                </wp14:sizeRelV>
-              </wp:anchor>
-            </w:drawing>
-          </mc:Choice>
-          <mc:Fallback>
-            <w:pict>
-              <v:shape w14:anchorId="56D822F9" id="Straight Arrow Connector 35" o:spid="_x0000_s1026" type="#_x0000_t32" style="position:absolute;margin-left:599.1pt;margin-top:261.35pt;width:54.4pt;height:0;z-index:251703296;visibility:visible;mso-wrap-style:square;mso-width-percent:0;mso-height-percent:0;mso-wrap-distance-left:9pt;mso-wrap-distance-top:0;mso-wrap-distance-right:9pt;mso-wrap-distance-bottom:0;mso-position-horizontal:absolute;mso-position-horizontal-relative:text;mso-position-vertical:absolute;mso-position-vertical-relative:text;mso-width-percent:0;mso-height-percent:0;mso-width-relative:margin;mso-height-relative:margin" o:gfxdata="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" strokecolor="black [3200]" strokeweight=".5pt">
-                <v:stroke startarrow="block" endarrow="block" joinstyle="miter"/>
-              </v:shape>
-            </w:pict>
-          </mc:Fallback>
-        </mc:AlternateContent>
-      </w:r>
-      <w:r>
-        <w:rPr>
-          <w:noProof/>
-        </w:rPr>
-        <mc:AlternateContent>
-          <mc:Choice Requires="wps">
-            <w:drawing>
-              <wp:anchor distT="0" distB="0" distL="114300" distR="114300" simplePos="0" relativeHeight="251702272" behindDoc="0" locked="0" layoutInCell="1" allowOverlap="1" wp14:anchorId="73E67386" wp14:editId="6439D582">
-                <wp:simplePos x="0" y="0"/>
-                <wp:positionH relativeFrom="column">
-                  <wp:posOffset>4501243</wp:posOffset>
-                </wp:positionH>
-                <wp:positionV relativeFrom="paragraph">
-                  <wp:posOffset>3657599</wp:posOffset>
-                </wp:positionV>
-                <wp:extent cx="3799114" cy="511629"/>
-                <wp:effectExtent l="38100" t="76200" r="11430" b="22225"/>
-                <wp:wrapNone/>
-                <wp:docPr id="33" name="Connector: Elbow 33"/>
-                <wp:cNvGraphicFramePr/>
-                <a:graphic xmlns:a="http://schemas.openxmlformats.org/drawingml/2006/main">
-                  <a:graphicData uri="http://schemas.microsoft.com/office/word/2010/wordprocessingShape">
-                    <wps:wsp>
-                      <wps:cNvCnPr/>
-                      <wps:spPr>
-                        <a:xfrm flipH="1" flipV="1">
-                          <a:off x="0" y="0"/>
-                          <a:ext cx="3799114" cy="511629"/>
-                        </a:xfrm>
-                        <a:prstGeom prst="bentConnector3">
-                          <a:avLst>
-                            <a:gd name="adj1" fmla="val 79603"/>
-                          </a:avLst>
-                        </a:prstGeom>
-                        <a:ln>
-                          <a:tailEnd type="triangle"/>
-                        </a:ln>
-                      </wps:spPr>
-                      <wps:style>
-                        <a:lnRef idx="1">
-                          <a:schemeClr val="dk1"/>
-                        </a:lnRef>
-                        <a:fillRef idx="0">
-                          <a:schemeClr val="dk1"/>
-                        </a:fillRef>
-                        <a:effectRef idx="0">
-                          <a:schemeClr val="dk1"/>
-                        </a:effectRef>
-                        <a:fontRef idx="minor">
-                          <a:schemeClr val="tx1"/>
-                        </a:fontRef>
-                      </wps:style>
-                      <wps:bodyPr/>
-                    </wps:wsp>
-                  </a:graphicData>
-                </a:graphic>
-                <wp14:sizeRelH relativeFrom="margin">
-                  <wp14:pctWidth>0</wp14:pctWidth>
-                </wp14:sizeRelH>
-                <wp14:sizeRelV relativeFrom="margin">
-                  <wp14:pctHeight>0</wp14:pctHeight>
-                </wp14:sizeRelV>
-              </wp:anchor>
-            </w:drawing>
-          </mc:Choice>
-          <mc:Fallback>
-            <w:pict>
-              <v:shape w14:anchorId="5C87CA53" id="Connector: Elbow 33" o:spid="_x0000_s1026" type="#_x0000_t34" style="position:absolute;margin-left:354.45pt;margin-top:4in;width:299.15pt;height:40.3pt;flip:x y;z-index:251702272;visibility:visible;mso-wrap-style:square;mso-width-percent:0;mso-height-percent:0;mso-wrap-distance-left:9pt;mso-wrap-distance-top:0;mso-wrap-distance-right:9pt;mso-wrap-distance-bottom:0;mso-position-horizontal:absolute;mso-position-horizontal-relative:text;mso-position-vertical:absolute;mso-position-vertical-relative:text;mso-width-percent:0;mso-height-percent:0;mso-width-relative:margin;mso-height-relative:margin" o:gfxdata="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" adj="17194" strokecolor="black [3200]" strokeweight=".5pt">
-                <v:stroke endarrow="block"/>
-              </v:shape>
-            </w:pict>
-          </mc:Fallback>
-        </mc:AlternateContent>
-      </w:r>
-      <w:r>
-        <w:rPr>
-          <w:noProof/>
-        </w:rPr>
-        <mc:AlternateContent>
-          <mc:Choice Requires="wps">
-            <w:drawing>
-              <wp:anchor distT="0" distB="0" distL="114300" distR="114300" simplePos="0" relativeHeight="251773952" behindDoc="0" locked="0" layoutInCell="1" allowOverlap="1" wp14:anchorId="747B3551" wp14:editId="19C0B758">
-                <wp:simplePos x="0" y="0"/>
-                <wp:positionH relativeFrom="column">
-                  <wp:posOffset>8298180</wp:posOffset>
-                </wp:positionH>
-                <wp:positionV relativeFrom="paragraph">
-                  <wp:posOffset>4002405</wp:posOffset>
-                </wp:positionV>
-                <wp:extent cx="1295390" cy="326268"/>
-                <wp:effectExtent l="0" t="0" r="19685" b="17145"/>
-                <wp:wrapNone/>
-                <wp:docPr id="29" name="Text Box 2"/>
-                <wp:cNvGraphicFramePr>
-                  <a:graphicFrameLocks xmlns:a="http://schemas.openxmlformats.org/drawingml/2006/main"/>
-                </wp:cNvGraphicFramePr>
-                <a:graphic xmlns:a="http://schemas.openxmlformats.org/drawingml/2006/main">
-                  <a:graphicData uri="http://schemas.microsoft.com/office/word/2010/wordprocessingShape">
-                    <wps:wsp>
-                      <wps:cNvSpPr txBox="1">
-                        <a:spLocks noChangeArrowheads="1"/>
-                      </wps:cNvSpPr>
-                      <wps:spPr bwMode="auto">
-                        <a:xfrm>
-                          <a:off x="0" y="0"/>
-                          <a:ext cx="1295390" cy="326268"/>
-                        </a:xfrm>
-                        <a:prstGeom prst="rect">
-                          <a:avLst/>
-                        </a:prstGeom>
-                        <a:solidFill>
-                          <a:srgbClr val="FFFFFF"/>
-                        </a:solidFill>
-                        <a:ln w="9525">
-                          <a:solidFill>
-                            <a:srgbClr val="000000"/>
-                          </a:solidFill>
-                          <a:miter lim="800000"/>
-                          <a:headEnd/>
-                          <a:tailEnd/>
-                        </a:ln>
-                      </wps:spPr>
-                      <wps:txbx>
-                        <w:txbxContent>
-                          <w:p>
-                            <w:pPr>
-                              <w:jc w:val="center"/>
-                            </w:pPr>
-                            <w:r>
-                              <w:rPr>
-                                <w:rFonts w:ascii="Consolas" w:hAnsi="Consolas"/>
-                                <w:color w:val="000000"/>
-                              </w:rPr>
-                              <w:t>Plotter</w:t>
-                            </w:r>
-                          </w:p>
-                        </w:txbxContent>
-                      </wps:txbx>
-                      <wps:bodyPr rot="0" vert="horz" wrap="square" lIns="91440" tIns="45720" rIns="91440" bIns="45720" anchor="t" anchorCtr="0">
-                        <a:noAutofit/>
-                      </wps:bodyPr>
-                    </wps:wsp>
-                  </a:graphicData>
-                </a:graphic>
-              </wp:anchor>
-            </w:drawing>
-          </mc:Choice>
-          <mc:Fallback>
-            <w:pict>
-              <v:shape w14:anchorId="747B3551" id="_x0000_s1031" type="#_x0000_t202" style="position:absolute;margin-left:653.4pt;margin-top:315.15pt;width:102pt;height:25.7pt;z-index:251773952;visibility:visible;mso-wrap-style:square;mso-wrap-distance-left:9pt;mso-wrap-distance-top:0;mso-wrap-distance-right:9pt;mso-wrap-distance-bottom:0;mso-position-horizontal:absolute;mso-position-horizontal-relative:text;mso-position-vertical:absolute;mso-position-vertical-relative:text;v-text-anchor:top" o:gfxdata="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">
-                <v:textbox>
-                  <w:txbxContent>
-                    <w:p>
-                      <w:pPr>
-                        <w:jc w:val="center"/>
-                      </w:pPr>
-                      <w:r>
-                        <w:rPr>
-                          <w:rFonts w:ascii="Consolas" w:hAnsi="Consolas"/>
-                          <w:color w:val="000000"/>
-                        </w:rPr>
-                        <w:t>Plotter</w:t>
-                      </w:r>
-                    </w:p>
-                  </w:txbxContent>
-                </v:textbox>
-              </v:shape>
-            </w:pict>
-          </mc:Fallback>
-        </mc:AlternateContent>
-      </w:r>
-      <w:r>
-        <w:rPr>
-          <w:noProof/>
-        </w:rPr>
-        <mc:AlternateContent>
-          <mc:Choice Requires="wps">
-            <w:drawing>
-              <wp:anchor distT="0" distB="0" distL="114300" distR="114300" simplePos="0" relativeHeight="251700224" behindDoc="0" locked="0" layoutInCell="1" allowOverlap="1" wp14:anchorId="5DBA3AF4" wp14:editId="114659A7">
-                <wp:simplePos x="0" y="0"/>
-                <wp:positionH relativeFrom="column">
-                  <wp:posOffset>8298815</wp:posOffset>
-                </wp:positionH>
-                <wp:positionV relativeFrom="paragraph">
-                  <wp:posOffset>3161665</wp:posOffset>
-                </wp:positionV>
-                <wp:extent cx="1295390" cy="315477"/>
-                <wp:effectExtent l="0" t="0" r="19685" b="27940"/>
-                <wp:wrapNone/>
-                <wp:docPr id="28" name="Text Box 2"/>
-                <wp:cNvGraphicFramePr>
-                  <a:graphicFrameLocks xmlns:a="http://schemas.openxmlformats.org/drawingml/2006/main"/>
-                </wp:cNvGraphicFramePr>
-                <a:graphic xmlns:a="http://schemas.openxmlformats.org/drawingml/2006/main">
-                  <a:graphicData uri="http://schemas.microsoft.com/office/word/2010/wordprocessingShape">
-                    <wps:wsp>
-                      <wps:cNvSpPr txBox="1">
-                        <a:spLocks noChangeArrowheads="1"/>
-                      </wps:cNvSpPr>
-                      <wps:spPr bwMode="auto">
-                        <a:xfrm>
-                          <a:off x="0" y="0"/>
-                          <a:ext cx="1295390" cy="315477"/>
-                        </a:xfrm>
-                        <a:prstGeom prst="rect">
-                          <a:avLst/>
-                        </a:prstGeom>
-                        <a:solidFill>
-                          <a:srgbClr val="FFFFFF"/>
-                        </a:solidFill>
-                        <a:ln w="9525">
-                          <a:solidFill>
-                            <a:srgbClr val="000000"/>
-                          </a:solidFill>
-                          <a:miter lim="800000"/>
-                          <a:headEnd/>
-                          <a:tailEnd/>
-                        </a:ln>
-                      </wps:spPr>
-                      <wps:txbx>
-                        <w:txbxContent>
-                          <w:p>
-                            <w:pPr>
-                              <w:jc w:val="center"/>
-                            </w:pPr>
-                            <w:r>
-                              <w:rPr>
-                                <w:rFonts w:ascii="Consolas" w:hAnsi="Consolas"/>
-                                <w:color w:val="000000"/>
-                              </w:rPr>
-                              <w:t>Calculator</w:t>
-                            </w:r>
-                          </w:p>
-                        </w:txbxContent>
-                      </wps:txbx>
-                      <wps:bodyPr rot="0" vert="horz" wrap="square" lIns="91440" tIns="45720" rIns="91440" bIns="45720" anchor="t" anchorCtr="0">
-                        <a:noAutofit/>
-                      </wps:bodyPr>
-                    </wps:wsp>
-                  </a:graphicData>
-                </a:graphic>
-              </wp:anchor>
-            </w:drawing>
-          </mc:Choice>
-          <mc:Fallback>
-            <w:pict>
-              <v:shape w14:anchorId="5DBA3AF4" id="_x0000_s1032" type="#_x0000_t202" style="position:absolute;margin-left:653.45pt;margin-top:248.95pt;width:102pt;height:24.85pt;z-index:251700224;visibility:visible;mso-wrap-style:square;mso-wrap-distance-left:9pt;mso-wrap-distance-top:0;mso-wrap-distance-right:9pt;mso-wrap-distance-bottom:0;mso-position-horizontal:absolute;mso-position-horizontal-relative:text;mso-position-vertical:absolute;mso-position-vertical-relative:text;v-text-anchor:top" o:gfxdata="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">
-                <v:textbox>
-                  <w:txbxContent>
-                    <w:p>
-                      <w:pPr>
-                        <w:jc w:val="center"/>
-                      </w:pPr>
-                      <w:r>
-                        <w:rPr>
-                          <w:rFonts w:ascii="Consolas" w:hAnsi="Consolas"/>
-                          <w:color w:val="000000"/>
-                        </w:rPr>
-                        <w:t>Calculator</w:t>
-                      </w:r>
-                    </w:p>
-                  </w:txbxContent>
-                </v:textbox>
-              </v:shape>
-            </w:pict>
-          </mc:Fallback>
-        </mc:AlternateContent>
-      </w:r>
-      <w:r>
-        <w:rPr>
-          <w:noProof/>
-        </w:rPr>
-        <mc:AlternateContent>
-          <mc:Choice Requires="wps">
-            <w:drawing>
-              <wp:anchor distT="45720" distB="45720" distL="114300" distR="114300" simplePos="0" relativeHeight="251682816" behindDoc="0" locked="0" layoutInCell="1" allowOverlap="1" wp14:anchorId="75993176" wp14:editId="52EA155D">
+              <wp:anchor distT="45720" distB="45720" distL="114300" distR="114300" simplePos="0" relativeHeight="251682816" behindDoc="0" locked="0" layoutInCell="1" allowOverlap="1" wp14:anchorId="75993176" wp14:editId="47B32B59">
                 <wp:simplePos x="0" y="0"/>
                 <wp:positionH relativeFrom="column">
                   <wp:posOffset>815340</wp:posOffset>
@@ -1308,7 +1227,7 @@
           </mc:Choice>
           <mc:Fallback>
             <w:pict>
-              <v:shape w14:anchorId="75993176" id="_x0000_s1033" type="#_x0000_t202" style="position:absolute;margin-left:64.2pt;margin-top:58.6pt;width:83.4pt;height:25.2pt;z-index:251682816;visibility:visible;mso-wrap-style:square;mso-width-percent:0;mso-height-percent:0;mso-wrap-distance-left:9pt;mso-wrap-distance-top:3.6pt;mso-wrap-distance-right:9pt;mso-wrap-distance-bottom:3.6pt;mso-position-horizontal:absolute;mso-position-horizontal-relative:text;mso-position-vertical:absolute;mso-position-vertical-relative:text;mso-width-percent:0;mso-height-percent:0;mso-width-relative:margin;mso-height-relative:margin;v-text-anchor:top" o:gfxdata="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" stroked="f">
+              <v:shape w14:anchorId="75993176" id="_x0000_s1032" type="#_x0000_t202" style="position:absolute;margin-left:64.2pt;margin-top:58.6pt;width:83.4pt;height:25.2pt;z-index:251682816;visibility:visible;mso-wrap-style:square;mso-width-percent:0;mso-height-percent:0;mso-wrap-distance-left:9pt;mso-wrap-distance-top:3.6pt;mso-wrap-distance-right:9pt;mso-wrap-distance-bottom:3.6pt;mso-position-horizontal:absolute;mso-position-horizontal-relative:text;mso-position-vertical:absolute;mso-position-vertical-relative:text;mso-width-percent:0;mso-height-percent:0;mso-width-relative:margin;mso-height-relative:margin;v-text-anchor:top" o:gfxdata="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" stroked="f">
                 <v:textbox>
                   <w:txbxContent>
                     <w:p>
@@ -1475,7 +1394,7 @@
         <mc:AlternateContent>
           <mc:Choice Requires="wps">
             <w:drawing>
-              <wp:anchor distT="0" distB="0" distL="114300" distR="114300" simplePos="0" relativeHeight="251769856" behindDoc="0" locked="0" layoutInCell="1" allowOverlap="1" wp14:anchorId="3B084562" wp14:editId="19D17028">
+              <wp:anchor distT="0" distB="0" distL="114300" distR="114300" simplePos="0" relativeHeight="251769856" behindDoc="0" locked="0" layoutInCell="1" allowOverlap="1" wp14:anchorId="3B084562" wp14:editId="3A7D4674">
                 <wp:simplePos x="0" y="0"/>
                 <wp:positionH relativeFrom="column">
                   <wp:posOffset>2468880</wp:posOffset>
@@ -1541,7 +1460,7 @@
         <mc:AlternateContent>
           <mc:Choice Requires="wps">
             <w:drawing>
-              <wp:anchor distT="0" distB="0" distL="114300" distR="114300" simplePos="0" relativeHeight="251706368" behindDoc="0" locked="0" layoutInCell="1" allowOverlap="1" wp14:anchorId="68BF3F5B" wp14:editId="12C86289">
+              <wp:anchor distT="0" distB="0" distL="114300" distR="114300" simplePos="0" relativeHeight="251706368" behindDoc="0" locked="0" layoutInCell="1" allowOverlap="1" wp14:anchorId="68BF3F5B" wp14:editId="3E721236">
                 <wp:simplePos x="0" y="0"/>
                 <wp:positionH relativeFrom="column">
                   <wp:posOffset>2470150</wp:posOffset>
@@ -1593,7 +1512,7 @@
           </mc:Choice>
           <mc:Fallback>
             <w:pict>
-              <v:shape w14:anchorId="186CFB97" id="Straight Arrow Connector 44" o:spid="_x0000_s1026" type="#_x0000_t32" style="position:absolute;margin-left:194.5pt;margin-top:218.35pt;width:58.2pt;height:0;z-index:251706368;visibility:visible;mso-wrap-style:square;mso-wrap-distance-left:9pt;mso-wrap-distance-top:0;mso-wrap-distance-right:9pt;mso-wrap-distance-bottom:0;mso-position-horizontal:absolute;mso-position-horizontal-relative:text;mso-position-vertical:absolute;mso-position-vertical-relative:text" o:gfxdata="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" strokecolor="black [3200]" strokeweight=".5pt">
+              <v:shape w14:anchorId="5C2B821B" id="Straight Arrow Connector 44" o:spid="_x0000_s1026" type="#_x0000_t32" style="position:absolute;margin-left:194.5pt;margin-top:218.35pt;width:58.2pt;height:0;z-index:251706368;visibility:visible;mso-wrap-style:square;mso-wrap-distance-left:9pt;mso-wrap-distance-top:0;mso-wrap-distance-right:9pt;mso-wrap-distance-bottom:0;mso-position-horizontal:absolute;mso-position-horizontal-relative:text;mso-position-vertical:absolute;mso-position-vertical-relative:text" o:gfxdata="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" strokecolor="black [3200]" strokeweight=".5pt">
                 <v:stroke endarrow="block" joinstyle="miter"/>
               </v:shape>
             </w:pict>
@@ -1691,7 +1610,7 @@
           </mc:Choice>
           <mc:Fallback>
             <w:pict>
-              <v:shape w14:anchorId="77A36479" id="_x0000_s1034" type="#_x0000_t202" style="position:absolute;margin-left:252.65pt;margin-top:264.7pt;width:101.95pt;height:50.5pt;z-index:251698176;visibility:visible;mso-wrap-style:square;mso-wrap-distance-left:9pt;mso-wrap-distance-top:0;mso-wrap-distance-right:9pt;mso-wrap-distance-bottom:0;mso-position-horizontal:absolute;mso-position-horizontal-relative:text;mso-position-vertical:absolute;mso-position-vertical-relative:text;v-text-anchor:top" o:gfxdata="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" fillcolor="white [3212]">
+              <v:shape w14:anchorId="77A36479" id="_x0000_s1033" type="#_x0000_t202" style="position:absolute;margin-left:252.65pt;margin-top:264.7pt;width:101.95pt;height:50.5pt;z-index:251698176;visibility:visible;mso-wrap-style:square;mso-wrap-distance-left:9pt;mso-wrap-distance-top:0;mso-wrap-distance-right:9pt;mso-wrap-distance-bottom:0;mso-position-horizontal:absolute;mso-position-horizontal-relative:text;mso-position-vertical:absolute;mso-position-vertical-relative:text;v-text-anchor:top" o:gfxdata="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" fillcolor="white [3212]">
                 <v:textbox>
                   <w:txbxContent>
                     <w:p>
@@ -1736,7 +1655,7 @@
         <mc:AlternateContent>
           <mc:Choice Requires="wps">
             <w:drawing>
-              <wp:anchor distT="0" distB="0" distL="114300" distR="114300" simplePos="0" relativeHeight="251697152" behindDoc="0" locked="0" layoutInCell="1" allowOverlap="1" wp14:anchorId="32F307C0" wp14:editId="366257FA">
+              <wp:anchor distT="0" distB="0" distL="114300" distR="114300" simplePos="0" relativeHeight="251697152" behindDoc="0" locked="0" layoutInCell="1" allowOverlap="1" wp14:anchorId="32F307C0" wp14:editId="5E6B7307">
                 <wp:simplePos x="0" y="0"/>
                 <wp:positionH relativeFrom="column">
                   <wp:posOffset>3208655</wp:posOffset>
@@ -1820,7 +1739,7 @@
           </mc:Choice>
           <mc:Fallback>
             <w:pict>
-              <v:shape w14:anchorId="32F307C0" id="_x0000_s1035" type="#_x0000_t202" style="position:absolute;margin-left:252.65pt;margin-top:202.65pt;width:102pt;height:50.55pt;z-index:251697152;visibility:visible;mso-wrap-style:square;mso-wrap-distance-left:9pt;mso-wrap-distance-top:0;mso-wrap-distance-right:9pt;mso-wrap-distance-bottom:0;mso-position-horizontal:absolute;mso-position-horizontal-relative:text;mso-position-vertical:absolute;mso-position-vertical-relative:text;v-text-anchor:top" o:gfxdata="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" fillcolor="white [3212]">
+              <v:shape w14:anchorId="32F307C0" id="_x0000_s1034" type="#_x0000_t202" style="position:absolute;margin-left:252.65pt;margin-top:202.65pt;width:102pt;height:50.55pt;z-index:251697152;visibility:visible;mso-wrap-style:square;mso-wrap-distance-left:9pt;mso-wrap-distance-top:0;mso-wrap-distance-right:9pt;mso-wrap-distance-bottom:0;mso-position-horizontal:absolute;mso-position-horizontal-relative:text;mso-position-vertical:absolute;mso-position-vertical-relative:text;v-text-anchor:top" o:gfxdata="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" fillcolor="white [3212]">
                 <v:textbox>
                   <w:txbxContent>
                     <w:p>
@@ -1853,295 +1772,6 @@
                     </w:p>
                   </w:txbxContent>
                 </v:textbox>
-              </v:shape>
-            </w:pict>
-          </mc:Fallback>
-        </mc:AlternateContent>
-      </w:r>
-      <w:r>
-        <w:rPr>
-          <w:noProof/>
-        </w:rPr>
-        <mc:AlternateContent>
-          <mc:Choice Requires="wps">
-            <w:drawing>
-              <wp:anchor distT="0" distB="0" distL="114300" distR="114300" simplePos="0" relativeHeight="251699200" behindDoc="0" locked="0" layoutInCell="1" allowOverlap="1" wp14:anchorId="26B2DC2F" wp14:editId="75D5E37D">
-                <wp:simplePos x="0" y="0"/>
-                <wp:positionH relativeFrom="column">
-                  <wp:posOffset>6311900</wp:posOffset>
-                </wp:positionH>
-                <wp:positionV relativeFrom="paragraph">
-                  <wp:posOffset>3155315</wp:posOffset>
-                </wp:positionV>
-                <wp:extent cx="1295390" cy="326268"/>
-                <wp:effectExtent l="0" t="0" r="19685" b="17145"/>
-                <wp:wrapNone/>
-                <wp:docPr id="27" name="Text Box 2"/>
-                <wp:cNvGraphicFramePr>
-                  <a:graphicFrameLocks xmlns:a="http://schemas.openxmlformats.org/drawingml/2006/main"/>
-                </wp:cNvGraphicFramePr>
-                <a:graphic xmlns:a="http://schemas.openxmlformats.org/drawingml/2006/main">
-                  <a:graphicData uri="http://schemas.microsoft.com/office/word/2010/wordprocessingShape">
-                    <wps:wsp>
-                      <wps:cNvSpPr txBox="1">
-                        <a:spLocks noChangeArrowheads="1"/>
-                      </wps:cNvSpPr>
-                      <wps:spPr bwMode="auto">
-                        <a:xfrm>
-                          <a:off x="0" y="0"/>
-                          <a:ext cx="1295390" cy="326268"/>
-                        </a:xfrm>
-                        <a:prstGeom prst="rect">
-                          <a:avLst/>
-                        </a:prstGeom>
-                        <a:solidFill>
-                          <a:srgbClr val="FFFFFF"/>
-                        </a:solidFill>
-                        <a:ln w="9525">
-                          <a:solidFill>
-                            <a:srgbClr val="000000"/>
-                          </a:solidFill>
-                          <a:miter lim="800000"/>
-                          <a:headEnd/>
-                          <a:tailEnd/>
-                        </a:ln>
-                      </wps:spPr>
-                      <wps:txbx>
-                        <w:txbxContent>
-                          <w:p>
-                            <w:pPr>
-                              <w:jc w:val="center"/>
-                            </w:pPr>
-                            <w:r>
-                              <w:rPr>
-                                <w:rFonts w:ascii="Consolas" w:hAnsi="Consolas"/>
-                                <w:color w:val="000000"/>
-                              </w:rPr>
-                              <w:t>Model</w:t>
-                            </w:r>
-                            <w:r>
-                              <w:rPr>
-                                <w:rFonts w:ascii="Consolas" w:hAnsi="Consolas"/>
-                                <w:color w:val="000000"/>
-                              </w:rPr>
-                              <w:t>s</w:t>
-                            </w:r>
-                          </w:p>
-                        </w:txbxContent>
-                      </wps:txbx>
-                      <wps:bodyPr rot="0" vert="horz" wrap="square" lIns="91440" tIns="45720" rIns="91440" bIns="45720" anchor="t" anchorCtr="0">
-                        <a:noAutofit/>
-                      </wps:bodyPr>
-                    </wps:wsp>
-                  </a:graphicData>
-                </a:graphic>
-              </wp:anchor>
-            </w:drawing>
-          </mc:Choice>
-          <mc:Fallback>
-            <w:pict>
-              <v:shape w14:anchorId="26B2DC2F" id="_x0000_s1036" type="#_x0000_t202" style="position:absolute;margin-left:497pt;margin-top:248.45pt;width:102pt;height:25.7pt;z-index:251699200;visibility:visible;mso-wrap-style:square;mso-wrap-distance-left:9pt;mso-wrap-distance-top:0;mso-wrap-distance-right:9pt;mso-wrap-distance-bottom:0;mso-position-horizontal:absolute;mso-position-horizontal-relative:text;mso-position-vertical:absolute;mso-position-vertical-relative:text;v-text-anchor:top" o:gfxdata="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">
-                <v:textbox>
-                  <w:txbxContent>
-                    <w:p>
-                      <w:pPr>
-                        <w:jc w:val="center"/>
-                      </w:pPr>
-                      <w:r>
-                        <w:rPr>
-                          <w:rFonts w:ascii="Consolas" w:hAnsi="Consolas"/>
-                          <w:color w:val="000000"/>
-                        </w:rPr>
-                        <w:t>Model</w:t>
-                      </w:r>
-                      <w:r>
-                        <w:rPr>
-                          <w:rFonts w:ascii="Consolas" w:hAnsi="Consolas"/>
-                          <w:color w:val="000000"/>
-                        </w:rPr>
-                        <w:t>s</w:t>
-                      </w:r>
-                    </w:p>
-                  </w:txbxContent>
-                </v:textbox>
-              </v:shape>
-            </w:pict>
-          </mc:Fallback>
-        </mc:AlternateContent>
-      </w:r>
-      <w:r>
-        <w:rPr>
-          <w:noProof/>
-        </w:rPr>
-        <mc:AlternateContent>
-          <mc:Choice Requires="wps">
-            <w:drawing>
-              <wp:anchor distT="0" distB="0" distL="114300" distR="114300" simplePos="0" relativeHeight="251704320" behindDoc="0" locked="0" layoutInCell="1" allowOverlap="1" wp14:anchorId="668EA13C" wp14:editId="2985322A">
-                <wp:simplePos x="0" y="0"/>
-                <wp:positionH relativeFrom="column">
-                  <wp:posOffset>6319029</wp:posOffset>
-                </wp:positionH>
-                <wp:positionV relativeFrom="paragraph">
-                  <wp:posOffset>1783080</wp:posOffset>
-                </wp:positionV>
-                <wp:extent cx="1295390" cy="586764"/>
-                <wp:effectExtent l="0" t="0" r="19685" b="22860"/>
-                <wp:wrapNone/>
-                <wp:docPr id="41" name="Text Box 2"/>
-                <wp:cNvGraphicFramePr>
-                  <a:graphicFrameLocks xmlns:a="http://schemas.openxmlformats.org/drawingml/2006/main"/>
-                </wp:cNvGraphicFramePr>
-                <a:graphic xmlns:a="http://schemas.openxmlformats.org/drawingml/2006/main">
-                  <a:graphicData uri="http://schemas.microsoft.com/office/word/2010/wordprocessingShape">
-                    <wps:wsp>
-                      <wps:cNvSpPr txBox="1">
-                        <a:spLocks noChangeArrowheads="1"/>
-                      </wps:cNvSpPr>
-                      <wps:spPr bwMode="auto">
-                        <a:xfrm>
-                          <a:off x="0" y="0"/>
-                          <a:ext cx="1295390" cy="586764"/>
-                        </a:xfrm>
-                        <a:prstGeom prst="rect">
-                          <a:avLst/>
-                        </a:prstGeom>
-                        <a:solidFill>
-                          <a:srgbClr val="FFFFFF"/>
-                        </a:solidFill>
-                        <a:ln w="9525">
-                          <a:solidFill>
-                            <a:srgbClr val="000000"/>
-                          </a:solidFill>
-                          <a:miter lim="800000"/>
-                          <a:headEnd/>
-                          <a:tailEnd/>
-                        </a:ln>
-                      </wps:spPr>
-                      <wps:txbx>
-                        <w:txbxContent>
-                          <w:p>
-                            <w:pPr>
-                              <w:jc w:val="center"/>
-                            </w:pPr>
-                            <w:r>
-                              <w:rPr>
-                                <w:rFonts w:ascii="Consolas" w:hAnsi="Consolas"/>
-                                <w:color w:val="000000"/>
-                              </w:rPr>
-                              <w:t>Database</w:t>
-                            </w:r>
-                            <w:r>
-                              <w:rPr>
-                                <w:rFonts w:ascii="Consolas" w:hAnsi="Consolas"/>
-                                <w:color w:val="000000"/>
-                              </w:rPr>
-                              <w:t xml:space="preserve"> Manager</w:t>
-                            </w:r>
-                          </w:p>
-                        </w:txbxContent>
-                      </wps:txbx>
-                      <wps:bodyPr rot="0" vert="horz" wrap="square" lIns="91440" tIns="45720" rIns="91440" bIns="45720" anchor="t" anchorCtr="0">
-                        <a:noAutofit/>
-                      </wps:bodyPr>
-                    </wps:wsp>
-                  </a:graphicData>
-                </a:graphic>
-              </wp:anchor>
-            </w:drawing>
-          </mc:Choice>
-          <mc:Fallback>
-            <w:pict>
-              <v:shape w14:anchorId="668EA13C" id="_x0000_s1037" type="#_x0000_t202" style="position:absolute;margin-left:497.55pt;margin-top:140.4pt;width:102pt;height:46.2pt;z-index:251704320;visibility:visible;mso-wrap-style:square;mso-wrap-distance-left:9pt;mso-wrap-distance-top:0;mso-wrap-distance-right:9pt;mso-wrap-distance-bottom:0;mso-position-horizontal:absolute;mso-position-horizontal-relative:text;mso-position-vertical:absolute;mso-position-vertical-relative:text;v-text-anchor:top" o:gfxdata="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">
-                <v:textbox>
-                  <w:txbxContent>
-                    <w:p>
-                      <w:pPr>
-                        <w:jc w:val="center"/>
-                      </w:pPr>
-                      <w:r>
-                        <w:rPr>
-                          <w:rFonts w:ascii="Consolas" w:hAnsi="Consolas"/>
-                          <w:color w:val="000000"/>
-                        </w:rPr>
-                        <w:t>Database</w:t>
-                      </w:r>
-                      <w:r>
-                        <w:rPr>
-                          <w:rFonts w:ascii="Consolas" w:hAnsi="Consolas"/>
-                          <w:color w:val="000000"/>
-                        </w:rPr>
-                        <w:t xml:space="preserve"> Manager</w:t>
-                      </w:r>
-                    </w:p>
-                  </w:txbxContent>
-                </v:textbox>
-              </v:shape>
-            </w:pict>
-          </mc:Fallback>
-        </mc:AlternateContent>
-      </w:r>
-      <w:r>
-        <w:rPr>
-          <w:noProof/>
-        </w:rPr>
-        <mc:AlternateContent>
-          <mc:Choice Requires="wps">
-            <w:drawing>
-              <wp:anchor distT="0" distB="0" distL="114300" distR="114300" simplePos="0" relativeHeight="251708416" behindDoc="0" locked="0" layoutInCell="1" allowOverlap="1" wp14:anchorId="1B22BFB1" wp14:editId="75E2438E">
-                <wp:simplePos x="0" y="0"/>
-                <wp:positionH relativeFrom="column">
-                  <wp:posOffset>6952872</wp:posOffset>
-                </wp:positionH>
-                <wp:positionV relativeFrom="paragraph">
-                  <wp:posOffset>2365884</wp:posOffset>
-                </wp:positionV>
-                <wp:extent cx="0" cy="775261"/>
-                <wp:effectExtent l="76200" t="38100" r="57150" b="63500"/>
-                <wp:wrapNone/>
-                <wp:docPr id="84" name="Straight Arrow Connector 84"/>
-                <wp:cNvGraphicFramePr/>
-                <a:graphic xmlns:a="http://schemas.openxmlformats.org/drawingml/2006/main">
-                  <a:graphicData uri="http://schemas.microsoft.com/office/word/2010/wordprocessingShape">
-                    <wps:wsp>
-                      <wps:cNvCnPr/>
-                      <wps:spPr>
-                        <a:xfrm>
-                          <a:off x="0" y="0"/>
-                          <a:ext cx="0" cy="775261"/>
-                        </a:xfrm>
-                        <a:prstGeom prst="straightConnector1">
-                          <a:avLst/>
-                        </a:prstGeom>
-                        <a:ln>
-                          <a:headEnd type="triangle"/>
-                          <a:tailEnd type="triangle"/>
-                        </a:ln>
-                      </wps:spPr>
-                      <wps:style>
-                        <a:lnRef idx="1">
-                          <a:schemeClr val="dk1"/>
-                        </a:lnRef>
-                        <a:fillRef idx="0">
-                          <a:schemeClr val="dk1"/>
-                        </a:fillRef>
-                        <a:effectRef idx="0">
-                          <a:schemeClr val="dk1"/>
-                        </a:effectRef>
-                        <a:fontRef idx="minor">
-                          <a:schemeClr val="tx1"/>
-                        </a:fontRef>
-                      </wps:style>
-                      <wps:bodyPr/>
-                    </wps:wsp>
-                  </a:graphicData>
-                </a:graphic>
-              </wp:anchor>
-            </w:drawing>
-          </mc:Choice>
-          <mc:Fallback>
-            <w:pict>
-              <v:shape w14:anchorId="29A1EE6C" id="Straight Arrow Connector 84" o:spid="_x0000_s1026" type="#_x0000_t32" style="position:absolute;margin-left:547.45pt;margin-top:186.3pt;width:0;height:61.05pt;z-index:251708416;visibility:visible;mso-wrap-style:square;mso-wrap-distance-left:9pt;mso-wrap-distance-top:0;mso-wrap-distance-right:9pt;mso-wrap-distance-bottom:0;mso-position-horizontal:absolute;mso-position-horizontal-relative:text;mso-position-vertical:absolute;mso-position-vertical-relative:text" o:gfxdata="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" strokecolor="black [3200]" strokeweight=".5pt">
-                <v:stroke startarrow="block" endarrow="block" joinstyle="miter"/>
               </v:shape>
             </w:pict>
           </mc:Fallback>
@@ -2377,8 +2007,8 @@
           </mc:Choice>
           <mc:Fallback>
             <w:pict>
-              <v:group w14:anchorId="1352E137" id="Group 49" o:spid="_x0000_s1038" style="position:absolute;margin-left:56.7pt;margin-top:186.85pt;width:102.5pt;height:145.35pt;z-index:251687936;mso-height-relative:margin" coordsize="13023,18465" o:gfxdata="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">
-                <v:shape id="_x0000_s1039" type="#_x0000_t202" style="position:absolute;top:5056;width:12954;height:3156;visibility:visible;mso-wrap-style:square;v-text-anchor:top" o:gfxdata="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">
+              <v:group w14:anchorId="1352E137" id="Group 49" o:spid="_x0000_s1035" style="position:absolute;margin-left:56.7pt;margin-top:186.85pt;width:102.5pt;height:145.35pt;z-index:251687936;mso-height-relative:margin" coordsize="13023,18465" o:gfxdata="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">
+                <v:shape id="_x0000_s1036" type="#_x0000_t202" style="position:absolute;top:5056;width:12954;height:3156;visibility:visible;mso-wrap-style:square;v-text-anchor:top" o:gfxdata="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">
                   <v:textbox>
                     <w:txbxContent>
                       <w:p>
@@ -2403,7 +2033,7 @@
                     </w:txbxContent>
                   </v:textbox>
                 </v:shape>
-                <v:shape id="_x0000_s1040" type="#_x0000_t202" style="position:absolute;left:69;top:10183;width:12954;height:3156;visibility:visible;mso-wrap-style:square;v-text-anchor:top" o:gfxdata="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">
+                <v:shape id="_x0000_s1037" type="#_x0000_t202" style="position:absolute;left:69;top:10183;width:12954;height:3156;visibility:visible;mso-wrap-style:square;v-text-anchor:top" o:gfxdata="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">
                   <v:textbox>
                     <w:txbxContent>
                       <w:p>
@@ -2421,7 +2051,7 @@
                     </w:txbxContent>
                   </v:textbox>
                 </v:shape>
-                <v:shape id="_x0000_s1041" type="#_x0000_t202" style="position:absolute;left:69;width:12954;height:3155;visibility:visible;mso-wrap-style:square;v-text-anchor:top" o:gfxdata="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">
+                <v:shape id="_x0000_s1038" type="#_x0000_t202" style="position:absolute;left:69;width:12954;height:3155;visibility:visible;mso-wrap-style:square;v-text-anchor:top" o:gfxdata="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">
                   <v:textbox>
                     <w:txbxContent>
                       <w:p>
@@ -2439,7 +2069,7 @@
                     </w:txbxContent>
                   </v:textbox>
                 </v:shape>
-                <v:shape id="_x0000_s1042" type="#_x0000_t202" style="position:absolute;left:69;top:15309;width:12954;height:3156;visibility:visible;mso-wrap-style:square;v-text-anchor:top" o:gfxdata="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">
+                <v:shape id="_x0000_s1039" type="#_x0000_t202" style="position:absolute;left:69;top:15309;width:12954;height:3156;visibility:visible;mso-wrap-style:square;v-text-anchor:top" o:gfxdata="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">
                   <v:textbox>
                     <w:txbxContent>
                       <w:p>
@@ -2492,910 +2122,18 @@
         <mc:AlternateContent>
           <mc:Choice Requires="wps">
             <w:drawing>
-              <wp:anchor distT="0" distB="0" distL="114300" distR="114300" simplePos="0" relativeHeight="251746304" behindDoc="0" locked="0" layoutInCell="1" allowOverlap="1" wp14:anchorId="2CDFB95E" wp14:editId="325C6685">
+              <wp:anchor distT="0" distB="0" distL="114300" distR="114300" simplePos="0" relativeHeight="251744256" behindDoc="1" locked="0" layoutInCell="1" allowOverlap="1" wp14:anchorId="33C05EA1" wp14:editId="30F62392">
                 <wp:simplePos x="0" y="0"/>
                 <wp:positionH relativeFrom="column">
-                  <wp:posOffset>6398955</wp:posOffset>
+                  <wp:posOffset>2886076</wp:posOffset>
                 </wp:positionH>
                 <wp:positionV relativeFrom="paragraph">
-                  <wp:posOffset>824493</wp:posOffset>
+                  <wp:posOffset>1285875</wp:posOffset>
                 </wp:positionV>
-                <wp:extent cx="795647" cy="314696"/>
-                <wp:effectExtent l="0" t="0" r="5080" b="9525"/>
+                <wp:extent cx="3048000" cy="0"/>
+                <wp:effectExtent l="0" t="76200" r="19050" b="95250"/>
                 <wp:wrapNone/>
-                <wp:docPr id="1175991710" name="Text Box 1175991710"/>
-                <wp:cNvGraphicFramePr/>
-                <a:graphic xmlns:a="http://schemas.openxmlformats.org/drawingml/2006/main">
-                  <a:graphicData uri="http://schemas.microsoft.com/office/word/2010/wordprocessingShape">
-                    <wps:wsp>
-                      <wps:cNvSpPr txBox="1"/>
-                      <wps:spPr>
-                        <a:xfrm>
-                          <a:off x="0" y="0"/>
-                          <a:ext cx="795647" cy="314696"/>
-                        </a:xfrm>
-                        <a:prstGeom prst="rect">
-                          <a:avLst/>
-                        </a:prstGeom>
-                        <a:solidFill>
-                          <a:schemeClr val="lt1"/>
-                        </a:solidFill>
-                        <a:ln w="6350">
-                          <a:noFill/>
-                        </a:ln>
-                      </wps:spPr>
-                      <wps:txbx>
-                        <w:txbxContent>
-                          <w:p>
-                            <w:pPr>
-                              <w:jc w:val="center"/>
-                              <w:rPr>
-                                <w:rFonts w:ascii="Consolas" w:hAnsi="Consolas"/>
-                              </w:rPr>
-                            </w:pPr>
-                            <w:r>
-                              <w:rPr>
-                                <w:rFonts w:ascii="Consolas" w:hAnsi="Consolas"/>
-                              </w:rPr>
-                              <w:t>c</w:t>
-                            </w:r>
-                            <w:r>
-                              <w:rPr>
-                                <w:rFonts w:ascii="Consolas" w:hAnsi="Consolas"/>
-                              </w:rPr>
-                              <w:t>reates</w:t>
-                            </w:r>
-                          </w:p>
-                        </w:txbxContent>
-                      </wps:txbx>
-                      <wps:bodyPr rot="0" spcFirstLastPara="0" vertOverflow="overflow" horzOverflow="overflow" vert="horz" wrap="square" lIns="91440" tIns="45720" rIns="91440" bIns="45720" numCol="1" spcCol="0" rtlCol="0" fromWordArt="0" anchor="t" anchorCtr="0" forceAA="0" compatLnSpc="1">
-                        <a:prstTxWarp prst="textNoShape">
-                          <a:avLst/>
-                        </a:prstTxWarp>
-                        <a:noAutofit/>
-                      </wps:bodyPr>
-                    </wps:wsp>
-                  </a:graphicData>
-                </a:graphic>
-                <wp14:sizeRelH relativeFrom="margin">
-                  <wp14:pctWidth>0</wp14:pctWidth>
-                </wp14:sizeRelH>
-                <wp14:sizeRelV relativeFrom="margin">
-                  <wp14:pctHeight>0</wp14:pctHeight>
-                </wp14:sizeRelV>
-              </wp:anchor>
-            </w:drawing>
-          </mc:Choice>
-          <mc:Fallback>
-            <w:pict>
-              <v:shape w14:anchorId="2CDFB95E" id="Text Box 1175991710" o:spid="_x0000_s1043" type="#_x0000_t202" style="position:absolute;margin-left:503.85pt;margin-top:64.9pt;width:62.65pt;height:24.8pt;z-index:251746304;visibility:visible;mso-wrap-style:square;mso-width-percent:0;mso-height-percent:0;mso-wrap-distance-left:9pt;mso-wrap-distance-top:0;mso-wrap-distance-right:9pt;mso-wrap-distance-bottom:0;mso-position-horizontal:absolute;mso-position-horizontal-relative:text;mso-position-vertical:absolute;mso-position-vertical-relative:text;mso-width-percent:0;mso-height-percent:0;mso-width-relative:margin;mso-height-relative:margin;v-text-anchor:top" o:gfxdata="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" fillcolor="white [3201]" stroked="f" strokeweight=".5pt">
-                <v:textbox>
-                  <w:txbxContent>
-                    <w:p>
-                      <w:pPr>
-                        <w:jc w:val="center"/>
-                        <w:rPr>
-                          <w:rFonts w:ascii="Consolas" w:hAnsi="Consolas"/>
-                        </w:rPr>
-                      </w:pPr>
-                      <w:r>
-                        <w:rPr>
-                          <w:rFonts w:ascii="Consolas" w:hAnsi="Consolas"/>
-                        </w:rPr>
-                        <w:t>c</w:t>
-                      </w:r>
-                      <w:r>
-                        <w:rPr>
-                          <w:rFonts w:ascii="Consolas" w:hAnsi="Consolas"/>
-                        </w:rPr>
-                        <w:t>reates</w:t>
-                      </w:r>
-                    </w:p>
-                  </w:txbxContent>
-                </v:textbox>
-              </v:shape>
-            </w:pict>
-          </mc:Fallback>
-        </mc:AlternateContent>
-      </w:r>
-      <w:r>
-        <w:rPr>
-          <w:rFonts w:ascii="Consolas" w:hAnsi="Consolas"/>
-          <w:noProof/>
-          <w:color w:val="000000"/>
-          <w:shd w:val="clear" w:color="auto" w:fill="D1D1D1" w:themeFill="background2" w:themeFillShade="E6"/>
-        </w:rPr>
-        <mc:AlternateContent>
-          <mc:Choice Requires="wpg">
-            <w:drawing>
-              <wp:anchor distT="0" distB="0" distL="114300" distR="114300" simplePos="0" relativeHeight="251644928" behindDoc="0" locked="0" layoutInCell="1" allowOverlap="1" wp14:anchorId="18FF9E38" wp14:editId="42EA5645">
-                <wp:simplePos x="0" y="0"/>
-                <wp:positionH relativeFrom="column">
-                  <wp:posOffset>3822029</wp:posOffset>
-                </wp:positionH>
-                <wp:positionV relativeFrom="paragraph">
-                  <wp:posOffset>413493</wp:posOffset>
-                </wp:positionV>
-                <wp:extent cx="2451735" cy="2314575"/>
-                <wp:effectExtent l="0" t="0" r="24765" b="28575"/>
-                <wp:wrapTopAndBottom/>
-                <wp:docPr id="1175991718" name="Group 4"/>
-                <wp:cNvGraphicFramePr/>
-                <a:graphic xmlns:a="http://schemas.openxmlformats.org/drawingml/2006/main">
-                  <a:graphicData uri="http://schemas.microsoft.com/office/word/2010/wordprocessingGroup">
-                    <wpg:wgp>
-                      <wpg:cNvGrpSpPr/>
-                      <wpg:grpSpPr>
-                        <a:xfrm>
-                          <a:off x="0" y="0"/>
-                          <a:ext cx="2451735" cy="2314575"/>
-                          <a:chOff x="0" y="0"/>
-                          <a:chExt cx="1938020" cy="1676780"/>
-                        </a:xfrm>
-                      </wpg:grpSpPr>
-                      <wps:wsp>
-                        <wps:cNvPr id="2" name="Rectangle 2"/>
-                        <wps:cNvSpPr/>
-                        <wps:spPr>
-                          <a:xfrm>
-                            <a:off x="0" y="0"/>
-                            <a:ext cx="1938020" cy="249913"/>
-                          </a:xfrm>
-                          <a:prstGeom prst="rect">
-                            <a:avLst/>
-                          </a:prstGeom>
-                          <a:solidFill>
-                            <a:schemeClr val="lt1"/>
-                          </a:solidFill>
-                          <a:ln>
-                            <a:solidFill>
-                              <a:srgbClr val="000000"/>
-                            </a:solidFill>
-                          </a:ln>
-                        </wps:spPr>
-                        <wps:txbx>
-                          <w:txbxContent>
-                            <w:p>
-                              <w:pPr>
-                                <w:spacing w:line="252" w:lineRule="auto"/>
-                                <w:rPr>
-                                  <w:rFonts w:ascii="Consolas" w:hAnsi="Consolas"/>
-                                  <w:color w:val="000000"/>
-                                </w:rPr>
-                              </w:pPr>
-                              <w:r>
-                                <w:rPr>
-                                  <w:rFonts w:ascii="Consolas" w:hAnsi="Consolas"/>
-                                  <w:color w:val="000000"/>
-                                </w:rPr>
-                                <w:t>Model</w:t>
-                              </w:r>
-                            </w:p>
-                          </w:txbxContent>
-                        </wps:txbx>
-                        <wps:bodyPr anchor="t"/>
-                      </wps:wsp>
-                      <wps:wsp>
-                        <wps:cNvPr id="3" name="Rectangle 3"/>
-                        <wps:cNvSpPr/>
-                        <wps:spPr>
-                          <a:xfrm>
-                            <a:off x="0" y="249883"/>
-                            <a:ext cx="1938020" cy="879120"/>
-                          </a:xfrm>
-                          <a:prstGeom prst="rect">
-                            <a:avLst/>
-                          </a:prstGeom>
-                          <a:solidFill>
-                            <a:schemeClr val="lt1"/>
-                          </a:solidFill>
-                          <a:ln>
-                            <a:solidFill>
-                              <a:srgbClr val="000000"/>
-                            </a:solidFill>
-                          </a:ln>
-                        </wps:spPr>
-                        <wps:txbx>
-                          <w:txbxContent>
-                            <w:p>
-                              <w:pPr>
-                                <w:spacing w:line="252" w:lineRule="auto"/>
-                                <w:rPr>
-                                  <w:rFonts w:ascii="Consolas" w:hAnsi="Consolas"/>
-                                  <w:color w:val="000000"/>
-                                </w:rPr>
-                              </w:pPr>
-                              <w:r>
-                                <w:rPr>
-                                  <w:rFonts w:ascii="Consolas" w:hAnsi="Consolas"/>
-                                  <w:color w:val="000000"/>
-                                </w:rPr>
-                                <w:t xml:space="preserve">processes </w:t>
-                              </w:r>
-                              <w:r>
-                                <w:rPr>
-                                  <w:rFonts w:ascii="Consolas" w:hAnsi="Consolas"/>
-                                  <w:color w:val="000000"/>
-                                </w:rPr>
-                                <w:t>=</w:t>
-                              </w:r>
-                              <w:r>
-                                <w:rPr>
-                                  <w:rFonts w:ascii="Consolas" w:hAnsi="Consolas"/>
-                                  <w:color w:val="000000"/>
-                                </w:rPr>
-                                <w:t xml:space="preserve"> </w:t>
-                              </w:r>
-                              <w:r>
-                                <w:rPr>
-                                  <w:rFonts w:ascii="Consolas" w:hAnsi="Consolas"/>
-                                  <w:color w:val="000000"/>
-                                </w:rPr>
-                                <w:t>[]</w:t>
-                              </w:r>
-                            </w:p>
-                            <w:p>
-                              <w:pPr>
-                                <w:spacing w:line="252" w:lineRule="auto"/>
-                                <w:rPr>
-                                  <w:rFonts w:ascii="Consolas" w:hAnsi="Consolas"/>
-                                  <w:color w:val="000000"/>
-                                </w:rPr>
-                              </w:pPr>
-                              <w:r>
-                                <w:rPr>
-                                  <w:rFonts w:ascii="Consolas" w:hAnsi="Consolas"/>
-                                  <w:color w:val="000000"/>
-                                </w:rPr>
-                                <w:t>products</w:t>
-                              </w:r>
-                              <w:r>
-                                <w:rPr>
-                                  <w:rFonts w:ascii="Consolas" w:hAnsi="Consolas"/>
-                                  <w:color w:val="000000"/>
-                                </w:rPr>
-                                <w:t xml:space="preserve"> = </w:t>
-                              </w:r>
-                              <w:r>
-                                <w:rPr>
-                                  <w:rFonts w:ascii="Consolas" w:hAnsi="Consolas"/>
-                                  <w:color w:val="000000"/>
-                                </w:rPr>
-                                <w:t>[]</w:t>
-                              </w:r>
-                            </w:p>
-                            <w:p>
-                              <w:pPr>
-                                <w:spacing w:line="252" w:lineRule="auto"/>
-                                <w:rPr>
-                                  <w:rFonts w:ascii="Consolas" w:hAnsi="Consolas"/>
-                                  <w:color w:val="000000"/>
-                                </w:rPr>
-                              </w:pPr>
-                              <w:r>
-                                <w:rPr>
-                                  <w:rFonts w:ascii="Consolas" w:hAnsi="Consolas"/>
-                                  <w:color w:val="000000"/>
-                                </w:rPr>
-                                <w:t xml:space="preserve">impacts = </w:t>
-                              </w:r>
-                            </w:p>
-                            <w:p>
-                              <w:pPr>
-                                <w:spacing w:line="252" w:lineRule="auto"/>
-                                <w:rPr>
-                                  <w:rFonts w:ascii="Consolas" w:hAnsi="Consolas"/>
-                                  <w:color w:val="000000"/>
-                                </w:rPr>
-                              </w:pPr>
-                              <w:r>
-                                <w:rPr>
-                                  <w:rFonts w:ascii="Consolas" w:hAnsi="Consolas"/>
-                                  <w:color w:val="000000"/>
-                                </w:rPr>
-                                <w:t>{'A1</w:t>
-                              </w:r>
-                              <w:proofErr w:type="gramStart"/>
-                              <w:r>
-                                <w:rPr>
-                                  <w:rFonts w:ascii="Consolas" w:hAnsi="Consolas"/>
-                                  <w:color w:val="000000"/>
-                                </w:rPr>
-                                <w:t>':[</w:t>
-                              </w:r>
-                              <w:proofErr w:type="gramEnd"/>
-                              <w:r>
-                                <w:rPr>
-                                  <w:rFonts w:ascii="Consolas" w:hAnsi="Consolas"/>
-                                  <w:color w:val="000000"/>
-                                </w:rPr>
-                                <w:t>], A2':[], 'A3':[]}</w:t>
-                              </w:r>
-                            </w:p>
-                            <w:p>
-                              <w:pPr>
-                                <w:spacing w:line="252" w:lineRule="auto"/>
-                                <w:rPr>
-                                  <w:rFonts w:ascii="Consolas" w:hAnsi="Consolas"/>
-                                  <w:color w:val="000000"/>
-                                </w:rPr>
-                              </w:pPr>
-                            </w:p>
-                          </w:txbxContent>
-                        </wps:txbx>
-                        <wps:bodyPr anchor="t"/>
-                      </wps:wsp>
-                      <wps:wsp>
-                        <wps:cNvPr id="4" name="Rectangle 4"/>
-                        <wps:cNvSpPr/>
-                        <wps:spPr>
-                          <a:xfrm>
-                            <a:off x="0" y="1129003"/>
-                            <a:ext cx="1938020" cy="547777"/>
-                          </a:xfrm>
-                          <a:prstGeom prst="rect">
-                            <a:avLst/>
-                          </a:prstGeom>
-                          <a:solidFill>
-                            <a:schemeClr val="lt1"/>
-                          </a:solidFill>
-                          <a:ln>
-                            <a:solidFill>
-                              <a:srgbClr val="000000"/>
-                            </a:solidFill>
-                          </a:ln>
-                        </wps:spPr>
-                        <wps:txbx>
-                          <w:txbxContent>
-                            <w:p>
-                              <w:pPr>
-                                <w:spacing w:line="252" w:lineRule="auto"/>
-                                <w:rPr>
-                                  <w:rFonts w:ascii="Consolas" w:hAnsi="Consolas"/>
-                                  <w:color w:val="000000"/>
-                                </w:rPr>
-                              </w:pPr>
-                              <w:proofErr w:type="spellStart"/>
-                              <w:proofErr w:type="gramStart"/>
-                              <w:r>
-                                <w:rPr>
-                                  <w:rFonts w:ascii="Consolas" w:hAnsi="Consolas"/>
-                                  <w:color w:val="000000"/>
-                                </w:rPr>
-                                <w:t>creat</w:t>
-                              </w:r>
-                              <w:r>
-                                <w:rPr>
-                                  <w:rFonts w:ascii="Consolas" w:hAnsi="Consolas"/>
-                                  <w:color w:val="000000"/>
-                                </w:rPr>
-                                <w:t>e</w:t>
-                              </w:r>
-                              <w:r>
-                                <w:rPr>
-                                  <w:rFonts w:ascii="Consolas" w:hAnsi="Consolas"/>
-                                  <w:color w:val="000000"/>
-                                </w:rPr>
-                                <w:t>Process</w:t>
-                              </w:r>
-                              <w:proofErr w:type="spellEnd"/>
-                              <w:r>
-                                <w:rPr>
-                                  <w:rFonts w:ascii="Consolas" w:hAnsi="Consolas"/>
-                                  <w:color w:val="000000"/>
-                                </w:rPr>
-                                <w:t>(</w:t>
-                              </w:r>
-                              <w:proofErr w:type="gramEnd"/>
-                              <w:r>
-                                <w:rPr>
-                                  <w:rFonts w:ascii="Consolas" w:hAnsi="Consolas"/>
-                                  <w:color w:val="000000"/>
-                                </w:rPr>
-                                <w:t>)</w:t>
-                              </w:r>
-                            </w:p>
-                            <w:p>
-                              <w:pPr>
-                                <w:spacing w:line="252" w:lineRule="auto"/>
-                                <w:rPr>
-                                  <w:rFonts w:ascii="Consolas" w:hAnsi="Consolas"/>
-                                  <w:color w:val="000000"/>
-                                </w:rPr>
-                              </w:pPr>
-                              <w:proofErr w:type="spellStart"/>
-                              <w:proofErr w:type="gramStart"/>
-                              <w:r>
-                                <w:rPr>
-                                  <w:rFonts w:ascii="Consolas" w:hAnsi="Consolas"/>
-                                  <w:color w:val="000000"/>
-                                </w:rPr>
-                                <w:t>cre</w:t>
-                              </w:r>
-                              <w:r>
-                                <w:rPr>
-                                  <w:rFonts w:ascii="Consolas" w:hAnsi="Consolas"/>
-                                  <w:color w:val="000000"/>
-                                </w:rPr>
-                                <w:t>ate</w:t>
-                              </w:r>
-                              <w:r>
-                                <w:rPr>
-                                  <w:rFonts w:ascii="Consolas" w:hAnsi="Consolas"/>
-                                  <w:color w:val="000000"/>
-                                </w:rPr>
-                                <w:t>Product</w:t>
-                              </w:r>
-                              <w:proofErr w:type="spellEnd"/>
-                              <w:r>
-                                <w:rPr>
-                                  <w:rFonts w:ascii="Consolas" w:hAnsi="Consolas"/>
-                                  <w:color w:val="000000"/>
-                                </w:rPr>
-                                <w:t>(</w:t>
-                              </w:r>
-                              <w:proofErr w:type="gramEnd"/>
-                              <w:r>
-                                <w:rPr>
-                                  <w:rFonts w:ascii="Consolas" w:hAnsi="Consolas"/>
-                                  <w:color w:val="000000"/>
-                                </w:rPr>
-                                <w:t>)</w:t>
-                              </w:r>
-                            </w:p>
-                            <w:p>
-                              <w:pPr>
-                                <w:spacing w:line="252" w:lineRule="auto"/>
-                                <w:rPr>
-                                  <w:rFonts w:ascii="Consolas" w:hAnsi="Consolas"/>
-                                  <w:color w:val="000000"/>
-                                </w:rPr>
-                              </w:pPr>
-                            </w:p>
-                            <w:p>
-                              <w:pPr>
-                                <w:spacing w:line="252" w:lineRule="auto"/>
-                                <w:rPr>
-                                  <w:rFonts w:ascii="Consolas" w:hAnsi="Consolas"/>
-                                  <w:color w:val="000000"/>
-                                </w:rPr>
-                              </w:pPr>
-                            </w:p>
-                          </w:txbxContent>
-                        </wps:txbx>
-                        <wps:bodyPr anchor="t"/>
-                      </wps:wsp>
-                    </wpg:wgp>
-                  </a:graphicData>
-                </a:graphic>
-                <wp14:sizeRelH relativeFrom="page">
-                  <wp14:pctWidth>0</wp14:pctWidth>
-                </wp14:sizeRelH>
-                <wp14:sizeRelV relativeFrom="page">
-                  <wp14:pctHeight>0</wp14:pctHeight>
-                </wp14:sizeRelV>
-              </wp:anchor>
-            </w:drawing>
-          </mc:Choice>
-          <mc:Fallback>
-            <w:pict>
-              <v:group w14:anchorId="18FF9E38" id="Group 4" o:spid="_x0000_s1044" style="position:absolute;margin-left:300.95pt;margin-top:32.55pt;width:193.05pt;height:182.25pt;z-index:251644928" coordsize="19380,16767" o:gfxdata="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">
-                <v:rect id="Rectangle 2" o:spid="_x0000_s1045" style="position:absolute;width:19380;height:2499;visibility:visible;mso-wrap-style:square;v-text-anchor:top" o:gfxdata="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" fillcolor="white [3201]">
-                  <v:textbox>
-                    <w:txbxContent>
-                      <w:p>
-                        <w:pPr>
-                          <w:spacing w:line="252" w:lineRule="auto"/>
-                          <w:rPr>
-                            <w:rFonts w:ascii="Consolas" w:hAnsi="Consolas"/>
-                            <w:color w:val="000000"/>
-                          </w:rPr>
-                        </w:pPr>
-                        <w:r>
-                          <w:rPr>
-                            <w:rFonts w:ascii="Consolas" w:hAnsi="Consolas"/>
-                            <w:color w:val="000000"/>
-                          </w:rPr>
-                          <w:t>Model</w:t>
-                        </w:r>
-                      </w:p>
-                    </w:txbxContent>
-                  </v:textbox>
-                </v:rect>
-                <v:rect id="Rectangle 3" o:spid="_x0000_s1046" style="position:absolute;top:2498;width:19380;height:8792;visibility:visible;mso-wrap-style:square;v-text-anchor:top" o:gfxdata="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" fillcolor="white [3201]">
-                  <v:textbox>
-                    <w:txbxContent>
-                      <w:p>
-                        <w:pPr>
-                          <w:spacing w:line="252" w:lineRule="auto"/>
-                          <w:rPr>
-                            <w:rFonts w:ascii="Consolas" w:hAnsi="Consolas"/>
-                            <w:color w:val="000000"/>
-                          </w:rPr>
-                        </w:pPr>
-                        <w:r>
-                          <w:rPr>
-                            <w:rFonts w:ascii="Consolas" w:hAnsi="Consolas"/>
-                            <w:color w:val="000000"/>
-                          </w:rPr>
-                          <w:t xml:space="preserve">processes </w:t>
-                        </w:r>
-                        <w:r>
-                          <w:rPr>
-                            <w:rFonts w:ascii="Consolas" w:hAnsi="Consolas"/>
-                            <w:color w:val="000000"/>
-                          </w:rPr>
-                          <w:t>=</w:t>
-                        </w:r>
-                        <w:r>
-                          <w:rPr>
-                            <w:rFonts w:ascii="Consolas" w:hAnsi="Consolas"/>
-                            <w:color w:val="000000"/>
-                          </w:rPr>
-                          <w:t xml:space="preserve"> </w:t>
-                        </w:r>
-                        <w:r>
-                          <w:rPr>
-                            <w:rFonts w:ascii="Consolas" w:hAnsi="Consolas"/>
-                            <w:color w:val="000000"/>
-                          </w:rPr>
-                          <w:t>[]</w:t>
-                        </w:r>
-                      </w:p>
-                      <w:p>
-                        <w:pPr>
-                          <w:spacing w:line="252" w:lineRule="auto"/>
-                          <w:rPr>
-                            <w:rFonts w:ascii="Consolas" w:hAnsi="Consolas"/>
-                            <w:color w:val="000000"/>
-                          </w:rPr>
-                        </w:pPr>
-                        <w:r>
-                          <w:rPr>
-                            <w:rFonts w:ascii="Consolas" w:hAnsi="Consolas"/>
-                            <w:color w:val="000000"/>
-                          </w:rPr>
-                          <w:t>products</w:t>
-                        </w:r>
-                        <w:r>
-                          <w:rPr>
-                            <w:rFonts w:ascii="Consolas" w:hAnsi="Consolas"/>
-                            <w:color w:val="000000"/>
-                          </w:rPr>
-                          <w:t xml:space="preserve"> = </w:t>
-                        </w:r>
-                        <w:r>
-                          <w:rPr>
-                            <w:rFonts w:ascii="Consolas" w:hAnsi="Consolas"/>
-                            <w:color w:val="000000"/>
-                          </w:rPr>
-                          <w:t>[]</w:t>
-                        </w:r>
-                      </w:p>
-                      <w:p>
-                        <w:pPr>
-                          <w:spacing w:line="252" w:lineRule="auto"/>
-                          <w:rPr>
-                            <w:rFonts w:ascii="Consolas" w:hAnsi="Consolas"/>
-                            <w:color w:val="000000"/>
-                          </w:rPr>
-                        </w:pPr>
-                        <w:r>
-                          <w:rPr>
-                            <w:rFonts w:ascii="Consolas" w:hAnsi="Consolas"/>
-                            <w:color w:val="000000"/>
-                          </w:rPr>
-                          <w:t xml:space="preserve">impacts = </w:t>
-                        </w:r>
-                      </w:p>
-                      <w:p>
-                        <w:pPr>
-                          <w:spacing w:line="252" w:lineRule="auto"/>
-                          <w:rPr>
-                            <w:rFonts w:ascii="Consolas" w:hAnsi="Consolas"/>
-                            <w:color w:val="000000"/>
-                          </w:rPr>
-                        </w:pPr>
-                        <w:r>
-                          <w:rPr>
-                            <w:rFonts w:ascii="Consolas" w:hAnsi="Consolas"/>
-                            <w:color w:val="000000"/>
-                          </w:rPr>
-                          <w:t>{'A1</w:t>
-                        </w:r>
-                        <w:proofErr w:type="gramStart"/>
-                        <w:r>
-                          <w:rPr>
-                            <w:rFonts w:ascii="Consolas" w:hAnsi="Consolas"/>
-                            <w:color w:val="000000"/>
-                          </w:rPr>
-                          <w:t>':[</w:t>
-                        </w:r>
-                        <w:proofErr w:type="gramEnd"/>
-                        <w:r>
-                          <w:rPr>
-                            <w:rFonts w:ascii="Consolas" w:hAnsi="Consolas"/>
-                            <w:color w:val="000000"/>
-                          </w:rPr>
-                          <w:t>], A2':[], 'A3':[]}</w:t>
-                        </w:r>
-                      </w:p>
-                      <w:p>
-                        <w:pPr>
-                          <w:spacing w:line="252" w:lineRule="auto"/>
-                          <w:rPr>
-                            <w:rFonts w:ascii="Consolas" w:hAnsi="Consolas"/>
-                            <w:color w:val="000000"/>
-                          </w:rPr>
-                        </w:pPr>
-                      </w:p>
-                    </w:txbxContent>
-                  </v:textbox>
-                </v:rect>
-                <v:rect id="Rectangle 4" o:spid="_x0000_s1047" style="position:absolute;top:11290;width:19380;height:5477;visibility:visible;mso-wrap-style:square;v-text-anchor:top" o:gfxdata="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" fillcolor="white [3201]">
-                  <v:textbox>
-                    <w:txbxContent>
-                      <w:p>
-                        <w:pPr>
-                          <w:spacing w:line="252" w:lineRule="auto"/>
-                          <w:rPr>
-                            <w:rFonts w:ascii="Consolas" w:hAnsi="Consolas"/>
-                            <w:color w:val="000000"/>
-                          </w:rPr>
-                        </w:pPr>
-                        <w:proofErr w:type="spellStart"/>
-                        <w:proofErr w:type="gramStart"/>
-                        <w:r>
-                          <w:rPr>
-                            <w:rFonts w:ascii="Consolas" w:hAnsi="Consolas"/>
-                            <w:color w:val="000000"/>
-                          </w:rPr>
-                          <w:t>creat</w:t>
-                        </w:r>
-                        <w:r>
-                          <w:rPr>
-                            <w:rFonts w:ascii="Consolas" w:hAnsi="Consolas"/>
-                            <w:color w:val="000000"/>
-                          </w:rPr>
-                          <w:t>e</w:t>
-                        </w:r>
-                        <w:r>
-                          <w:rPr>
-                            <w:rFonts w:ascii="Consolas" w:hAnsi="Consolas"/>
-                            <w:color w:val="000000"/>
-                          </w:rPr>
-                          <w:t>Process</w:t>
-                        </w:r>
-                        <w:proofErr w:type="spellEnd"/>
-                        <w:r>
-                          <w:rPr>
-                            <w:rFonts w:ascii="Consolas" w:hAnsi="Consolas"/>
-                            <w:color w:val="000000"/>
-                          </w:rPr>
-                          <w:t>(</w:t>
-                        </w:r>
-                        <w:proofErr w:type="gramEnd"/>
-                        <w:r>
-                          <w:rPr>
-                            <w:rFonts w:ascii="Consolas" w:hAnsi="Consolas"/>
-                            <w:color w:val="000000"/>
-                          </w:rPr>
-                          <w:t>)</w:t>
-                        </w:r>
-                      </w:p>
-                      <w:p>
-                        <w:pPr>
-                          <w:spacing w:line="252" w:lineRule="auto"/>
-                          <w:rPr>
-                            <w:rFonts w:ascii="Consolas" w:hAnsi="Consolas"/>
-                            <w:color w:val="000000"/>
-                          </w:rPr>
-                        </w:pPr>
-                        <w:proofErr w:type="spellStart"/>
-                        <w:proofErr w:type="gramStart"/>
-                        <w:r>
-                          <w:rPr>
-                            <w:rFonts w:ascii="Consolas" w:hAnsi="Consolas"/>
-                            <w:color w:val="000000"/>
-                          </w:rPr>
-                          <w:t>cre</w:t>
-                        </w:r>
-                        <w:r>
-                          <w:rPr>
-                            <w:rFonts w:ascii="Consolas" w:hAnsi="Consolas"/>
-                            <w:color w:val="000000"/>
-                          </w:rPr>
-                          <w:t>ate</w:t>
-                        </w:r>
-                        <w:r>
-                          <w:rPr>
-                            <w:rFonts w:ascii="Consolas" w:hAnsi="Consolas"/>
-                            <w:color w:val="000000"/>
-                          </w:rPr>
-                          <w:t>Product</w:t>
-                        </w:r>
-                        <w:proofErr w:type="spellEnd"/>
-                        <w:r>
-                          <w:rPr>
-                            <w:rFonts w:ascii="Consolas" w:hAnsi="Consolas"/>
-                            <w:color w:val="000000"/>
-                          </w:rPr>
-                          <w:t>(</w:t>
-                        </w:r>
-                        <w:proofErr w:type="gramEnd"/>
-                        <w:r>
-                          <w:rPr>
-                            <w:rFonts w:ascii="Consolas" w:hAnsi="Consolas"/>
-                            <w:color w:val="000000"/>
-                          </w:rPr>
-                          <w:t>)</w:t>
-                        </w:r>
-                      </w:p>
-                      <w:p>
-                        <w:pPr>
-                          <w:spacing w:line="252" w:lineRule="auto"/>
-                          <w:rPr>
-                            <w:rFonts w:ascii="Consolas" w:hAnsi="Consolas"/>
-                            <w:color w:val="000000"/>
-                          </w:rPr>
-                        </w:pPr>
-                      </w:p>
-                      <w:p>
-                        <w:pPr>
-                          <w:spacing w:line="252" w:lineRule="auto"/>
-                          <w:rPr>
-                            <w:rFonts w:ascii="Consolas" w:hAnsi="Consolas"/>
-                            <w:color w:val="000000"/>
-                          </w:rPr>
-                        </w:pPr>
-                      </w:p>
-                    </w:txbxContent>
-                  </v:textbox>
-                </v:rect>
-                <w10:wrap type="topAndBottom"/>
-              </v:group>
-            </w:pict>
-          </mc:Fallback>
-        </mc:AlternateContent>
-      </w:r>
-      <w:r>
-        <w:rPr>
-          <w:rFonts w:ascii="Consolas" w:hAnsi="Consolas"/>
-          <w:noProof/>
-          <w:color w:val="000000"/>
-          <w:shd w:val="clear" w:color="auto" w:fill="D1D1D1" w:themeFill="background2" w:themeFillShade="E6"/>
-        </w:rPr>
-        <mc:AlternateContent>
-          <mc:Choice Requires="wps">
-            <w:drawing>
-              <wp:anchor distT="0" distB="0" distL="114300" distR="114300" simplePos="0" relativeHeight="251652096" behindDoc="0" locked="0" layoutInCell="1" allowOverlap="1" wp14:anchorId="74B2CE44" wp14:editId="23356958">
-                <wp:simplePos x="0" y="0"/>
-                <wp:positionH relativeFrom="column">
-                  <wp:posOffset>2951372</wp:posOffset>
-                </wp:positionH>
-                <wp:positionV relativeFrom="paragraph">
-                  <wp:posOffset>416847</wp:posOffset>
-                </wp:positionV>
-                <wp:extent cx="795647" cy="314696"/>
-                <wp:effectExtent l="0" t="0" r="5080" b="9525"/>
-                <wp:wrapNone/>
-                <wp:docPr id="18" name="Text Box 18"/>
-                <wp:cNvGraphicFramePr/>
-                <a:graphic xmlns:a="http://schemas.openxmlformats.org/drawingml/2006/main">
-                  <a:graphicData uri="http://schemas.microsoft.com/office/word/2010/wordprocessingShape">
-                    <wps:wsp>
-                      <wps:cNvSpPr txBox="1"/>
-                      <wps:spPr>
-                        <a:xfrm>
-                          <a:off x="0" y="0"/>
-                          <a:ext cx="795647" cy="314696"/>
-                        </a:xfrm>
-                        <a:prstGeom prst="rect">
-                          <a:avLst/>
-                        </a:prstGeom>
-                        <a:solidFill>
-                          <a:schemeClr val="lt1"/>
-                        </a:solidFill>
-                        <a:ln w="6350">
-                          <a:noFill/>
-                        </a:ln>
-                      </wps:spPr>
-                      <wps:txbx>
-                        <w:txbxContent>
-                          <w:p>
-                            <w:pPr>
-                              <w:jc w:val="center"/>
-                              <w:rPr>
-                                <w:rFonts w:ascii="Consolas" w:hAnsi="Consolas"/>
-                              </w:rPr>
-                            </w:pPr>
-                            <w:r>
-                              <w:rPr>
-                                <w:rFonts w:ascii="Consolas" w:hAnsi="Consolas"/>
-                              </w:rPr>
-                              <w:t>c</w:t>
-                            </w:r>
-                            <w:r>
-                              <w:rPr>
-                                <w:rFonts w:ascii="Consolas" w:hAnsi="Consolas"/>
-                              </w:rPr>
-                              <w:t>reates</w:t>
-                            </w:r>
-                          </w:p>
-                        </w:txbxContent>
-                      </wps:txbx>
-                      <wps:bodyPr rot="0" spcFirstLastPara="0" vertOverflow="overflow" horzOverflow="overflow" vert="horz" wrap="square" lIns="91440" tIns="45720" rIns="91440" bIns="45720" numCol="1" spcCol="0" rtlCol="0" fromWordArt="0" anchor="t" anchorCtr="0" forceAA="0" compatLnSpc="1">
-                        <a:prstTxWarp prst="textNoShape">
-                          <a:avLst/>
-                        </a:prstTxWarp>
-                        <a:noAutofit/>
-                      </wps:bodyPr>
-                    </wps:wsp>
-                  </a:graphicData>
-                </a:graphic>
-                <wp14:sizeRelH relativeFrom="margin">
-                  <wp14:pctWidth>0</wp14:pctWidth>
-                </wp14:sizeRelH>
-                <wp14:sizeRelV relativeFrom="margin">
-                  <wp14:pctHeight>0</wp14:pctHeight>
-                </wp14:sizeRelV>
-              </wp:anchor>
-            </w:drawing>
-          </mc:Choice>
-          <mc:Fallback>
-            <w:pict>
-              <v:shape w14:anchorId="74B2CE44" id="Text Box 18" o:spid="_x0000_s1048" type="#_x0000_t202" style="position:absolute;margin-left:232.4pt;margin-top:32.8pt;width:62.65pt;height:24.8pt;z-index:251652096;visibility:visible;mso-wrap-style:square;mso-width-percent:0;mso-height-percent:0;mso-wrap-distance-left:9pt;mso-wrap-distance-top:0;mso-wrap-distance-right:9pt;mso-wrap-distance-bottom:0;mso-position-horizontal:absolute;mso-position-horizontal-relative:text;mso-position-vertical:absolute;mso-position-vertical-relative:text;mso-width-percent:0;mso-height-percent:0;mso-width-relative:margin;mso-height-relative:margin;v-text-anchor:top" o:gfxdata="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" fillcolor="white [3201]" stroked="f" strokeweight=".5pt">
-                <v:textbox>
-                  <w:txbxContent>
-                    <w:p>
-                      <w:pPr>
-                        <w:jc w:val="center"/>
-                        <w:rPr>
-                          <w:rFonts w:ascii="Consolas" w:hAnsi="Consolas"/>
-                        </w:rPr>
-                      </w:pPr>
-                      <w:r>
-                        <w:rPr>
-                          <w:rFonts w:ascii="Consolas" w:hAnsi="Consolas"/>
-                        </w:rPr>
-                        <w:t>c</w:t>
-                      </w:r>
-                      <w:r>
-                        <w:rPr>
-                          <w:rFonts w:ascii="Consolas" w:hAnsi="Consolas"/>
-                        </w:rPr>
-                        <w:t>reates</w:t>
-                      </w:r>
-                    </w:p>
-                  </w:txbxContent>
-                </v:textbox>
-              </v:shape>
-            </w:pict>
-          </mc:Fallback>
-        </mc:AlternateContent>
-      </w:r>
-      <w:r>
-        <w:rPr>
-          <w:rFonts w:ascii="Consolas" w:hAnsi="Consolas"/>
-          <w:noProof/>
-          <w:color w:val="000000"/>
-          <w:shd w:val="clear" w:color="auto" w:fill="D1D1D1" w:themeFill="background2" w:themeFillShade="E6"/>
-        </w:rPr>
-        <mc:AlternateContent>
-          <mc:Choice Requires="wps">
-            <w:drawing>
-              <wp:anchor distT="0" distB="0" distL="114300" distR="114300" simplePos="0" relativeHeight="251728896" behindDoc="0" locked="0" layoutInCell="1" allowOverlap="1" wp14:anchorId="053D081F" wp14:editId="0A171C0D">
-                <wp:simplePos x="0" y="0"/>
-                <wp:positionH relativeFrom="column">
-                  <wp:posOffset>2879773</wp:posOffset>
-                </wp:positionH>
-                <wp:positionV relativeFrom="paragraph">
-                  <wp:posOffset>947468</wp:posOffset>
-                </wp:positionV>
-                <wp:extent cx="939081" cy="0"/>
-                <wp:effectExtent l="0" t="76200" r="13970" b="95250"/>
-                <wp:wrapNone/>
-                <wp:docPr id="1175991694" name="Straight Arrow Connector 1175991694"/>
+                <wp:docPr id="1175991709" name="Straight Arrow Connector 1175991709"/>
                 <wp:cNvGraphicFramePr/>
                 <a:graphic xmlns:a="http://schemas.openxmlformats.org/drawingml/2006/main">
                   <a:graphicData uri="http://schemas.microsoft.com/office/word/2010/wordprocessingShape">
@@ -3404,7 +2142,7 @@
                       <wps:spPr>
                         <a:xfrm>
                           <a:off x="0" y="0"/>
-                          <a:ext cx="939081" cy="0"/>
+                          <a:ext cx="3048000" cy="0"/>
                         </a:xfrm>
                         <a:prstGeom prst="straightConnector1">
                           <a:avLst/>
@@ -3443,7 +2181,11 @@
           </mc:Choice>
           <mc:Fallback>
             <w:pict>
-              <v:shape w14:anchorId="7D4C4D25" id="Straight Arrow Connector 1175991694" o:spid="_x0000_s1026" type="#_x0000_t32" style="position:absolute;margin-left:226.75pt;margin-top:74.6pt;width:73.95pt;height:0;z-index:251728896;visibility:visible;mso-wrap-style:square;mso-width-percent:0;mso-height-percent:0;mso-wrap-distance-left:9pt;mso-wrap-distance-top:0;mso-wrap-distance-right:9pt;mso-wrap-distance-bottom:0;mso-position-horizontal:absolute;mso-position-horizontal-relative:text;mso-position-vertical:absolute;mso-position-vertical-relative:text;mso-width-percent:0;mso-height-percent:0;mso-width-relative:margin;mso-height-relative:margin" o:gfxdata="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" strokecolor="black [3200]" strokeweight="1.5pt">
+              <v:shapetype w14:anchorId="4EA11D1F" id="_x0000_t32" coordsize="21600,21600" o:spt="32" o:oned="t" path="m,l21600,21600e" filled="f">
+                <v:path arrowok="t" fillok="f" o:connecttype="none"/>
+                <o:lock v:ext="edit" shapetype="t"/>
+              </v:shapetype>
+              <v:shape id="Straight Arrow Connector 1175991709" o:spid="_x0000_s1026" type="#_x0000_t32" style="position:absolute;margin-left:227.25pt;margin-top:101.25pt;width:240pt;height:0;z-index:-251572224;visibility:visible;mso-wrap-style:square;mso-width-percent:0;mso-height-percent:0;mso-wrap-distance-left:9pt;mso-wrap-distance-top:0;mso-wrap-distance-right:9pt;mso-wrap-distance-bottom:0;mso-position-horizontal:absolute;mso-position-horizontal-relative:text;mso-position-vertical:absolute;mso-position-vertical-relative:text;mso-width-percent:0;mso-height-percent:0;mso-width-relative:margin;mso-height-relative:margin" o:gfxdata="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" strokecolor="black [3200]" strokeweight="1.5pt">
                 <v:stroke dashstyle="longDash" endarrow="block" joinstyle="miter"/>
               </v:shape>
             </w:pict>
@@ -3458,591 +2200,15 @@
           <w:shd w:val="clear" w:color="auto" w:fill="D1D1D1" w:themeFill="background2" w:themeFillShade="E6"/>
         </w:rPr>
         <mc:AlternateContent>
-          <mc:Choice Requires="wpg">
+          <mc:Choice Requires="wps">
             <w:drawing>
-              <wp:anchor distT="0" distB="0" distL="114300" distR="114300" simplePos="0" relativeHeight="251714560" behindDoc="0" locked="0" layoutInCell="1" allowOverlap="1" wp14:anchorId="26C11F01" wp14:editId="406F4B8F">
+              <wp:anchor distT="0" distB="0" distL="114300" distR="114300" simplePos="0" relativeHeight="251748352" behindDoc="0" locked="0" layoutInCell="1" allowOverlap="1" wp14:anchorId="22E67B81" wp14:editId="3D7B586A">
                 <wp:simplePos x="0" y="0"/>
                 <wp:positionH relativeFrom="column">
-                  <wp:posOffset>7332345</wp:posOffset>
+                  <wp:posOffset>5025390</wp:posOffset>
                 </wp:positionH>
                 <wp:positionV relativeFrom="paragraph">
-                  <wp:posOffset>416955</wp:posOffset>
-                </wp:positionV>
-                <wp:extent cx="2044065" cy="2527300"/>
-                <wp:effectExtent l="0" t="0" r="13335" b="25400"/>
-                <wp:wrapTopAndBottom/>
-                <wp:docPr id="50" name="Group 4"/>
-                <wp:cNvGraphicFramePr/>
-                <a:graphic xmlns:a="http://schemas.openxmlformats.org/drawingml/2006/main">
-                  <a:graphicData uri="http://schemas.microsoft.com/office/word/2010/wordprocessingGroup">
-                    <wpg:wgp>
-                      <wpg:cNvGrpSpPr/>
-                      <wpg:grpSpPr>
-                        <a:xfrm>
-                          <a:off x="0" y="0"/>
-                          <a:ext cx="2044065" cy="2527300"/>
-                          <a:chOff x="0" y="0"/>
-                          <a:chExt cx="1938020" cy="2363891"/>
-                        </a:xfrm>
-                      </wpg:grpSpPr>
-                      <wps:wsp>
-                        <wps:cNvPr id="51" name="Rectangle 2"/>
-                        <wps:cNvSpPr/>
-                        <wps:spPr>
-                          <a:xfrm>
-                            <a:off x="0" y="0"/>
-                            <a:ext cx="1938020" cy="249913"/>
-                          </a:xfrm>
-                          <a:prstGeom prst="rect">
-                            <a:avLst/>
-                          </a:prstGeom>
-                          <a:solidFill>
-                            <a:schemeClr val="lt1"/>
-                          </a:solidFill>
-                          <a:ln>
-                            <a:solidFill>
-                              <a:srgbClr val="000000"/>
-                            </a:solidFill>
-                          </a:ln>
-                        </wps:spPr>
-                        <wps:txbx>
-                          <w:txbxContent>
-                            <w:p>
-                              <w:pPr>
-                                <w:spacing w:line="252" w:lineRule="auto"/>
-                                <w:rPr>
-                                  <w:rFonts w:ascii="Consolas" w:hAnsi="Consolas"/>
-                                  <w:color w:val="000000"/>
-                                </w:rPr>
-                              </w:pPr>
-                              <w:r>
-                                <w:rPr>
-                                  <w:rFonts w:ascii="Consolas" w:hAnsi="Consolas"/>
-                                  <w:color w:val="000000"/>
-                                </w:rPr>
-                                <w:t>Database</w:t>
-                              </w:r>
-                            </w:p>
-                          </w:txbxContent>
-                        </wps:txbx>
-                        <wps:bodyPr anchor="t"/>
-                      </wps:wsp>
-                      <wps:wsp>
-                        <wps:cNvPr id="52" name="Rectangle 3"/>
-                        <wps:cNvSpPr/>
-                        <wps:spPr>
-                          <a:xfrm>
-                            <a:off x="0" y="249914"/>
-                            <a:ext cx="1938020" cy="1096494"/>
-                          </a:xfrm>
-                          <a:prstGeom prst="rect">
-                            <a:avLst/>
-                          </a:prstGeom>
-                          <a:solidFill>
-                            <a:schemeClr val="lt1"/>
-                          </a:solidFill>
-                          <a:ln>
-                            <a:solidFill>
-                              <a:srgbClr val="000000"/>
-                            </a:solidFill>
-                          </a:ln>
-                        </wps:spPr>
-                        <wps:txbx>
-                          <w:txbxContent>
-                            <w:p>
-                              <w:pPr>
-                                <w:spacing w:after="0" w:line="360" w:lineRule="auto"/>
-                                <w:rPr>
-                                  <w:rFonts w:ascii="Consolas" w:hAnsi="Consolas"/>
-                                  <w:color w:val="000000"/>
-                                </w:rPr>
-                              </w:pPr>
-                              <w:proofErr w:type="spellStart"/>
-                              <w:r>
-                                <w:rPr>
-                                  <w:rFonts w:ascii="Consolas" w:hAnsi="Consolas"/>
-                                  <w:color w:val="000000"/>
-                                </w:rPr>
-                                <w:t>Impact_categories</w:t>
-                              </w:r>
-                              <w:proofErr w:type="spellEnd"/>
-                              <w:r>
-                                <w:rPr>
-                                  <w:rFonts w:ascii="Consolas" w:hAnsi="Consolas"/>
-                                  <w:color w:val="000000"/>
-                                </w:rPr>
-                                <w:t xml:space="preserve"> = </w:t>
-                              </w:r>
-                              <w:r>
-                                <w:rPr>
-                                  <w:rFonts w:ascii="Consolas" w:hAnsi="Consolas"/>
-                                  <w:color w:val="000000"/>
-                                </w:rPr>
-                                <w:t>{}</w:t>
-                              </w:r>
-                            </w:p>
-                            <w:p>
-                              <w:pPr>
-                                <w:spacing w:after="0" w:line="360" w:lineRule="auto"/>
-                                <w:rPr>
-                                  <w:rFonts w:ascii="Consolas" w:hAnsi="Consolas"/>
-                                  <w:color w:val="000000"/>
-                                </w:rPr>
-                              </w:pPr>
-                              <w:r>
-                                <w:rPr>
-                                  <w:rFonts w:ascii="Consolas" w:hAnsi="Consolas"/>
-                                  <w:color w:val="000000"/>
-                                </w:rPr>
-                                <w:t xml:space="preserve">data = </w:t>
-                              </w:r>
-                              <w:r>
-                                <w:rPr>
-                                  <w:rFonts w:ascii="Consolas" w:hAnsi="Consolas"/>
-                                  <w:color w:val="000000"/>
-                                </w:rPr>
-                                <w:t>pandas Frame</w:t>
-                              </w:r>
-                            </w:p>
-                            <w:p>
-                              <w:pPr>
-                                <w:spacing w:line="252" w:lineRule="auto"/>
-                                <w:rPr>
-                                  <w:rFonts w:ascii="Consolas" w:hAnsi="Consolas"/>
-                                  <w:color w:val="000000"/>
-                                </w:rPr>
-                              </w:pPr>
-                            </w:p>
-                          </w:txbxContent>
-                        </wps:txbx>
-                        <wps:bodyPr anchor="t"/>
-                      </wps:wsp>
-                      <wps:wsp>
-                        <wps:cNvPr id="53" name="Rectangle 4"/>
-                        <wps:cNvSpPr/>
-                        <wps:spPr>
-                          <a:xfrm>
-                            <a:off x="0" y="1346406"/>
-                            <a:ext cx="1938020" cy="1017485"/>
-                          </a:xfrm>
-                          <a:prstGeom prst="rect">
-                            <a:avLst/>
-                          </a:prstGeom>
-                          <a:solidFill>
-                            <a:schemeClr val="lt1"/>
-                          </a:solidFill>
-                          <a:ln>
-                            <a:solidFill>
-                              <a:srgbClr val="000000"/>
-                            </a:solidFill>
-                          </a:ln>
-                        </wps:spPr>
-                        <wps:txbx>
-                          <w:txbxContent>
-                            <w:p>
-                              <w:pPr>
-                                <w:spacing w:line="252" w:lineRule="auto"/>
-                                <w:rPr>
-                                  <w:rFonts w:ascii="Consolas" w:hAnsi="Consolas"/>
-                                  <w:color w:val="000000"/>
-                                </w:rPr>
-                              </w:pPr>
-                              <w:proofErr w:type="spellStart"/>
-                              <w:r>
-                                <w:rPr>
-                                  <w:rFonts w:ascii="Consolas" w:hAnsi="Consolas"/>
-                                  <w:color w:val="000000"/>
-                                </w:rPr>
-                                <w:t>get_impact_</w:t>
-                              </w:r>
-                              <w:proofErr w:type="gramStart"/>
-                              <w:r>
-                                <w:rPr>
-                                  <w:rFonts w:ascii="Consolas" w:hAnsi="Consolas"/>
-                                  <w:color w:val="000000"/>
-                                </w:rPr>
-                                <w:t>data</w:t>
-                              </w:r>
-                              <w:proofErr w:type="spellEnd"/>
-                              <w:r>
-                                <w:rPr>
-                                  <w:rFonts w:ascii="Consolas" w:hAnsi="Consolas"/>
-                                  <w:color w:val="000000"/>
-                                </w:rPr>
-                                <w:t>(</w:t>
-                              </w:r>
-                              <w:proofErr w:type="gramEnd"/>
-                              <w:r>
-                                <w:rPr>
-                                  <w:rFonts w:ascii="Consolas" w:hAnsi="Consolas"/>
-                                  <w:color w:val="000000"/>
-                                </w:rPr>
-                                <w:t>)</w:t>
-                              </w:r>
-                            </w:p>
-                            <w:p>
-                              <w:pPr>
-                                <w:spacing w:line="252" w:lineRule="auto"/>
-                                <w:rPr>
-                                  <w:rFonts w:ascii="Consolas" w:hAnsi="Consolas"/>
-                                  <w:color w:val="000000"/>
-                                </w:rPr>
-                              </w:pPr>
-                              <w:proofErr w:type="spellStart"/>
-                              <w:r>
-                                <w:rPr>
-                                  <w:rFonts w:ascii="Consolas" w:hAnsi="Consolas"/>
-                                  <w:color w:val="000000"/>
-                                </w:rPr>
-                                <w:t>import_data_from_</w:t>
-                              </w:r>
-                              <w:proofErr w:type="gramStart"/>
-                              <w:r>
-                                <w:rPr>
-                                  <w:rFonts w:ascii="Consolas" w:hAnsi="Consolas"/>
-                                  <w:color w:val="000000"/>
-                                </w:rPr>
-                                <w:t>CSV</w:t>
-                              </w:r>
-                              <w:proofErr w:type="spellEnd"/>
-                              <w:r>
-                                <w:rPr>
-                                  <w:rFonts w:ascii="Consolas" w:hAnsi="Consolas"/>
-                                  <w:color w:val="000000"/>
-                                </w:rPr>
-                                <w:t>(</w:t>
-                              </w:r>
-                              <w:proofErr w:type="gramEnd"/>
-                              <w:r>
-                                <w:rPr>
-                                  <w:rFonts w:ascii="Consolas" w:hAnsi="Consolas"/>
-                                  <w:color w:val="000000"/>
-                                </w:rPr>
-                                <w:t>)</w:t>
-                              </w:r>
-                            </w:p>
-                            <w:p>
-                              <w:pPr>
-                                <w:spacing w:line="252" w:lineRule="auto"/>
-                                <w:rPr>
-                                  <w:rFonts w:ascii="Consolas" w:hAnsi="Consolas"/>
-                                  <w:color w:val="000000"/>
-                                </w:rPr>
-                              </w:pPr>
-                              <w:proofErr w:type="spellStart"/>
-                              <w:r>
-                                <w:rPr>
-                                  <w:rFonts w:ascii="Consolas" w:hAnsi="Consolas"/>
-                                  <w:color w:val="000000"/>
-                                </w:rPr>
-                                <w:t>set_custom_</w:t>
-                              </w:r>
-                              <w:proofErr w:type="gramStart"/>
-                              <w:r>
-                                <w:rPr>
-                                  <w:rFonts w:ascii="Consolas" w:hAnsi="Consolas"/>
-                                  <w:color w:val="000000"/>
-                                </w:rPr>
-                                <w:t>entry</w:t>
-                              </w:r>
-                              <w:proofErr w:type="spellEnd"/>
-                              <w:r>
-                                <w:rPr>
-                                  <w:rFonts w:ascii="Consolas" w:hAnsi="Consolas"/>
-                                  <w:color w:val="000000"/>
-                                </w:rPr>
-                                <w:t>(</w:t>
-                              </w:r>
-                              <w:proofErr w:type="gramEnd"/>
-                              <w:r>
-                                <w:rPr>
-                                  <w:rFonts w:ascii="Consolas" w:hAnsi="Consolas"/>
-                                  <w:color w:val="000000"/>
-                                </w:rPr>
-                                <w:t>)</w:t>
-                              </w:r>
-                            </w:p>
-                            <w:p>
-                              <w:pPr>
-                                <w:spacing w:line="252" w:lineRule="auto"/>
-                                <w:rPr>
-                                  <w:rFonts w:ascii="Consolas" w:hAnsi="Consolas"/>
-                                  <w:color w:val="000000"/>
-                                </w:rPr>
-                              </w:pPr>
-                            </w:p>
-                          </w:txbxContent>
-                        </wps:txbx>
-                        <wps:bodyPr anchor="t"/>
-                      </wps:wsp>
-                    </wpg:wgp>
-                  </a:graphicData>
-                </a:graphic>
-                <wp14:sizeRelH relativeFrom="page">
-                  <wp14:pctWidth>0</wp14:pctWidth>
-                </wp14:sizeRelH>
-                <wp14:sizeRelV relativeFrom="page">
-                  <wp14:pctHeight>0</wp14:pctHeight>
-                </wp14:sizeRelV>
-              </wp:anchor>
-            </w:drawing>
-          </mc:Choice>
-          <mc:Fallback>
-            <w:pict>
-              <v:group w14:anchorId="26C11F01" id="_x0000_s1049" style="position:absolute;margin-left:577.35pt;margin-top:32.85pt;width:160.95pt;height:199pt;z-index:251714560" coordsize="19380,23638" o:gfxdata="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">
-                <v:rect id="Rectangle 2" o:spid="_x0000_s1050" style="position:absolute;width:19380;height:2499;visibility:visible;mso-wrap-style:square;v-text-anchor:top" o:gfxdata="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" fillcolor="white [3201]">
-                  <v:textbox>
-                    <w:txbxContent>
-                      <w:p>
-                        <w:pPr>
-                          <w:spacing w:line="252" w:lineRule="auto"/>
-                          <w:rPr>
-                            <w:rFonts w:ascii="Consolas" w:hAnsi="Consolas"/>
-                            <w:color w:val="000000"/>
-                          </w:rPr>
-                        </w:pPr>
-                        <w:r>
-                          <w:rPr>
-                            <w:rFonts w:ascii="Consolas" w:hAnsi="Consolas"/>
-                            <w:color w:val="000000"/>
-                          </w:rPr>
-                          <w:t>Database</w:t>
-                        </w:r>
-                      </w:p>
-                    </w:txbxContent>
-                  </v:textbox>
-                </v:rect>
-                <v:rect id="Rectangle 3" o:spid="_x0000_s1051" style="position:absolute;top:2499;width:19380;height:10965;visibility:visible;mso-wrap-style:square;v-text-anchor:top" o:gfxdata="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" fillcolor="white [3201]">
-                  <v:textbox>
-                    <w:txbxContent>
-                      <w:p>
-                        <w:pPr>
-                          <w:spacing w:after="0" w:line="360" w:lineRule="auto"/>
-                          <w:rPr>
-                            <w:rFonts w:ascii="Consolas" w:hAnsi="Consolas"/>
-                            <w:color w:val="000000"/>
-                          </w:rPr>
-                        </w:pPr>
-                        <w:proofErr w:type="spellStart"/>
-                        <w:r>
-                          <w:rPr>
-                            <w:rFonts w:ascii="Consolas" w:hAnsi="Consolas"/>
-                            <w:color w:val="000000"/>
-                          </w:rPr>
-                          <w:t>Impact_categories</w:t>
-                        </w:r>
-                        <w:proofErr w:type="spellEnd"/>
-                        <w:r>
-                          <w:rPr>
-                            <w:rFonts w:ascii="Consolas" w:hAnsi="Consolas"/>
-                            <w:color w:val="000000"/>
-                          </w:rPr>
-                          <w:t xml:space="preserve"> = </w:t>
-                        </w:r>
-                        <w:r>
-                          <w:rPr>
-                            <w:rFonts w:ascii="Consolas" w:hAnsi="Consolas"/>
-                            <w:color w:val="000000"/>
-                          </w:rPr>
-                          <w:t>{}</w:t>
-                        </w:r>
-                      </w:p>
-                      <w:p>
-                        <w:pPr>
-                          <w:spacing w:after="0" w:line="360" w:lineRule="auto"/>
-                          <w:rPr>
-                            <w:rFonts w:ascii="Consolas" w:hAnsi="Consolas"/>
-                            <w:color w:val="000000"/>
-                          </w:rPr>
-                        </w:pPr>
-                        <w:r>
-                          <w:rPr>
-                            <w:rFonts w:ascii="Consolas" w:hAnsi="Consolas"/>
-                            <w:color w:val="000000"/>
-                          </w:rPr>
-                          <w:t xml:space="preserve">data = </w:t>
-                        </w:r>
-                        <w:r>
-                          <w:rPr>
-                            <w:rFonts w:ascii="Consolas" w:hAnsi="Consolas"/>
-                            <w:color w:val="000000"/>
-                          </w:rPr>
-                          <w:t>pandas Frame</w:t>
-                        </w:r>
-                      </w:p>
-                      <w:p>
-                        <w:pPr>
-                          <w:spacing w:line="252" w:lineRule="auto"/>
-                          <w:rPr>
-                            <w:rFonts w:ascii="Consolas" w:hAnsi="Consolas"/>
-                            <w:color w:val="000000"/>
-                          </w:rPr>
-                        </w:pPr>
-                      </w:p>
-                    </w:txbxContent>
-                  </v:textbox>
-                </v:rect>
-                <v:rect id="Rectangle 4" o:spid="_x0000_s1052" style="position:absolute;top:13464;width:19380;height:10174;visibility:visible;mso-wrap-style:square;v-text-anchor:top" o:gfxdata="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" fillcolor="white [3201]">
-                  <v:textbox>
-                    <w:txbxContent>
-                      <w:p>
-                        <w:pPr>
-                          <w:spacing w:line="252" w:lineRule="auto"/>
-                          <w:rPr>
-                            <w:rFonts w:ascii="Consolas" w:hAnsi="Consolas"/>
-                            <w:color w:val="000000"/>
-                          </w:rPr>
-                        </w:pPr>
-                        <w:proofErr w:type="spellStart"/>
-                        <w:r>
-                          <w:rPr>
-                            <w:rFonts w:ascii="Consolas" w:hAnsi="Consolas"/>
-                            <w:color w:val="000000"/>
-                          </w:rPr>
-                          <w:t>get_impact_</w:t>
-                        </w:r>
-                        <w:proofErr w:type="gramStart"/>
-                        <w:r>
-                          <w:rPr>
-                            <w:rFonts w:ascii="Consolas" w:hAnsi="Consolas"/>
-                            <w:color w:val="000000"/>
-                          </w:rPr>
-                          <w:t>data</w:t>
-                        </w:r>
-                        <w:proofErr w:type="spellEnd"/>
-                        <w:r>
-                          <w:rPr>
-                            <w:rFonts w:ascii="Consolas" w:hAnsi="Consolas"/>
-                            <w:color w:val="000000"/>
-                          </w:rPr>
-                          <w:t>(</w:t>
-                        </w:r>
-                        <w:proofErr w:type="gramEnd"/>
-                        <w:r>
-                          <w:rPr>
-                            <w:rFonts w:ascii="Consolas" w:hAnsi="Consolas"/>
-                            <w:color w:val="000000"/>
-                          </w:rPr>
-                          <w:t>)</w:t>
-                        </w:r>
-                      </w:p>
-                      <w:p>
-                        <w:pPr>
-                          <w:spacing w:line="252" w:lineRule="auto"/>
-                          <w:rPr>
-                            <w:rFonts w:ascii="Consolas" w:hAnsi="Consolas"/>
-                            <w:color w:val="000000"/>
-                          </w:rPr>
-                        </w:pPr>
-                        <w:proofErr w:type="spellStart"/>
-                        <w:r>
-                          <w:rPr>
-                            <w:rFonts w:ascii="Consolas" w:hAnsi="Consolas"/>
-                            <w:color w:val="000000"/>
-                          </w:rPr>
-                          <w:t>import_data_from_</w:t>
-                        </w:r>
-                        <w:proofErr w:type="gramStart"/>
-                        <w:r>
-                          <w:rPr>
-                            <w:rFonts w:ascii="Consolas" w:hAnsi="Consolas"/>
-                            <w:color w:val="000000"/>
-                          </w:rPr>
-                          <w:t>CSV</w:t>
-                        </w:r>
-                        <w:proofErr w:type="spellEnd"/>
-                        <w:r>
-                          <w:rPr>
-                            <w:rFonts w:ascii="Consolas" w:hAnsi="Consolas"/>
-                            <w:color w:val="000000"/>
-                          </w:rPr>
-                          <w:t>(</w:t>
-                        </w:r>
-                        <w:proofErr w:type="gramEnd"/>
-                        <w:r>
-                          <w:rPr>
-                            <w:rFonts w:ascii="Consolas" w:hAnsi="Consolas"/>
-                            <w:color w:val="000000"/>
-                          </w:rPr>
-                          <w:t>)</w:t>
-                        </w:r>
-                      </w:p>
-                      <w:p>
-                        <w:pPr>
-                          <w:spacing w:line="252" w:lineRule="auto"/>
-                          <w:rPr>
-                            <w:rFonts w:ascii="Consolas" w:hAnsi="Consolas"/>
-                            <w:color w:val="000000"/>
-                          </w:rPr>
-                        </w:pPr>
-                        <w:proofErr w:type="spellStart"/>
-                        <w:r>
-                          <w:rPr>
-                            <w:rFonts w:ascii="Consolas" w:hAnsi="Consolas"/>
-                            <w:color w:val="000000"/>
-                          </w:rPr>
-                          <w:t>set_custom_</w:t>
-                        </w:r>
-                        <w:proofErr w:type="gramStart"/>
-                        <w:r>
-                          <w:rPr>
-                            <w:rFonts w:ascii="Consolas" w:hAnsi="Consolas"/>
-                            <w:color w:val="000000"/>
-                          </w:rPr>
-                          <w:t>entry</w:t>
-                        </w:r>
-                        <w:proofErr w:type="spellEnd"/>
-                        <w:r>
-                          <w:rPr>
-                            <w:rFonts w:ascii="Consolas" w:hAnsi="Consolas"/>
-                            <w:color w:val="000000"/>
-                          </w:rPr>
-                          <w:t>(</w:t>
-                        </w:r>
-                        <w:proofErr w:type="gramEnd"/>
-                        <w:r>
-                          <w:rPr>
-                            <w:rFonts w:ascii="Consolas" w:hAnsi="Consolas"/>
-                            <w:color w:val="000000"/>
-                          </w:rPr>
-                          <w:t>)</w:t>
-                        </w:r>
-                      </w:p>
-                      <w:p>
-                        <w:pPr>
-                          <w:spacing w:line="252" w:lineRule="auto"/>
-                          <w:rPr>
-                            <w:rFonts w:ascii="Consolas" w:hAnsi="Consolas"/>
-                            <w:color w:val="000000"/>
-                          </w:rPr>
-                        </w:pPr>
-                      </w:p>
-                    </w:txbxContent>
-                  </v:textbox>
-                </v:rect>
-                <w10:wrap type="topAndBottom"/>
-              </v:group>
-            </w:pict>
-          </mc:Fallback>
-        </mc:AlternateContent>
-      </w:r>
-      <w:r>
-        <w:rPr>
-          <w:rFonts w:ascii="Consolas" w:hAnsi="Consolas"/>
-          <w:noProof/>
-          <w:color w:val="000000"/>
-          <w:shd w:val="clear" w:color="auto" w:fill="D1D1D1" w:themeFill="background2" w:themeFillShade="E6"/>
-        </w:rPr>
-        <mc:AlternateContent>
-          <mc:Choice Requires="wps">
-            <w:drawing>
-              <wp:anchor distT="0" distB="0" distL="114300" distR="114300" simplePos="0" relativeHeight="251748352" behindDoc="0" locked="0" layoutInCell="1" allowOverlap="1" wp14:anchorId="22E67B81" wp14:editId="08B279E7">
-                <wp:simplePos x="0" y="0"/>
-                <wp:positionH relativeFrom="column">
-                  <wp:posOffset>9559398</wp:posOffset>
-                </wp:positionH>
-                <wp:positionV relativeFrom="paragraph">
-                  <wp:posOffset>1025740</wp:posOffset>
+                  <wp:posOffset>892175</wp:posOffset>
                 </wp:positionV>
                 <wp:extent cx="795647" cy="314696"/>
                 <wp:effectExtent l="0" t="0" r="5080" b="9525"/>
@@ -4112,7 +2278,7 @@
           </mc:Choice>
           <mc:Fallback>
             <w:pict>
-              <v:shape w14:anchorId="22E67B81" id="Text Box 1175991711" o:spid="_x0000_s1053" type="#_x0000_t202" style="position:absolute;margin-left:752.7pt;margin-top:80.75pt;width:62.65pt;height:24.8pt;z-index:251748352;visibility:visible;mso-wrap-style:square;mso-width-percent:0;mso-height-percent:0;mso-wrap-distance-left:9pt;mso-wrap-distance-top:0;mso-wrap-distance-right:9pt;mso-wrap-distance-bottom:0;mso-position-horizontal:absolute;mso-position-horizontal-relative:text;mso-position-vertical:absolute;mso-position-vertical-relative:text;mso-width-percent:0;mso-height-percent:0;mso-width-relative:margin;mso-height-relative:margin;v-text-anchor:top" o:gfxdata="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" fillcolor="white [3201]" stroked="f" strokeweight=".5pt">
+              <v:shape w14:anchorId="22E67B81" id="Text Box 1175991711" o:spid="_x0000_s1040" type="#_x0000_t202" style="position:absolute;margin-left:395.7pt;margin-top:70.25pt;width:62.65pt;height:24.8pt;z-index:251748352;visibility:visible;mso-wrap-style:square;mso-width-percent:0;mso-height-percent:0;mso-wrap-distance-left:9pt;mso-wrap-distance-top:0;mso-wrap-distance-right:9pt;mso-wrap-distance-bottom:0;mso-position-horizontal:absolute;mso-position-horizontal-relative:text;mso-position-vertical:absolute;mso-position-vertical-relative:text;mso-width-percent:0;mso-height-percent:0;mso-width-relative:margin;mso-height-relative:margin;v-text-anchor:top" o:gfxdata="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" fillcolor="white [3201]" stroked="f" strokeweight=".5pt">
                 <v:textbox>
                   <w:txbxContent>
                     <w:p>
@@ -4152,18 +2318,18 @@
         <mc:AlternateContent>
           <mc:Choice Requires="wpg">
             <w:drawing>
-              <wp:anchor distT="0" distB="0" distL="114300" distR="114300" simplePos="0" relativeHeight="251716608" behindDoc="0" locked="0" layoutInCell="1" allowOverlap="1" wp14:anchorId="62174559" wp14:editId="41FB5B4D">
+              <wp:anchor distT="0" distB="0" distL="114300" distR="114300" simplePos="0" relativeHeight="251644928" behindDoc="0" locked="0" layoutInCell="1" allowOverlap="1" wp14:anchorId="18FF9E38" wp14:editId="5BBCB744">
                 <wp:simplePos x="0" y="0"/>
                 <wp:positionH relativeFrom="column">
-                  <wp:posOffset>10351770</wp:posOffset>
+                  <wp:posOffset>5929630</wp:posOffset>
                 </wp:positionH>
                 <wp:positionV relativeFrom="paragraph">
-                  <wp:posOffset>514350</wp:posOffset>
+                  <wp:posOffset>409575</wp:posOffset>
                 </wp:positionV>
-                <wp:extent cx="2235200" cy="1727200"/>
-                <wp:effectExtent l="0" t="0" r="12700" b="25400"/>
+                <wp:extent cx="3238500" cy="2314575"/>
+                <wp:effectExtent l="0" t="0" r="19050" b="28575"/>
                 <wp:wrapTopAndBottom/>
-                <wp:docPr id="54" name="Group 4"/>
+                <wp:docPr id="1175991718" name="Group 4"/>
                 <wp:cNvGraphicFramePr/>
                 <a:graphic xmlns:a="http://schemas.openxmlformats.org/drawingml/2006/main">
                   <a:graphicData uri="http://schemas.microsoft.com/office/word/2010/wordprocessingGroup">
@@ -4172,18 +2338,18 @@
                       <wpg:grpSpPr>
                         <a:xfrm>
                           <a:off x="0" y="0"/>
-                          <a:ext cx="2235200" cy="1727200"/>
+                          <a:ext cx="3238500" cy="2314575"/>
                           <a:chOff x="0" y="0"/>
-                          <a:chExt cx="1938020" cy="1728438"/>
+                          <a:chExt cx="2559934" cy="1676780"/>
                         </a:xfrm>
                       </wpg:grpSpPr>
                       <wps:wsp>
-                        <wps:cNvPr id="55" name="Rectangle 2"/>
+                        <wps:cNvPr id="2" name="Rectangle 2"/>
                         <wps:cNvSpPr/>
                         <wps:spPr>
                           <a:xfrm>
                             <a:off x="0" y="0"/>
-                            <a:ext cx="1938020" cy="249913"/>
+                            <a:ext cx="2559934" cy="249913"/>
                           </a:xfrm>
                           <a:prstGeom prst="rect">
                             <a:avLst/>
@@ -4212,7 +2378,7 @@
                                   <w:rFonts w:ascii="Consolas" w:hAnsi="Consolas"/>
                                   <w:color w:val="000000"/>
                                 </w:rPr>
-                                <w:t>Calculator</w:t>
+                                <w:t>Model</w:t>
                               </w:r>
                             </w:p>
                           </w:txbxContent>
@@ -4220,12 +2386,12 @@
                         <wps:bodyPr anchor="t"/>
                       </wps:wsp>
                       <wps:wsp>
-                        <wps:cNvPr id="56" name="Rectangle 3"/>
+                        <wps:cNvPr id="3" name="Rectangle 3"/>
                         <wps:cNvSpPr/>
                         <wps:spPr>
                           <a:xfrm>
-                            <a:off x="0" y="249914"/>
-                            <a:ext cx="1938020" cy="372832"/>
+                            <a:off x="0" y="249883"/>
+                            <a:ext cx="2559934" cy="879120"/>
                           </a:xfrm>
                           <a:prstGeom prst="rect">
                             <a:avLst/>
@@ -4254,20 +2420,119 @@
                                   <w:rFonts w:ascii="Consolas" w:hAnsi="Consolas"/>
                                   <w:color w:val="000000"/>
                                 </w:rPr>
-                                <w:t>project = Project Obj.</w:t>
-                              </w:r>
+                                <w:t xml:space="preserve">processes </w:t>
+                              </w:r>
+                              <w:r>
+                                <w:rPr>
+                                  <w:rFonts w:ascii="Consolas" w:hAnsi="Consolas"/>
+                                  <w:color w:val="000000"/>
+                                </w:rPr>
+                                <w:t>=</w:t>
+                              </w:r>
+                              <w:r>
+                                <w:rPr>
+                                  <w:rFonts w:ascii="Consolas" w:hAnsi="Consolas"/>
+                                  <w:color w:val="000000"/>
+                                </w:rPr>
+                                <w:t xml:space="preserve"> </w:t>
+                              </w:r>
+                              <w:r>
+                                <w:rPr>
+                                  <w:rFonts w:ascii="Consolas" w:hAnsi="Consolas"/>
+                                  <w:color w:val="000000"/>
+                                </w:rPr>
+                                <w:t>[]</w:t>
+                              </w:r>
+                            </w:p>
+                            <w:p>
+                              <w:pPr>
+                                <w:spacing w:line="252" w:lineRule="auto"/>
+                                <w:rPr>
+                                  <w:rFonts w:ascii="Consolas" w:hAnsi="Consolas"/>
+                                  <w:color w:val="000000"/>
+                                </w:rPr>
+                              </w:pPr>
+                              <w:r>
+                                <w:rPr>
+                                  <w:rFonts w:ascii="Consolas" w:hAnsi="Consolas"/>
+                                  <w:color w:val="000000"/>
+                                </w:rPr>
+                                <w:t>products</w:t>
+                              </w:r>
+                              <w:r>
+                                <w:rPr>
+                                  <w:rFonts w:ascii="Consolas" w:hAnsi="Consolas"/>
+                                  <w:color w:val="000000"/>
+                                </w:rPr>
+                                <w:t xml:space="preserve"> = </w:t>
+                              </w:r>
+                              <w:r>
+                                <w:rPr>
+                                  <w:rFonts w:ascii="Consolas" w:hAnsi="Consolas"/>
+                                  <w:color w:val="000000"/>
+                                </w:rPr>
+                                <w:t>[]</w:t>
+                              </w:r>
+                            </w:p>
+                            <w:p>
+                              <w:pPr>
+                                <w:spacing w:line="252" w:lineRule="auto"/>
+                                <w:rPr>
+                                  <w:rFonts w:ascii="Consolas" w:hAnsi="Consolas"/>
+                                  <w:color w:val="000000"/>
+                                </w:rPr>
+                              </w:pPr>
+                              <w:r>
+                                <w:rPr>
+                                  <w:rFonts w:ascii="Consolas" w:hAnsi="Consolas"/>
+                                  <w:color w:val="000000"/>
+                                </w:rPr>
+                                <w:t xml:space="preserve">impacts = </w:t>
+                              </w:r>
+                              <w:r>
+                                <w:rPr>
+                                  <w:rFonts w:ascii="Consolas" w:hAnsi="Consolas"/>
+                                  <w:color w:val="000000"/>
+                                </w:rPr>
+                                <w:t>{'A1</w:t>
+                              </w:r>
+                              <w:proofErr w:type="gramStart"/>
+                              <w:r>
+                                <w:rPr>
+                                  <w:rFonts w:ascii="Consolas" w:hAnsi="Consolas"/>
+                                  <w:color w:val="000000"/>
+                                </w:rPr>
+                                <w:t>':[</w:t>
+                              </w:r>
+                              <w:proofErr w:type="gramEnd"/>
+                              <w:r>
+                                <w:rPr>
+                                  <w:rFonts w:ascii="Consolas" w:hAnsi="Consolas"/>
+                                  <w:color w:val="000000"/>
+                                </w:rPr>
+                                <w:t>], A2':[], 'A3':[]}</w:t>
+                              </w:r>
+                            </w:p>
+                            <w:p>
+                              <w:pPr>
+                                <w:spacing w:line="252" w:lineRule="auto"/>
+                                <w:rPr>
+                                  <w:rFonts w:ascii="Consolas" w:hAnsi="Consolas"/>
+                                  <w:color w:val="000000"/>
+                                </w:rPr>
+                              </w:pPr>
                             </w:p>
                           </w:txbxContent>
                         </wps:txbx>
                         <wps:bodyPr anchor="t"/>
                       </wps:wsp>
                       <wps:wsp>
-                        <wps:cNvPr id="57" name="Rectangle 4"/>
+                        <wps:cNvPr id="4" name="Rectangle 4"/>
                         <wps:cNvSpPr/>
                         <wps:spPr>
                           <a:xfrm>
-                            <a:off x="0" y="622747"/>
-                            <a:ext cx="1938020" cy="1105691"/>
+                            <a:off x="0" y="1129003"/>
+                            <a:ext cx="2559934" cy="547777"/>
                           </a:xfrm>
                           <a:prstGeom prst="rect">
                             <a:avLst/>
@@ -4292,20 +2557,27 @@
                                 </w:rPr>
                               </w:pPr>
                               <w:proofErr w:type="spellStart"/>
-                              <w:r>
-                                <w:rPr>
-                                  <w:rFonts w:ascii="Consolas" w:hAnsi="Consolas"/>
-                                  <w:color w:val="000000"/>
-                                </w:rPr>
-                                <w:t>convert_</w:t>
-                              </w:r>
                               <w:proofErr w:type="gramStart"/>
                               <w:r>
                                 <w:rPr>
                                   <w:rFonts w:ascii="Consolas" w:hAnsi="Consolas"/>
                                   <w:color w:val="000000"/>
                                 </w:rPr>
-                                <w:t>units</w:t>
+                                <w:t>creat</w:t>
+                              </w:r>
+                              <w:r>
+                                <w:rPr>
+                                  <w:rFonts w:ascii="Consolas" w:hAnsi="Consolas"/>
+                                  <w:color w:val="000000"/>
+                                </w:rPr>
+                                <w:t>e</w:t>
+                              </w:r>
+                              <w:r>
+                                <w:rPr>
+                                  <w:rFonts w:ascii="Consolas" w:hAnsi="Consolas"/>
+                                  <w:color w:val="000000"/>
+                                </w:rPr>
+                                <w:t>Process</w:t>
                               </w:r>
                               <w:proofErr w:type="spellEnd"/>
                               <w:r>
@@ -4333,20 +2605,27 @@
                                 </w:rPr>
                               </w:pPr>
                               <w:proofErr w:type="spellStart"/>
-                              <w:r>
-                                <w:rPr>
-                                  <w:rFonts w:ascii="Consolas" w:hAnsi="Consolas"/>
-                                  <w:color w:val="000000"/>
-                                </w:rPr>
-                                <w:t>get_data_by_</w:t>
-                              </w:r>
                               <w:proofErr w:type="gramStart"/>
                               <w:r>
                                 <w:rPr>
                                   <w:rFonts w:ascii="Consolas" w:hAnsi="Consolas"/>
                                   <w:color w:val="000000"/>
                                 </w:rPr>
-                                <w:t>LCstage</w:t>
+                                <w:t>cre</w:t>
+                              </w:r>
+                              <w:r>
+                                <w:rPr>
+                                  <w:rFonts w:ascii="Consolas" w:hAnsi="Consolas"/>
+                                  <w:color w:val="000000"/>
+                                </w:rPr>
+                                <w:t>ate</w:t>
+                              </w:r>
+                              <w:r>
+                                <w:rPr>
+                                  <w:rFonts w:ascii="Consolas" w:hAnsi="Consolas"/>
+                                  <w:color w:val="000000"/>
+                                </w:rPr>
+                                <w:t>Product</w:t>
                               </w:r>
                               <w:proofErr w:type="spellEnd"/>
                               <w:r>
@@ -4373,38 +2652,6 @@
                                   <w:color w:val="000000"/>
                                 </w:rPr>
                               </w:pPr>
-                              <w:proofErr w:type="spellStart"/>
-                              <w:r>
-                                <w:rPr>
-                                  <w:rFonts w:ascii="Consolas" w:hAnsi="Consolas"/>
-                                  <w:color w:val="000000"/>
-                                </w:rPr>
-                                <w:t>get_barchart_</w:t>
-                              </w:r>
-                              <w:proofErr w:type="gramStart"/>
-                              <w:r>
-                                <w:rPr>
-                                  <w:rFonts w:ascii="Consolas" w:hAnsi="Consolas"/>
-                                  <w:color w:val="000000"/>
-                                </w:rPr>
-                                <w:t>data</w:t>
-                              </w:r>
-                              <w:proofErr w:type="spellEnd"/>
-                              <w:r>
-                                <w:rPr>
-                                  <w:rFonts w:ascii="Consolas" w:hAnsi="Consolas"/>
-                                  <w:color w:val="000000"/>
-                                </w:rPr>
-                                <w:t>(</w:t>
-                              </w:r>
-                              <w:proofErr w:type="gramEnd"/>
-                              <w:r>
-                                <w:rPr>
-                                  <w:rFonts w:ascii="Consolas" w:hAnsi="Consolas"/>
-                                  <w:color w:val="000000"/>
-                                </w:rPr>
-                                <w:t>)</w:t>
-                              </w:r>
                             </w:p>
                             <w:p>
                               <w:pPr>
@@ -4433,8 +2680,8 @@
           </mc:Choice>
           <mc:Fallback>
             <w:pict>
-              <v:group w14:anchorId="62174559" id="_x0000_s1054" style="position:absolute;margin-left:815.1pt;margin-top:40.5pt;width:176pt;height:136pt;z-index:251716608" coordsize="19380,17284" o:gfxdata="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">
-                <v:rect id="Rectangle 2" o:spid="_x0000_s1055" style="position:absolute;width:19380;height:2499;visibility:visible;mso-wrap-style:square;v-text-anchor:top" o:gfxdata="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" fillcolor="white [3201]">
+              <v:group w14:anchorId="18FF9E38" id="Group 4" o:spid="_x0000_s1041" style="position:absolute;margin-left:466.9pt;margin-top:32.25pt;width:255pt;height:182.25pt;z-index:251644928" coordsize="25599,16767" o:gfxdata="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">
+                <v:rect id="Rectangle 2" o:spid="_x0000_s1042" style="position:absolute;width:25599;height:2499;visibility:visible;mso-wrap-style:square;v-text-anchor:top" o:gfxdata="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" fillcolor="white [3201]">
                   <v:textbox>
                     <w:txbxContent>
                       <w:p>
@@ -4450,13 +2697,13 @@
                             <w:rFonts w:ascii="Consolas" w:hAnsi="Consolas"/>
                             <w:color w:val="000000"/>
                           </w:rPr>
-                          <w:t>Calculator</w:t>
+                          <w:t>Model</w:t>
                         </w:r>
                       </w:p>
                     </w:txbxContent>
                   </v:textbox>
                 </v:rect>
-                <v:rect id="Rectangle 3" o:spid="_x0000_s1056" style="position:absolute;top:2499;width:19380;height:3728;visibility:visible;mso-wrap-style:square;v-text-anchor:top" o:gfxdata="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" fillcolor="white [3201]">
+                <v:rect id="Rectangle 3" o:spid="_x0000_s1043" style="position:absolute;top:2498;width:25599;height:8792;visibility:visible;mso-wrap-style:square;v-text-anchor:top" o:gfxdata="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" fillcolor="white [3201]">
                   <v:textbox>
                     <w:txbxContent>
                       <w:p>
@@ -4472,13 +2719,112 @@
                             <w:rFonts w:ascii="Consolas" w:hAnsi="Consolas"/>
                             <w:color w:val="000000"/>
                           </w:rPr>
-                          <w:t>project = Project Obj.</w:t>
-                        </w:r>
+                          <w:t xml:space="preserve">processes </w:t>
+                        </w:r>
+                        <w:r>
+                          <w:rPr>
+                            <w:rFonts w:ascii="Consolas" w:hAnsi="Consolas"/>
+                            <w:color w:val="000000"/>
+                          </w:rPr>
+                          <w:t>=</w:t>
+                        </w:r>
+                        <w:r>
+                          <w:rPr>
+                            <w:rFonts w:ascii="Consolas" w:hAnsi="Consolas"/>
+                            <w:color w:val="000000"/>
+                          </w:rPr>
+                          <w:t xml:space="preserve"> </w:t>
+                        </w:r>
+                        <w:r>
+                          <w:rPr>
+                            <w:rFonts w:ascii="Consolas" w:hAnsi="Consolas"/>
+                            <w:color w:val="000000"/>
+                          </w:rPr>
+                          <w:t>[]</w:t>
+                        </w:r>
+                      </w:p>
+                      <w:p>
+                        <w:pPr>
+                          <w:spacing w:line="252" w:lineRule="auto"/>
+                          <w:rPr>
+                            <w:rFonts w:ascii="Consolas" w:hAnsi="Consolas"/>
+                            <w:color w:val="000000"/>
+                          </w:rPr>
+                        </w:pPr>
+                        <w:r>
+                          <w:rPr>
+                            <w:rFonts w:ascii="Consolas" w:hAnsi="Consolas"/>
+                            <w:color w:val="000000"/>
+                          </w:rPr>
+                          <w:t>products</w:t>
+                        </w:r>
+                        <w:r>
+                          <w:rPr>
+                            <w:rFonts w:ascii="Consolas" w:hAnsi="Consolas"/>
+                            <w:color w:val="000000"/>
+                          </w:rPr>
+                          <w:t xml:space="preserve"> = </w:t>
+                        </w:r>
+                        <w:r>
+                          <w:rPr>
+                            <w:rFonts w:ascii="Consolas" w:hAnsi="Consolas"/>
+                            <w:color w:val="000000"/>
+                          </w:rPr>
+                          <w:t>[]</w:t>
+                        </w:r>
+                      </w:p>
+                      <w:p>
+                        <w:pPr>
+                          <w:spacing w:line="252" w:lineRule="auto"/>
+                          <w:rPr>
+                            <w:rFonts w:ascii="Consolas" w:hAnsi="Consolas"/>
+                            <w:color w:val="000000"/>
+                          </w:rPr>
+                        </w:pPr>
+                        <w:r>
+                          <w:rPr>
+                            <w:rFonts w:ascii="Consolas" w:hAnsi="Consolas"/>
+                            <w:color w:val="000000"/>
+                          </w:rPr>
+                          <w:t xml:space="preserve">impacts = </w:t>
+                        </w:r>
+                        <w:r>
+                          <w:rPr>
+                            <w:rFonts w:ascii="Consolas" w:hAnsi="Consolas"/>
+                            <w:color w:val="000000"/>
+                          </w:rPr>
+                          <w:t>{'A1</w:t>
+                        </w:r>
+                        <w:proofErr w:type="gramStart"/>
+                        <w:r>
+                          <w:rPr>
+                            <w:rFonts w:ascii="Consolas" w:hAnsi="Consolas"/>
+                            <w:color w:val="000000"/>
+                          </w:rPr>
+                          <w:t>':[</w:t>
+                        </w:r>
+                        <w:proofErr w:type="gramEnd"/>
+                        <w:r>
+                          <w:rPr>
+                            <w:rFonts w:ascii="Consolas" w:hAnsi="Consolas"/>
+                            <w:color w:val="000000"/>
+                          </w:rPr>
+                          <w:t>], A2':[], 'A3':[]}</w:t>
+                        </w:r>
+                      </w:p>
+                      <w:p>
+                        <w:pPr>
+                          <w:spacing w:line="252" w:lineRule="auto"/>
+                          <w:rPr>
+                            <w:rFonts w:ascii="Consolas" w:hAnsi="Consolas"/>
+                            <w:color w:val="000000"/>
+                          </w:rPr>
+                        </w:pPr>
                       </w:p>
                     </w:txbxContent>
                   </v:textbox>
                 </v:rect>
-                <v:rect id="Rectangle 4" o:spid="_x0000_s1057" style="position:absolute;top:6227;width:19380;height:11057;visibility:visible;mso-wrap-style:square;v-text-anchor:top" o:gfxdata="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" fillcolor="white [3201]">
+                <v:rect id="Rectangle 4" o:spid="_x0000_s1044" style="position:absolute;top:11290;width:25599;height:5477;visibility:visible;mso-wrap-style:square;v-text-anchor:top" o:gfxdata="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" fillcolor="white [3201]">
                   <v:textbox>
                     <w:txbxContent>
                       <w:p>
@@ -4490,20 +2836,27 @@
                           </w:rPr>
                         </w:pPr>
                         <w:proofErr w:type="spellStart"/>
-                        <w:r>
-                          <w:rPr>
-                            <w:rFonts w:ascii="Consolas" w:hAnsi="Consolas"/>
-                            <w:color w:val="000000"/>
-                          </w:rPr>
-                          <w:t>convert_</w:t>
-                        </w:r>
                         <w:proofErr w:type="gramStart"/>
                         <w:r>
                           <w:rPr>
                             <w:rFonts w:ascii="Consolas" w:hAnsi="Consolas"/>
                             <w:color w:val="000000"/>
                           </w:rPr>
-                          <w:t>units</w:t>
+                          <w:t>creat</w:t>
+                        </w:r>
+                        <w:r>
+                          <w:rPr>
+                            <w:rFonts w:ascii="Consolas" w:hAnsi="Consolas"/>
+                            <w:color w:val="000000"/>
+                          </w:rPr>
+                          <w:t>e</w:t>
+                        </w:r>
+                        <w:r>
+                          <w:rPr>
+                            <w:rFonts w:ascii="Consolas" w:hAnsi="Consolas"/>
+                            <w:color w:val="000000"/>
+                          </w:rPr>
+                          <w:t>Process</w:t>
                         </w:r>
                         <w:proofErr w:type="spellEnd"/>
                         <w:r>
@@ -4531,20 +2884,27 @@
                           </w:rPr>
                         </w:pPr>
                         <w:proofErr w:type="spellStart"/>
-                        <w:r>
-                          <w:rPr>
-                            <w:rFonts w:ascii="Consolas" w:hAnsi="Consolas"/>
-                            <w:color w:val="000000"/>
-                          </w:rPr>
-                          <w:t>get_data_by_</w:t>
-                        </w:r>
                         <w:proofErr w:type="gramStart"/>
                         <w:r>
                           <w:rPr>
                             <w:rFonts w:ascii="Consolas" w:hAnsi="Consolas"/>
                             <w:color w:val="000000"/>
                           </w:rPr>
-                          <w:t>LCstage</w:t>
+                          <w:t>cre</w:t>
+                        </w:r>
+                        <w:r>
+                          <w:rPr>
+                            <w:rFonts w:ascii="Consolas" w:hAnsi="Consolas"/>
+                            <w:color w:val="000000"/>
+                          </w:rPr>
+                          <w:t>ate</w:t>
+                        </w:r>
+                        <w:r>
+                          <w:rPr>
+                            <w:rFonts w:ascii="Consolas" w:hAnsi="Consolas"/>
+                            <w:color w:val="000000"/>
+                          </w:rPr>
+                          <w:t>Product</w:t>
                         </w:r>
                         <w:proofErr w:type="spellEnd"/>
                         <w:r>
@@ -4571,38 +2931,6 @@
                             <w:color w:val="000000"/>
                           </w:rPr>
                         </w:pPr>
-                        <w:proofErr w:type="spellStart"/>
-                        <w:r>
-                          <w:rPr>
-                            <w:rFonts w:ascii="Consolas" w:hAnsi="Consolas"/>
-                            <w:color w:val="000000"/>
-                          </w:rPr>
-                          <w:t>get_barchart_</w:t>
-                        </w:r>
-                        <w:proofErr w:type="gramStart"/>
-                        <w:r>
-                          <w:rPr>
-                            <w:rFonts w:ascii="Consolas" w:hAnsi="Consolas"/>
-                            <w:color w:val="000000"/>
-                          </w:rPr>
-                          <w:t>data</w:t>
-                        </w:r>
-                        <w:proofErr w:type="spellEnd"/>
-                        <w:r>
-                          <w:rPr>
-                            <w:rFonts w:ascii="Consolas" w:hAnsi="Consolas"/>
-                            <w:color w:val="000000"/>
-                          </w:rPr>
-                          <w:t>(</w:t>
-                        </w:r>
-                        <w:proofErr w:type="gramEnd"/>
-                        <w:r>
-                          <w:rPr>
-                            <w:rFonts w:ascii="Consolas" w:hAnsi="Consolas"/>
-                            <w:color w:val="000000"/>
-                          </w:rPr>
-                          <w:t>)</w:t>
-                        </w:r>
                       </w:p>
                       <w:p>
                         <w:pPr>
@@ -4632,13 +2960,13 @@
         <mc:AlternateContent>
           <mc:Choice Requires="wpg">
             <w:drawing>
-              <wp:anchor distT="0" distB="0" distL="114300" distR="114300" simplePos="0" relativeHeight="251711487" behindDoc="0" locked="0" layoutInCell="1" allowOverlap="1" wp14:anchorId="41EC98CB" wp14:editId="47AD33D5">
+              <wp:anchor distT="0" distB="0" distL="114300" distR="114300" simplePos="0" relativeHeight="251711487" behindDoc="0" locked="0" layoutInCell="1" allowOverlap="1" wp14:anchorId="41EC98CB" wp14:editId="6929F884">
                 <wp:simplePos x="0" y="0"/>
                 <wp:positionH relativeFrom="column">
-                  <wp:posOffset>-41814</wp:posOffset>
+                  <wp:posOffset>-38100</wp:posOffset>
                 </wp:positionH>
                 <wp:positionV relativeFrom="paragraph">
-                  <wp:posOffset>422287</wp:posOffset>
+                  <wp:posOffset>419100</wp:posOffset>
                 </wp:positionV>
                 <wp:extent cx="2922905" cy="1823720"/>
                 <wp:effectExtent l="0" t="0" r="10795" b="24130"/>
@@ -4714,7 +3042,7 @@
                         <wps:spPr>
                           <a:xfrm>
                             <a:off x="0" y="249916"/>
-                            <a:ext cx="1938020" cy="989818"/>
+                            <a:ext cx="1938020" cy="537462"/>
                           </a:xfrm>
                           <a:prstGeom prst="rect">
                             <a:avLst/>
@@ -4738,21 +3066,68 @@
                                   <w:color w:val="000000"/>
                                 </w:rPr>
                               </w:pPr>
-                              <w:proofErr w:type="spellStart"/>
-                              <w:r>
-                                <w:rPr>
-                                  <w:rFonts w:ascii="Consolas" w:hAnsi="Consolas"/>
-                                  <w:color w:val="000000"/>
-                                </w:rPr>
-                                <w:t>current_model</w:t>
-                              </w:r>
-                              <w:proofErr w:type="spellEnd"/>
-                              <w:r>
-                                <w:rPr>
-                                  <w:rFonts w:ascii="Consolas" w:hAnsi="Consolas"/>
-                                  <w:color w:val="000000"/>
-                                </w:rPr>
-                                <w:t xml:space="preserve"> = Model Obj.</w:t>
+                              <w:r>
+                                <w:rPr>
+                                  <w:rFonts w:ascii="Consolas" w:hAnsi="Consolas"/>
+                                  <w:color w:val="000000"/>
+                                </w:rPr>
+                                <w:t>m</w:t>
+                              </w:r>
+                              <w:r>
+                                <w:rPr>
+                                  <w:rFonts w:ascii="Consolas" w:hAnsi="Consolas"/>
+                                  <w:color w:val="000000"/>
+                                </w:rPr>
+                                <w:t>odel</w:t>
+                              </w:r>
+                              <w:r>
+                                <w:rPr>
+                                  <w:rFonts w:ascii="Consolas" w:hAnsi="Consolas"/>
+                                  <w:color w:val="000000"/>
+                                </w:rPr>
+                                <w:t>s</w:t>
+                              </w:r>
+                              <w:r>
+                                <w:rPr>
+                                  <w:rFonts w:ascii="Consolas" w:hAnsi="Consolas"/>
+                                  <w:color w:val="000000"/>
+                                </w:rPr>
+                                <w:t xml:space="preserve"> = </w:t>
+                              </w:r>
+                              <w:r>
+                                <w:rPr>
+                                  <w:rFonts w:ascii="Consolas" w:hAnsi="Consolas"/>
+                                  <w:color w:val="000000"/>
+                                </w:rPr>
+                                <w:t xml:space="preserve">{‘Model_0’: </w:t>
+                              </w:r>
+                              <w:r>
+                                <w:rPr>
+                                  <w:rFonts w:ascii="Consolas" w:hAnsi="Consolas"/>
+                                  <w:color w:val="000000"/>
+                                </w:rPr>
+                                <w:t xml:space="preserve">Model </w:t>
+                              </w:r>
+                              <w:r>
+                                <w:rPr>
+                                  <w:rFonts w:ascii="Consolas" w:hAnsi="Consolas"/>
+                                  <w:color w:val="000000"/>
+                                </w:rPr>
+                                <w:t>O</w:t>
+                              </w:r>
+                              <w:r>
+                                <w:rPr>
+                                  <w:rFonts w:ascii="Consolas" w:hAnsi="Consolas"/>
+                                  <w:color w:val="000000"/>
+                                </w:rPr>
+                                <w:t>bj</w:t>
+                              </w:r>
+                              <w:r>
+                                <w:rPr>
+                                  <w:rFonts w:ascii="Consolas" w:hAnsi="Consolas"/>
+                                  <w:color w:val="000000"/>
+                                </w:rPr>
+                                <w:t>.}</w:t>
                               </w:r>
                             </w:p>
                             <w:p>
@@ -4768,78 +3143,6 @@
                                   <w:rFonts w:ascii="Consolas" w:hAnsi="Consolas"/>
                                   <w:color w:val="000000"/>
                                 </w:rPr>
-                                <w:t>m</w:t>
-                              </w:r>
-                              <w:r>
-                                <w:rPr>
-                                  <w:rFonts w:ascii="Consolas" w:hAnsi="Consolas"/>
-                                  <w:color w:val="000000"/>
-                                </w:rPr>
-                                <w:t>odel</w:t>
-                              </w:r>
-                              <w:r>
-                                <w:rPr>
-                                  <w:rFonts w:ascii="Consolas" w:hAnsi="Consolas"/>
-                                  <w:color w:val="000000"/>
-                                </w:rPr>
-                                <w:t>s</w:t>
-                              </w:r>
-                              <w:r>
-                                <w:rPr>
-                                  <w:rFonts w:ascii="Consolas" w:hAnsi="Consolas"/>
-                                  <w:color w:val="000000"/>
-                                </w:rPr>
-                                <w:t xml:space="preserve"> = </w:t>
-                              </w:r>
-                              <w:r>
-                                <w:rPr>
-                                  <w:rFonts w:ascii="Consolas" w:hAnsi="Consolas"/>
-                                  <w:color w:val="000000"/>
-                                </w:rPr>
-                                <w:t xml:space="preserve">{‘Model_0’: </w:t>
-                              </w:r>
-                              <w:r>
-                                <w:rPr>
-                                  <w:rFonts w:ascii="Consolas" w:hAnsi="Consolas"/>
-                                  <w:color w:val="000000"/>
-                                </w:rPr>
-                                <w:t xml:space="preserve">Model </w:t>
-                              </w:r>
-                              <w:r>
-                                <w:rPr>
-                                  <w:rFonts w:ascii="Consolas" w:hAnsi="Consolas"/>
-                                  <w:color w:val="000000"/>
-                                </w:rPr>
-                                <w:t>O</w:t>
-                              </w:r>
-                              <w:r>
-                                <w:rPr>
-                                  <w:rFonts w:ascii="Consolas" w:hAnsi="Consolas"/>
-                                  <w:color w:val="000000"/>
-                                </w:rPr>
-                                <w:t>bj</w:t>
-                              </w:r>
-                              <w:r>
-                                <w:rPr>
-                                  <w:rFonts w:ascii="Consolas" w:hAnsi="Consolas"/>
-                                  <w:color w:val="000000"/>
-                                </w:rPr>
-                                <w:t>.}</w:t>
-                              </w:r>
-                            </w:p>
-                            <w:p>
-                              <w:pPr>
-                                <w:spacing w:line="252" w:lineRule="auto"/>
-                                <w:rPr>
-                                  <w:rFonts w:ascii="Consolas" w:hAnsi="Consolas"/>
-                                  <w:color w:val="000000"/>
-                                </w:rPr>
-                              </w:pPr>
-                              <w:r>
-                                <w:rPr>
-                                  <w:rFonts w:ascii="Consolas" w:hAnsi="Consolas"/>
-                                  <w:color w:val="000000"/>
-                                </w:rPr>
                                 <w:t>d</w:t>
                               </w:r>
                               <w:r>
@@ -4855,43 +3158,6 @@
                                   <w:color w:val="000000"/>
                                 </w:rPr>
                                 <w:t>Database Obj.</w:t>
-                              </w:r>
-                            </w:p>
-                            <w:p>
-                              <w:pPr>
-                                <w:spacing w:line="252" w:lineRule="auto"/>
-                                <w:rPr>
-                                  <w:rFonts w:ascii="Consolas" w:hAnsi="Consolas"/>
-                                  <w:color w:val="000000"/>
-                                </w:rPr>
-                              </w:pPr>
-                              <w:r>
-                                <w:rPr>
-                                  <w:rFonts w:ascii="Consolas" w:hAnsi="Consolas"/>
-                                  <w:color w:val="000000"/>
-                                </w:rPr>
-                                <w:t>c</w:t>
-                              </w:r>
-                              <w:r>
-                                <w:rPr>
-                                  <w:rFonts w:ascii="Consolas" w:hAnsi="Consolas"/>
-                                  <w:color w:val="000000"/>
-                                </w:rPr>
-                                <w:t>alculator</w:t>
-                              </w:r>
-                              <w:r>
-                                <w:rPr>
-                                  <w:rFonts w:ascii="Consolas" w:hAnsi="Consolas"/>
-                                  <w:color w:val="000000"/>
-                                </w:rPr>
-                                <w:t xml:space="preserve"> = </w:t>
-                              </w:r>
-                              <w:r>
-                                <w:rPr>
-                                  <w:rFonts w:ascii="Consolas" w:hAnsi="Consolas"/>
-                                  <w:color w:val="000000"/>
-                                </w:rPr>
-                                <w:t>Calculator Obj.</w:t>
                               </w:r>
                             </w:p>
                           </w:txbxContent>
@@ -4903,8 +3169,8 @@
                         <wps:cNvSpPr/>
                         <wps:spPr>
                           <a:xfrm>
-                            <a:off x="0" y="1239733"/>
-                            <a:ext cx="1938020" cy="314459"/>
+                            <a:off x="0" y="787378"/>
+                            <a:ext cx="1938020" cy="766814"/>
                           </a:xfrm>
                           <a:prstGeom prst="rect">
                             <a:avLst/>
@@ -4979,8 +3245,8 @@
           </mc:Choice>
           <mc:Fallback>
             <w:pict>
-              <v:group w14:anchorId="41EC98CB" id="_x0000_s1058" style="position:absolute;margin-left:-3.3pt;margin-top:33.25pt;width:230.15pt;height:143.6pt;z-index:251711487" coordsize="19380,15541" o:gfxdata="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">
-                <v:rect id="Rectangle 1175991684" o:spid="_x0000_s1059" style="position:absolute;width:19380;height:2499;visibility:visible;mso-wrap-style:square;v-text-anchor:top" o:gfxdata="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" fillcolor="white [3201]">
+              <v:group w14:anchorId="41EC98CB" id="_x0000_s1045" style="position:absolute;margin-left:-3pt;margin-top:33pt;width:230.15pt;height:143.6pt;z-index:251711487" coordsize="19380,15541" o:gfxdata="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">
+                <v:rect id="Rectangle 1175991684" o:spid="_x0000_s1046" style="position:absolute;width:19380;height:2499;visibility:visible;mso-wrap-style:square;v-text-anchor:top" o:gfxdata="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" fillcolor="white [3201]">
                   <v:textbox>
                     <w:txbxContent>
                       <w:p>
@@ -5011,7 +3277,7 @@
                     </w:txbxContent>
                   </v:textbox>
                 </v:rect>
-                <v:rect id="Rectangle 1175991685" o:spid="_x0000_s1060" style="position:absolute;top:2499;width:19380;height:9898;visibility:visible;mso-wrap-style:square;v-text-anchor:top" o:gfxdata="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" fillcolor="white [3201]">
+                <v:rect id="Rectangle 1175991685" o:spid="_x0000_s1047" style="position:absolute;top:2499;width:19380;height:5374;visibility:visible;mso-wrap-style:square;v-text-anchor:top" o:gfxdata="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" fillcolor="white [3201]">
                   <v:textbox>
                     <w:txbxContent>
                       <w:p>
@@ -5022,21 +3288,68 @@
                             <w:color w:val="000000"/>
                           </w:rPr>
                         </w:pPr>
-                        <w:proofErr w:type="spellStart"/>
-                        <w:r>
-                          <w:rPr>
-                            <w:rFonts w:ascii="Consolas" w:hAnsi="Consolas"/>
-                            <w:color w:val="000000"/>
-                          </w:rPr>
-                          <w:t>current_model</w:t>
-                        </w:r>
-                        <w:proofErr w:type="spellEnd"/>
-                        <w:r>
-                          <w:rPr>
-                            <w:rFonts w:ascii="Consolas" w:hAnsi="Consolas"/>
-                            <w:color w:val="000000"/>
-                          </w:rPr>
-                          <w:t xml:space="preserve"> = Model Obj.</w:t>
+                        <w:r>
+                          <w:rPr>
+                            <w:rFonts w:ascii="Consolas" w:hAnsi="Consolas"/>
+                            <w:color w:val="000000"/>
+                          </w:rPr>
+                          <w:t>m</w:t>
+                        </w:r>
+                        <w:r>
+                          <w:rPr>
+                            <w:rFonts w:ascii="Consolas" w:hAnsi="Consolas"/>
+                            <w:color w:val="000000"/>
+                          </w:rPr>
+                          <w:t>odel</w:t>
+                        </w:r>
+                        <w:r>
+                          <w:rPr>
+                            <w:rFonts w:ascii="Consolas" w:hAnsi="Consolas"/>
+                            <w:color w:val="000000"/>
+                          </w:rPr>
+                          <w:t>s</w:t>
+                        </w:r>
+                        <w:r>
+                          <w:rPr>
+                            <w:rFonts w:ascii="Consolas" w:hAnsi="Consolas"/>
+                            <w:color w:val="000000"/>
+                          </w:rPr>
+                          <w:t xml:space="preserve"> = </w:t>
+                        </w:r>
+                        <w:r>
+                          <w:rPr>
+                            <w:rFonts w:ascii="Consolas" w:hAnsi="Consolas"/>
+                            <w:color w:val="000000"/>
+                          </w:rPr>
+                          <w:t xml:space="preserve">{‘Model_0’: </w:t>
+                        </w:r>
+                        <w:r>
+                          <w:rPr>
+                            <w:rFonts w:ascii="Consolas" w:hAnsi="Consolas"/>
+                            <w:color w:val="000000"/>
+                          </w:rPr>
+                          <w:t xml:space="preserve">Model </w:t>
+                        </w:r>
+                        <w:r>
+                          <w:rPr>
+                            <w:rFonts w:ascii="Consolas" w:hAnsi="Consolas"/>
+                            <w:color w:val="000000"/>
+                          </w:rPr>
+                          <w:t>O</w:t>
+                        </w:r>
+                        <w:r>
+                          <w:rPr>
+                            <w:rFonts w:ascii="Consolas" w:hAnsi="Consolas"/>
+                            <w:color w:val="000000"/>
+                          </w:rPr>
+                          <w:t>bj</w:t>
+                        </w:r>
+                        <w:r>
+                          <w:rPr>
+                            <w:rFonts w:ascii="Consolas" w:hAnsi="Consolas"/>
+                            <w:color w:val="000000"/>
+                          </w:rPr>
+                          <w:t>.}</w:t>
                         </w:r>
                       </w:p>
                       <w:p>
@@ -5052,78 +3365,6 @@
                             <w:rFonts w:ascii="Consolas" w:hAnsi="Consolas"/>
                             <w:color w:val="000000"/>
                           </w:rPr>
-                          <w:t>m</w:t>
-                        </w:r>
-                        <w:r>
-                          <w:rPr>
-                            <w:rFonts w:ascii="Consolas" w:hAnsi="Consolas"/>
-                            <w:color w:val="000000"/>
-                          </w:rPr>
-                          <w:t>odel</w:t>
-                        </w:r>
-                        <w:r>
-                          <w:rPr>
-                            <w:rFonts w:ascii="Consolas" w:hAnsi="Consolas"/>
-                            <w:color w:val="000000"/>
-                          </w:rPr>
-                          <w:t>s</w:t>
-                        </w:r>
-                        <w:r>
-                          <w:rPr>
-                            <w:rFonts w:ascii="Consolas" w:hAnsi="Consolas"/>
-                            <w:color w:val="000000"/>
-                          </w:rPr>
-                          <w:t xml:space="preserve"> = </w:t>
-                        </w:r>
-                        <w:r>
-                          <w:rPr>
-                            <w:rFonts w:ascii="Consolas" w:hAnsi="Consolas"/>
-                            <w:color w:val="000000"/>
-                          </w:rPr>
-                          <w:t xml:space="preserve">{‘Model_0’: </w:t>
-                        </w:r>
-                        <w:r>
-                          <w:rPr>
-                            <w:rFonts w:ascii="Consolas" w:hAnsi="Consolas"/>
-                            <w:color w:val="000000"/>
-                          </w:rPr>
-                          <w:t xml:space="preserve">Model </w:t>
-                        </w:r>
-                        <w:r>
-                          <w:rPr>
-                            <w:rFonts w:ascii="Consolas" w:hAnsi="Consolas"/>
-                            <w:color w:val="000000"/>
-                          </w:rPr>
-                          <w:t>O</w:t>
-                        </w:r>
-                        <w:r>
-                          <w:rPr>
-                            <w:rFonts w:ascii="Consolas" w:hAnsi="Consolas"/>
-                            <w:color w:val="000000"/>
-                          </w:rPr>
-                          <w:t>bj</w:t>
-                        </w:r>
-                        <w:r>
-                          <w:rPr>
-                            <w:rFonts w:ascii="Consolas" w:hAnsi="Consolas"/>
-                            <w:color w:val="000000"/>
-                          </w:rPr>
-                          <w:t>.}</w:t>
-                        </w:r>
-                      </w:p>
-                      <w:p>
-                        <w:pPr>
-                          <w:spacing w:line="252" w:lineRule="auto"/>
-                          <w:rPr>
-                            <w:rFonts w:ascii="Consolas" w:hAnsi="Consolas"/>
-                            <w:color w:val="000000"/>
-                          </w:rPr>
-                        </w:pPr>
-                        <w:r>
-                          <w:rPr>
-                            <w:rFonts w:ascii="Consolas" w:hAnsi="Consolas"/>
-                            <w:color w:val="000000"/>
-                          </w:rPr>
                           <w:t>d</w:t>
                         </w:r>
                         <w:r>
@@ -5139,49 +3380,12 @@
                             <w:color w:val="000000"/>
                           </w:rPr>
                           <w:t>Database Obj.</w:t>
-                        </w:r>
-                      </w:p>
-                      <w:p>
-                        <w:pPr>
-                          <w:spacing w:line="252" w:lineRule="auto"/>
-                          <w:rPr>
-                            <w:rFonts w:ascii="Consolas" w:hAnsi="Consolas"/>
-                            <w:color w:val="000000"/>
-                          </w:rPr>
-                        </w:pPr>
-                        <w:r>
-                          <w:rPr>
-                            <w:rFonts w:ascii="Consolas" w:hAnsi="Consolas"/>
-                            <w:color w:val="000000"/>
-                          </w:rPr>
-                          <w:t>c</w:t>
-                        </w:r>
-                        <w:r>
-                          <w:rPr>
-                            <w:rFonts w:ascii="Consolas" w:hAnsi="Consolas"/>
-                            <w:color w:val="000000"/>
-                          </w:rPr>
-                          <w:t>alculator</w:t>
-                        </w:r>
-                        <w:r>
-                          <w:rPr>
-                            <w:rFonts w:ascii="Consolas" w:hAnsi="Consolas"/>
-                            <w:color w:val="000000"/>
-                          </w:rPr>
-                          <w:t xml:space="preserve"> = </w:t>
-                        </w:r>
-                        <w:r>
-                          <w:rPr>
-                            <w:rFonts w:ascii="Consolas" w:hAnsi="Consolas"/>
-                            <w:color w:val="000000"/>
-                          </w:rPr>
-                          <w:t>Calculator Obj.</w:t>
                         </w:r>
                       </w:p>
                     </w:txbxContent>
                   </v:textbox>
                 </v:rect>
-                <v:rect id="Rectangle 1175991686" o:spid="_x0000_s1061" style="position:absolute;top:12397;width:19380;height:3144;visibility:visible;mso-wrap-style:square;v-text-anchor:top" o:gfxdata="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" fillcolor="white [3201]">
+                <v:rect id="Rectangle 1175991686" o:spid="_x0000_s1048" style="position:absolute;top:7873;width:19380;height:7668;visibility:visible;mso-wrap-style:square;v-text-anchor:top" o:gfxdata="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" fillcolor="white [3201]">
                   <v:textbox>
                     <w:txbxContent>
                       <w:p>
@@ -5237,264 +3441,13 @@
       <w:r>
         <w:rPr>
           <w:rFonts w:ascii="Consolas" w:hAnsi="Consolas"/>
-          <w:noProof/>
-          <w:color w:val="000000"/>
-          <w:shd w:val="clear" w:color="auto" w:fill="D1D1D1" w:themeFill="background2" w:themeFillShade="E6"/>
-        </w:rPr>
-        <mc:AlternateContent>
-          <mc:Choice Requires="wps">
-            <w:drawing>
-              <wp:anchor distT="0" distB="0" distL="114300" distR="114300" simplePos="0" relativeHeight="251743232" behindDoc="1" locked="0" layoutInCell="1" allowOverlap="1" wp14:anchorId="7373C90E" wp14:editId="175E6B6B">
-                <wp:simplePos x="0" y="0"/>
-                <wp:positionH relativeFrom="column">
-                  <wp:posOffset>2428875</wp:posOffset>
-                </wp:positionH>
-                <wp:positionV relativeFrom="paragraph">
-                  <wp:posOffset>1143000</wp:posOffset>
-                </wp:positionV>
-                <wp:extent cx="4905375" cy="6350"/>
-                <wp:effectExtent l="0" t="57150" r="28575" b="88900"/>
-                <wp:wrapNone/>
-                <wp:docPr id="1175991708" name="Straight Arrow Connector 1175991708"/>
-                <wp:cNvGraphicFramePr/>
-                <a:graphic xmlns:a="http://schemas.openxmlformats.org/drawingml/2006/main">
-                  <a:graphicData uri="http://schemas.microsoft.com/office/word/2010/wordprocessingShape">
-                    <wps:wsp>
-                      <wps:cNvCnPr/>
-                      <wps:spPr>
-                        <a:xfrm>
-                          <a:off x="0" y="0"/>
-                          <a:ext cx="4905375" cy="6350"/>
-                        </a:xfrm>
-                        <a:prstGeom prst="straightConnector1">
-                          <a:avLst/>
-                        </a:prstGeom>
-                        <a:ln w="19050">
-                          <a:prstDash val="lgDash"/>
-                          <a:tailEnd type="triangle"/>
-                        </a:ln>
-                      </wps:spPr>
-                      <wps:style>
-                        <a:lnRef idx="1">
-                          <a:schemeClr val="dk1"/>
-                        </a:lnRef>
-                        <a:fillRef idx="0">
-                          <a:schemeClr val="dk1"/>
-                        </a:fillRef>
-                        <a:effectRef idx="0">
-                          <a:schemeClr val="dk1"/>
-                        </a:effectRef>
-                        <a:fontRef idx="minor">
-                          <a:schemeClr val="tx1"/>
-                        </a:fontRef>
-                      </wps:style>
-                      <wps:bodyPr/>
-                    </wps:wsp>
-                  </a:graphicData>
-                </a:graphic>
-                <wp14:sizeRelH relativeFrom="margin">
-                  <wp14:pctWidth>0</wp14:pctWidth>
-                </wp14:sizeRelH>
-                <wp14:sizeRelV relativeFrom="margin">
-                  <wp14:pctHeight>0</wp14:pctHeight>
-                </wp14:sizeRelV>
-              </wp:anchor>
-            </w:drawing>
-          </mc:Choice>
-          <mc:Fallback>
-            <w:pict>
-              <v:shape w14:anchorId="26EACE1D" id="Straight Arrow Connector 1175991708" o:spid="_x0000_s1026" type="#_x0000_t32" style="position:absolute;margin-left:191.25pt;margin-top:90pt;width:386.25pt;height:.5pt;z-index:-251573248;visibility:visible;mso-wrap-style:square;mso-width-percent:0;mso-height-percent:0;mso-wrap-distance-left:9pt;mso-wrap-distance-top:0;mso-wrap-distance-right:9pt;mso-wrap-distance-bottom:0;mso-position-horizontal:absolute;mso-position-horizontal-relative:text;mso-position-vertical:absolute;mso-position-vertical-relative:text;mso-width-percent:0;mso-height-percent:0;mso-width-relative:margin;mso-height-relative:margin" o:gfxdata="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" strokecolor="black [3200]" strokeweight="1.5pt">
-                <v:stroke dashstyle="longDash" endarrow="block" joinstyle="miter"/>
-              </v:shape>
-            </w:pict>
-          </mc:Fallback>
-        </mc:AlternateContent>
-      </w:r>
-      <w:r>
-        <w:rPr>
-          <w:rFonts w:ascii="Consolas" w:hAnsi="Consolas"/>
-          <w:noProof/>
-          <w:color w:val="000000"/>
-          <w:shd w:val="clear" w:color="auto" w:fill="D1D1D1" w:themeFill="background2" w:themeFillShade="E6"/>
-        </w:rPr>
-        <mc:AlternateContent>
-          <mc:Choice Requires="wps">
-            <w:drawing>
-              <wp:anchor distT="0" distB="0" distL="114300" distR="114300" simplePos="0" relativeHeight="251654144" behindDoc="0" locked="0" layoutInCell="1" allowOverlap="1" wp14:anchorId="40D29BE6" wp14:editId="4836221B">
-                <wp:simplePos x="0" y="0"/>
-                <wp:positionH relativeFrom="column">
-                  <wp:posOffset>3305810</wp:posOffset>
-                </wp:positionH>
-                <wp:positionV relativeFrom="paragraph">
-                  <wp:posOffset>636154</wp:posOffset>
-                </wp:positionV>
-                <wp:extent cx="587202" cy="314696"/>
-                <wp:effectExtent l="0" t="0" r="0" b="0"/>
-                <wp:wrapNone/>
-                <wp:docPr id="19" name="Text Box 19"/>
-                <wp:cNvGraphicFramePr/>
-                <a:graphic xmlns:a="http://schemas.openxmlformats.org/drawingml/2006/main">
-                  <a:graphicData uri="http://schemas.microsoft.com/office/word/2010/wordprocessingShape">
-                    <wps:wsp>
-                      <wps:cNvSpPr txBox="1"/>
-                      <wps:spPr>
-                        <a:xfrm>
-                          <a:off x="0" y="0"/>
-                          <a:ext cx="587202" cy="314696"/>
-                        </a:xfrm>
-                        <a:prstGeom prst="rect">
-                          <a:avLst/>
-                        </a:prstGeom>
-                        <a:noFill/>
-                        <a:ln w="6350">
-                          <a:noFill/>
-                        </a:ln>
-                      </wps:spPr>
-                      <wps:txbx>
-                        <w:txbxContent>
-                          <w:p>
-                            <w:pPr>
-                              <w:jc w:val="center"/>
-                              <w:rPr>
-                                <w:rFonts w:ascii="Consolas" w:hAnsi="Consolas"/>
-                              </w:rPr>
-                            </w:pPr>
-                            <w:proofErr w:type="gramStart"/>
-                            <w:r>
-                              <w:rPr>
-                                <w:rFonts w:ascii="Consolas" w:hAnsi="Consolas"/>
-                              </w:rPr>
-                              <w:t>0..*</w:t>
-                            </w:r>
-                            <w:proofErr w:type="gramEnd"/>
-                          </w:p>
-                        </w:txbxContent>
-                      </wps:txbx>
-                      <wps:bodyPr rot="0" spcFirstLastPara="0" vertOverflow="overflow" horzOverflow="overflow" vert="horz" wrap="square" lIns="91440" tIns="45720" rIns="91440" bIns="45720" numCol="1" spcCol="0" rtlCol="0" fromWordArt="0" anchor="t" anchorCtr="0" forceAA="0" compatLnSpc="1">
-                        <a:prstTxWarp prst="textNoShape">
-                          <a:avLst/>
-                        </a:prstTxWarp>
-                        <a:noAutofit/>
-                      </wps:bodyPr>
-                    </wps:wsp>
-                  </a:graphicData>
-                </a:graphic>
-                <wp14:sizeRelH relativeFrom="margin">
-                  <wp14:pctWidth>0</wp14:pctWidth>
-                </wp14:sizeRelH>
-                <wp14:sizeRelV relativeFrom="margin">
-                  <wp14:pctHeight>0</wp14:pctHeight>
-                </wp14:sizeRelV>
-              </wp:anchor>
-            </w:drawing>
-          </mc:Choice>
-          <mc:Fallback>
-            <w:pict>
-              <v:shape w14:anchorId="40D29BE6" id="Text Box 19" o:spid="_x0000_s1062" type="#_x0000_t202" style="position:absolute;margin-left:260.3pt;margin-top:50.1pt;width:46.25pt;height:24.8pt;z-index:251654144;visibility:visible;mso-wrap-style:square;mso-width-percent:0;mso-height-percent:0;mso-wrap-distance-left:9pt;mso-wrap-distance-top:0;mso-wrap-distance-right:9pt;mso-wrap-distance-bottom:0;mso-position-horizontal:absolute;mso-position-horizontal-relative:text;mso-position-vertical:absolute;mso-position-vertical-relative:text;mso-width-percent:0;mso-height-percent:0;mso-width-relative:margin;mso-height-relative:margin;v-text-anchor:top" o:gfxdata="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" filled="f" stroked="f" strokeweight=".5pt">
-                <v:textbox>
-                  <w:txbxContent>
-                    <w:p>
-                      <w:pPr>
-                        <w:jc w:val="center"/>
-                        <w:rPr>
-                          <w:rFonts w:ascii="Consolas" w:hAnsi="Consolas"/>
-                        </w:rPr>
-                      </w:pPr>
-                      <w:proofErr w:type="gramStart"/>
-                      <w:r>
-                        <w:rPr>
-                          <w:rFonts w:ascii="Consolas" w:hAnsi="Consolas"/>
-                        </w:rPr>
-                        <w:t>0..*</w:t>
-                      </w:r>
-                      <w:proofErr w:type="gramEnd"/>
-                    </w:p>
-                  </w:txbxContent>
-                </v:textbox>
-              </v:shape>
-            </w:pict>
-          </mc:Fallback>
-        </mc:AlternateContent>
-      </w:r>
-      <w:r>
-        <w:rPr>
-          <w:rFonts w:ascii="Consolas" w:hAnsi="Consolas"/>
-          <w:noProof/>
-          <w:color w:val="000000"/>
-          <w:shd w:val="clear" w:color="auto" w:fill="D1D1D1" w:themeFill="background2" w:themeFillShade="E6"/>
-        </w:rPr>
-        <mc:AlternateContent>
-          <mc:Choice Requires="wps">
-            <w:drawing>
-              <wp:anchor distT="0" distB="0" distL="114300" distR="114300" simplePos="0" relativeHeight="251744256" behindDoc="1" locked="0" layoutInCell="1" allowOverlap="1" wp14:anchorId="33C05EA1" wp14:editId="5FC73767">
-                <wp:simplePos x="0" y="0"/>
-                <wp:positionH relativeFrom="column">
-                  <wp:posOffset>2429510</wp:posOffset>
-                </wp:positionH>
-                <wp:positionV relativeFrom="paragraph">
-                  <wp:posOffset>1344295</wp:posOffset>
-                </wp:positionV>
-                <wp:extent cx="8500534" cy="0"/>
-                <wp:effectExtent l="0" t="76200" r="15240" b="95250"/>
-                <wp:wrapNone/>
-                <wp:docPr id="1175991709" name="Straight Arrow Connector 1175991709"/>
-                <wp:cNvGraphicFramePr/>
-                <a:graphic xmlns:a="http://schemas.openxmlformats.org/drawingml/2006/main">
-                  <a:graphicData uri="http://schemas.microsoft.com/office/word/2010/wordprocessingShape">
-                    <wps:wsp>
-                      <wps:cNvCnPr/>
-                      <wps:spPr>
-                        <a:xfrm>
-                          <a:off x="0" y="0"/>
-                          <a:ext cx="8500534" cy="0"/>
-                        </a:xfrm>
-                        <a:prstGeom prst="straightConnector1">
-                          <a:avLst/>
-                        </a:prstGeom>
-                        <a:ln w="19050">
-                          <a:prstDash val="lgDash"/>
-                          <a:tailEnd type="triangle"/>
-                        </a:ln>
-                      </wps:spPr>
-                      <wps:style>
-                        <a:lnRef idx="1">
-                          <a:schemeClr val="dk1"/>
-                        </a:lnRef>
-                        <a:fillRef idx="0">
-                          <a:schemeClr val="dk1"/>
-                        </a:fillRef>
-                        <a:effectRef idx="0">
-                          <a:schemeClr val="dk1"/>
-                        </a:effectRef>
-                        <a:fontRef idx="minor">
-                          <a:schemeClr val="tx1"/>
-                        </a:fontRef>
-                      </wps:style>
-                      <wps:bodyPr/>
-                    </wps:wsp>
-                  </a:graphicData>
-                </a:graphic>
-              </wp:anchor>
-            </w:drawing>
-          </mc:Choice>
-          <mc:Fallback>
-            <w:pict>
-              <v:shape w14:anchorId="2961349F" id="Straight Arrow Connector 1175991709" o:spid="_x0000_s1026" type="#_x0000_t32" style="position:absolute;margin-left:191.3pt;margin-top:105.85pt;width:669.35pt;height:0;z-index:-251572224;visibility:visible;mso-wrap-style:square;mso-wrap-distance-left:9pt;mso-wrap-distance-top:0;mso-wrap-distance-right:9pt;mso-wrap-distance-bottom:0;mso-position-horizontal:absolute;mso-position-horizontal-relative:text;mso-position-vertical:absolute;mso-position-vertical-relative:text" o:gfxdata="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" strokecolor="black [3200]" strokeweight="1.5pt">
-                <v:stroke dashstyle="longDash" endarrow="block" joinstyle="miter"/>
-              </v:shape>
-            </w:pict>
-          </mc:Fallback>
-        </mc:AlternateContent>
-      </w:r>
-      <w:r>
-        <w:rPr>
-          <w:rFonts w:ascii="Consolas" w:hAnsi="Consolas"/>
           <w:color w:val="000000"/>
           <w:shd w:val="clear" w:color="auto" w:fill="D1D1D1" w:themeFill="background2" w:themeFillShade="E6"/>
         </w:rPr>
         <w:t>Class Diagram</w:t>
       </w:r>
     </w:p>
+    <w:p/>
     <w:p>
       <w:r>
         <w:rPr>
@@ -5503,87 +3456,13 @@
         <mc:AlternateContent>
           <mc:Choice Requires="wps">
             <w:drawing>
-              <wp:anchor distT="0" distB="0" distL="114300" distR="114300" simplePos="0" relativeHeight="251798528" behindDoc="0" locked="0" layoutInCell="1" allowOverlap="1" wp14:anchorId="2EEBC0C8" wp14:editId="4B563154">
+              <wp:anchor distT="0" distB="0" distL="114300" distR="114300" simplePos="0" relativeHeight="251731968" behindDoc="0" locked="0" layoutInCell="1" allowOverlap="1" wp14:anchorId="02E32193" wp14:editId="23FE6605">
                 <wp:simplePos x="0" y="0"/>
                 <wp:positionH relativeFrom="column">
-                  <wp:posOffset>10716101</wp:posOffset>
+                  <wp:posOffset>7691755</wp:posOffset>
                 </wp:positionH>
                 <wp:positionV relativeFrom="paragraph">
-                  <wp:posOffset>2695314</wp:posOffset>
-                </wp:positionV>
-                <wp:extent cx="1513115" cy="0"/>
-                <wp:effectExtent l="0" t="5715" r="43815" b="5715"/>
-                <wp:wrapNone/>
-                <wp:docPr id="80" name="Straight Arrow Connector 80"/>
-                <wp:cNvGraphicFramePr/>
-                <a:graphic xmlns:a="http://schemas.openxmlformats.org/drawingml/2006/main">
-                  <a:graphicData uri="http://schemas.microsoft.com/office/word/2010/wordprocessingShape">
-                    <wps:wsp>
-                      <wps:cNvCnPr/>
-                      <wps:spPr>
-                        <a:xfrm rot="16200000" flipV="1">
-                          <a:off x="0" y="0"/>
-                          <a:ext cx="1513115" cy="0"/>
-                        </a:xfrm>
-                        <a:prstGeom prst="straightConnector1">
-                          <a:avLst/>
-                        </a:prstGeom>
-                        <a:ln w="19050">
-                          <a:prstDash val="solid"/>
-                          <a:headEnd type="none" w="med" len="med"/>
-                          <a:tailEnd type="none" w="med" len="med"/>
-                        </a:ln>
-                      </wps:spPr>
-                      <wps:style>
-                        <a:lnRef idx="1">
-                          <a:schemeClr val="dk1"/>
-                        </a:lnRef>
-                        <a:fillRef idx="0">
-                          <a:schemeClr val="dk1"/>
-                        </a:fillRef>
-                        <a:effectRef idx="0">
-                          <a:schemeClr val="dk1"/>
-                        </a:effectRef>
-                        <a:fontRef idx="minor">
-                          <a:schemeClr val="tx1"/>
-                        </a:fontRef>
-                      </wps:style>
-                      <wps:bodyPr/>
-                    </wps:wsp>
-                  </a:graphicData>
-                </a:graphic>
-                <wp14:sizeRelH relativeFrom="margin">
-                  <wp14:pctWidth>0</wp14:pctWidth>
-                </wp14:sizeRelH>
-                <wp14:sizeRelV relativeFrom="margin">
-                  <wp14:pctHeight>0</wp14:pctHeight>
-                </wp14:sizeRelV>
-              </wp:anchor>
-            </w:drawing>
-          </mc:Choice>
-          <mc:Fallback>
-            <w:pict>
-              <v:shape w14:anchorId="0816741E" id="Straight Arrow Connector 80" o:spid="_x0000_s1026" type="#_x0000_t32" style="position:absolute;margin-left:843.8pt;margin-top:212.25pt;width:119.15pt;height:0;rotation:90;flip:y;z-index:251798528;visibility:visible;mso-wrap-style:square;mso-width-percent:0;mso-height-percent:0;mso-wrap-distance-left:9pt;mso-wrap-distance-top:0;mso-wrap-distance-right:9pt;mso-wrap-distance-bottom:0;mso-position-horizontal:absolute;mso-position-horizontal-relative:text;mso-position-vertical:absolute;mso-position-vertical-relative:text;mso-width-percent:0;mso-height-percent:0;mso-width-relative:margin;mso-height-relative:margin" o:gfxdata="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" strokecolor="black [3200]" strokeweight="1.5pt">
-                <v:stroke joinstyle="miter"/>
-              </v:shape>
-            </w:pict>
-          </mc:Fallback>
-        </mc:AlternateContent>
-      </w:r>
-      <w:r>
-        <w:rPr>
-          <w:noProof/>
-        </w:rPr>
-        <mc:AlternateContent>
-          <mc:Choice Requires="wps">
-            <w:drawing>
-              <wp:anchor distT="0" distB="0" distL="114300" distR="114300" simplePos="0" relativeHeight="251731968" behindDoc="0" locked="0" layoutInCell="1" allowOverlap="1" wp14:anchorId="02E32193" wp14:editId="5563651E">
-                <wp:simplePos x="0" y="0"/>
-                <wp:positionH relativeFrom="column">
-                  <wp:posOffset>4876165</wp:posOffset>
-                </wp:positionH>
-                <wp:positionV relativeFrom="paragraph">
-                  <wp:posOffset>2965450</wp:posOffset>
+                  <wp:posOffset>3810</wp:posOffset>
                 </wp:positionV>
                 <wp:extent cx="795020" cy="314325"/>
                 <wp:effectExtent l="0" t="0" r="5080" b="9525"/>
@@ -5653,7 +3532,7 @@
           </mc:Choice>
           <mc:Fallback>
             <w:pict>
-              <v:shape w14:anchorId="02E32193" id="Text Box 1175991698" o:spid="_x0000_s1063" type="#_x0000_t202" style="position:absolute;margin-left:383.95pt;margin-top:233.5pt;width:62.6pt;height:24.75pt;z-index:251731968;visibility:visible;mso-wrap-style:square;mso-width-percent:0;mso-height-percent:0;mso-wrap-distance-left:9pt;mso-wrap-distance-top:0;mso-wrap-distance-right:9pt;mso-wrap-distance-bottom:0;mso-position-horizontal:absolute;mso-position-horizontal-relative:text;mso-position-vertical:absolute;mso-position-vertical-relative:text;mso-width-percent:0;mso-height-percent:0;mso-width-relative:margin;mso-height-relative:margin;v-text-anchor:top" o:gfxdata="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" fillcolor="white [3201]" stroked="f" strokeweight=".5pt">
+              <v:shape w14:anchorId="02E32193" id="Text Box 1175991698" o:spid="_x0000_s1049" type="#_x0000_t202" style="position:absolute;margin-left:605.65pt;margin-top:.3pt;width:62.6pt;height:24.75pt;z-index:251731968;visibility:visible;mso-wrap-style:square;mso-width-percent:0;mso-height-percent:0;mso-wrap-distance-left:9pt;mso-wrap-distance-top:0;mso-wrap-distance-right:9pt;mso-wrap-distance-bottom:0;mso-position-horizontal:absolute;mso-position-horizontal-relative:text;mso-position-vertical:absolute;mso-position-vertical-relative:text;mso-width-percent:0;mso-height-percent:0;mso-width-relative:margin;mso-height-relative:margin;v-text-anchor:top" o:gfxdata="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" fillcolor="white [3201]" stroked="f" strokeweight=".5pt">
                 <v:textbox>
                   <w:txbxContent>
                     <w:p>
@@ -5683,8 +3562,6 @@
           </mc:Fallback>
         </mc:AlternateContent>
       </w:r>
-    </w:p>
-    <w:p>
       <w:r>
         <w:rPr>
           <w:noProof/>
@@ -5692,13 +3569,13 @@
         <mc:AlternateContent>
           <mc:Choice Requires="wps">
             <w:drawing>
-              <wp:anchor distT="0" distB="0" distL="114300" distR="114300" simplePos="0" relativeHeight="251791360" behindDoc="0" locked="0" layoutInCell="1" allowOverlap="1" wp14:anchorId="55797724" wp14:editId="4B113B54">
+              <wp:anchor distT="0" distB="0" distL="114300" distR="114300" simplePos="0" relativeHeight="251791360" behindDoc="0" locked="0" layoutInCell="1" allowOverlap="1" wp14:anchorId="55797724" wp14:editId="731266CB">
                 <wp:simplePos x="0" y="0"/>
                 <wp:positionH relativeFrom="column">
-                  <wp:posOffset>4965376</wp:posOffset>
+                  <wp:posOffset>7694930</wp:posOffset>
                 </wp:positionH>
                 <wp:positionV relativeFrom="paragraph">
-                  <wp:posOffset>312061</wp:posOffset>
+                  <wp:posOffset>315595</wp:posOffset>
                 </wp:positionV>
                 <wp:extent cx="586740" cy="314325"/>
                 <wp:effectExtent l="0" t="0" r="0" b="0"/>
@@ -5762,7 +3639,7 @@
           </mc:Choice>
           <mc:Fallback>
             <w:pict>
-              <v:shape w14:anchorId="55797724" id="Text Box 69" o:spid="_x0000_s1064" type="#_x0000_t202" style="position:absolute;margin-left:390.95pt;margin-top:24.55pt;width:46.2pt;height:24.75pt;z-index:251791360;visibility:visible;mso-wrap-style:square;mso-width-percent:0;mso-height-percent:0;mso-wrap-distance-left:9pt;mso-wrap-distance-top:0;mso-wrap-distance-right:9pt;mso-wrap-distance-bottom:0;mso-position-horizontal:absolute;mso-position-horizontal-relative:text;mso-position-vertical:absolute;mso-position-vertical-relative:text;mso-width-percent:0;mso-height-percent:0;mso-width-relative:margin;mso-height-relative:margin;v-text-anchor:top" o:gfxdata="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" filled="f" stroked="f" strokeweight=".5pt">
+              <v:shape w14:anchorId="55797724" id="Text Box 69" o:spid="_x0000_s1050" type="#_x0000_t202" style="position:absolute;margin-left:605.9pt;margin-top:24.85pt;width:46.2pt;height:24.75pt;z-index:251791360;visibility:visible;mso-wrap-style:square;mso-width-percent:0;mso-height-percent:0;mso-wrap-distance-left:9pt;mso-wrap-distance-top:0;mso-wrap-distance-right:9pt;mso-wrap-distance-bottom:0;mso-position-horizontal:absolute;mso-position-horizontal-relative:text;mso-position-vertical:absolute;mso-position-vertical-relative:text;mso-width-percent:0;mso-height-percent:0;mso-width-relative:margin;mso-height-relative:margin;v-text-anchor:top" o:gfxdata="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" filled="f" stroked="f" strokeweight=".5pt">
                 <v:textbox>
                   <w:txbxContent>
                     <w:p>
@@ -5793,711 +3670,18 @@
           <w:noProof/>
         </w:rPr>
         <mc:AlternateContent>
-          <mc:Choice Requires="wpg">
+          <mc:Choice Requires="wps">
             <w:drawing>
-              <wp:anchor distT="0" distB="0" distL="114300" distR="114300" simplePos="0" relativeHeight="251796480" behindDoc="0" locked="0" layoutInCell="1" allowOverlap="1" wp14:anchorId="400EB7D9" wp14:editId="2BC8E8C5">
+              <wp:anchor distT="0" distB="0" distL="114300" distR="114300" simplePos="0" relativeHeight="251838464" behindDoc="0" locked="0" layoutInCell="1" allowOverlap="1" wp14:anchorId="4216D904" wp14:editId="29DFB7E7">
                 <wp:simplePos x="0" y="0"/>
                 <wp:positionH relativeFrom="column">
-                  <wp:posOffset>9661585</wp:posOffset>
+                  <wp:posOffset>6990082</wp:posOffset>
                 </wp:positionH>
                 <wp:positionV relativeFrom="paragraph">
-                  <wp:posOffset>137292</wp:posOffset>
+                  <wp:posOffset>223521</wp:posOffset>
                 </wp:positionV>
-                <wp:extent cx="3622675" cy="3234690"/>
-                <wp:effectExtent l="0" t="0" r="0" b="3810"/>
-                <wp:wrapNone/>
-                <wp:docPr id="127" name="Group 127"/>
-                <wp:cNvGraphicFramePr/>
-                <a:graphic xmlns:a="http://schemas.openxmlformats.org/drawingml/2006/main">
-                  <a:graphicData uri="http://schemas.microsoft.com/office/word/2010/wordprocessingGroup">
-                    <wpg:wgp>
-                      <wpg:cNvGrpSpPr/>
-                      <wpg:grpSpPr>
-                        <a:xfrm>
-                          <a:off x="0" y="0"/>
-                          <a:ext cx="3622675" cy="3234690"/>
-                          <a:chOff x="0" y="0"/>
-                          <a:chExt cx="3622675" cy="3234690"/>
-                        </a:xfrm>
-                      </wpg:grpSpPr>
-                      <wps:wsp>
-                        <wps:cNvPr id="81" name="Rectangle 81"/>
-                        <wps:cNvSpPr/>
-                        <wps:spPr>
-                          <a:xfrm>
-                            <a:off x="0" y="0"/>
-                            <a:ext cx="3622675" cy="3234690"/>
-                          </a:xfrm>
-                          <a:prstGeom prst="rect">
-                            <a:avLst/>
-                          </a:prstGeom>
-                          <a:solidFill>
-                            <a:schemeClr val="accent1">
-                              <a:lumMod val="20000"/>
-                              <a:lumOff val="80000"/>
-                            </a:schemeClr>
-                          </a:solidFill>
-                          <a:ln>
-                            <a:noFill/>
-                          </a:ln>
-                        </wps:spPr>
-                        <wps:style>
-                          <a:lnRef idx="2">
-                            <a:schemeClr val="accent1">
-                              <a:shade val="50000"/>
-                            </a:schemeClr>
-                          </a:lnRef>
-                          <a:fillRef idx="1">
-                            <a:schemeClr val="accent1"/>
-                          </a:fillRef>
-                          <a:effectRef idx="0">
-                            <a:schemeClr val="accent1"/>
-                          </a:effectRef>
-                          <a:fontRef idx="minor">
-                            <a:schemeClr val="lt1"/>
-                          </a:fontRef>
-                        </wps:style>
-                        <wps:bodyPr rot="0" spcFirstLastPara="0" vertOverflow="overflow" horzOverflow="overflow" vert="horz" wrap="square" lIns="91440" tIns="45720" rIns="91440" bIns="45720" numCol="1" spcCol="0" rtlCol="0" fromWordArt="0" anchor="ctr" anchorCtr="0" forceAA="0" compatLnSpc="1">
-                          <a:prstTxWarp prst="textNoShape">
-                            <a:avLst/>
-                          </a:prstTxWarp>
-                          <a:noAutofit/>
-                        </wps:bodyPr>
-                      </wps:wsp>
-                      <wpg:grpSp>
-                        <wpg:cNvPr id="76" name="Group 4"/>
-                        <wpg:cNvGrpSpPr/>
-                        <wpg:grpSpPr>
-                          <a:xfrm>
-                            <a:off x="370936" y="336430"/>
-                            <a:ext cx="2880995" cy="2578735"/>
-                            <a:chOff x="0" y="0"/>
-                            <a:chExt cx="1938020" cy="1790324"/>
-                          </a:xfrm>
-                        </wpg:grpSpPr>
-                        <wps:wsp>
-                          <wps:cNvPr id="77" name="Rectangle 2"/>
-                          <wps:cNvSpPr/>
-                          <wps:spPr>
-                            <a:xfrm>
-                              <a:off x="0" y="0"/>
-                              <a:ext cx="1938020" cy="249913"/>
-                            </a:xfrm>
-                            <a:prstGeom prst="rect">
-                              <a:avLst/>
-                            </a:prstGeom>
-                            <a:solidFill>
-                              <a:schemeClr val="lt1"/>
-                            </a:solidFill>
-                            <a:ln>
-                              <a:solidFill>
-                                <a:srgbClr val="000000"/>
-                              </a:solidFill>
-                            </a:ln>
-                          </wps:spPr>
-                          <wps:txbx>
-                            <w:txbxContent>
-                              <w:p>
-                                <w:pPr>
-                                  <w:spacing w:line="252" w:lineRule="auto"/>
-                                  <w:rPr>
-                                    <w:rFonts w:ascii="Consolas" w:hAnsi="Consolas"/>
-                                    <w:color w:val="000000"/>
-                                  </w:rPr>
-                                </w:pPr>
-                                <w:r>
-                                  <w:rPr>
-                                    <w:rFonts w:ascii="Consolas" w:hAnsi="Consolas"/>
-                                    <w:color w:val="000000"/>
-                                  </w:rPr>
-                                  <w:t>Plotter</w:t>
-                                </w:r>
-                              </w:p>
-                            </w:txbxContent>
-                          </wps:txbx>
-                          <wps:bodyPr anchor="t"/>
-                        </wps:wsp>
-                        <wps:wsp>
-                          <wps:cNvPr id="78" name="Rectangle 3"/>
-                          <wps:cNvSpPr/>
-                          <wps:spPr>
-                            <a:xfrm>
-                              <a:off x="0" y="249914"/>
-                              <a:ext cx="1938020" cy="540157"/>
-                            </a:xfrm>
-                            <a:prstGeom prst="rect">
-                              <a:avLst/>
-                            </a:prstGeom>
-                            <a:solidFill>
-                              <a:schemeClr val="lt1"/>
-                            </a:solidFill>
-                            <a:ln>
-                              <a:solidFill>
-                                <a:srgbClr val="000000"/>
-                              </a:solidFill>
-                            </a:ln>
-                          </wps:spPr>
-                          <wps:txbx>
-                            <w:txbxContent>
-                              <w:p>
-                                <w:pPr>
-                                  <w:spacing w:line="252" w:lineRule="auto"/>
-                                  <w:rPr>
-                                    <w:rFonts w:ascii="Consolas" w:hAnsi="Consolas"/>
-                                    <w:color w:val="000000"/>
-                                  </w:rPr>
-                                </w:pPr>
-                                <w:r>
-                                  <w:rPr>
-                                    <w:rFonts w:ascii="Consolas" w:hAnsi="Consolas"/>
-                                    <w:color w:val="000000"/>
-                                  </w:rPr>
-                                  <w:t>calculator = Calculator Obj.</w:t>
-                                </w:r>
-                              </w:p>
-                              <w:p>
-                                <w:pPr>
-                                  <w:spacing w:line="252" w:lineRule="auto"/>
-                                  <w:rPr>
-                                    <w:rFonts w:ascii="Consolas" w:hAnsi="Consolas"/>
-                                    <w:color w:val="000000"/>
-                                  </w:rPr>
-                                </w:pPr>
-                                <w:proofErr w:type="spellStart"/>
-                                <w:r>
-                                  <w:rPr>
-                                    <w:rFonts w:ascii="Consolas" w:hAnsi="Consolas"/>
-                                    <w:color w:val="000000"/>
-                                  </w:rPr>
-                                  <w:t>active_models</w:t>
-                                </w:r>
-                                <w:proofErr w:type="spellEnd"/>
-                                <w:r>
-                                  <w:rPr>
-                                    <w:rFonts w:ascii="Consolas" w:hAnsi="Consolas"/>
-                                    <w:color w:val="000000"/>
-                                  </w:rPr>
-                                  <w:t xml:space="preserve"> = []</w:t>
-                                </w:r>
-                              </w:p>
-                            </w:txbxContent>
-                          </wps:txbx>
-                          <wps:bodyPr anchor="t"/>
-                        </wps:wsp>
-                        <wps:wsp>
-                          <wps:cNvPr id="79" name="Rectangle 4"/>
-                          <wps:cNvSpPr/>
-                          <wps:spPr>
-                            <a:xfrm>
-                              <a:off x="0" y="790070"/>
-                              <a:ext cx="1938020" cy="1000254"/>
-                            </a:xfrm>
-                            <a:prstGeom prst="rect">
-                              <a:avLst/>
-                            </a:prstGeom>
-                            <a:solidFill>
-                              <a:schemeClr val="lt1"/>
-                            </a:solidFill>
-                            <a:ln>
-                              <a:solidFill>
-                                <a:srgbClr val="000000"/>
-                              </a:solidFill>
-                            </a:ln>
-                          </wps:spPr>
-                          <wps:txbx>
-                            <w:txbxContent>
-                              <w:p>
-                                <w:pPr>
-                                  <w:spacing w:line="252" w:lineRule="auto"/>
-                                  <w:rPr>
-                                    <w:rFonts w:ascii="Consolas" w:hAnsi="Consolas"/>
-                                    <w:color w:val="000000"/>
-                                  </w:rPr>
-                                </w:pPr>
-                                <w:proofErr w:type="spellStart"/>
-                                <w:r>
-                                  <w:rPr>
-                                    <w:rFonts w:ascii="Consolas" w:hAnsi="Consolas"/>
-                                    <w:color w:val="000000"/>
-                                  </w:rPr>
-                                  <w:t>set_</w:t>
-                                </w:r>
-                                <w:proofErr w:type="gramStart"/>
-                                <w:r>
-                                  <w:rPr>
-                                    <w:rFonts w:ascii="Consolas" w:hAnsi="Consolas"/>
-                                    <w:color w:val="000000"/>
-                                  </w:rPr>
-                                  <w:t>data</w:t>
-                                </w:r>
-                                <w:proofErr w:type="spellEnd"/>
-                                <w:r>
-                                  <w:rPr>
-                                    <w:rFonts w:ascii="Consolas" w:hAnsi="Consolas"/>
-                                    <w:color w:val="000000"/>
-                                  </w:rPr>
-                                  <w:t>(</w:t>
-                                </w:r>
-                                <w:proofErr w:type="gramEnd"/>
-                                <w:r>
-                                  <w:rPr>
-                                    <w:rFonts w:ascii="Consolas" w:hAnsi="Consolas"/>
-                                    <w:color w:val="000000"/>
-                                  </w:rPr>
-                                  <w:t>)</w:t>
-                                </w:r>
-                              </w:p>
-                              <w:p>
-                                <w:pPr>
-                                  <w:spacing w:line="252" w:lineRule="auto"/>
-                                  <w:rPr>
-                                    <w:rFonts w:ascii="Consolas" w:hAnsi="Consolas"/>
-                                    <w:color w:val="000000"/>
-                                  </w:rPr>
-                                </w:pPr>
-                                <w:proofErr w:type="spellStart"/>
-                                <w:r>
-                                  <w:rPr>
-                                    <w:rFonts w:ascii="Consolas" w:hAnsi="Consolas"/>
-                                    <w:color w:val="000000"/>
-                                  </w:rPr>
-                                  <w:t>set_</w:t>
-                                </w:r>
-                                <w:proofErr w:type="gramStart"/>
-                                <w:r>
-                                  <w:rPr>
-                                    <w:rFonts w:ascii="Consolas" w:hAnsi="Consolas"/>
-                                    <w:color w:val="000000"/>
-                                  </w:rPr>
-                                  <w:t>labels</w:t>
-                                </w:r>
-                                <w:proofErr w:type="spellEnd"/>
-                                <w:r>
-                                  <w:rPr>
-                                    <w:rFonts w:ascii="Consolas" w:hAnsi="Consolas"/>
-                                    <w:color w:val="000000"/>
-                                  </w:rPr>
-                                  <w:t>(</w:t>
-                                </w:r>
-                                <w:proofErr w:type="gramEnd"/>
-                                <w:r>
-                                  <w:rPr>
-                                    <w:rFonts w:ascii="Consolas" w:hAnsi="Consolas"/>
-                                    <w:color w:val="000000"/>
-                                  </w:rPr>
-                                  <w:t>)</w:t>
-                                </w:r>
-                              </w:p>
-                              <w:p>
-                                <w:pPr>
-                                  <w:spacing w:line="252" w:lineRule="auto"/>
-                                  <w:rPr>
-                                    <w:rFonts w:ascii="Consolas" w:hAnsi="Consolas"/>
-                                    <w:color w:val="000000"/>
-                                  </w:rPr>
-                                </w:pPr>
-                                <w:proofErr w:type="spellStart"/>
-                                <w:r>
-                                  <w:rPr>
-                                    <w:rFonts w:ascii="Consolas" w:hAnsi="Consolas"/>
-                                    <w:color w:val="000000"/>
-                                  </w:rPr>
-                                  <w:t>set_</w:t>
-                                </w:r>
-                                <w:proofErr w:type="gramStart"/>
-                                <w:r>
-                                  <w:rPr>
-                                    <w:rFonts w:ascii="Consolas" w:hAnsi="Consolas"/>
-                                    <w:color w:val="000000"/>
-                                  </w:rPr>
-                                  <w:t>legend</w:t>
-                                </w:r>
-                                <w:proofErr w:type="spellEnd"/>
-                                <w:r>
-                                  <w:rPr>
-                                    <w:rFonts w:ascii="Consolas" w:hAnsi="Consolas"/>
-                                    <w:color w:val="000000"/>
-                                  </w:rPr>
-                                  <w:t>(</w:t>
-                                </w:r>
-                                <w:proofErr w:type="gramEnd"/>
-                                <w:r>
-                                  <w:rPr>
-                                    <w:rFonts w:ascii="Consolas" w:hAnsi="Consolas"/>
-                                    <w:color w:val="000000"/>
-                                  </w:rPr>
-                                  <w:t>)</w:t>
-                                </w:r>
-                              </w:p>
-                              <w:p>
-                                <w:pPr>
-                                  <w:spacing w:line="252" w:lineRule="auto"/>
-                                  <w:rPr>
-                                    <w:rFonts w:ascii="Consolas" w:hAnsi="Consolas"/>
-                                    <w:color w:val="000000"/>
-                                  </w:rPr>
-                                </w:pPr>
-                                <w:proofErr w:type="spellStart"/>
-                                <w:r>
-                                  <w:rPr>
-                                    <w:rFonts w:ascii="Consolas" w:hAnsi="Consolas"/>
-                                    <w:color w:val="000000"/>
-                                  </w:rPr>
-                                  <w:t>set_</w:t>
-                                </w:r>
-                                <w:proofErr w:type="gramStart"/>
-                                <w:r>
-                                  <w:rPr>
-                                    <w:rFonts w:ascii="Consolas" w:hAnsi="Consolas"/>
-                                    <w:color w:val="000000"/>
-                                  </w:rPr>
-                                  <w:t>grid</w:t>
-                                </w:r>
-                                <w:proofErr w:type="spellEnd"/>
-                                <w:r>
-                                  <w:rPr>
-                                    <w:rFonts w:ascii="Consolas" w:hAnsi="Consolas"/>
-                                    <w:color w:val="000000"/>
-                                  </w:rPr>
-                                  <w:t>(</w:t>
-                                </w:r>
-                                <w:proofErr w:type="gramEnd"/>
-                                <w:r>
-                                  <w:rPr>
-                                    <w:rFonts w:ascii="Consolas" w:hAnsi="Consolas"/>
-                                    <w:color w:val="000000"/>
-                                  </w:rPr>
-                                  <w:t>)</w:t>
-                                </w:r>
-                              </w:p>
-                              <w:p>
-                                <w:pPr>
-                                  <w:spacing w:line="252" w:lineRule="auto"/>
-                                  <w:rPr>
-                                    <w:rFonts w:ascii="Consolas" w:hAnsi="Consolas"/>
-                                    <w:color w:val="000000"/>
-                                  </w:rPr>
-                                </w:pPr>
-                                <w:proofErr w:type="gramStart"/>
-                                <w:r>
-                                  <w:rPr>
-                                    <w:rFonts w:ascii="Consolas" w:hAnsi="Consolas"/>
-                                    <w:color w:val="000000"/>
-                                  </w:rPr>
-                                  <w:t>draw(</w:t>
-                                </w:r>
-                                <w:proofErr w:type="gramEnd"/>
-                                <w:r>
-                                  <w:rPr>
-                                    <w:rFonts w:ascii="Consolas" w:hAnsi="Consolas"/>
-                                    <w:color w:val="000000"/>
-                                  </w:rPr>
-                                  <w:t>)</w:t>
-                                </w:r>
-                              </w:p>
-                            </w:txbxContent>
-                          </wps:txbx>
-                          <wps:bodyPr anchor="t"/>
-                        </wps:wsp>
-                      </wpg:grpSp>
-                    </wpg:wgp>
-                  </a:graphicData>
-                </a:graphic>
-              </wp:anchor>
-            </w:drawing>
-          </mc:Choice>
-          <mc:Fallback>
-            <w:pict>
-              <v:group w14:anchorId="400EB7D9" id="Group 127" o:spid="_x0000_s1065" style="position:absolute;margin-left:760.75pt;margin-top:10.8pt;width:285.25pt;height:254.7pt;z-index:251796480" coordsize="36226,32346" o:gfxdata="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">
-                <v:rect id="Rectangle 81" o:spid="_x0000_s1066" style="position:absolute;width:36226;height:32346;visibility:visible;mso-wrap-style:square;v-text-anchor:middle" o:gfxdata="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" fillcolor="#c1e4f5 [660]" stroked="f" strokeweight="1pt"/>
-                <v:group id="_x0000_s1067" style="position:absolute;left:3709;top:3364;width:28810;height:25787" coordsize="19380,17903" o:gfxdata="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">
-                  <v:rect id="Rectangle 2" o:spid="_x0000_s1068" style="position:absolute;width:19380;height:2499;visibility:visible;mso-wrap-style:square;v-text-anchor:top" o:gfxdata="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" fillcolor="white [3201]">
-                    <v:textbox>
-                      <w:txbxContent>
-                        <w:p>
-                          <w:pPr>
-                            <w:spacing w:line="252" w:lineRule="auto"/>
-                            <w:rPr>
-                              <w:rFonts w:ascii="Consolas" w:hAnsi="Consolas"/>
-                              <w:color w:val="000000"/>
-                            </w:rPr>
-                          </w:pPr>
-                          <w:r>
-                            <w:rPr>
-                              <w:rFonts w:ascii="Consolas" w:hAnsi="Consolas"/>
-                              <w:color w:val="000000"/>
-                            </w:rPr>
-                            <w:t>Plotter</w:t>
-                          </w:r>
-                        </w:p>
-                      </w:txbxContent>
-                    </v:textbox>
-                  </v:rect>
-                  <v:rect id="Rectangle 3" o:spid="_x0000_s1069" style="position:absolute;top:2499;width:19380;height:5401;visibility:visible;mso-wrap-style:square;v-text-anchor:top" o:gfxdata="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" fillcolor="white [3201]">
-                    <v:textbox>
-                      <w:txbxContent>
-                        <w:p>
-                          <w:pPr>
-                            <w:spacing w:line="252" w:lineRule="auto"/>
-                            <w:rPr>
-                              <w:rFonts w:ascii="Consolas" w:hAnsi="Consolas"/>
-                              <w:color w:val="000000"/>
-                            </w:rPr>
-                          </w:pPr>
-                          <w:r>
-                            <w:rPr>
-                              <w:rFonts w:ascii="Consolas" w:hAnsi="Consolas"/>
-                              <w:color w:val="000000"/>
-                            </w:rPr>
-                            <w:t>calculator = Calculator Obj.</w:t>
-                          </w:r>
-                        </w:p>
-                        <w:p>
-                          <w:pPr>
-                            <w:spacing w:line="252" w:lineRule="auto"/>
-                            <w:rPr>
-                              <w:rFonts w:ascii="Consolas" w:hAnsi="Consolas"/>
-                              <w:color w:val="000000"/>
-                            </w:rPr>
-                          </w:pPr>
-                          <w:proofErr w:type="spellStart"/>
-                          <w:r>
-                            <w:rPr>
-                              <w:rFonts w:ascii="Consolas" w:hAnsi="Consolas"/>
-                              <w:color w:val="000000"/>
-                            </w:rPr>
-                            <w:t>active_models</w:t>
-                          </w:r>
-                          <w:proofErr w:type="spellEnd"/>
-                          <w:r>
-                            <w:rPr>
-                              <w:rFonts w:ascii="Consolas" w:hAnsi="Consolas"/>
-                              <w:color w:val="000000"/>
-                            </w:rPr>
-                            <w:t xml:space="preserve"> = []</w:t>
-                          </w:r>
-                        </w:p>
-                      </w:txbxContent>
-                    </v:textbox>
-                  </v:rect>
-                  <v:rect id="Rectangle 4" o:spid="_x0000_s1070" style="position:absolute;top:7900;width:19380;height:10003;visibility:visible;mso-wrap-style:square;v-text-anchor:top" o:gfxdata="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" fillcolor="white [3201]">
-                    <v:textbox>
-                      <w:txbxContent>
-                        <w:p>
-                          <w:pPr>
-                            <w:spacing w:line="252" w:lineRule="auto"/>
-                            <w:rPr>
-                              <w:rFonts w:ascii="Consolas" w:hAnsi="Consolas"/>
-                              <w:color w:val="000000"/>
-                            </w:rPr>
-                          </w:pPr>
-                          <w:proofErr w:type="spellStart"/>
-                          <w:r>
-                            <w:rPr>
-                              <w:rFonts w:ascii="Consolas" w:hAnsi="Consolas"/>
-                              <w:color w:val="000000"/>
-                            </w:rPr>
-                            <w:t>set_</w:t>
-                          </w:r>
-                          <w:proofErr w:type="gramStart"/>
-                          <w:r>
-                            <w:rPr>
-                              <w:rFonts w:ascii="Consolas" w:hAnsi="Consolas"/>
-                              <w:color w:val="000000"/>
-                            </w:rPr>
-                            <w:t>data</w:t>
-                          </w:r>
-                          <w:proofErr w:type="spellEnd"/>
-                          <w:r>
-                            <w:rPr>
-                              <w:rFonts w:ascii="Consolas" w:hAnsi="Consolas"/>
-                              <w:color w:val="000000"/>
-                            </w:rPr>
-                            <w:t>(</w:t>
-                          </w:r>
-                          <w:proofErr w:type="gramEnd"/>
-                          <w:r>
-                            <w:rPr>
-                              <w:rFonts w:ascii="Consolas" w:hAnsi="Consolas"/>
-                              <w:color w:val="000000"/>
-                            </w:rPr>
-                            <w:t>)</w:t>
-                          </w:r>
-                        </w:p>
-                        <w:p>
-                          <w:pPr>
-                            <w:spacing w:line="252" w:lineRule="auto"/>
-                            <w:rPr>
-                              <w:rFonts w:ascii="Consolas" w:hAnsi="Consolas"/>
-                              <w:color w:val="000000"/>
-                            </w:rPr>
-                          </w:pPr>
-                          <w:proofErr w:type="spellStart"/>
-                          <w:r>
-                            <w:rPr>
-                              <w:rFonts w:ascii="Consolas" w:hAnsi="Consolas"/>
-                              <w:color w:val="000000"/>
-                            </w:rPr>
-                            <w:t>set_</w:t>
-                          </w:r>
-                          <w:proofErr w:type="gramStart"/>
-                          <w:r>
-                            <w:rPr>
-                              <w:rFonts w:ascii="Consolas" w:hAnsi="Consolas"/>
-                              <w:color w:val="000000"/>
-                            </w:rPr>
-                            <w:t>labels</w:t>
-                          </w:r>
-                          <w:proofErr w:type="spellEnd"/>
-                          <w:r>
-                            <w:rPr>
-                              <w:rFonts w:ascii="Consolas" w:hAnsi="Consolas"/>
-                              <w:color w:val="000000"/>
-                            </w:rPr>
-                            <w:t>(</w:t>
-                          </w:r>
-                          <w:proofErr w:type="gramEnd"/>
-                          <w:r>
-                            <w:rPr>
-                              <w:rFonts w:ascii="Consolas" w:hAnsi="Consolas"/>
-                              <w:color w:val="000000"/>
-                            </w:rPr>
-                            <w:t>)</w:t>
-                          </w:r>
-                        </w:p>
-                        <w:p>
-                          <w:pPr>
-                            <w:spacing w:line="252" w:lineRule="auto"/>
-                            <w:rPr>
-                              <w:rFonts w:ascii="Consolas" w:hAnsi="Consolas"/>
-                              <w:color w:val="000000"/>
-                            </w:rPr>
-                          </w:pPr>
-                          <w:proofErr w:type="spellStart"/>
-                          <w:r>
-                            <w:rPr>
-                              <w:rFonts w:ascii="Consolas" w:hAnsi="Consolas"/>
-                              <w:color w:val="000000"/>
-                            </w:rPr>
-                            <w:t>set_</w:t>
-                          </w:r>
-                          <w:proofErr w:type="gramStart"/>
-                          <w:r>
-                            <w:rPr>
-                              <w:rFonts w:ascii="Consolas" w:hAnsi="Consolas"/>
-                              <w:color w:val="000000"/>
-                            </w:rPr>
-                            <w:t>legend</w:t>
-                          </w:r>
-                          <w:proofErr w:type="spellEnd"/>
-                          <w:r>
-                            <w:rPr>
-                              <w:rFonts w:ascii="Consolas" w:hAnsi="Consolas"/>
-                              <w:color w:val="000000"/>
-                            </w:rPr>
-                            <w:t>(</w:t>
-                          </w:r>
-                          <w:proofErr w:type="gramEnd"/>
-                          <w:r>
-                            <w:rPr>
-                              <w:rFonts w:ascii="Consolas" w:hAnsi="Consolas"/>
-                              <w:color w:val="000000"/>
-                            </w:rPr>
-                            <w:t>)</w:t>
-                          </w:r>
-                        </w:p>
-                        <w:p>
-                          <w:pPr>
-                            <w:spacing w:line="252" w:lineRule="auto"/>
-                            <w:rPr>
-                              <w:rFonts w:ascii="Consolas" w:hAnsi="Consolas"/>
-                              <w:color w:val="000000"/>
-                            </w:rPr>
-                          </w:pPr>
-                          <w:proofErr w:type="spellStart"/>
-                          <w:r>
-                            <w:rPr>
-                              <w:rFonts w:ascii="Consolas" w:hAnsi="Consolas"/>
-                              <w:color w:val="000000"/>
-                            </w:rPr>
-                            <w:t>set_</w:t>
-                          </w:r>
-                          <w:proofErr w:type="gramStart"/>
-                          <w:r>
-                            <w:rPr>
-                              <w:rFonts w:ascii="Consolas" w:hAnsi="Consolas"/>
-                              <w:color w:val="000000"/>
-                            </w:rPr>
-                            <w:t>grid</w:t>
-                          </w:r>
-                          <w:proofErr w:type="spellEnd"/>
-                          <w:r>
-                            <w:rPr>
-                              <w:rFonts w:ascii="Consolas" w:hAnsi="Consolas"/>
-                              <w:color w:val="000000"/>
-                            </w:rPr>
-                            <w:t>(</w:t>
-                          </w:r>
-                          <w:proofErr w:type="gramEnd"/>
-                          <w:r>
-                            <w:rPr>
-                              <w:rFonts w:ascii="Consolas" w:hAnsi="Consolas"/>
-                              <w:color w:val="000000"/>
-                            </w:rPr>
-                            <w:t>)</w:t>
-                          </w:r>
-                        </w:p>
-                        <w:p>
-                          <w:pPr>
-                            <w:spacing w:line="252" w:lineRule="auto"/>
-                            <w:rPr>
-                              <w:rFonts w:ascii="Consolas" w:hAnsi="Consolas"/>
-                              <w:color w:val="000000"/>
-                            </w:rPr>
-                          </w:pPr>
-                          <w:proofErr w:type="gramStart"/>
-                          <w:r>
-                            <w:rPr>
-                              <w:rFonts w:ascii="Consolas" w:hAnsi="Consolas"/>
-                              <w:color w:val="000000"/>
-                            </w:rPr>
-                            <w:t>draw(</w:t>
-                          </w:r>
-                          <w:proofErr w:type="gramEnd"/>
-                          <w:r>
-                            <w:rPr>
-                              <w:rFonts w:ascii="Consolas" w:hAnsi="Consolas"/>
-                              <w:color w:val="000000"/>
-                            </w:rPr>
-                            <w:t>)</w:t>
-                          </w:r>
-                        </w:p>
-                      </w:txbxContent>
-                    </v:textbox>
-                  </v:rect>
-                </v:group>
-              </v:group>
-            </w:pict>
-          </mc:Fallback>
-        </mc:AlternateContent>
-      </w:r>
-      <w:r>
-        <w:rPr>
-          <w:noProof/>
-        </w:rPr>
-        <mc:AlternateContent>
-          <mc:Choice Requires="wps">
-            <w:drawing>
-              <wp:anchor distT="0" distB="0" distL="114300" distR="114300" simplePos="0" relativeHeight="251838464" behindDoc="0" locked="0" layoutInCell="1" allowOverlap="1" wp14:anchorId="4216D904" wp14:editId="32BF0BEC">
-                <wp:simplePos x="0" y="0"/>
-                <wp:positionH relativeFrom="column">
-                  <wp:posOffset>4193222</wp:posOffset>
-                </wp:positionH>
-                <wp:positionV relativeFrom="paragraph">
-                  <wp:posOffset>105728</wp:posOffset>
-                </wp:positionV>
-                <wp:extent cx="1367155" cy="0"/>
-                <wp:effectExtent l="35878" t="2222" r="59372" b="59373"/>
+                <wp:extent cx="1140458" cy="0"/>
+                <wp:effectExtent l="36513" t="1587" r="58737" b="58738"/>
                 <wp:wrapNone/>
                 <wp:docPr id="114" name="Straight Arrow Connector 114"/>
                 <wp:cNvGraphicFramePr/>
@@ -6508,7 +3692,7 @@
                       <wps:spPr>
                         <a:xfrm rot="5400000">
                           <a:off x="0" y="0"/>
-                          <a:ext cx="1367155" cy="0"/>
+                          <a:ext cx="1140458" cy="0"/>
                         </a:xfrm>
                         <a:prstGeom prst="straightConnector1">
                           <a:avLst/>
@@ -6547,7 +3731,7 @@
           </mc:Choice>
           <mc:Fallback>
             <w:pict>
-              <v:shape w14:anchorId="344C1044" id="Straight Arrow Connector 114" o:spid="_x0000_s1026" type="#_x0000_t32" style="position:absolute;margin-left:330.15pt;margin-top:8.35pt;width:107.65pt;height:0;rotation:90;z-index:251838464;visibility:visible;mso-wrap-style:square;mso-width-percent:0;mso-height-percent:0;mso-wrap-distance-left:9pt;mso-wrap-distance-top:0;mso-wrap-distance-right:9pt;mso-wrap-distance-bottom:0;mso-position-horizontal:absolute;mso-position-horizontal-relative:text;mso-position-vertical:absolute;mso-position-vertical-relative:text;mso-width-percent:0;mso-height-percent:0;mso-width-relative:margin;mso-height-relative:margin" o:gfxdata="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" strokecolor="black [3200]" strokeweight="1.5pt">
+              <v:shape w14:anchorId="7028900D" id="Straight Arrow Connector 114" o:spid="_x0000_s1026" type="#_x0000_t32" style="position:absolute;margin-left:550.4pt;margin-top:17.6pt;width:89.8pt;height:0;rotation:90;z-index:251838464;visibility:visible;mso-wrap-style:square;mso-width-percent:0;mso-height-percent:0;mso-wrap-distance-left:9pt;mso-wrap-distance-top:0;mso-wrap-distance-right:9pt;mso-wrap-distance-bottom:0;mso-position-horizontal:absolute;mso-position-horizontal-relative:text;mso-position-vertical:absolute;mso-position-vertical-relative:text;mso-width-percent:0;mso-height-percent:0;mso-width-relative:margin;mso-height-relative:margin" o:gfxdata="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" strokecolor="black [3200]" strokeweight="1.5pt">
                 <v:stroke dashstyle="longDash" endarrow="block" joinstyle="miter"/>
               </v:shape>
             </w:pict>
@@ -6555,7 +3739,6 @@
         </mc:AlternateContent>
       </w:r>
     </w:p>
-    <w:p/>
     <w:p>
       <w:r>
         <w:rPr>
@@ -6564,13 +3747,13 @@
         <mc:AlternateContent>
           <mc:Choice Requires="wpg">
             <w:drawing>
-              <wp:anchor distT="0" distB="0" distL="114300" distR="114300" simplePos="0" relativeHeight="251789312" behindDoc="0" locked="0" layoutInCell="1" allowOverlap="1" wp14:anchorId="522B4395" wp14:editId="7FF0638F">
+              <wp:anchor distT="0" distB="0" distL="114300" distR="114300" simplePos="0" relativeHeight="251789312" behindDoc="0" locked="0" layoutInCell="1" allowOverlap="1" wp14:anchorId="522B4395" wp14:editId="0E326431">
                 <wp:simplePos x="0" y="0"/>
                 <wp:positionH relativeFrom="column">
-                  <wp:posOffset>3157220</wp:posOffset>
+                  <wp:posOffset>5828665</wp:posOffset>
                 </wp:positionH>
                 <wp:positionV relativeFrom="paragraph">
-                  <wp:posOffset>156163</wp:posOffset>
+                  <wp:posOffset>473710</wp:posOffset>
                 </wp:positionV>
                 <wp:extent cx="3438526" cy="3870325"/>
                 <wp:effectExtent l="0" t="0" r="9525" b="0"/>
@@ -6948,7 +4131,21 @@
                                     <w:rFonts w:ascii="Consolas" w:hAnsi="Consolas"/>
                                     <w:color w:val="000000"/>
                                   </w:rPr>
-                                  <w:t>update_</w:t>
+                                  <w:t>U</w:t>
+                                </w:r>
+                                <w:r>
+                                  <w:rPr>
+                                    <w:rFonts w:ascii="Consolas" w:hAnsi="Consolas"/>
+                                    <w:color w:val="000000"/>
+                                  </w:rPr>
+                                  <w:t>pdate</w:t>
+                                </w:r>
+                                <w:r>
+                                  <w:rPr>
+                                    <w:rFonts w:ascii="Consolas" w:hAnsi="Consolas"/>
+                                    <w:color w:val="000000"/>
+                                  </w:rPr>
+                                  <w:t>_</w:t>
                                 </w:r>
                                 <w:proofErr w:type="gramStart"/>
                                 <w:r>
@@ -6956,41 +4153,21 @@
                                     <w:rFonts w:ascii="Consolas" w:hAnsi="Consolas"/>
                                     <w:color w:val="000000"/>
                                   </w:rPr>
-                                  <w:t>qty</w:t>
+                                  <w:t>i</w:t>
                                 </w:r>
-                                <w:proofErr w:type="spellEnd"/>
                                 <w:r>
                                   <w:rPr>
                                     <w:rFonts w:ascii="Consolas" w:hAnsi="Consolas"/>
                                     <w:color w:val="000000"/>
                                   </w:rPr>
-                                  <w:t>(</w:t>
+                                  <w:t>mpact</w:t>
                                 </w:r>
-                                <w:proofErr w:type="gramEnd"/>
                                 <w:r>
                                   <w:rPr>
                                     <w:rFonts w:ascii="Consolas" w:hAnsi="Consolas"/>
                                     <w:color w:val="000000"/>
                                   </w:rPr>
-                                  <w:t>)</w:t>
-                                </w:r>
-                              </w:p>
-                              <w:p>
-                                <w:pPr>
-                                  <w:spacing w:line="252" w:lineRule="auto"/>
-                                  <w:rPr>
-                                    <w:rFonts w:ascii="Consolas" w:hAnsi="Consolas"/>
-                                    <w:color w:val="000000"/>
-                                  </w:rPr>
-                                </w:pPr>
-                                <w:proofErr w:type="spellStart"/>
-                                <w:proofErr w:type="gramStart"/>
-                                <w:r>
-                                  <w:rPr>
-                                    <w:rFonts w:ascii="Consolas" w:hAnsi="Consolas"/>
-                                    <w:color w:val="000000"/>
-                                  </w:rPr>
-                                  <w:t>updateImpactQty</w:t>
+                                  <w:t>s</w:t>
                                 </w:r>
                                 <w:proofErr w:type="spellEnd"/>
                                 <w:r>
@@ -7031,9 +4208,9 @@
           </mc:Choice>
           <mc:Fallback>
             <w:pict>
-              <v:group w14:anchorId="522B4395" id="Group 126" o:spid="_x0000_s1071" style="position:absolute;margin-left:248.6pt;margin-top:12.3pt;width:270.75pt;height:304.75pt;z-index:251789312" coordsize="34385,38703" o:gfxdata="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">
-                <v:rect id="Rectangle 31" o:spid="_x0000_s1072" style="position:absolute;width:34385;height:38703;visibility:visible;mso-wrap-style:square;v-text-anchor:middle" o:gfxdata="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" fillcolor="#c1e4f5 [660]" stroked="f" strokeweight="1pt"/>
-                <v:shape id="_x0000_s1073" type="#_x0000_t202" style="position:absolute;width:16859;height:3143;visibility:visible;mso-wrap-style:square;v-text-anchor:top" o:gfxdata="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" filled="f" stroked="f">
+              <v:group w14:anchorId="522B4395" id="Group 126" o:spid="_x0000_s1051" style="position:absolute;margin-left:458.95pt;margin-top:37.3pt;width:270.75pt;height:304.75pt;z-index:251789312" coordsize="34385,38703" o:gfxdata="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">
+                <v:rect id="Rectangle 31" o:spid="_x0000_s1052" style="position:absolute;width:34385;height:38703;visibility:visible;mso-wrap-style:square;v-text-anchor:middle" o:gfxdata="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" fillcolor="#c1e4f5 [660]" stroked="f" strokeweight="1pt"/>
+                <v:shape id="_x0000_s1053" type="#_x0000_t202" style="position:absolute;width:16859;height:3143;visibility:visible;mso-wrap-style:square;v-text-anchor:top" o:gfxdata="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" filled="f" stroked="f">
                   <v:textbox>
                     <w:txbxContent>
                       <w:p>
@@ -7055,8 +4232,8 @@
                     </w:txbxContent>
                   </v:textbox>
                 </v:shape>
-                <v:group id="_x0000_s1074" style="position:absolute;left:4485;top:3536;width:25292;height:31719" coordorigin="-9" coordsize="17696,22931" o:gfxdata="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">
-                  <v:rect id="Rectangle 2" o:spid="_x0000_s1075" style="position:absolute;width:17686;height:2499;visibility:visible;mso-wrap-style:square;v-text-anchor:top" o:gfxdata="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" fillcolor="white [3201]">
+                <v:group id="_x0000_s1054" style="position:absolute;left:4485;top:3536;width:25292;height:31719" coordorigin="-9" coordsize="17696,22931" o:gfxdata="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">
+                  <v:rect id="Rectangle 2" o:spid="_x0000_s1055" style="position:absolute;width:17686;height:2499;visibility:visible;mso-wrap-style:square;v-text-anchor:top" o:gfxdata="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" fillcolor="white [3201]">
                     <v:textbox>
                       <w:txbxContent>
                         <w:p>
@@ -7078,7 +4255,7 @@
                       </w:txbxContent>
                     </v:textbox>
                   </v:rect>
-                  <v:rect id="Rectangle 3" o:spid="_x0000_s1076" style="position:absolute;top:2499;width:17686;height:15479;visibility:visible;mso-wrap-style:square;v-text-anchor:top" o:gfxdata="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" fillcolor="white [3201]">
+                  <v:rect id="Rectangle 3" o:spid="_x0000_s1056" style="position:absolute;top:2499;width:17686;height:15479;visibility:visible;mso-wrap-style:square;v-text-anchor:top" o:gfxdata="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" fillcolor="white [3201]">
                     <v:textbox>
                       <w:txbxContent>
                         <w:p>
@@ -7239,7 +4416,7 @@
                       </w:txbxContent>
                     </v:textbox>
                   </v:rect>
-                  <v:rect id="Rectangle 4" o:spid="_x0000_s1077" style="position:absolute;left:-9;top:17978;width:17688;height:4953;visibility:visible;mso-wrap-style:square;v-text-anchor:top" o:gfxdata="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" fillcolor="white [3201]">
+                  <v:rect id="Rectangle 4" o:spid="_x0000_s1057" style="position:absolute;left:-9;top:17978;width:17688;height:4953;visibility:visible;mso-wrap-style:square;v-text-anchor:top" o:gfxdata="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" fillcolor="white [3201]">
                     <v:textbox>
                       <w:txbxContent>
                         <w:p>
@@ -7256,7 +4433,21 @@
                               <w:rFonts w:ascii="Consolas" w:hAnsi="Consolas"/>
                               <w:color w:val="000000"/>
                             </w:rPr>
-                            <w:t>update_</w:t>
+                            <w:t>U</w:t>
+                          </w:r>
+                          <w:r>
+                            <w:rPr>
+                              <w:rFonts w:ascii="Consolas" w:hAnsi="Consolas"/>
+                              <w:color w:val="000000"/>
+                            </w:rPr>
+                            <w:t>pdate</w:t>
+                          </w:r>
+                          <w:r>
+                            <w:rPr>
+                              <w:rFonts w:ascii="Consolas" w:hAnsi="Consolas"/>
+                              <w:color w:val="000000"/>
+                            </w:rPr>
+                            <w:t>_</w:t>
                           </w:r>
                           <w:proofErr w:type="gramStart"/>
                           <w:r>
@@ -7264,41 +4455,21 @@
                               <w:rFonts w:ascii="Consolas" w:hAnsi="Consolas"/>
                               <w:color w:val="000000"/>
                             </w:rPr>
-                            <w:t>qty</w:t>
+                            <w:t>i</w:t>
                           </w:r>
-                          <w:proofErr w:type="spellEnd"/>
                           <w:r>
                             <w:rPr>
                               <w:rFonts w:ascii="Consolas" w:hAnsi="Consolas"/>
                               <w:color w:val="000000"/>
                             </w:rPr>
-                            <w:t>(</w:t>
+                            <w:t>mpact</w:t>
                           </w:r>
-                          <w:proofErr w:type="gramEnd"/>
                           <w:r>
                             <w:rPr>
                               <w:rFonts w:ascii="Consolas" w:hAnsi="Consolas"/>
                               <w:color w:val="000000"/>
                             </w:rPr>
-                            <w:t>)</w:t>
-                          </w:r>
-                        </w:p>
-                        <w:p>
-                          <w:pPr>
-                            <w:spacing w:line="252" w:lineRule="auto"/>
-                            <w:rPr>
-                              <w:rFonts w:ascii="Consolas" w:hAnsi="Consolas"/>
-                              <w:color w:val="000000"/>
-                            </w:rPr>
-                          </w:pPr>
-                          <w:proofErr w:type="spellStart"/>
-                          <w:proofErr w:type="gramStart"/>
-                          <w:r>
-                            <w:rPr>
-                              <w:rFonts w:ascii="Consolas" w:hAnsi="Consolas"/>
-                              <w:color w:val="000000"/>
-                            </w:rPr>
-                            <w:t>updateImpactQty</w:t>
+                            <w:t>s</w:t>
                           </w:r>
                           <w:proofErr w:type="spellEnd"/>
                           <w:r>
@@ -7335,8 +4506,387 @@
           </mc:Fallback>
         </mc:AlternateContent>
       </w:r>
+      <w:r>
+        <w:rPr>
+          <w:rFonts w:ascii="Consolas" w:hAnsi="Consolas"/>
+          <w:noProof/>
+          <w:color w:val="000000"/>
+          <w:shd w:val="clear" w:color="auto" w:fill="D1D1D1" w:themeFill="background2" w:themeFillShade="E6"/>
+        </w:rPr>
+        <mc:AlternateContent>
+          <mc:Choice Requires="wpg">
+            <w:drawing>
+              <wp:anchor distT="0" distB="0" distL="114300" distR="114300" simplePos="0" relativeHeight="251716608" behindDoc="0" locked="0" layoutInCell="1" allowOverlap="1" wp14:anchorId="62174559" wp14:editId="5F9D5A43">
+                <wp:simplePos x="0" y="0"/>
+                <wp:positionH relativeFrom="column">
+                  <wp:posOffset>-38100</wp:posOffset>
+                </wp:positionH>
+                <wp:positionV relativeFrom="paragraph">
+                  <wp:posOffset>233680</wp:posOffset>
+                </wp:positionV>
+                <wp:extent cx="2922905" cy="1727200"/>
+                <wp:effectExtent l="0" t="0" r="10795" b="25400"/>
+                <wp:wrapTopAndBottom/>
+                <wp:docPr id="54" name="Group 4"/>
+                <wp:cNvGraphicFramePr/>
+                <a:graphic xmlns:a="http://schemas.openxmlformats.org/drawingml/2006/main">
+                  <a:graphicData uri="http://schemas.microsoft.com/office/word/2010/wordprocessingGroup">
+                    <wpg:wgp>
+                      <wpg:cNvGrpSpPr/>
+                      <wpg:grpSpPr>
+                        <a:xfrm>
+                          <a:off x="0" y="0"/>
+                          <a:ext cx="2922905" cy="1727200"/>
+                          <a:chOff x="-1" y="0"/>
+                          <a:chExt cx="2534842" cy="1728438"/>
+                        </a:xfrm>
+                      </wpg:grpSpPr>
+                      <wps:wsp>
+                        <wps:cNvPr id="55" name="Rectangle 2"/>
+                        <wps:cNvSpPr/>
+                        <wps:spPr>
+                          <a:xfrm>
+                            <a:off x="0" y="0"/>
+                            <a:ext cx="2534841" cy="249913"/>
+                          </a:xfrm>
+                          <a:prstGeom prst="rect">
+                            <a:avLst/>
+                          </a:prstGeom>
+                          <a:solidFill>
+                            <a:schemeClr val="lt1"/>
+                          </a:solidFill>
+                          <a:ln>
+                            <a:solidFill>
+                              <a:srgbClr val="000000"/>
+                            </a:solidFill>
+                          </a:ln>
+                        </wps:spPr>
+                        <wps:txbx>
+                          <w:txbxContent>
+                            <w:p>
+                              <w:pPr>
+                                <w:spacing w:line="252" w:lineRule="auto"/>
+                                <w:rPr>
+                                  <w:rFonts w:ascii="Consolas" w:hAnsi="Consolas"/>
+                                  <w:color w:val="000000"/>
+                                </w:rPr>
+                              </w:pPr>
+                              <w:r>
+                                <w:rPr>
+                                  <w:rFonts w:ascii="Consolas" w:hAnsi="Consolas"/>
+                                  <w:color w:val="000000"/>
+                                </w:rPr>
+                                <w:t>Calculator</w:t>
+                              </w:r>
+                            </w:p>
+                          </w:txbxContent>
+                        </wps:txbx>
+                        <wps:bodyPr anchor="t"/>
+                      </wps:wsp>
+                      <wps:wsp>
+                        <wps:cNvPr id="56" name="Rectangle 3"/>
+                        <wps:cNvSpPr/>
+                        <wps:spPr>
+                          <a:xfrm>
+                            <a:off x="0" y="249914"/>
+                            <a:ext cx="2534290" cy="372832"/>
+                          </a:xfrm>
+                          <a:prstGeom prst="rect">
+                            <a:avLst/>
+                          </a:prstGeom>
+                          <a:solidFill>
+                            <a:schemeClr val="lt1"/>
+                          </a:solidFill>
+                          <a:ln>
+                            <a:solidFill>
+                              <a:srgbClr val="000000"/>
+                            </a:solidFill>
+                          </a:ln>
+                        </wps:spPr>
+                        <wps:txbx>
+                          <w:txbxContent>
+                            <w:p>
+                              <w:pPr>
+                                <w:spacing w:line="252" w:lineRule="auto"/>
+                                <w:rPr>
+                                  <w:rFonts w:ascii="Consolas" w:hAnsi="Consolas"/>
+                                  <w:color w:val="000000"/>
+                                </w:rPr>
+                              </w:pPr>
+                            </w:p>
+                          </w:txbxContent>
+                        </wps:txbx>
+                        <wps:bodyPr anchor="t"/>
+                      </wps:wsp>
+                      <wps:wsp>
+                        <wps:cNvPr id="57" name="Rectangle 4"/>
+                        <wps:cNvSpPr/>
+                        <wps:spPr>
+                          <a:xfrm>
+                            <a:off x="-1" y="622747"/>
+                            <a:ext cx="2534291" cy="1105691"/>
+                          </a:xfrm>
+                          <a:prstGeom prst="rect">
+                            <a:avLst/>
+                          </a:prstGeom>
+                          <a:solidFill>
+                            <a:schemeClr val="lt1"/>
+                          </a:solidFill>
+                          <a:ln>
+                            <a:solidFill>
+                              <a:srgbClr val="000000"/>
+                            </a:solidFill>
+                          </a:ln>
+                        </wps:spPr>
+                        <wps:txbx>
+                          <w:txbxContent>
+                            <w:p>
+                              <w:pPr>
+                                <w:spacing w:line="252" w:lineRule="auto"/>
+                                <w:rPr>
+                                  <w:rFonts w:ascii="Consolas" w:hAnsi="Consolas"/>
+                                  <w:color w:val="000000"/>
+                                </w:rPr>
+                              </w:pPr>
+                              <w:proofErr w:type="spellStart"/>
+                              <w:r>
+                                <w:rPr>
+                                  <w:rFonts w:ascii="Consolas" w:hAnsi="Consolas"/>
+                                  <w:color w:val="000000"/>
+                                </w:rPr>
+                                <w:t>get_</w:t>
+                              </w:r>
+                              <w:r>
+                                <w:rPr>
+                                  <w:rFonts w:ascii="Consolas" w:hAnsi="Consolas"/>
+                                  <w:color w:val="000000"/>
+                                </w:rPr>
+                                <w:t>total_</w:t>
+                              </w:r>
+                              <w:proofErr w:type="gramStart"/>
+                              <w:r>
+                                <w:rPr>
+                                  <w:rFonts w:ascii="Consolas" w:hAnsi="Consolas"/>
+                                  <w:color w:val="000000"/>
+                                </w:rPr>
+                                <w:t>impacts</w:t>
+                              </w:r>
+                              <w:proofErr w:type="spellEnd"/>
+                              <w:r>
+                                <w:rPr>
+                                  <w:rFonts w:ascii="Consolas" w:hAnsi="Consolas"/>
+                                  <w:color w:val="000000"/>
+                                </w:rPr>
+                                <w:t>(</w:t>
+                              </w:r>
+                              <w:proofErr w:type="gramEnd"/>
+                              <w:r>
+                                <w:rPr>
+                                  <w:rFonts w:ascii="Consolas" w:hAnsi="Consolas"/>
+                                  <w:color w:val="000000"/>
+                                </w:rPr>
+                                <w:t>)</w:t>
+                              </w:r>
+                            </w:p>
+                            <w:p>
+                              <w:pPr>
+                                <w:spacing w:line="252" w:lineRule="auto"/>
+                                <w:rPr>
+                                  <w:rFonts w:ascii="Consolas" w:hAnsi="Consolas"/>
+                                  <w:color w:val="000000"/>
+                                </w:rPr>
+                              </w:pPr>
+                              <w:proofErr w:type="spellStart"/>
+                              <w:r>
+                                <w:rPr>
+                                  <w:rFonts w:ascii="Consolas" w:hAnsi="Consolas"/>
+                                  <w:color w:val="000000"/>
+                                </w:rPr>
+                                <w:t>get_</w:t>
+                              </w:r>
+                              <w:r>
+                                <w:rPr>
+                                  <w:rFonts w:ascii="Consolas" w:hAnsi="Consolas"/>
+                                  <w:color w:val="000000"/>
+                                </w:rPr>
+                                <w:t>impact_by</w:t>
+                              </w:r>
+                              <w:proofErr w:type="spellEnd"/>
+                              <w:r>
+                                <w:rPr>
+                                  <w:rFonts w:ascii="Consolas" w:hAnsi="Consolas"/>
+                                  <w:color w:val="000000"/>
+                                </w:rPr>
+                                <w:t>_ ... ()</w:t>
+                              </w:r>
+                            </w:p>
+                            <w:p>
+                              <w:pPr>
+                                <w:spacing w:line="252" w:lineRule="auto"/>
+                                <w:rPr>
+                                  <w:rFonts w:ascii="Consolas" w:hAnsi="Consolas"/>
+                                  <w:color w:val="000000"/>
+                                </w:rPr>
+                              </w:pPr>
+                            </w:p>
+                          </w:txbxContent>
+                        </wps:txbx>
+                        <wps:bodyPr anchor="t"/>
+                      </wps:wsp>
+                    </wpg:wgp>
+                  </a:graphicData>
+                </a:graphic>
+                <wp14:sizeRelH relativeFrom="page">
+                  <wp14:pctWidth>0</wp14:pctWidth>
+                </wp14:sizeRelH>
+                <wp14:sizeRelV relativeFrom="page">
+                  <wp14:pctHeight>0</wp14:pctHeight>
+                </wp14:sizeRelV>
+              </wp:anchor>
+            </w:drawing>
+          </mc:Choice>
+          <mc:Fallback>
+            <w:pict>
+              <v:group w14:anchorId="62174559" id="_x0000_s1058" style="position:absolute;margin-left:-3pt;margin-top:18.4pt;width:230.15pt;height:136pt;z-index:251716608" coordorigin="" coordsize="25348,17284" o:gfxdata="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">
+                <v:rect id="Rectangle 2" o:spid="_x0000_s1059" style="position:absolute;width:25348;height:2499;visibility:visible;mso-wrap-style:square;v-text-anchor:top" o:gfxdata="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" fillcolor="white [3201]">
+                  <v:textbox>
+                    <w:txbxContent>
+                      <w:p>
+                        <w:pPr>
+                          <w:spacing w:line="252" w:lineRule="auto"/>
+                          <w:rPr>
+                            <w:rFonts w:ascii="Consolas" w:hAnsi="Consolas"/>
+                            <w:color w:val="000000"/>
+                          </w:rPr>
+                        </w:pPr>
+                        <w:r>
+                          <w:rPr>
+                            <w:rFonts w:ascii="Consolas" w:hAnsi="Consolas"/>
+                            <w:color w:val="000000"/>
+                          </w:rPr>
+                          <w:t>Calculator</w:t>
+                        </w:r>
+                      </w:p>
+                    </w:txbxContent>
+                  </v:textbox>
+                </v:rect>
+                <v:rect id="Rectangle 3" o:spid="_x0000_s1060" style="position:absolute;top:2499;width:25342;height:3728;visibility:visible;mso-wrap-style:square;v-text-anchor:top" o:gfxdata="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" fillcolor="white [3201]">
+                  <v:textbox>
+                    <w:txbxContent>
+                      <w:p>
+                        <w:pPr>
+                          <w:spacing w:line="252" w:lineRule="auto"/>
+                          <w:rPr>
+                            <w:rFonts w:ascii="Consolas" w:hAnsi="Consolas"/>
+                            <w:color w:val="000000"/>
+                          </w:rPr>
+                        </w:pPr>
+                      </w:p>
+                    </w:txbxContent>
+                  </v:textbox>
+                </v:rect>
+                <v:rect id="Rectangle 4" o:spid="_x0000_s1061" style="position:absolute;top:6227;width:25342;height:11057;visibility:visible;mso-wrap-style:square;v-text-anchor:top" o:gfxdata="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" fillcolor="white [3201]">
+                  <v:textbox>
+                    <w:txbxContent>
+                      <w:p>
+                        <w:pPr>
+                          <w:spacing w:line="252" w:lineRule="auto"/>
+                          <w:rPr>
+                            <w:rFonts w:ascii="Consolas" w:hAnsi="Consolas"/>
+                            <w:color w:val="000000"/>
+                          </w:rPr>
+                        </w:pPr>
+                        <w:proofErr w:type="spellStart"/>
+                        <w:r>
+                          <w:rPr>
+                            <w:rFonts w:ascii="Consolas" w:hAnsi="Consolas"/>
+                            <w:color w:val="000000"/>
+                          </w:rPr>
+                          <w:t>get_</w:t>
+                        </w:r>
+                        <w:r>
+                          <w:rPr>
+                            <w:rFonts w:ascii="Consolas" w:hAnsi="Consolas"/>
+                            <w:color w:val="000000"/>
+                          </w:rPr>
+                          <w:t>total_</w:t>
+                        </w:r>
+                        <w:proofErr w:type="gramStart"/>
+                        <w:r>
+                          <w:rPr>
+                            <w:rFonts w:ascii="Consolas" w:hAnsi="Consolas"/>
+                            <w:color w:val="000000"/>
+                          </w:rPr>
+                          <w:t>impacts</w:t>
+                        </w:r>
+                        <w:proofErr w:type="spellEnd"/>
+                        <w:r>
+                          <w:rPr>
+                            <w:rFonts w:ascii="Consolas" w:hAnsi="Consolas"/>
+                            <w:color w:val="000000"/>
+                          </w:rPr>
+                          <w:t>(</w:t>
+                        </w:r>
+                        <w:proofErr w:type="gramEnd"/>
+                        <w:r>
+                          <w:rPr>
+                            <w:rFonts w:ascii="Consolas" w:hAnsi="Consolas"/>
+                            <w:color w:val="000000"/>
+                          </w:rPr>
+                          <w:t>)</w:t>
+                        </w:r>
+                      </w:p>
+                      <w:p>
+                        <w:pPr>
+                          <w:spacing w:line="252" w:lineRule="auto"/>
+                          <w:rPr>
+                            <w:rFonts w:ascii="Consolas" w:hAnsi="Consolas"/>
+                            <w:color w:val="000000"/>
+                          </w:rPr>
+                        </w:pPr>
+                        <w:proofErr w:type="spellStart"/>
+                        <w:r>
+                          <w:rPr>
+                            <w:rFonts w:ascii="Consolas" w:hAnsi="Consolas"/>
+                            <w:color w:val="000000"/>
+                          </w:rPr>
+                          <w:t>get_</w:t>
+                        </w:r>
+                        <w:r>
+                          <w:rPr>
+                            <w:rFonts w:ascii="Consolas" w:hAnsi="Consolas"/>
+                            <w:color w:val="000000"/>
+                          </w:rPr>
+                          <w:t>impact_by</w:t>
+                        </w:r>
+                        <w:proofErr w:type="spellEnd"/>
+                        <w:r>
+                          <w:rPr>
+                            <w:rFonts w:ascii="Consolas" w:hAnsi="Consolas"/>
+                            <w:color w:val="000000"/>
+                          </w:rPr>
+                          <w:t>_ ... ()</w:t>
+                        </w:r>
+                      </w:p>
+                      <w:p>
+                        <w:pPr>
+                          <w:spacing w:line="252" w:lineRule="auto"/>
+                          <w:rPr>
+                            <w:rFonts w:ascii="Consolas" w:hAnsi="Consolas"/>
+                            <w:color w:val="000000"/>
+                          </w:rPr>
+                        </w:pPr>
+                      </w:p>
+                    </w:txbxContent>
+                  </v:textbox>
+                </v:rect>
+                <w10:wrap type="topAndBottom"/>
+              </v:group>
+            </w:pict>
+          </mc:Fallback>
+        </mc:AlternateContent>
+      </w:r>
     </w:p>
-    <w:p/>
     <w:p>
       <w:r>
         <w:rPr>
@@ -7345,18 +4895,18 @@
         <mc:AlternateContent>
           <mc:Choice Requires="wps">
             <w:drawing>
-              <wp:anchor distT="0" distB="0" distL="114300" distR="114300" simplePos="0" relativeHeight="251742208" behindDoc="0" locked="0" layoutInCell="1" allowOverlap="1" wp14:anchorId="1FA4896F" wp14:editId="54EF451A">
+              <wp:anchor distT="0" distB="0" distL="114300" distR="114300" simplePos="0" relativeHeight="251845632" behindDoc="0" locked="0" layoutInCell="1" allowOverlap="1" wp14:anchorId="16B8E456" wp14:editId="0BEFEE28">
                 <wp:simplePos x="0" y="0"/>
                 <wp:positionH relativeFrom="column">
-                  <wp:posOffset>6598932</wp:posOffset>
+                  <wp:posOffset>-38099</wp:posOffset>
                 </wp:positionH>
                 <wp:positionV relativeFrom="paragraph">
-                  <wp:posOffset>1237615</wp:posOffset>
+                  <wp:posOffset>1757045</wp:posOffset>
                 </wp:positionV>
-                <wp:extent cx="795647" cy="314696"/>
-                <wp:effectExtent l="0" t="0" r="5080" b="9525"/>
+                <wp:extent cx="2808605" cy="790575"/>
+                <wp:effectExtent l="0" t="0" r="0" b="9525"/>
                 <wp:wrapNone/>
-                <wp:docPr id="1175991704" name="Text Box 1175991704"/>
+                <wp:docPr id="10" name="Text Box 10"/>
                 <wp:cNvGraphicFramePr/>
                 <a:graphic xmlns:a="http://schemas.openxmlformats.org/drawingml/2006/main">
                   <a:graphicData uri="http://schemas.microsoft.com/office/word/2010/wordprocessingShape">
@@ -7365,7 +4915,7 @@
                       <wps:spPr>
                         <a:xfrm>
                           <a:off x="0" y="0"/>
-                          <a:ext cx="795647" cy="314696"/>
+                          <a:ext cx="2808605" cy="790575"/>
                         </a:xfrm>
                         <a:prstGeom prst="rect">
                           <a:avLst/>
@@ -7381,7 +4931,6 @@
                         <w:txbxContent>
                           <w:p>
                             <w:pPr>
-                              <w:jc w:val="center"/>
                               <w:rPr>
                                 <w:rFonts w:ascii="Consolas" w:hAnsi="Consolas"/>
                               </w:rPr>
@@ -7390,13 +4939,35 @@
                               <w:rPr>
                                 <w:rFonts w:ascii="Consolas" w:hAnsi="Consolas"/>
                               </w:rPr>
-                              <w:t>c</w:t>
+                              <w:t xml:space="preserve">This could be a </w:t>
                             </w:r>
+                            <w:proofErr w:type="spellStart"/>
                             <w:r>
                               <w:rPr>
                                 <w:rFonts w:ascii="Consolas" w:hAnsi="Consolas"/>
                               </w:rPr>
-                              <w:t>reates</w:t>
+                              <w:t>mixin</w:t>
+                            </w:r>
+                            <w:proofErr w:type="spellEnd"/>
+                            <w:r>
+                              <w:rPr>
+                                <w:rFonts w:ascii="Consolas" w:hAnsi="Consolas"/>
+                              </w:rPr>
+                              <w:t xml:space="preserve"> class at </w:t>
+                            </w:r>
+                            <w:proofErr w:type="spellStart"/>
+                            <w:r>
+                              <w:rPr>
+                                <w:rFonts w:ascii="Consolas" w:hAnsi="Consolas"/>
+                              </w:rPr>
+                              <w:t>ProjectManager</w:t>
+                            </w:r>
+                            <w:proofErr w:type="spellEnd"/>
+                            <w:r>
+                              <w:rPr>
+                                <w:rFonts w:ascii="Consolas" w:hAnsi="Consolas"/>
+                              </w:rPr>
+                              <w:t xml:space="preserve"> level</w:t>
                             </w:r>
                           </w:p>
                         </w:txbxContent>
@@ -7421,12 +4992,11 @@
           </mc:Choice>
           <mc:Fallback>
             <w:pict>
-              <v:shape w14:anchorId="1FA4896F" id="Text Box 1175991704" o:spid="_x0000_s1078" type="#_x0000_t202" style="position:absolute;margin-left:519.6pt;margin-top:97.45pt;width:62.65pt;height:24.8pt;z-index:251742208;visibility:visible;mso-wrap-style:square;mso-width-percent:0;mso-height-percent:0;mso-wrap-distance-left:9pt;mso-wrap-distance-top:0;mso-wrap-distance-right:9pt;mso-wrap-distance-bottom:0;mso-position-horizontal:absolute;mso-position-horizontal-relative:text;mso-position-vertical:absolute;mso-position-vertical-relative:text;mso-width-percent:0;mso-height-percent:0;mso-width-relative:margin;mso-height-relative:margin;v-text-anchor:top" o:gfxdata="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" fillcolor="white [3201]" stroked="f" strokeweight=".5pt">
+              <v:shape w14:anchorId="16B8E456" id="Text Box 10" o:spid="_x0000_s1062" type="#_x0000_t202" style="position:absolute;margin-left:-3pt;margin-top:138.35pt;width:221.15pt;height:62.25pt;z-index:251845632;visibility:visible;mso-wrap-style:square;mso-width-percent:0;mso-height-percent:0;mso-wrap-distance-left:9pt;mso-wrap-distance-top:0;mso-wrap-distance-right:9pt;mso-wrap-distance-bottom:0;mso-position-horizontal:absolute;mso-position-horizontal-relative:text;mso-position-vertical:absolute;mso-position-vertical-relative:text;mso-width-percent:0;mso-height-percent:0;mso-width-relative:margin;mso-height-relative:margin;v-text-anchor:top" o:gfxdata="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" fillcolor="white [3201]" stroked="f" strokeweight=".5pt">
                 <v:textbox>
                   <w:txbxContent>
                     <w:p>
                       <w:pPr>
-                        <w:jc w:val="center"/>
                         <w:rPr>
                           <w:rFonts w:ascii="Consolas" w:hAnsi="Consolas"/>
                         </w:rPr>
@@ -7435,13 +5005,35 @@
                         <w:rPr>
                           <w:rFonts w:ascii="Consolas" w:hAnsi="Consolas"/>
                         </w:rPr>
-                        <w:t>c</w:t>
+                        <w:t xml:space="preserve">This could be a </w:t>
                       </w:r>
+                      <w:proofErr w:type="spellStart"/>
                       <w:r>
                         <w:rPr>
                           <w:rFonts w:ascii="Consolas" w:hAnsi="Consolas"/>
                         </w:rPr>
-                        <w:t>reates</w:t>
+                        <w:t>mixin</w:t>
+                      </w:r>
+                      <w:proofErr w:type="spellEnd"/>
+                      <w:r>
+                        <w:rPr>
+                          <w:rFonts w:ascii="Consolas" w:hAnsi="Consolas"/>
+                        </w:rPr>
+                        <w:t xml:space="preserve"> class at </w:t>
+                      </w:r>
+                      <w:proofErr w:type="spellStart"/>
+                      <w:r>
+                        <w:rPr>
+                          <w:rFonts w:ascii="Consolas" w:hAnsi="Consolas"/>
+                        </w:rPr>
+                        <w:t>ProjectManager</w:t>
+                      </w:r>
+                      <w:proofErr w:type="spellEnd"/>
+                      <w:r>
+                        <w:rPr>
+                          <w:rFonts w:ascii="Consolas" w:hAnsi="Consolas"/>
+                        </w:rPr>
+                        <w:t xml:space="preserve"> level</w:t>
                       </w:r>
                     </w:p>
                   </w:txbxContent>
@@ -7451,1301 +5043,12 @@
           </mc:Fallback>
         </mc:AlternateContent>
       </w:r>
-      <w:r>
-        <w:rPr>
-          <w:noProof/>
-        </w:rPr>
-        <mc:AlternateContent>
-          <mc:Choice Requires="wpg">
-            <w:drawing>
-              <wp:anchor distT="0" distB="0" distL="114300" distR="114300" simplePos="0" relativeHeight="251643904" behindDoc="0" locked="0" layoutInCell="1" allowOverlap="1" wp14:anchorId="166E82E1" wp14:editId="72BEDBB9">
-                <wp:simplePos x="0" y="0"/>
-                <wp:positionH relativeFrom="column">
-                  <wp:posOffset>7508875</wp:posOffset>
-                </wp:positionH>
-                <wp:positionV relativeFrom="paragraph">
-                  <wp:posOffset>362585</wp:posOffset>
-                </wp:positionV>
-                <wp:extent cx="1928495" cy="2440305"/>
-                <wp:effectExtent l="0" t="0" r="0" b="0"/>
-                <wp:wrapTopAndBottom/>
-                <wp:docPr id="393029424" name="Group 4"/>
-                <wp:cNvGraphicFramePr/>
-                <a:graphic xmlns:a="http://schemas.openxmlformats.org/drawingml/2006/main">
-                  <a:graphicData uri="http://schemas.microsoft.com/office/word/2010/wordprocessingGroup">
-                    <wpg:wgp>
-                      <wpg:cNvGrpSpPr/>
-                      <wpg:grpSpPr>
-                        <a:xfrm>
-                          <a:off x="0" y="0"/>
-                          <a:ext cx="1928495" cy="2440305"/>
-                          <a:chOff x="0" y="0"/>
-                          <a:chExt cx="1768899" cy="2445195"/>
-                        </a:xfrm>
-                      </wpg:grpSpPr>
-                      <wps:wsp>
-                        <wps:cNvPr id="10" name="Rectangle 2"/>
-                        <wps:cNvSpPr/>
-                        <wps:spPr>
-                          <a:xfrm>
-                            <a:off x="0" y="0"/>
-                            <a:ext cx="1768686" cy="249913"/>
-                          </a:xfrm>
-                          <a:prstGeom prst="rect">
-                            <a:avLst/>
-                          </a:prstGeom>
-                          <a:solidFill>
-                            <a:schemeClr val="lt1"/>
-                          </a:solidFill>
-                          <a:ln>
-                            <a:solidFill>
-                              <a:srgbClr val="000000"/>
-                            </a:solidFill>
-                          </a:ln>
-                        </wps:spPr>
-                        <wps:txbx>
-                          <w:txbxContent>
-                            <w:p>
-                              <w:pPr>
-                                <w:spacing w:line="252" w:lineRule="auto"/>
-                                <w:rPr>
-                                  <w:rFonts w:ascii="Consolas" w:hAnsi="Consolas"/>
-                                  <w:color w:val="000000"/>
-                                </w:rPr>
-                              </w:pPr>
-                              <w:r>
-                                <w:rPr>
-                                  <w:rFonts w:ascii="Consolas" w:hAnsi="Consolas"/>
-                                  <w:color w:val="000000"/>
-                                </w:rPr>
-                                <w:t>Impact</w:t>
-                              </w:r>
-                              <w:r>
-                                <w:rPr>
-                                  <w:rFonts w:ascii="Consolas" w:hAnsi="Consolas"/>
-                                  <w:color w:val="000000"/>
-                                </w:rPr>
-                                <w:t>s</w:t>
-                              </w:r>
-                            </w:p>
-                          </w:txbxContent>
-                        </wps:txbx>
-                        <wps:bodyPr anchor="t"/>
-                      </wps:wsp>
-                      <wps:wsp>
-                        <wps:cNvPr id="11" name="Rectangle 3"/>
-                        <wps:cNvSpPr/>
-                        <wps:spPr>
-                          <a:xfrm>
-                            <a:off x="212" y="249913"/>
-                            <a:ext cx="1768687" cy="1927632"/>
-                          </a:xfrm>
-                          <a:prstGeom prst="rect">
-                            <a:avLst/>
-                          </a:prstGeom>
-                          <a:solidFill>
-                            <a:schemeClr val="lt1"/>
-                          </a:solidFill>
-                          <a:ln>
-                            <a:solidFill>
-                              <a:srgbClr val="000000"/>
-                            </a:solidFill>
-                          </a:ln>
-                        </wps:spPr>
-                        <wps:txbx>
-                          <w:txbxContent>
-                            <w:p>
-                              <w:pPr>
-                                <w:spacing w:line="276" w:lineRule="auto"/>
-                                <w:rPr>
-                                  <w:rFonts w:ascii="Consolas" w:hAnsi="Consolas"/>
-                                  <w:color w:val="000000"/>
-                                </w:rPr>
-                              </w:pPr>
-                              <w:r>
-                                <w:rPr>
-                                  <w:rFonts w:ascii="Consolas" w:hAnsi="Consolas"/>
-                                  <w:color w:val="000000"/>
-                                </w:rPr>
-                                <w:t>parent</w:t>
-                              </w:r>
-                              <w:r>
-                                <w:rPr>
-                                  <w:rFonts w:ascii="Consolas" w:hAnsi="Consolas"/>
-                                  <w:color w:val="000000"/>
-                                </w:rPr>
-                                <w:t xml:space="preserve"> =</w:t>
-                              </w:r>
-                              <w:r>
-                                <w:rPr>
-                                  <w:rFonts w:ascii="Consolas" w:hAnsi="Consolas"/>
-                                  <w:color w:val="000000"/>
-                                </w:rPr>
-                                <w:t xml:space="preserve"> </w:t>
-                              </w:r>
-                              <w:r>
-                                <w:rPr>
-                                  <w:rFonts w:ascii="Consolas" w:hAnsi="Consolas"/>
-                                  <w:color w:val="000000"/>
-                                </w:rPr>
-                                <w:t>Master Obj.</w:t>
-                              </w:r>
-                            </w:p>
-                            <w:p>
-                              <w:pPr>
-                                <w:spacing w:line="276" w:lineRule="auto"/>
-                                <w:rPr>
-                                  <w:rFonts w:ascii="Consolas" w:hAnsi="Consolas"/>
-                                  <w:color w:val="000000"/>
-                                </w:rPr>
-                              </w:pPr>
-                              <w:r>
-                                <w:rPr>
-                                  <w:rFonts w:ascii="Consolas" w:hAnsi="Consolas"/>
-                                  <w:color w:val="000000"/>
-                                </w:rPr>
-                                <w:t>GWP</w:t>
-                              </w:r>
-                              <w:r>
-                                <w:rPr>
-                                  <w:rFonts w:ascii="Consolas" w:hAnsi="Consolas"/>
-                                  <w:color w:val="000000"/>
-                                </w:rPr>
-                                <w:t xml:space="preserve"> = </w:t>
-                              </w:r>
-                              <w:r>
-                                <w:rPr>
-                                  <w:rFonts w:ascii="Consolas" w:hAnsi="Consolas"/>
-                                  <w:color w:val="000000"/>
-                                </w:rPr>
-                                <w:t>&lt;</w:t>
-                              </w:r>
-                              <w:r>
-                                <w:rPr>
-                                  <w:rFonts w:ascii="Consolas" w:hAnsi="Consolas"/>
-                                  <w:color w:val="000000"/>
-                                </w:rPr>
-                                <w:t>int</w:t>
-                              </w:r>
-                              <w:r>
-                                <w:rPr>
-                                  <w:rFonts w:ascii="Consolas" w:hAnsi="Consolas"/>
-                                  <w:color w:val="000000"/>
-                                </w:rPr>
-                                <w:t>&gt;</w:t>
-                              </w:r>
-                            </w:p>
-                            <w:p>
-                              <w:pPr>
-                                <w:spacing w:line="276" w:lineRule="auto"/>
-                                <w:rPr>
-                                  <w:rFonts w:ascii="Consolas" w:hAnsi="Consolas"/>
-                                  <w:color w:val="000000"/>
-                                </w:rPr>
-                              </w:pPr>
-                              <w:proofErr w:type="spellStart"/>
-                              <w:r>
-                                <w:rPr>
-                                  <w:rFonts w:ascii="Consolas" w:hAnsi="Consolas"/>
-                                  <w:color w:val="000000"/>
-                                </w:rPr>
-                                <w:t>acid_pot</w:t>
-                              </w:r>
-                              <w:proofErr w:type="spellEnd"/>
-                              <w:r>
-                                <w:rPr>
-                                  <w:rFonts w:ascii="Consolas" w:hAnsi="Consolas"/>
-                                  <w:color w:val="000000"/>
-                                </w:rPr>
-                                <w:t xml:space="preserve"> </w:t>
-                              </w:r>
-                              <w:r>
-                                <w:rPr>
-                                  <w:rFonts w:ascii="Consolas" w:hAnsi="Consolas"/>
-                                  <w:color w:val="000000"/>
-                                </w:rPr>
-                                <w:t>=</w:t>
-                              </w:r>
-                              <w:r>
-                                <w:rPr>
-                                  <w:rFonts w:ascii="Consolas" w:hAnsi="Consolas"/>
-                                  <w:color w:val="000000"/>
-                                </w:rPr>
-                                <w:t xml:space="preserve"> &lt;</w:t>
-                              </w:r>
-                              <w:r>
-                                <w:rPr>
-                                  <w:rFonts w:ascii="Consolas" w:hAnsi="Consolas"/>
-                                  <w:color w:val="000000"/>
-                                </w:rPr>
-                                <w:t>int</w:t>
-                              </w:r>
-                              <w:r>
-                                <w:rPr>
-                                  <w:rFonts w:ascii="Consolas" w:hAnsi="Consolas"/>
-                                  <w:color w:val="000000"/>
-                                </w:rPr>
-                                <w:t>&gt;</w:t>
-                              </w:r>
-                            </w:p>
-                            <w:p>
-                              <w:pPr>
-                                <w:spacing w:line="276" w:lineRule="auto"/>
-                                <w:rPr>
-                                  <w:rFonts w:ascii="Consolas" w:hAnsi="Consolas"/>
-                                  <w:color w:val="000000"/>
-                                </w:rPr>
-                              </w:pPr>
-                              <w:proofErr w:type="spellStart"/>
-                              <w:r>
-                                <w:rPr>
-                                  <w:rFonts w:ascii="Consolas" w:hAnsi="Consolas"/>
-                                  <w:color w:val="000000"/>
-                                </w:rPr>
-                                <w:t>eutro_pot</w:t>
-                              </w:r>
-                              <w:proofErr w:type="spellEnd"/>
-                              <w:r>
-                                <w:rPr>
-                                  <w:rFonts w:ascii="Consolas" w:hAnsi="Consolas"/>
-                                  <w:color w:val="000000"/>
-                                </w:rPr>
-                                <w:t xml:space="preserve"> = </w:t>
-                              </w:r>
-                              <w:r>
-                                <w:rPr>
-                                  <w:rFonts w:ascii="Consolas" w:hAnsi="Consolas"/>
-                                  <w:color w:val="000000"/>
-                                </w:rPr>
-                                <w:t>&lt;int&gt;</w:t>
-                              </w:r>
-                            </w:p>
-                            <w:p>
-                              <w:pPr>
-                                <w:spacing w:line="276" w:lineRule="auto"/>
-                                <w:rPr>
-                                  <w:rFonts w:ascii="Consolas" w:hAnsi="Consolas"/>
-                                  <w:color w:val="000000"/>
-                                </w:rPr>
-                              </w:pPr>
-                              <w:proofErr w:type="spellStart"/>
-                              <w:r>
-                                <w:rPr>
-                                  <w:rFonts w:ascii="Consolas" w:hAnsi="Consolas"/>
-                                  <w:color w:val="000000"/>
-                                </w:rPr>
-                                <w:t>ozone_dep</w:t>
-                              </w:r>
-                              <w:proofErr w:type="spellEnd"/>
-                              <w:r>
-                                <w:rPr>
-                                  <w:rFonts w:ascii="Consolas" w:hAnsi="Consolas"/>
-                                  <w:color w:val="000000"/>
-                                </w:rPr>
-                                <w:t xml:space="preserve"> = </w:t>
-                              </w:r>
-                              <w:r>
-                                <w:rPr>
-                                  <w:rFonts w:ascii="Consolas" w:hAnsi="Consolas"/>
-                                  <w:color w:val="000000"/>
-                                </w:rPr>
-                                <w:t>&lt;int&gt;</w:t>
-                              </w:r>
-                            </w:p>
-                            <w:p>
-                              <w:pPr>
-                                <w:spacing w:line="276" w:lineRule="auto"/>
-                                <w:rPr>
-                                  <w:rFonts w:ascii="Consolas" w:hAnsi="Consolas"/>
-                                  <w:color w:val="000000"/>
-                                </w:rPr>
-                              </w:pPr>
-                              <w:r>
-                                <w:rPr>
-                                  <w:rFonts w:ascii="Consolas" w:hAnsi="Consolas"/>
-                                  <w:color w:val="000000"/>
-                                </w:rPr>
-                                <w:t>smog = &lt;int&gt;</w:t>
-                              </w:r>
-                            </w:p>
-                            <w:p>
-                              <w:pPr>
-                                <w:spacing w:line="252" w:lineRule="auto"/>
-                                <w:rPr>
-                                  <w:rFonts w:ascii="Consolas" w:hAnsi="Consolas"/>
-                                  <w:color w:val="000000"/>
-                                </w:rPr>
-                              </w:pPr>
-                            </w:p>
-                          </w:txbxContent>
-                        </wps:txbx>
-                        <wps:bodyPr anchor="t"/>
-                      </wps:wsp>
-                      <wps:wsp>
-                        <wps:cNvPr id="12" name="Rectangle 4"/>
-                        <wps:cNvSpPr/>
-                        <wps:spPr>
-                          <a:xfrm>
-                            <a:off x="0" y="2052426"/>
-                            <a:ext cx="1768898" cy="392769"/>
-                          </a:xfrm>
-                          <a:prstGeom prst="rect">
-                            <a:avLst/>
-                          </a:prstGeom>
-                          <a:solidFill>
-                            <a:schemeClr val="lt1"/>
-                          </a:solidFill>
-                          <a:ln>
-                            <a:solidFill>
-                              <a:srgbClr val="000000"/>
-                            </a:solidFill>
-                          </a:ln>
-                        </wps:spPr>
-                        <wps:txbx>
-                          <w:txbxContent>
-                            <w:p>
-                              <w:pPr>
-                                <w:spacing w:line="252" w:lineRule="auto"/>
-                                <w:rPr>
-                                  <w:rFonts w:ascii="Consolas" w:hAnsi="Consolas"/>
-                                  <w:color w:val="000000"/>
-                                </w:rPr>
-                              </w:pPr>
-                              <w:proofErr w:type="spellStart"/>
-                              <w:proofErr w:type="gramStart"/>
-                              <w:r>
-                                <w:rPr>
-                                  <w:rFonts w:ascii="Consolas" w:hAnsi="Consolas"/>
-                                  <w:color w:val="000000"/>
-                                </w:rPr>
-                                <w:t>update</w:t>
-                              </w:r>
-                              <w:r>
-                                <w:rPr>
-                                  <w:rFonts w:ascii="Consolas" w:hAnsi="Consolas"/>
-                                  <w:color w:val="000000"/>
-                                </w:rPr>
-                                <w:t>Impact</w:t>
-                              </w:r>
-                              <w:r>
-                                <w:rPr>
-                                  <w:rFonts w:ascii="Consolas" w:hAnsi="Consolas"/>
-                                  <w:color w:val="000000"/>
-                                </w:rPr>
-                                <w:t>Qty</w:t>
-                              </w:r>
-                              <w:proofErr w:type="spellEnd"/>
-                              <w:r>
-                                <w:rPr>
-                                  <w:rFonts w:ascii="Consolas" w:hAnsi="Consolas"/>
-                                  <w:color w:val="000000"/>
-                                </w:rPr>
-                                <w:t>(</w:t>
-                              </w:r>
-                              <w:proofErr w:type="gramEnd"/>
-                              <w:r>
-                                <w:rPr>
-                                  <w:rFonts w:ascii="Consolas" w:hAnsi="Consolas"/>
-                                  <w:color w:val="000000"/>
-                                </w:rPr>
-                                <w:t>)</w:t>
-                              </w:r>
-                            </w:p>
-                            <w:p>
-                              <w:pPr>
-                                <w:spacing w:line="252" w:lineRule="auto"/>
-                                <w:rPr>
-                                  <w:rFonts w:ascii="Consolas" w:hAnsi="Consolas"/>
-                                  <w:color w:val="000000"/>
-                                </w:rPr>
-                              </w:pPr>
-                            </w:p>
-                          </w:txbxContent>
-                        </wps:txbx>
-                        <wps:bodyPr anchor="t"/>
-                      </wps:wsp>
-                    </wpg:wgp>
-                  </a:graphicData>
-                </a:graphic>
-                <wp14:sizeRelH relativeFrom="page">
-                  <wp14:pctWidth>0</wp14:pctWidth>
-                </wp14:sizeRelH>
-                <wp14:sizeRelV relativeFrom="page">
-                  <wp14:pctHeight>0</wp14:pctHeight>
-                </wp14:sizeRelV>
-              </wp:anchor>
-            </w:drawing>
-          </mc:Choice>
-          <mc:Fallback>
-            <w:pict>
-              <v:group w14:anchorId="166E82E1" id="_x0000_s1079" style="position:absolute;margin-left:591.25pt;margin-top:28.55pt;width:151.85pt;height:192.15pt;z-index:251643904" coordsize="17688,24451" o:gfxdata="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">
-                <v:rect id="Rectangle 2" o:spid="_x0000_s1080" style="position:absolute;width:17686;height:2499;visibility:visible;mso-wrap-style:square;v-text-anchor:top" o:gfxdata="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" fillcolor="white [3201]">
-                  <v:textbox>
-                    <w:txbxContent>
-                      <w:p>
-                        <w:pPr>
-                          <w:spacing w:line="252" w:lineRule="auto"/>
-                          <w:rPr>
-                            <w:rFonts w:ascii="Consolas" w:hAnsi="Consolas"/>
-                            <w:color w:val="000000"/>
-                          </w:rPr>
-                        </w:pPr>
-                        <w:r>
-                          <w:rPr>
-                            <w:rFonts w:ascii="Consolas" w:hAnsi="Consolas"/>
-                            <w:color w:val="000000"/>
-                          </w:rPr>
-                          <w:t>Impact</w:t>
-                        </w:r>
-                        <w:r>
-                          <w:rPr>
-                            <w:rFonts w:ascii="Consolas" w:hAnsi="Consolas"/>
-                            <w:color w:val="000000"/>
-                          </w:rPr>
-                          <w:t>s</w:t>
-                        </w:r>
-                      </w:p>
-                    </w:txbxContent>
-                  </v:textbox>
-                </v:rect>
-                <v:rect id="Rectangle 3" o:spid="_x0000_s1081" style="position:absolute;left:2;top:2499;width:17686;height:19276;visibility:visible;mso-wrap-style:square;v-text-anchor:top" o:gfxdata="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" fillcolor="white [3201]">
-                  <v:textbox>
-                    <w:txbxContent>
-                      <w:p>
-                        <w:pPr>
-                          <w:spacing w:line="276" w:lineRule="auto"/>
-                          <w:rPr>
-                            <w:rFonts w:ascii="Consolas" w:hAnsi="Consolas"/>
-                            <w:color w:val="000000"/>
-                          </w:rPr>
-                        </w:pPr>
-                        <w:r>
-                          <w:rPr>
-                            <w:rFonts w:ascii="Consolas" w:hAnsi="Consolas"/>
-                            <w:color w:val="000000"/>
-                          </w:rPr>
-                          <w:t>parent</w:t>
-                        </w:r>
-                        <w:r>
-                          <w:rPr>
-                            <w:rFonts w:ascii="Consolas" w:hAnsi="Consolas"/>
-                            <w:color w:val="000000"/>
-                          </w:rPr>
-                          <w:t xml:space="preserve"> =</w:t>
-                        </w:r>
-                        <w:r>
-                          <w:rPr>
-                            <w:rFonts w:ascii="Consolas" w:hAnsi="Consolas"/>
-                            <w:color w:val="000000"/>
-                          </w:rPr>
-                          <w:t xml:space="preserve"> </w:t>
-                        </w:r>
-                        <w:r>
-                          <w:rPr>
-                            <w:rFonts w:ascii="Consolas" w:hAnsi="Consolas"/>
-                            <w:color w:val="000000"/>
-                          </w:rPr>
-                          <w:t>Master Obj.</w:t>
-                        </w:r>
-                      </w:p>
-                      <w:p>
-                        <w:pPr>
-                          <w:spacing w:line="276" w:lineRule="auto"/>
-                          <w:rPr>
-                            <w:rFonts w:ascii="Consolas" w:hAnsi="Consolas"/>
-                            <w:color w:val="000000"/>
-                          </w:rPr>
-                        </w:pPr>
-                        <w:r>
-                          <w:rPr>
-                            <w:rFonts w:ascii="Consolas" w:hAnsi="Consolas"/>
-                            <w:color w:val="000000"/>
-                          </w:rPr>
-                          <w:t>GWP</w:t>
-                        </w:r>
-                        <w:r>
-                          <w:rPr>
-                            <w:rFonts w:ascii="Consolas" w:hAnsi="Consolas"/>
-                            <w:color w:val="000000"/>
-                          </w:rPr>
-                          <w:t xml:space="preserve"> = </w:t>
-                        </w:r>
-                        <w:r>
-                          <w:rPr>
-                            <w:rFonts w:ascii="Consolas" w:hAnsi="Consolas"/>
-                            <w:color w:val="000000"/>
-                          </w:rPr>
-                          <w:t>&lt;</w:t>
-                        </w:r>
-                        <w:r>
-                          <w:rPr>
-                            <w:rFonts w:ascii="Consolas" w:hAnsi="Consolas"/>
-                            <w:color w:val="000000"/>
-                          </w:rPr>
-                          <w:t>int</w:t>
-                        </w:r>
-                        <w:r>
-                          <w:rPr>
-                            <w:rFonts w:ascii="Consolas" w:hAnsi="Consolas"/>
-                            <w:color w:val="000000"/>
-                          </w:rPr>
-                          <w:t>&gt;</w:t>
-                        </w:r>
-                      </w:p>
-                      <w:p>
-                        <w:pPr>
-                          <w:spacing w:line="276" w:lineRule="auto"/>
-                          <w:rPr>
-                            <w:rFonts w:ascii="Consolas" w:hAnsi="Consolas"/>
-                            <w:color w:val="000000"/>
-                          </w:rPr>
-                        </w:pPr>
-                        <w:proofErr w:type="spellStart"/>
-                        <w:r>
-                          <w:rPr>
-                            <w:rFonts w:ascii="Consolas" w:hAnsi="Consolas"/>
-                            <w:color w:val="000000"/>
-                          </w:rPr>
-                          <w:t>acid_pot</w:t>
-                        </w:r>
-                        <w:proofErr w:type="spellEnd"/>
-                        <w:r>
-                          <w:rPr>
-                            <w:rFonts w:ascii="Consolas" w:hAnsi="Consolas"/>
-                            <w:color w:val="000000"/>
-                          </w:rPr>
-                          <w:t xml:space="preserve"> </w:t>
-                        </w:r>
-                        <w:r>
-                          <w:rPr>
-                            <w:rFonts w:ascii="Consolas" w:hAnsi="Consolas"/>
-                            <w:color w:val="000000"/>
-                          </w:rPr>
-                          <w:t>=</w:t>
-                        </w:r>
-                        <w:r>
-                          <w:rPr>
-                            <w:rFonts w:ascii="Consolas" w:hAnsi="Consolas"/>
-                            <w:color w:val="000000"/>
-                          </w:rPr>
-                          <w:t xml:space="preserve"> &lt;</w:t>
-                        </w:r>
-                        <w:r>
-                          <w:rPr>
-                            <w:rFonts w:ascii="Consolas" w:hAnsi="Consolas"/>
-                            <w:color w:val="000000"/>
-                          </w:rPr>
-                          <w:t>int</w:t>
-                        </w:r>
-                        <w:r>
-                          <w:rPr>
-                            <w:rFonts w:ascii="Consolas" w:hAnsi="Consolas"/>
-                            <w:color w:val="000000"/>
-                          </w:rPr>
-                          <w:t>&gt;</w:t>
-                        </w:r>
-                      </w:p>
-                      <w:p>
-                        <w:pPr>
-                          <w:spacing w:line="276" w:lineRule="auto"/>
-                          <w:rPr>
-                            <w:rFonts w:ascii="Consolas" w:hAnsi="Consolas"/>
-                            <w:color w:val="000000"/>
-                          </w:rPr>
-                        </w:pPr>
-                        <w:proofErr w:type="spellStart"/>
-                        <w:r>
-                          <w:rPr>
-                            <w:rFonts w:ascii="Consolas" w:hAnsi="Consolas"/>
-                            <w:color w:val="000000"/>
-                          </w:rPr>
-                          <w:t>eutro_pot</w:t>
-                        </w:r>
-                        <w:proofErr w:type="spellEnd"/>
-                        <w:r>
-                          <w:rPr>
-                            <w:rFonts w:ascii="Consolas" w:hAnsi="Consolas"/>
-                            <w:color w:val="000000"/>
-                          </w:rPr>
-                          <w:t xml:space="preserve"> = </w:t>
-                        </w:r>
-                        <w:r>
-                          <w:rPr>
-                            <w:rFonts w:ascii="Consolas" w:hAnsi="Consolas"/>
-                            <w:color w:val="000000"/>
-                          </w:rPr>
-                          <w:t>&lt;int&gt;</w:t>
-                        </w:r>
-                      </w:p>
-                      <w:p>
-                        <w:pPr>
-                          <w:spacing w:line="276" w:lineRule="auto"/>
-                          <w:rPr>
-                            <w:rFonts w:ascii="Consolas" w:hAnsi="Consolas"/>
-                            <w:color w:val="000000"/>
-                          </w:rPr>
-                        </w:pPr>
-                        <w:proofErr w:type="spellStart"/>
-                        <w:r>
-                          <w:rPr>
-                            <w:rFonts w:ascii="Consolas" w:hAnsi="Consolas"/>
-                            <w:color w:val="000000"/>
-                          </w:rPr>
-                          <w:t>ozone_dep</w:t>
-                        </w:r>
-                        <w:proofErr w:type="spellEnd"/>
-                        <w:r>
-                          <w:rPr>
-                            <w:rFonts w:ascii="Consolas" w:hAnsi="Consolas"/>
-                            <w:color w:val="000000"/>
-                          </w:rPr>
-                          <w:t xml:space="preserve"> = </w:t>
-                        </w:r>
-                        <w:r>
-                          <w:rPr>
-                            <w:rFonts w:ascii="Consolas" w:hAnsi="Consolas"/>
-                            <w:color w:val="000000"/>
-                          </w:rPr>
-                          <w:t>&lt;int&gt;</w:t>
-                        </w:r>
-                      </w:p>
-                      <w:p>
-                        <w:pPr>
-                          <w:spacing w:line="276" w:lineRule="auto"/>
-                          <w:rPr>
-                            <w:rFonts w:ascii="Consolas" w:hAnsi="Consolas"/>
-                            <w:color w:val="000000"/>
-                          </w:rPr>
-                        </w:pPr>
-                        <w:r>
-                          <w:rPr>
-                            <w:rFonts w:ascii="Consolas" w:hAnsi="Consolas"/>
-                            <w:color w:val="000000"/>
-                          </w:rPr>
-                          <w:t>smog = &lt;int&gt;</w:t>
-                        </w:r>
-                      </w:p>
-                      <w:p>
-                        <w:pPr>
-                          <w:spacing w:line="252" w:lineRule="auto"/>
-                          <w:rPr>
-                            <w:rFonts w:ascii="Consolas" w:hAnsi="Consolas"/>
-                            <w:color w:val="000000"/>
-                          </w:rPr>
-                        </w:pPr>
-                      </w:p>
-                    </w:txbxContent>
-                  </v:textbox>
-                </v:rect>
-                <v:rect id="Rectangle 4" o:spid="_x0000_s1082" style="position:absolute;top:20524;width:17688;height:3927;visibility:visible;mso-wrap-style:square;v-text-anchor:top" o:gfxdata="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" fillcolor="white [3201]">
-                  <v:textbox>
-                    <w:txbxContent>
-                      <w:p>
-                        <w:pPr>
-                          <w:spacing w:line="252" w:lineRule="auto"/>
-                          <w:rPr>
-                            <w:rFonts w:ascii="Consolas" w:hAnsi="Consolas"/>
-                            <w:color w:val="000000"/>
-                          </w:rPr>
-                        </w:pPr>
-                        <w:proofErr w:type="spellStart"/>
-                        <w:proofErr w:type="gramStart"/>
-                        <w:r>
-                          <w:rPr>
-                            <w:rFonts w:ascii="Consolas" w:hAnsi="Consolas"/>
-                            <w:color w:val="000000"/>
-                          </w:rPr>
-                          <w:t>update</w:t>
-                        </w:r>
-                        <w:r>
-                          <w:rPr>
-                            <w:rFonts w:ascii="Consolas" w:hAnsi="Consolas"/>
-                            <w:color w:val="000000"/>
-                          </w:rPr>
-                          <w:t>Impact</w:t>
-                        </w:r>
-                        <w:r>
-                          <w:rPr>
-                            <w:rFonts w:ascii="Consolas" w:hAnsi="Consolas"/>
-                            <w:color w:val="000000"/>
-                          </w:rPr>
-                          <w:t>Qty</w:t>
-                        </w:r>
-                        <w:proofErr w:type="spellEnd"/>
-                        <w:r>
-                          <w:rPr>
-                            <w:rFonts w:ascii="Consolas" w:hAnsi="Consolas"/>
-                            <w:color w:val="000000"/>
-                          </w:rPr>
-                          <w:t>(</w:t>
-                        </w:r>
-                        <w:proofErr w:type="gramEnd"/>
-                        <w:r>
-                          <w:rPr>
-                            <w:rFonts w:ascii="Consolas" w:hAnsi="Consolas"/>
-                            <w:color w:val="000000"/>
-                          </w:rPr>
-                          <w:t>)</w:t>
-                        </w:r>
-                      </w:p>
-                      <w:p>
-                        <w:pPr>
-                          <w:spacing w:line="252" w:lineRule="auto"/>
-                          <w:rPr>
-                            <w:rFonts w:ascii="Consolas" w:hAnsi="Consolas"/>
-                            <w:color w:val="000000"/>
-                          </w:rPr>
-                        </w:pPr>
-                      </w:p>
-                    </w:txbxContent>
-                  </v:textbox>
-                </v:rect>
-                <w10:wrap type="topAndBottom"/>
-              </v:group>
-            </w:pict>
-          </mc:Fallback>
-        </mc:AlternateContent>
-      </w:r>
-      <w:r>
-        <w:rPr>
-          <w:noProof/>
-        </w:rPr>
-        <mc:AlternateContent>
-          <mc:Choice Requires="wps">
-            <w:drawing>
-              <wp:anchor distT="0" distB="0" distL="114300" distR="114300" simplePos="0" relativeHeight="251793408" behindDoc="0" locked="0" layoutInCell="1" allowOverlap="1" wp14:anchorId="7C2352F5" wp14:editId="3FE39ABD">
-                <wp:simplePos x="0" y="0"/>
-                <wp:positionH relativeFrom="column">
-                  <wp:posOffset>6137910</wp:posOffset>
-                </wp:positionH>
-                <wp:positionV relativeFrom="paragraph">
-                  <wp:posOffset>1611187</wp:posOffset>
-                </wp:positionV>
-                <wp:extent cx="1367155" cy="0"/>
-                <wp:effectExtent l="0" t="76200" r="23495" b="95250"/>
-                <wp:wrapNone/>
-                <wp:docPr id="70" name="Straight Arrow Connector 70"/>
-                <wp:cNvGraphicFramePr/>
-                <a:graphic xmlns:a="http://schemas.openxmlformats.org/drawingml/2006/main">
-                  <a:graphicData uri="http://schemas.microsoft.com/office/word/2010/wordprocessingShape">
-                    <wps:wsp>
-                      <wps:cNvCnPr/>
-                      <wps:spPr>
-                        <a:xfrm>
-                          <a:off x="0" y="0"/>
-                          <a:ext cx="1367155" cy="0"/>
-                        </a:xfrm>
-                        <a:prstGeom prst="straightConnector1">
-                          <a:avLst/>
-                        </a:prstGeom>
-                        <a:ln w="19050">
-                          <a:prstDash val="lgDash"/>
-                          <a:tailEnd type="triangle"/>
-                        </a:ln>
-                      </wps:spPr>
-                      <wps:style>
-                        <a:lnRef idx="1">
-                          <a:schemeClr val="dk1"/>
-                        </a:lnRef>
-                        <a:fillRef idx="0">
-                          <a:schemeClr val="dk1"/>
-                        </a:fillRef>
-                        <a:effectRef idx="0">
-                          <a:schemeClr val="dk1"/>
-                        </a:effectRef>
-                        <a:fontRef idx="minor">
-                          <a:schemeClr val="tx1"/>
-                        </a:fontRef>
-                      </wps:style>
-                      <wps:bodyPr/>
-                    </wps:wsp>
-                  </a:graphicData>
-                </a:graphic>
-                <wp14:sizeRelH relativeFrom="margin">
-                  <wp14:pctWidth>0</wp14:pctWidth>
-                </wp14:sizeRelH>
-                <wp14:sizeRelV relativeFrom="margin">
-                  <wp14:pctHeight>0</wp14:pctHeight>
-                </wp14:sizeRelV>
-              </wp:anchor>
-            </w:drawing>
-          </mc:Choice>
-          <mc:Fallback>
-            <w:pict>
-              <v:shape w14:anchorId="24E1E16A" id="Straight Arrow Connector 70" o:spid="_x0000_s1026" type="#_x0000_t32" style="position:absolute;margin-left:483.3pt;margin-top:126.85pt;width:107.65pt;height:0;z-index:251793408;visibility:visible;mso-wrap-style:square;mso-width-percent:0;mso-height-percent:0;mso-wrap-distance-left:9pt;mso-wrap-distance-top:0;mso-wrap-distance-right:9pt;mso-wrap-distance-bottom:0;mso-position-horizontal:absolute;mso-position-horizontal-relative:text;mso-position-vertical:absolute;mso-position-vertical-relative:text;mso-width-percent:0;mso-height-percent:0;mso-width-relative:margin;mso-height-relative:margin" o:gfxdata="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" strokecolor="black [3200]" strokeweight="1.5pt">
-                <v:stroke dashstyle="longDash" endarrow="block" joinstyle="miter"/>
-              </v:shape>
-            </w:pict>
-          </mc:Fallback>
-        </mc:AlternateContent>
-      </w:r>
     </w:p>
-    <w:p>
-      <w:r>
-        <w:rPr>
-          <w:noProof/>
-        </w:rPr>
-        <mc:AlternateContent>
-          <mc:Choice Requires="wps">
-            <w:drawing>
-              <wp:anchor distT="45720" distB="45720" distL="114300" distR="114300" simplePos="0" relativeHeight="251752448" behindDoc="0" locked="0" layoutInCell="1" allowOverlap="1" wp14:anchorId="7094AC74" wp14:editId="6A4D1062">
-                <wp:simplePos x="0" y="0"/>
-                <wp:positionH relativeFrom="column">
-                  <wp:posOffset>7004050</wp:posOffset>
-                </wp:positionH>
-                <wp:positionV relativeFrom="paragraph">
-                  <wp:posOffset>2628265</wp:posOffset>
-                </wp:positionV>
-                <wp:extent cx="6374765" cy="1355725"/>
-                <wp:effectExtent l="0" t="0" r="6985" b="0"/>
-                <wp:wrapSquare wrapText="bothSides"/>
-                <wp:docPr id="1175991713" name="Text Box 2"/>
-                <wp:cNvGraphicFramePr>
-                  <a:graphicFrameLocks xmlns:a="http://schemas.openxmlformats.org/drawingml/2006/main"/>
-                </wp:cNvGraphicFramePr>
-                <a:graphic xmlns:a="http://schemas.openxmlformats.org/drawingml/2006/main">
-                  <a:graphicData uri="http://schemas.microsoft.com/office/word/2010/wordprocessingShape">
-                    <wps:wsp>
-                      <wps:cNvSpPr txBox="1">
-                        <a:spLocks noChangeArrowheads="1"/>
-                      </wps:cNvSpPr>
-                      <wps:spPr bwMode="auto">
-                        <a:xfrm>
-                          <a:off x="0" y="0"/>
-                          <a:ext cx="6374765" cy="1355725"/>
-                        </a:xfrm>
-                        <a:prstGeom prst="rect">
-                          <a:avLst/>
-                        </a:prstGeom>
-                        <a:solidFill>
-                          <a:srgbClr val="FFFFFF"/>
-                        </a:solidFill>
-                        <a:ln w="9525">
-                          <a:noFill/>
-                          <a:miter lim="800000"/>
-                          <a:headEnd/>
-                          <a:tailEnd/>
-                        </a:ln>
-                      </wps:spPr>
-                      <wps:txbx>
-                        <w:txbxContent>
-                          <w:p>
-                            <w:pPr>
-                              <w:pStyle w:val="ListParagraph"/>
-                              <w:numPr>
-                                <w:ilvl w:val="0"/>
-                                <w:numId w:val="1"/>
-                              </w:numPr>
-                              <w:rPr>
-                                <w:rFonts w:ascii="Consolas" w:hAnsi="Consolas"/>
-                                <w:i/>
-                                <w:iCs/>
-                                <w:color w:val="000000"/>
-                              </w:rPr>
-                            </w:pPr>
-                            <w:r>
-                              <w:rPr>
-                                <w:rFonts w:ascii="Consolas" w:hAnsi="Consolas"/>
-                                <w:i/>
-                                <w:iCs/>
-                                <w:color w:val="000000"/>
-                              </w:rPr>
-                              <w:t xml:space="preserve">Creating </w:t>
-                            </w:r>
-                            <w:r>
-                              <w:rPr>
-                                <w:rFonts w:ascii="Consolas" w:hAnsi="Consolas"/>
-                                <w:i/>
-                                <w:iCs/>
-                                <w:color w:val="000000"/>
-                              </w:rPr>
-                              <w:t>product/process</w:t>
-                            </w:r>
-                            <w:r>
-                              <w:rPr>
-                                <w:rFonts w:ascii="Consolas" w:hAnsi="Consolas"/>
-                                <w:i/>
-                                <w:iCs/>
-                                <w:color w:val="000000"/>
-                              </w:rPr>
-                              <w:t xml:space="preserve"> wi</w:t>
-                            </w:r>
-                            <w:r>
-                              <w:rPr>
-                                <w:rFonts w:ascii="Consolas" w:hAnsi="Consolas"/>
-                                <w:i/>
-                                <w:iCs/>
-                                <w:color w:val="000000"/>
-                              </w:rPr>
-                              <w:t xml:space="preserve">ll create the corresponding </w:t>
-                            </w:r>
-                            <w:r>
-                              <w:rPr>
-                                <w:rFonts w:ascii="Consolas" w:hAnsi="Consolas"/>
-                                <w:i/>
-                                <w:iCs/>
-                                <w:color w:val="000000"/>
-                              </w:rPr>
-                              <w:t xml:space="preserve">impacts </w:t>
-                            </w:r>
-                            <w:r>
-                              <w:rPr>
-                                <w:rFonts w:ascii="Consolas" w:hAnsi="Consolas"/>
-                                <w:i/>
-                                <w:iCs/>
-                                <w:color w:val="000000"/>
-                              </w:rPr>
-                              <w:t>objects</w:t>
-                            </w:r>
-                            <w:r>
-                              <w:rPr>
-                                <w:rFonts w:ascii="Consolas" w:hAnsi="Consolas"/>
-                                <w:i/>
-                                <w:iCs/>
-                                <w:color w:val="000000"/>
-                              </w:rPr>
-                              <w:t xml:space="preserve"> and the dependent impact objects</w:t>
-                            </w:r>
-                            <w:r>
-                              <w:rPr>
-                                <w:rFonts w:ascii="Consolas" w:hAnsi="Consolas"/>
-                                <w:i/>
-                                <w:iCs/>
-                                <w:color w:val="000000"/>
-                              </w:rPr>
-                              <w:t>. T</w:t>
-                            </w:r>
-                            <w:r>
-                              <w:rPr>
-                                <w:rFonts w:ascii="Consolas" w:hAnsi="Consolas"/>
-                                <w:i/>
-                                <w:iCs/>
-                                <w:color w:val="000000"/>
-                              </w:rPr>
-                              <w:t xml:space="preserve">he Model also keeps direct access to impacts through a </w:t>
-                            </w:r>
-                            <w:r>
-                              <w:rPr>
-                                <w:rFonts w:ascii="Consolas" w:hAnsi="Consolas"/>
-                                <w:i/>
-                                <w:iCs/>
-                                <w:color w:val="000000"/>
-                              </w:rPr>
-                              <w:t>dictionary categorized by life cycle stage.</w:t>
-                            </w:r>
-                          </w:p>
-                          <w:p>
-                            <w:pPr>
-                              <w:pStyle w:val="ListParagraph"/>
-                              <w:numPr>
-                                <w:ilvl w:val="0"/>
-                                <w:numId w:val="1"/>
-                              </w:numPr>
-                              <w:rPr>
-                                <w:rFonts w:ascii="Consolas" w:hAnsi="Consolas"/>
-                                <w:i/>
-                                <w:iCs/>
-                                <w:color w:val="000000"/>
-                              </w:rPr>
-                            </w:pPr>
-                            <w:r>
-                              <w:rPr>
-                                <w:rFonts w:ascii="Consolas" w:hAnsi="Consolas"/>
-                                <w:i/>
-                                <w:iCs/>
-                                <w:color w:val="000000"/>
-                              </w:rPr>
-                              <w:t xml:space="preserve">Updating </w:t>
-                            </w:r>
-                            <w:r>
-                              <w:rPr>
-                                <w:rFonts w:ascii="Consolas" w:hAnsi="Consolas"/>
-                                <w:i/>
-                                <w:iCs/>
-                                <w:color w:val="000000"/>
-                              </w:rPr>
-                              <w:t xml:space="preserve">quantities of </w:t>
-                            </w:r>
-                            <w:r>
-                              <w:rPr>
-                                <w:rFonts w:ascii="Consolas" w:hAnsi="Consolas"/>
-                                <w:i/>
-                                <w:iCs/>
-                                <w:color w:val="000000"/>
-                              </w:rPr>
-                              <w:t>product/process</w:t>
-                            </w:r>
-                            <w:r>
-                              <w:rPr>
-                                <w:rFonts w:ascii="Consolas" w:hAnsi="Consolas"/>
-                                <w:i/>
-                                <w:iCs/>
-                                <w:color w:val="000000"/>
-                              </w:rPr>
-                              <w:t xml:space="preserve"> shall initiate </w:t>
-                            </w:r>
-                            <w:proofErr w:type="spellStart"/>
-                            <w:r>
-                              <w:rPr>
-                                <w:rFonts w:ascii="Consolas" w:hAnsi="Consolas"/>
-                                <w:i/>
-                                <w:iCs/>
-                                <w:color w:val="000000"/>
-                              </w:rPr>
-                              <w:t>updateImpactQty</w:t>
-                            </w:r>
-                            <w:proofErr w:type="spellEnd"/>
-                            <w:r>
-                              <w:rPr>
-                                <w:rFonts w:ascii="Consolas" w:hAnsi="Consolas"/>
-                                <w:i/>
-                                <w:iCs/>
-                                <w:color w:val="000000"/>
-                              </w:rPr>
-                              <w:t xml:space="preserve"> of dependent Impacts</w:t>
-                            </w:r>
-                            <w:r>
-                              <w:rPr>
-                                <w:rFonts w:ascii="Consolas" w:hAnsi="Consolas"/>
-                                <w:i/>
-                                <w:iCs/>
-                                <w:color w:val="000000"/>
-                              </w:rPr>
-                              <w:t xml:space="preserve"> Obj.</w:t>
-                            </w:r>
-                          </w:p>
-                          <w:p>
-                            <w:pPr>
-                              <w:rPr>
-                                <w:i/>
-                                <w:iCs/>
-                              </w:rPr>
-                            </w:pPr>
-                          </w:p>
-                        </w:txbxContent>
-                      </wps:txbx>
-                      <wps:bodyPr rot="0" vert="horz" wrap="square" lIns="91440" tIns="45720" rIns="91440" bIns="45720" anchor="t" anchorCtr="0">
-                        <a:noAutofit/>
-                      </wps:bodyPr>
-                    </wps:wsp>
-                  </a:graphicData>
-                </a:graphic>
-                <wp14:sizeRelH relativeFrom="margin">
-                  <wp14:pctWidth>0</wp14:pctWidth>
-                </wp14:sizeRelH>
-                <wp14:sizeRelV relativeFrom="margin">
-                  <wp14:pctHeight>0</wp14:pctHeight>
-                </wp14:sizeRelV>
-              </wp:anchor>
-            </w:drawing>
-          </mc:Choice>
-          <mc:Fallback>
-            <w:pict>
-              <v:shape w14:anchorId="7094AC74" id="_x0000_s1083" type="#_x0000_t202" style="position:absolute;margin-left:551.5pt;margin-top:206.95pt;width:501.95pt;height:106.75pt;z-index:251752448;visibility:visible;mso-wrap-style:square;mso-width-percent:0;mso-height-percent:0;mso-wrap-distance-left:9pt;mso-wrap-distance-top:3.6pt;mso-wrap-distance-right:9pt;mso-wrap-distance-bottom:3.6pt;mso-position-horizontal:absolute;mso-position-horizontal-relative:text;mso-position-vertical:absolute;mso-position-vertical-relative:text;mso-width-percent:0;mso-height-percent:0;mso-width-relative:margin;mso-height-relative:margin;v-text-anchor:top" o:gfxdata="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" stroked="f">
-                <v:textbox>
-                  <w:txbxContent>
-                    <w:p>
-                      <w:pPr>
-                        <w:pStyle w:val="ListParagraph"/>
-                        <w:numPr>
-                          <w:ilvl w:val="0"/>
-                          <w:numId w:val="1"/>
-                        </w:numPr>
-                        <w:rPr>
-                          <w:rFonts w:ascii="Consolas" w:hAnsi="Consolas"/>
-                          <w:i/>
-                          <w:iCs/>
-                          <w:color w:val="000000"/>
-                        </w:rPr>
-                      </w:pPr>
-                      <w:r>
-                        <w:rPr>
-                          <w:rFonts w:ascii="Consolas" w:hAnsi="Consolas"/>
-                          <w:i/>
-                          <w:iCs/>
-                          <w:color w:val="000000"/>
-                        </w:rPr>
-                        <w:t xml:space="preserve">Creating </w:t>
-                      </w:r>
-                      <w:r>
-                        <w:rPr>
-                          <w:rFonts w:ascii="Consolas" w:hAnsi="Consolas"/>
-                          <w:i/>
-                          <w:iCs/>
-                          <w:color w:val="000000"/>
-                        </w:rPr>
-                        <w:t>product/process</w:t>
-                      </w:r>
-                      <w:r>
-                        <w:rPr>
-                          <w:rFonts w:ascii="Consolas" w:hAnsi="Consolas"/>
-                          <w:i/>
-                          <w:iCs/>
-                          <w:color w:val="000000"/>
-                        </w:rPr>
-                        <w:t xml:space="preserve"> wi</w:t>
-                      </w:r>
-                      <w:r>
-                        <w:rPr>
-                          <w:rFonts w:ascii="Consolas" w:hAnsi="Consolas"/>
-                          <w:i/>
-                          <w:iCs/>
-                          <w:color w:val="000000"/>
-                        </w:rPr>
-                        <w:t xml:space="preserve">ll create the corresponding </w:t>
-                      </w:r>
-                      <w:r>
-                        <w:rPr>
-                          <w:rFonts w:ascii="Consolas" w:hAnsi="Consolas"/>
-                          <w:i/>
-                          <w:iCs/>
-                          <w:color w:val="000000"/>
-                        </w:rPr>
-                        <w:t xml:space="preserve">impacts </w:t>
-                      </w:r>
-                      <w:r>
-                        <w:rPr>
-                          <w:rFonts w:ascii="Consolas" w:hAnsi="Consolas"/>
-                          <w:i/>
-                          <w:iCs/>
-                          <w:color w:val="000000"/>
-                        </w:rPr>
-                        <w:t>objects</w:t>
-                      </w:r>
-                      <w:r>
-                        <w:rPr>
-                          <w:rFonts w:ascii="Consolas" w:hAnsi="Consolas"/>
-                          <w:i/>
-                          <w:iCs/>
-                          <w:color w:val="000000"/>
-                        </w:rPr>
-                        <w:t xml:space="preserve"> and the dependent impact objects</w:t>
-                      </w:r>
-                      <w:r>
-                        <w:rPr>
-                          <w:rFonts w:ascii="Consolas" w:hAnsi="Consolas"/>
-                          <w:i/>
-                          <w:iCs/>
-                          <w:color w:val="000000"/>
-                        </w:rPr>
-                        <w:t>. T</w:t>
-                      </w:r>
-                      <w:r>
-                        <w:rPr>
-                          <w:rFonts w:ascii="Consolas" w:hAnsi="Consolas"/>
-                          <w:i/>
-                          <w:iCs/>
-                          <w:color w:val="000000"/>
-                        </w:rPr>
-                        <w:t xml:space="preserve">he Model also keeps direct access to impacts through a </w:t>
-                      </w:r>
-                      <w:r>
-                        <w:rPr>
-                          <w:rFonts w:ascii="Consolas" w:hAnsi="Consolas"/>
-                          <w:i/>
-                          <w:iCs/>
-                          <w:color w:val="000000"/>
-                        </w:rPr>
-                        <w:t>dictionary categorized by life cycle stage.</w:t>
-                      </w:r>
-                    </w:p>
-                    <w:p>
-                      <w:pPr>
-                        <w:pStyle w:val="ListParagraph"/>
-                        <w:numPr>
-                          <w:ilvl w:val="0"/>
-                          <w:numId w:val="1"/>
-                        </w:numPr>
-                        <w:rPr>
-                          <w:rFonts w:ascii="Consolas" w:hAnsi="Consolas"/>
-                          <w:i/>
-                          <w:iCs/>
-                          <w:color w:val="000000"/>
-                        </w:rPr>
-                      </w:pPr>
-                      <w:r>
-                        <w:rPr>
-                          <w:rFonts w:ascii="Consolas" w:hAnsi="Consolas"/>
-                          <w:i/>
-                          <w:iCs/>
-                          <w:color w:val="000000"/>
-                        </w:rPr>
-                        <w:t xml:space="preserve">Updating </w:t>
-                      </w:r>
-                      <w:r>
-                        <w:rPr>
-                          <w:rFonts w:ascii="Consolas" w:hAnsi="Consolas"/>
-                          <w:i/>
-                          <w:iCs/>
-                          <w:color w:val="000000"/>
-                        </w:rPr>
-                        <w:t xml:space="preserve">quantities of </w:t>
-                      </w:r>
-                      <w:r>
-                        <w:rPr>
-                          <w:rFonts w:ascii="Consolas" w:hAnsi="Consolas"/>
-                          <w:i/>
-                          <w:iCs/>
-                          <w:color w:val="000000"/>
-                        </w:rPr>
-                        <w:t>product/process</w:t>
-                      </w:r>
-                      <w:r>
-                        <w:rPr>
-                          <w:rFonts w:ascii="Consolas" w:hAnsi="Consolas"/>
-                          <w:i/>
-                          <w:iCs/>
-                          <w:color w:val="000000"/>
-                        </w:rPr>
-                        <w:t xml:space="preserve"> shall initiate </w:t>
-                      </w:r>
-                      <w:proofErr w:type="spellStart"/>
-                      <w:r>
-                        <w:rPr>
-                          <w:rFonts w:ascii="Consolas" w:hAnsi="Consolas"/>
-                          <w:i/>
-                          <w:iCs/>
-                          <w:color w:val="000000"/>
-                        </w:rPr>
-                        <w:t>updateImpactQty</w:t>
-                      </w:r>
-                      <w:proofErr w:type="spellEnd"/>
-                      <w:r>
-                        <w:rPr>
-                          <w:rFonts w:ascii="Consolas" w:hAnsi="Consolas"/>
-                          <w:i/>
-                          <w:iCs/>
-                          <w:color w:val="000000"/>
-                        </w:rPr>
-                        <w:t xml:space="preserve"> of dependent Impacts</w:t>
-                      </w:r>
-                      <w:r>
-                        <w:rPr>
-                          <w:rFonts w:ascii="Consolas" w:hAnsi="Consolas"/>
-                          <w:i/>
-                          <w:iCs/>
-                          <w:color w:val="000000"/>
-                        </w:rPr>
-                        <w:t xml:space="preserve"> Obj.</w:t>
-                      </w:r>
-                    </w:p>
-                    <w:p>
-                      <w:pPr>
-                        <w:rPr>
-                          <w:i/>
-                          <w:iCs/>
-                        </w:rPr>
-                      </w:pPr>
-                    </w:p>
-                  </w:txbxContent>
-                </v:textbox>
-                <w10:wrap type="square"/>
-              </v:shape>
-            </w:pict>
-          </mc:Fallback>
-        </mc:AlternateContent>
-      </w:r>
-    </w:p>
+    <w:p/>
+    <w:p/>
+    <w:p/>
+    <w:p/>
+    <w:p/>
     <w:p/>
     <w:p>
       <w:pPr>
@@ -9287,8 +5590,8 @@
           </mc:Choice>
           <mc:Fallback>
             <w:pict>
-              <v:group w14:anchorId="1E810095" id="_x0000_s1084" style="position:absolute;margin-left:0;margin-top:33.95pt;width:199.15pt;height:249.75pt;z-index:251801600;mso-position-horizontal:center;mso-position-horizontal-relative:margin" coordorigin="-9" coordsize="17696,22931" o:gfxdata="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">
-                <v:rect id="Rectangle 2" o:spid="_x0000_s1085" style="position:absolute;width:17686;height:2499;visibility:visible;mso-wrap-style:square;v-text-anchor:top" o:gfxdata="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" fillcolor="white [3201]">
+              <v:group w14:anchorId="1E810095" id="_x0000_s1063" style="position:absolute;margin-left:0;margin-top:33.95pt;width:199.15pt;height:249.75pt;z-index:251801600;mso-position-horizontal:center;mso-position-horizontal-relative:margin" coordorigin="-9" coordsize="17696,22931" o:gfxdata="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">
+                <v:rect id="Rectangle 2" o:spid="_x0000_s1064" style="position:absolute;width:17686;height:2499;visibility:visible;mso-wrap-style:square;v-text-anchor:top" o:gfxdata="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" fillcolor="white [3201]">
                   <v:textbox>
                     <w:txbxContent>
                       <w:p>
@@ -9310,7 +5613,7 @@
                     </w:txbxContent>
                   </v:textbox>
                 </v:rect>
-                <v:rect id="Rectangle 3" o:spid="_x0000_s1086" style="position:absolute;top:2499;width:17686;height:15479;visibility:visible;mso-wrap-style:square;v-text-anchor:top" o:gfxdata="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" fillcolor="white [3201]">
+                <v:rect id="Rectangle 3" o:spid="_x0000_s1065" style="position:absolute;top:2499;width:17686;height:15479;visibility:visible;mso-wrap-style:square;v-text-anchor:top" o:gfxdata="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" fillcolor="white [3201]">
                   <v:textbox>
                     <w:txbxContent>
                       <w:p>
@@ -9471,7 +5774,7 @@
                     </w:txbxContent>
                   </v:textbox>
                 </v:rect>
-                <v:rect id="Rectangle 4" o:spid="_x0000_s1087" style="position:absolute;left:-9;top:17978;width:17688;height:4953;visibility:visible;mso-wrap-style:square;v-text-anchor:top" o:gfxdata="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" fillcolor="white [3201]">
+                <v:rect id="Rectangle 4" o:spid="_x0000_s1066" style="position:absolute;left:-9;top:17978;width:17688;height:4953;visibility:visible;mso-wrap-style:square;v-text-anchor:top" o:gfxdata="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" fillcolor="white [3201]">
                   <v:textbox>
                     <w:txbxContent>
                       <w:p>
@@ -9892,21 +6195,12 @@
                                 </w:rPr>
                               </w:pPr>
                               <w:proofErr w:type="spellStart"/>
-                              <w:proofErr w:type="gramStart"/>
-                              <w:r>
-                                <w:rPr>
-                                  <w:rFonts w:ascii="Consolas" w:hAnsi="Consolas"/>
-                                  <w:color w:val="000000"/>
-                                </w:rPr>
-                                <w:t>self.transported</w:t>
-                              </w:r>
-                              <w:proofErr w:type="gramEnd"/>
-                              <w:r>
-                                <w:rPr>
-                                  <w:rFonts w:ascii="Consolas" w:hAnsi="Consolas"/>
-                                  <w:color w:val="000000"/>
-                                </w:rPr>
-                                <w:t>_weight_unit</w:t>
+                              <w:r>
+                                <w:rPr>
+                                  <w:rFonts w:ascii="Consolas" w:hAnsi="Consolas"/>
+                                  <w:color w:val="000000"/>
+                                </w:rPr>
+                                <w:t>transported_weight_unit</w:t>
                               </w:r>
                               <w:proofErr w:type="spellEnd"/>
                               <w:r>
@@ -10050,8 +6344,8 @@
           </mc:Choice>
           <mc:Fallback>
             <w:pict>
-              <v:group w14:anchorId="42BAE508" id="_x0000_s1088" style="position:absolute;margin-left:580.4pt;margin-top:164.45pt;width:279.8pt;height:190.85pt;z-index:251781120" coordorigin="-5" coordsize="21506,21311" o:gfxdata="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">
-                <v:rect id="Rectangle 2" o:spid="_x0000_s1089" style="position:absolute;width:21501;height:2740;visibility:visible;mso-wrap-style:square;v-text-anchor:top" o:gfxdata="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" fillcolor="white [3201]">
+              <v:group w14:anchorId="42BAE508" id="_x0000_s1067" style="position:absolute;margin-left:580.4pt;margin-top:164.45pt;width:279.8pt;height:190.85pt;z-index:251781120" coordorigin="-5" coordsize="21506,21311" o:gfxdata="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">
+                <v:rect id="Rectangle 2" o:spid="_x0000_s1068" style="position:absolute;width:21501;height:2740;visibility:visible;mso-wrap-style:square;v-text-anchor:top" o:gfxdata="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" fillcolor="white [3201]">
                   <v:textbox>
                     <w:txbxContent>
                       <w:p>
@@ -10082,7 +6376,7 @@
                     </w:txbxContent>
                   </v:textbox>
                 </v:rect>
-                <v:rect id="Rectangle 3" o:spid="_x0000_s1090" style="position:absolute;top:2236;width:21501;height:13841;visibility:visible;mso-wrap-style:square;v-text-anchor:top" o:gfxdata="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" fillcolor="white [3201]">
+                <v:rect id="Rectangle 3" o:spid="_x0000_s1069" style="position:absolute;top:2236;width:21501;height:13841;visibility:visible;mso-wrap-style:square;v-text-anchor:top" o:gfxdata="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" fillcolor="white [3201]">
                   <v:textbox>
                     <w:txbxContent>
                       <w:p>
@@ -10204,21 +6498,12 @@
                           </w:rPr>
                         </w:pPr>
                         <w:proofErr w:type="spellStart"/>
-                        <w:proofErr w:type="gramStart"/>
-                        <w:r>
-                          <w:rPr>
-                            <w:rFonts w:ascii="Consolas" w:hAnsi="Consolas"/>
-                            <w:color w:val="000000"/>
-                          </w:rPr>
-                          <w:t>self.transported</w:t>
-                        </w:r>
-                        <w:proofErr w:type="gramEnd"/>
-                        <w:r>
-                          <w:rPr>
-                            <w:rFonts w:ascii="Consolas" w:hAnsi="Consolas"/>
-                            <w:color w:val="000000"/>
-                          </w:rPr>
-                          <w:t>_weight_unit</w:t>
+                        <w:r>
+                          <w:rPr>
+                            <w:rFonts w:ascii="Consolas" w:hAnsi="Consolas"/>
+                            <w:color w:val="000000"/>
+                          </w:rPr>
+                          <w:t>transported_weight_unit</w:t>
                         </w:r>
                         <w:proofErr w:type="spellEnd"/>
                         <w:r>
@@ -10271,7 +6556,7 @@
                     </w:txbxContent>
                   </v:textbox>
                 </v:rect>
-                <v:rect id="Rectangle 4" o:spid="_x0000_s1091" style="position:absolute;left:-5;top:16077;width:21500;height:5234;visibility:visible;mso-wrap-style:square;v-text-anchor:top" o:gfxdata="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" fillcolor="white [3201]">
+                <v:rect id="Rectangle 4" o:spid="_x0000_s1070" style="position:absolute;left:-5;top:16077;width:21500;height:5234;visibility:visible;mso-wrap-style:square;v-text-anchor:top" o:gfxdata="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" fillcolor="white [3201]">
                   <v:textbox>
                     <w:txbxContent>
                       <w:p>
@@ -10646,8 +6931,8 @@
           </mc:Choice>
           <mc:Fallback>
             <w:pict>
-              <v:group w14:anchorId="3938BF2C" id="_x0000_s1092" style="position:absolute;margin-left:579.25pt;margin-top:26.5pt;width:193.95pt;height:96.75pt;z-index:251779072" coordorigin=",9879" coordsize="21501,12052" o:gfxdata="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">
-                <v:rect id="Rectangle 2" o:spid="_x0000_s1093" style="position:absolute;top:9879;width:21501;height:2319;visibility:visible;mso-wrap-style:square;v-text-anchor:top" o:gfxdata="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" fillcolor="white [3201]">
+              <v:group w14:anchorId="3938BF2C" id="_x0000_s1071" style="position:absolute;margin-left:579.25pt;margin-top:26.5pt;width:193.95pt;height:96.75pt;z-index:251779072" coordorigin=",9879" coordsize="21501,12052" o:gfxdata="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">
+                <v:rect id="Rectangle 2" o:spid="_x0000_s1072" style="position:absolute;top:9879;width:21501;height:2319;visibility:visible;mso-wrap-style:square;v-text-anchor:top" o:gfxdata="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" fillcolor="white [3201]">
                   <v:textbox>
                     <w:txbxContent>
                       <w:p>
@@ -10669,7 +6954,7 @@
                     </w:txbxContent>
                   </v:textbox>
                 </v:rect>
-                <v:rect id="Rectangle 3" o:spid="_x0000_s1094" style="position:absolute;top:12198;width:21501;height:4787;visibility:visible;mso-wrap-style:square;v-text-anchor:top" o:gfxdata="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" fillcolor="white [3201]">
+                <v:rect id="Rectangle 3" o:spid="_x0000_s1073" style="position:absolute;top:12198;width:21501;height:4787;visibility:visible;mso-wrap-style:square;v-text-anchor:top" o:gfxdata="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" fillcolor="white [3201]">
                   <v:textbox>
                     <w:txbxContent>
                       <w:p>
@@ -10691,7 +6976,7 @@
                     </w:txbxContent>
                   </v:textbox>
                 </v:rect>
-                <v:rect id="Rectangle 4" o:spid="_x0000_s1095" style="position:absolute;top:16985;width:21501;height:4946;visibility:visible;mso-wrap-style:square;v-text-anchor:top" o:gfxdata="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" fillcolor="white [3201]">
+                <v:rect id="Rectangle 4" o:spid="_x0000_s1074" style="position:absolute;top:16985;width:21501;height:4946;visibility:visible;mso-wrap-style:square;v-text-anchor:top" o:gfxdata="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" fillcolor="white [3201]">
                   <v:textbox>
                     <w:txbxContent>
                       <w:p>
@@ -11026,8 +7311,8 @@
           </mc:Choice>
           <mc:Fallback>
             <w:pict>
-              <v:group w14:anchorId="27E34045" id="_x0000_s1096" style="position:absolute;margin-left:300.15pt;margin-top:26.55pt;width:186.1pt;height:193.55pt;z-index:251778048" coordorigin=",-3630" coordsize="19380,28518" o:gfxdata="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">
-                <v:rect id="Rectangle 2" o:spid="_x0000_s1097" style="position:absolute;top:-3630;width:19380;height:3186;visibility:visible;mso-wrap-style:square;v-text-anchor:top" o:gfxdata="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" fillcolor="white [3201]">
+              <v:group w14:anchorId="27E34045" id="_x0000_s1075" style="position:absolute;margin-left:300.15pt;margin-top:26.55pt;width:186.1pt;height:193.55pt;z-index:251778048" coordorigin=",-3630" coordsize="19380,28518" o:gfxdata="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">
+                <v:rect id="Rectangle 2" o:spid="_x0000_s1076" style="position:absolute;top:-3630;width:19380;height:3186;visibility:visible;mso-wrap-style:square;v-text-anchor:top" o:gfxdata="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" fillcolor="white [3201]">
                   <v:textbox>
                     <w:txbxContent>
                       <w:p>
@@ -11049,7 +7334,7 @@
                     </w:txbxContent>
                   </v:textbox>
                 </v:rect>
-                <v:rect id="Rectangle 3" o:spid="_x0000_s1098" style="position:absolute;top:-444;width:19380;height:20327;visibility:visible;mso-wrap-style:square;v-text-anchor:top" o:gfxdata="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" fillcolor="white [3212]">
+                <v:rect id="Rectangle 3" o:spid="_x0000_s1077" style="position:absolute;top:-444;width:19380;height:20327;visibility:visible;mso-wrap-style:square;v-text-anchor:top" o:gfxdata="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" fillcolor="white [3212]">
                   <v:textbox>
                     <w:txbxContent>
                       <w:p>
@@ -11220,7 +7505,7 @@
                     </w:txbxContent>
                   </v:textbox>
                 </v:rect>
-                <v:rect id="Rectangle 4" o:spid="_x0000_s1099" style="position:absolute;top:19883;width:19380;height:5004;visibility:visible;mso-wrap-style:square;v-text-anchor:top" o:gfxdata="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" fillcolor="white [3201]">
+                <v:rect id="Rectangle 4" o:spid="_x0000_s1078" style="position:absolute;top:19883;width:19380;height:5004;visibility:visible;mso-wrap-style:square;v-text-anchor:top" o:gfxdata="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" fillcolor="white [3201]">
                   <v:textbox>
                     <w:txbxContent>
                       <w:p>
@@ -11493,8 +7778,8 @@
           </mc:Choice>
           <mc:Fallback>
             <w:pict>
-              <v:group w14:anchorId="6C3344EF" id="_x0000_s1100" style="position:absolute;margin-left:338pt;margin-top:32.3pt;width:2in;height:76.75pt;z-index:251805696" coordorigin=",-686" coordsize="19380,11307" o:gfxdata="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">
-                <v:rect id="Rectangle 2" o:spid="_x0000_s1101" style="position:absolute;top:-686;width:19380;height:3185;visibility:visible;mso-wrap-style:square;v-text-anchor:top" o:gfxdata="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" fillcolor="white [3201]">
+              <v:group w14:anchorId="6C3344EF" id="_x0000_s1079" style="position:absolute;margin-left:338pt;margin-top:32.3pt;width:2in;height:76.75pt;z-index:251805696" coordorigin=",-686" coordsize="19380,11307" o:gfxdata="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">
+                <v:rect id="Rectangle 2" o:spid="_x0000_s1080" style="position:absolute;top:-686;width:19380;height:3185;visibility:visible;mso-wrap-style:square;v-text-anchor:top" o:gfxdata="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" fillcolor="white [3201]">
                   <v:textbox>
                     <w:txbxContent>
                       <w:p>
@@ -11516,7 +7801,7 @@
                     </w:txbxContent>
                   </v:textbox>
                 </v:rect>
-                <v:rect id="Rectangle 3" o:spid="_x0000_s1102" style="position:absolute;top:2498;width:19380;height:4116;visibility:visible;mso-wrap-style:square;v-text-anchor:top" o:gfxdata="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" fillcolor="white [3201]">
+                <v:rect id="Rectangle 3" o:spid="_x0000_s1081" style="position:absolute;top:2498;width:19380;height:4116;visibility:visible;mso-wrap-style:square;v-text-anchor:top" o:gfxdata="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" fillcolor="white [3201]">
                   <v:textbox>
                     <w:txbxContent>
                       <w:p>
@@ -11547,7 +7832,7 @@
                     </w:txbxContent>
                   </v:textbox>
                 </v:rect>
-                <v:rect id="Rectangle 4" o:spid="_x0000_s1103" style="position:absolute;top:6614;width:19380;height:4006;visibility:visible;mso-wrap-style:square;v-text-anchor:top" o:gfxdata="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" fillcolor="white [3201]">
+                <v:rect id="Rectangle 4" o:spid="_x0000_s1082" style="position:absolute;top:6614;width:19380;height:4006;visibility:visible;mso-wrap-style:square;v-text-anchor:top" o:gfxdata="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" fillcolor="white [3201]">
                   <v:textbox>
                     <w:txbxContent>
                       <w:p>
@@ -11742,8 +8027,8 @@
           </mc:Choice>
           <mc:Fallback>
             <w:pict>
-              <v:group w14:anchorId="26F10A1B" id="_x0000_s1104" style="position:absolute;margin-left:166.85pt;margin-top:32.3pt;width:2in;height:76.75pt;z-index:251803648" coordorigin=",-686" coordsize="19380,11307" o:gfxdata="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">
-                <v:rect id="Rectangle 2" o:spid="_x0000_s1105" style="position:absolute;top:-686;width:19380;height:3185;visibility:visible;mso-wrap-style:square;v-text-anchor:top" o:gfxdata="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" fillcolor="white [3201]">
+              <v:group w14:anchorId="26F10A1B" id="_x0000_s1083" style="position:absolute;margin-left:166.85pt;margin-top:32.3pt;width:2in;height:76.75pt;z-index:251803648" coordorigin=",-686" coordsize="19380,11307" o:gfxdata="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">
+                <v:rect id="Rectangle 2" o:spid="_x0000_s1084" style="position:absolute;top:-686;width:19380;height:3185;visibility:visible;mso-wrap-style:square;v-text-anchor:top" o:gfxdata="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" fillcolor="white [3201]">
                   <v:textbox>
                     <w:txbxContent>
                       <w:p>
@@ -11765,7 +8050,7 @@
                     </w:txbxContent>
                   </v:textbox>
                 </v:rect>
-                <v:rect id="Rectangle 3" o:spid="_x0000_s1106" style="position:absolute;top:2498;width:19380;height:4116;visibility:visible;mso-wrap-style:square;v-text-anchor:top" o:gfxdata="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" fillcolor="white [3201]">
+                <v:rect id="Rectangle 3" o:spid="_x0000_s1085" style="position:absolute;top:2498;width:19380;height:4116;visibility:visible;mso-wrap-style:square;v-text-anchor:top" o:gfxdata="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" fillcolor="white [3201]">
                   <v:textbox>
                     <w:txbxContent>
                       <w:p>
@@ -11796,7 +8081,7 @@
                     </w:txbxContent>
                   </v:textbox>
                 </v:rect>
-                <v:rect id="Rectangle 4" o:spid="_x0000_s1107" style="position:absolute;top:6614;width:19380;height:4006;visibility:visible;mso-wrap-style:square;v-text-anchor:top" o:gfxdata="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" fillcolor="white [3201]">
+                <v:rect id="Rectangle 4" o:spid="_x0000_s1086" style="position:absolute;top:6614;width:19380;height:4006;visibility:visible;mso-wrap-style:square;v-text-anchor:top" o:gfxdata="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" fillcolor="white [3201]">
                   <v:textbox>
                     <w:txbxContent>
                       <w:p>
@@ -12005,8 +8290,8 @@
           </mc:Choice>
           <mc:Fallback>
             <w:pict>
-              <v:group w14:anchorId="27349898" id="_x0000_s1108" style="position:absolute;margin-left:-2.15pt;margin-top:32.65pt;width:2in;height:76.75pt;z-index:251780096" coordorigin=",-686" coordsize="19380,11307" o:gfxdata="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">
-                <v:rect id="Rectangle 2" o:spid="_x0000_s1109" style="position:absolute;top:-686;width:19380;height:3185;visibility:visible;mso-wrap-style:square;v-text-anchor:top" o:gfxdata="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" fillcolor="white [3201]">
+              <v:group w14:anchorId="27349898" id="_x0000_s1087" style="position:absolute;margin-left:-2.15pt;margin-top:32.65pt;width:2in;height:76.75pt;z-index:251780096" coordorigin=",-686" coordsize="19380,11307" o:gfxdata="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">
+                <v:rect id="Rectangle 2" o:spid="_x0000_s1088" style="position:absolute;top:-686;width:19380;height:3185;visibility:visible;mso-wrap-style:square;v-text-anchor:top" o:gfxdata="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" fillcolor="white [3201]">
                   <v:textbox>
                     <w:txbxContent>
                       <w:p>
@@ -12035,7 +8320,7 @@
                     </w:txbxContent>
                   </v:textbox>
                 </v:rect>
-                <v:rect id="Rectangle 3" o:spid="_x0000_s1110" style="position:absolute;top:2498;width:19380;height:4116;visibility:visible;mso-wrap-style:square;v-text-anchor:top" o:gfxdata="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" fillcolor="white [3201]">
+                <v:rect id="Rectangle 3" o:spid="_x0000_s1089" style="position:absolute;top:2498;width:19380;height:4116;visibility:visible;mso-wrap-style:square;v-text-anchor:top" o:gfxdata="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" fillcolor="white [3201]">
                   <v:textbox>
                     <w:txbxContent>
                       <w:p>
@@ -12073,7 +8358,7 @@
                     </w:txbxContent>
                   </v:textbox>
                 </v:rect>
-                <v:rect id="Rectangle 4" o:spid="_x0000_s1111" style="position:absolute;top:6614;width:19380;height:4006;visibility:visible;mso-wrap-style:square;v-text-anchor:top" o:gfxdata="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" fillcolor="white [3201]">
+                <v:rect id="Rectangle 4" o:spid="_x0000_s1090" style="position:absolute;top:6614;width:19380;height:4006;visibility:visible;mso-wrap-style:square;v-text-anchor:top" o:gfxdata="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" fillcolor="white [3201]">
                   <v:textbox>
                     <w:txbxContent>
                       <w:p>
@@ -12095,1800 +8380,6 @@
         </mc:AlternateContent>
       </w:r>
     </w:p>
-    <w:p/>
-    <w:p>
-      <w:pPr>
-        <w:shd w:val="clear" w:color="auto" w:fill="D1D1D1" w:themeFill="background2" w:themeFillShade="E6"/>
-        <w:spacing w:line="252" w:lineRule="auto"/>
-        <w:rPr>
-          <w:rFonts w:ascii="Consolas" w:hAnsi="Consolas"/>
-          <w:color w:val="000000"/>
-        </w:rPr>
-      </w:pPr>
-      <w:r>
-        <w:rPr>
-          <w:rFonts w:ascii="Consolas" w:hAnsi="Consolas"/>
-          <w:color w:val="000000"/>
-        </w:rPr>
-        <w:lastRenderedPageBreak/>
-        <w:t xml:space="preserve">Class Diagram: </w:t>
-      </w:r>
-      <w:r>
-        <w:rPr>
-          <w:rFonts w:ascii="Consolas" w:hAnsi="Consolas"/>
-          <w:color w:val="000000"/>
-        </w:rPr>
-        <w:t>Plotter objects</w:t>
-      </w:r>
-    </w:p>
-    <w:p/>
-    <w:p>
-      <w:r>
-        <w:rPr>
-          <w:noProof/>
-        </w:rPr>
-        <mc:AlternateContent>
-          <mc:Choice Requires="wps">
-            <w:drawing>
-              <wp:anchor distT="45720" distB="45720" distL="114300" distR="114300" simplePos="0" relativeHeight="251836416" behindDoc="0" locked="0" layoutInCell="1" allowOverlap="1" wp14:anchorId="3A03DA68" wp14:editId="03DDF0F5">
-                <wp:simplePos x="0" y="0"/>
-                <wp:positionH relativeFrom="column">
-                  <wp:posOffset>8349866</wp:posOffset>
-                </wp:positionH>
-                <wp:positionV relativeFrom="paragraph">
-                  <wp:posOffset>606432</wp:posOffset>
-                </wp:positionV>
-                <wp:extent cx="1811020" cy="922020"/>
-                <wp:effectExtent l="0" t="0" r="0" b="0"/>
-                <wp:wrapSquare wrapText="bothSides"/>
-                <wp:docPr id="107" name="Text Box 2"/>
-                <wp:cNvGraphicFramePr>
-                  <a:graphicFrameLocks xmlns:a="http://schemas.openxmlformats.org/drawingml/2006/main"/>
-                </wp:cNvGraphicFramePr>
-                <a:graphic xmlns:a="http://schemas.openxmlformats.org/drawingml/2006/main">
-                  <a:graphicData uri="http://schemas.microsoft.com/office/word/2010/wordprocessingShape">
-                    <wps:wsp>
-                      <wps:cNvSpPr txBox="1">
-                        <a:spLocks noChangeArrowheads="1"/>
-                      </wps:cNvSpPr>
-                      <wps:spPr bwMode="auto">
-                        <a:xfrm>
-                          <a:off x="0" y="0"/>
-                          <a:ext cx="1811020" cy="922020"/>
-                        </a:xfrm>
-                        <a:prstGeom prst="rect">
-                          <a:avLst/>
-                        </a:prstGeom>
-                        <a:solidFill>
-                          <a:srgbClr val="FFFFFF"/>
-                        </a:solidFill>
-                        <a:ln w="9525">
-                          <a:noFill/>
-                          <a:miter lim="800000"/>
-                          <a:headEnd/>
-                          <a:tailEnd/>
-                        </a:ln>
-                      </wps:spPr>
-                      <wps:txbx>
-                        <w:txbxContent>
-                          <w:p>
-                            <w:pPr>
-                              <w:rPr>
-                                <w:i/>
-                                <w:iCs/>
-                              </w:rPr>
-                            </w:pPr>
-                            <w:r>
-                              <w:rPr>
-                                <w:i/>
-                                <w:iCs/>
-                              </w:rPr>
-                              <w:t>Plotter is an abstract class for creating various types of data visualization.</w:t>
-                            </w:r>
-                          </w:p>
-                        </w:txbxContent>
-                      </wps:txbx>
-                      <wps:bodyPr rot="0" vert="horz" wrap="square" lIns="91440" tIns="45720" rIns="91440" bIns="45720" anchor="t" anchorCtr="0">
-                        <a:noAutofit/>
-                      </wps:bodyPr>
-                    </wps:wsp>
-                  </a:graphicData>
-                </a:graphic>
-                <wp14:sizeRelH relativeFrom="margin">
-                  <wp14:pctWidth>0</wp14:pctWidth>
-                </wp14:sizeRelH>
-                <wp14:sizeRelV relativeFrom="margin">
-                  <wp14:pctHeight>0</wp14:pctHeight>
-                </wp14:sizeRelV>
-              </wp:anchor>
-            </w:drawing>
-          </mc:Choice>
-          <mc:Fallback>
-            <w:pict>
-              <v:shape w14:anchorId="3A03DA68" id="_x0000_s1112" type="#_x0000_t202" style="position:absolute;margin-left:657.45pt;margin-top:47.75pt;width:142.6pt;height:72.6pt;z-index:251836416;visibility:visible;mso-wrap-style:square;mso-width-percent:0;mso-height-percent:0;mso-wrap-distance-left:9pt;mso-wrap-distance-top:3.6pt;mso-wrap-distance-right:9pt;mso-wrap-distance-bottom:3.6pt;mso-position-horizontal:absolute;mso-position-horizontal-relative:text;mso-position-vertical:absolute;mso-position-vertical-relative:text;mso-width-percent:0;mso-height-percent:0;mso-width-relative:margin;mso-height-relative:margin;v-text-anchor:top" o:gfxdata="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" stroked="f">
-                <v:textbox>
-                  <w:txbxContent>
-                    <w:p>
-                      <w:pPr>
-                        <w:rPr>
-                          <w:i/>
-                          <w:iCs/>
-                        </w:rPr>
-                      </w:pPr>
-                      <w:r>
-                        <w:rPr>
-                          <w:i/>
-                          <w:iCs/>
-                        </w:rPr>
-                        <w:t>Plotter is an abstract class for creating various types of data visualization.</w:t>
-                      </w:r>
-                    </w:p>
-                  </w:txbxContent>
-                </v:textbox>
-                <w10:wrap type="square"/>
-              </v:shape>
-            </w:pict>
-          </mc:Fallback>
-        </mc:AlternateContent>
-      </w:r>
-      <w:r>
-        <w:rPr>
-          <w:noProof/>
-        </w:rPr>
-        <mc:AlternateContent>
-          <mc:Choice Requires="wps">
-            <w:drawing>
-              <wp:anchor distT="0" distB="0" distL="114300" distR="114300" simplePos="0" relativeHeight="251830272" behindDoc="0" locked="0" layoutInCell="1" allowOverlap="1" wp14:anchorId="64F905EE" wp14:editId="7471A14C">
-                <wp:simplePos x="0" y="0"/>
-                <wp:positionH relativeFrom="column">
-                  <wp:posOffset>3886316</wp:posOffset>
-                </wp:positionH>
-                <wp:positionV relativeFrom="paragraph">
-                  <wp:posOffset>1940660</wp:posOffset>
-                </wp:positionV>
-                <wp:extent cx="1240730" cy="2960109"/>
-                <wp:effectExtent l="0" t="40640" r="52705" b="33655"/>
-                <wp:wrapNone/>
-                <wp:docPr id="104" name="Straight Arrow Connector 104"/>
-                <wp:cNvGraphicFramePr/>
-                <a:graphic xmlns:a="http://schemas.openxmlformats.org/drawingml/2006/main">
-                  <a:graphicData uri="http://schemas.microsoft.com/office/word/2010/wordprocessingShape">
-                    <wps:wsp>
-                      <wps:cNvCnPr/>
-                      <wps:spPr>
-                        <a:xfrm rot="16200000">
-                          <a:off x="0" y="0"/>
-                          <a:ext cx="1240730" cy="2960109"/>
-                        </a:xfrm>
-                        <a:prstGeom prst="straightConnector1">
-                          <a:avLst/>
-                        </a:prstGeom>
-                        <a:ln w="19050">
-                          <a:prstDash val="solid"/>
-                          <a:headEnd type="none" w="med" len="med"/>
-                          <a:tailEnd type="arrow" w="med" len="med"/>
-                        </a:ln>
-                      </wps:spPr>
-                      <wps:style>
-                        <a:lnRef idx="1">
-                          <a:schemeClr val="dk1"/>
-                        </a:lnRef>
-                        <a:fillRef idx="0">
-                          <a:schemeClr val="dk1"/>
-                        </a:fillRef>
-                        <a:effectRef idx="0">
-                          <a:schemeClr val="dk1"/>
-                        </a:effectRef>
-                        <a:fontRef idx="minor">
-                          <a:schemeClr val="tx1"/>
-                        </a:fontRef>
-                      </wps:style>
-                      <wps:bodyPr/>
-                    </wps:wsp>
-                  </a:graphicData>
-                </a:graphic>
-                <wp14:sizeRelH relativeFrom="margin">
-                  <wp14:pctWidth>0</wp14:pctWidth>
-                </wp14:sizeRelH>
-                <wp14:sizeRelV relativeFrom="margin">
-                  <wp14:pctHeight>0</wp14:pctHeight>
-                </wp14:sizeRelV>
-              </wp:anchor>
-            </w:drawing>
-          </mc:Choice>
-          <mc:Fallback>
-            <w:pict>
-              <v:shape w14:anchorId="77946B02" id="Straight Arrow Connector 104" o:spid="_x0000_s1026" type="#_x0000_t32" style="position:absolute;margin-left:306pt;margin-top:152.8pt;width:97.7pt;height:233.1pt;rotation:-90;z-index:251830272;visibility:visible;mso-wrap-style:square;mso-width-percent:0;mso-height-percent:0;mso-wrap-distance-left:9pt;mso-wrap-distance-top:0;mso-wrap-distance-right:9pt;mso-wrap-distance-bottom:0;mso-position-horizontal:absolute;mso-position-horizontal-relative:text;mso-position-vertical:absolute;mso-position-vertical-relative:text;mso-width-percent:0;mso-height-percent:0;mso-width-relative:margin;mso-height-relative:margin" o:gfxdata="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" strokecolor="black [3200]" strokeweight="1.5pt">
-                <v:stroke endarrow="open" joinstyle="miter"/>
-              </v:shape>
-            </w:pict>
-          </mc:Fallback>
-        </mc:AlternateContent>
-      </w:r>
-      <w:r>
-        <w:rPr>
-          <w:noProof/>
-        </w:rPr>
-        <mc:AlternateContent>
-          <mc:Choice Requires="wps">
-            <w:drawing>
-              <wp:anchor distT="0" distB="0" distL="114300" distR="114300" simplePos="0" relativeHeight="251834368" behindDoc="0" locked="0" layoutInCell="1" allowOverlap="1" wp14:anchorId="0C400F26" wp14:editId="4645D215">
-                <wp:simplePos x="0" y="0"/>
-                <wp:positionH relativeFrom="column">
-                  <wp:posOffset>7775402</wp:posOffset>
-                </wp:positionH>
-                <wp:positionV relativeFrom="paragraph">
-                  <wp:posOffset>2208153</wp:posOffset>
-                </wp:positionV>
-                <wp:extent cx="1242912" cy="2422103"/>
-                <wp:effectExtent l="39053" t="37147" r="15557" b="34608"/>
-                <wp:wrapNone/>
-                <wp:docPr id="106" name="Straight Arrow Connector 106"/>
-                <wp:cNvGraphicFramePr/>
-                <a:graphic xmlns:a="http://schemas.openxmlformats.org/drawingml/2006/main">
-                  <a:graphicData uri="http://schemas.microsoft.com/office/word/2010/wordprocessingShape">
-                    <wps:wsp>
-                      <wps:cNvCnPr/>
-                      <wps:spPr>
-                        <a:xfrm rot="16200000" flipV="1">
-                          <a:off x="0" y="0"/>
-                          <a:ext cx="1242912" cy="2422103"/>
-                        </a:xfrm>
-                        <a:prstGeom prst="straightConnector1">
-                          <a:avLst/>
-                        </a:prstGeom>
-                        <a:ln w="19050">
-                          <a:prstDash val="solid"/>
-                          <a:headEnd type="none" w="med" len="med"/>
-                          <a:tailEnd type="arrow" w="med" len="med"/>
-                        </a:ln>
-                      </wps:spPr>
-                      <wps:style>
-                        <a:lnRef idx="1">
-                          <a:schemeClr val="dk1"/>
-                        </a:lnRef>
-                        <a:fillRef idx="0">
-                          <a:schemeClr val="dk1"/>
-                        </a:fillRef>
-                        <a:effectRef idx="0">
-                          <a:schemeClr val="dk1"/>
-                        </a:effectRef>
-                        <a:fontRef idx="minor">
-                          <a:schemeClr val="tx1"/>
-                        </a:fontRef>
-                      </wps:style>
-                      <wps:bodyPr/>
-                    </wps:wsp>
-                  </a:graphicData>
-                </a:graphic>
-                <wp14:sizeRelH relativeFrom="margin">
-                  <wp14:pctWidth>0</wp14:pctWidth>
-                </wp14:sizeRelH>
-                <wp14:sizeRelV relativeFrom="margin">
-                  <wp14:pctHeight>0</wp14:pctHeight>
-                </wp14:sizeRelV>
-              </wp:anchor>
-            </w:drawing>
-          </mc:Choice>
-          <mc:Fallback>
-            <w:pict>
-              <v:shape w14:anchorId="2E67E455" id="Straight Arrow Connector 106" o:spid="_x0000_s1026" type="#_x0000_t32" style="position:absolute;margin-left:612.25pt;margin-top:173.85pt;width:97.85pt;height:190.7pt;rotation:90;flip:y;z-index:251834368;visibility:visible;mso-wrap-style:square;mso-width-percent:0;mso-height-percent:0;mso-wrap-distance-left:9pt;mso-wrap-distance-top:0;mso-wrap-distance-right:9pt;mso-wrap-distance-bottom:0;mso-position-horizontal:absolute;mso-position-horizontal-relative:text;mso-position-vertical:absolute;mso-position-vertical-relative:text;mso-width-percent:0;mso-height-percent:0;mso-width-relative:margin;mso-height-relative:margin" o:gfxdata="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" strokecolor="black [3200]" strokeweight="1.5pt">
-                <v:stroke endarrow="open" joinstyle="miter"/>
-              </v:shape>
-            </w:pict>
-          </mc:Fallback>
-        </mc:AlternateContent>
-      </w:r>
-      <w:r>
-        <w:rPr>
-          <w:noProof/>
-        </w:rPr>
-        <mc:AlternateContent>
-          <mc:Choice Requires="wpg">
-            <w:drawing>
-              <wp:anchor distT="0" distB="0" distL="114300" distR="114300" simplePos="0" relativeHeight="251820032" behindDoc="0" locked="0" layoutInCell="1" allowOverlap="1" wp14:anchorId="571123FF" wp14:editId="7F9958C0">
-                <wp:simplePos x="0" y="0"/>
-                <wp:positionH relativeFrom="margin">
-                  <wp:align>center</wp:align>
-                </wp:positionH>
-                <wp:positionV relativeFrom="paragraph">
-                  <wp:posOffset>223879</wp:posOffset>
-                </wp:positionV>
-                <wp:extent cx="2880995" cy="2578735"/>
-                <wp:effectExtent l="0" t="0" r="14605" b="12065"/>
-                <wp:wrapTopAndBottom/>
-                <wp:docPr id="87" name="Group 4"/>
-                <wp:cNvGraphicFramePr/>
-                <a:graphic xmlns:a="http://schemas.openxmlformats.org/drawingml/2006/main">
-                  <a:graphicData uri="http://schemas.microsoft.com/office/word/2010/wordprocessingGroup">
-                    <wpg:wgp>
-                      <wpg:cNvGrpSpPr/>
-                      <wpg:grpSpPr>
-                        <a:xfrm>
-                          <a:off x="0" y="0"/>
-                          <a:ext cx="2880995" cy="2578735"/>
-                          <a:chOff x="0" y="0"/>
-                          <a:chExt cx="1938020" cy="1790324"/>
-                        </a:xfrm>
-                      </wpg:grpSpPr>
-                      <wps:wsp>
-                        <wps:cNvPr id="88" name="Rectangle 2"/>
-                        <wps:cNvSpPr/>
-                        <wps:spPr>
-                          <a:xfrm>
-                            <a:off x="0" y="0"/>
-                            <a:ext cx="1938020" cy="249913"/>
-                          </a:xfrm>
-                          <a:prstGeom prst="rect">
-                            <a:avLst/>
-                          </a:prstGeom>
-                          <a:solidFill>
-                            <a:schemeClr val="lt1"/>
-                          </a:solidFill>
-                          <a:ln>
-                            <a:solidFill>
-                              <a:srgbClr val="000000"/>
-                            </a:solidFill>
-                          </a:ln>
-                        </wps:spPr>
-                        <wps:txbx>
-                          <w:txbxContent>
-                            <w:p>
-                              <w:pPr>
-                                <w:spacing w:line="252" w:lineRule="auto"/>
-                                <w:rPr>
-                                  <w:rFonts w:ascii="Consolas" w:hAnsi="Consolas"/>
-                                  <w:color w:val="000000"/>
-                                </w:rPr>
-                              </w:pPr>
-                              <w:r>
-                                <w:rPr>
-                                  <w:rFonts w:ascii="Consolas" w:hAnsi="Consolas"/>
-                                  <w:color w:val="000000"/>
-                                </w:rPr>
-                                <w:t>Plotter</w:t>
-                              </w:r>
-                            </w:p>
-                          </w:txbxContent>
-                        </wps:txbx>
-                        <wps:bodyPr anchor="t"/>
-                      </wps:wsp>
-                      <wps:wsp>
-                        <wps:cNvPr id="89" name="Rectangle 3"/>
-                        <wps:cNvSpPr/>
-                        <wps:spPr>
-                          <a:xfrm>
-                            <a:off x="0" y="249914"/>
-                            <a:ext cx="1938020" cy="540157"/>
-                          </a:xfrm>
-                          <a:prstGeom prst="rect">
-                            <a:avLst/>
-                          </a:prstGeom>
-                          <a:solidFill>
-                            <a:schemeClr val="lt1"/>
-                          </a:solidFill>
-                          <a:ln>
-                            <a:solidFill>
-                              <a:srgbClr val="000000"/>
-                            </a:solidFill>
-                          </a:ln>
-                        </wps:spPr>
-                        <wps:txbx>
-                          <w:txbxContent>
-                            <w:p>
-                              <w:pPr>
-                                <w:spacing w:line="252" w:lineRule="auto"/>
-                                <w:rPr>
-                                  <w:rFonts w:ascii="Consolas" w:hAnsi="Consolas"/>
-                                  <w:color w:val="000000"/>
-                                </w:rPr>
-                              </w:pPr>
-                              <w:r>
-                                <w:rPr>
-                                  <w:rFonts w:ascii="Consolas" w:hAnsi="Consolas"/>
-                                  <w:color w:val="000000"/>
-                                </w:rPr>
-                                <w:t>calculator = Calculator Obj.</w:t>
-                              </w:r>
-                            </w:p>
-                            <w:p>
-                              <w:pPr>
-                                <w:spacing w:line="252" w:lineRule="auto"/>
-                                <w:rPr>
-                                  <w:rFonts w:ascii="Consolas" w:hAnsi="Consolas"/>
-                                  <w:color w:val="000000"/>
-                                </w:rPr>
-                              </w:pPr>
-                              <w:proofErr w:type="spellStart"/>
-                              <w:r>
-                                <w:rPr>
-                                  <w:rFonts w:ascii="Consolas" w:hAnsi="Consolas"/>
-                                  <w:color w:val="000000"/>
-                                </w:rPr>
-                                <w:t>active_models</w:t>
-                              </w:r>
-                              <w:proofErr w:type="spellEnd"/>
-                              <w:r>
-                                <w:rPr>
-                                  <w:rFonts w:ascii="Consolas" w:hAnsi="Consolas"/>
-                                  <w:color w:val="000000"/>
-                                </w:rPr>
-                                <w:t xml:space="preserve"> = []</w:t>
-                              </w:r>
-                            </w:p>
-                          </w:txbxContent>
-                        </wps:txbx>
-                        <wps:bodyPr anchor="t"/>
-                      </wps:wsp>
-                      <wps:wsp>
-                        <wps:cNvPr id="90" name="Rectangle 4"/>
-                        <wps:cNvSpPr/>
-                        <wps:spPr>
-                          <a:xfrm>
-                            <a:off x="0" y="790070"/>
-                            <a:ext cx="1938020" cy="1000254"/>
-                          </a:xfrm>
-                          <a:prstGeom prst="rect">
-                            <a:avLst/>
-                          </a:prstGeom>
-                          <a:solidFill>
-                            <a:schemeClr val="lt1"/>
-                          </a:solidFill>
-                          <a:ln>
-                            <a:solidFill>
-                              <a:srgbClr val="000000"/>
-                            </a:solidFill>
-                          </a:ln>
-                        </wps:spPr>
-                        <wps:txbx>
-                          <w:txbxContent>
-                            <w:p>
-                              <w:pPr>
-                                <w:spacing w:line="252" w:lineRule="auto"/>
-                                <w:rPr>
-                                  <w:rFonts w:ascii="Consolas" w:hAnsi="Consolas"/>
-                                  <w:color w:val="000000"/>
-                                </w:rPr>
-                              </w:pPr>
-                              <w:proofErr w:type="spellStart"/>
-                              <w:r>
-                                <w:rPr>
-                                  <w:rFonts w:ascii="Consolas" w:hAnsi="Consolas"/>
-                                  <w:color w:val="000000"/>
-                                </w:rPr>
-                                <w:t>set_</w:t>
-                              </w:r>
-                              <w:proofErr w:type="gramStart"/>
-                              <w:r>
-                                <w:rPr>
-                                  <w:rFonts w:ascii="Consolas" w:hAnsi="Consolas"/>
-                                  <w:color w:val="000000"/>
-                                </w:rPr>
-                                <w:t>data</w:t>
-                              </w:r>
-                              <w:proofErr w:type="spellEnd"/>
-                              <w:r>
-                                <w:rPr>
-                                  <w:rFonts w:ascii="Consolas" w:hAnsi="Consolas"/>
-                                  <w:color w:val="000000"/>
-                                </w:rPr>
-                                <w:t>(</w:t>
-                              </w:r>
-                              <w:proofErr w:type="gramEnd"/>
-                              <w:r>
-                                <w:rPr>
-                                  <w:rFonts w:ascii="Consolas" w:hAnsi="Consolas"/>
-                                  <w:color w:val="000000"/>
-                                </w:rPr>
-                                <w:t>)</w:t>
-                              </w:r>
-                            </w:p>
-                            <w:p>
-                              <w:pPr>
-                                <w:spacing w:line="252" w:lineRule="auto"/>
-                                <w:rPr>
-                                  <w:rFonts w:ascii="Consolas" w:hAnsi="Consolas"/>
-                                  <w:color w:val="000000"/>
-                                </w:rPr>
-                              </w:pPr>
-                              <w:proofErr w:type="spellStart"/>
-                              <w:r>
-                                <w:rPr>
-                                  <w:rFonts w:ascii="Consolas" w:hAnsi="Consolas"/>
-                                  <w:color w:val="000000"/>
-                                </w:rPr>
-                                <w:t>set_</w:t>
-                              </w:r>
-                              <w:proofErr w:type="gramStart"/>
-                              <w:r>
-                                <w:rPr>
-                                  <w:rFonts w:ascii="Consolas" w:hAnsi="Consolas"/>
-                                  <w:color w:val="000000"/>
-                                </w:rPr>
-                                <w:t>labels</w:t>
-                              </w:r>
-                              <w:proofErr w:type="spellEnd"/>
-                              <w:r>
-                                <w:rPr>
-                                  <w:rFonts w:ascii="Consolas" w:hAnsi="Consolas"/>
-                                  <w:color w:val="000000"/>
-                                </w:rPr>
-                                <w:t>(</w:t>
-                              </w:r>
-                              <w:proofErr w:type="gramEnd"/>
-                              <w:r>
-                                <w:rPr>
-                                  <w:rFonts w:ascii="Consolas" w:hAnsi="Consolas"/>
-                                  <w:color w:val="000000"/>
-                                </w:rPr>
-                                <w:t>)</w:t>
-                              </w:r>
-                            </w:p>
-                            <w:p>
-                              <w:pPr>
-                                <w:spacing w:line="252" w:lineRule="auto"/>
-                                <w:rPr>
-                                  <w:rFonts w:ascii="Consolas" w:hAnsi="Consolas"/>
-                                  <w:color w:val="000000"/>
-                                </w:rPr>
-                              </w:pPr>
-                              <w:proofErr w:type="spellStart"/>
-                              <w:r>
-                                <w:rPr>
-                                  <w:rFonts w:ascii="Consolas" w:hAnsi="Consolas"/>
-                                  <w:color w:val="000000"/>
-                                </w:rPr>
-                                <w:t>set_</w:t>
-                              </w:r>
-                              <w:proofErr w:type="gramStart"/>
-                              <w:r>
-                                <w:rPr>
-                                  <w:rFonts w:ascii="Consolas" w:hAnsi="Consolas"/>
-                                  <w:color w:val="000000"/>
-                                </w:rPr>
-                                <w:t>legend</w:t>
-                              </w:r>
-                              <w:proofErr w:type="spellEnd"/>
-                              <w:r>
-                                <w:rPr>
-                                  <w:rFonts w:ascii="Consolas" w:hAnsi="Consolas"/>
-                                  <w:color w:val="000000"/>
-                                </w:rPr>
-                                <w:t>(</w:t>
-                              </w:r>
-                              <w:proofErr w:type="gramEnd"/>
-                              <w:r>
-                                <w:rPr>
-                                  <w:rFonts w:ascii="Consolas" w:hAnsi="Consolas"/>
-                                  <w:color w:val="000000"/>
-                                </w:rPr>
-                                <w:t>)</w:t>
-                              </w:r>
-                            </w:p>
-                            <w:p>
-                              <w:pPr>
-                                <w:spacing w:line="252" w:lineRule="auto"/>
-                                <w:rPr>
-                                  <w:rFonts w:ascii="Consolas" w:hAnsi="Consolas"/>
-                                  <w:color w:val="000000"/>
-                                </w:rPr>
-                              </w:pPr>
-                              <w:proofErr w:type="spellStart"/>
-                              <w:r>
-                                <w:rPr>
-                                  <w:rFonts w:ascii="Consolas" w:hAnsi="Consolas"/>
-                                  <w:color w:val="000000"/>
-                                </w:rPr>
-                                <w:t>set_</w:t>
-                              </w:r>
-                              <w:proofErr w:type="gramStart"/>
-                              <w:r>
-                                <w:rPr>
-                                  <w:rFonts w:ascii="Consolas" w:hAnsi="Consolas"/>
-                                  <w:color w:val="000000"/>
-                                </w:rPr>
-                                <w:t>grid</w:t>
-                              </w:r>
-                              <w:proofErr w:type="spellEnd"/>
-                              <w:r>
-                                <w:rPr>
-                                  <w:rFonts w:ascii="Consolas" w:hAnsi="Consolas"/>
-                                  <w:color w:val="000000"/>
-                                </w:rPr>
-                                <w:t>(</w:t>
-                              </w:r>
-                              <w:proofErr w:type="gramEnd"/>
-                              <w:r>
-                                <w:rPr>
-                                  <w:rFonts w:ascii="Consolas" w:hAnsi="Consolas"/>
-                                  <w:color w:val="000000"/>
-                                </w:rPr>
-                                <w:t>)</w:t>
-                              </w:r>
-                            </w:p>
-                            <w:p>
-                              <w:pPr>
-                                <w:spacing w:line="252" w:lineRule="auto"/>
-                                <w:rPr>
-                                  <w:rFonts w:ascii="Consolas" w:hAnsi="Consolas"/>
-                                  <w:color w:val="000000"/>
-                                </w:rPr>
-                              </w:pPr>
-                              <w:proofErr w:type="gramStart"/>
-                              <w:r>
-                                <w:rPr>
-                                  <w:rFonts w:ascii="Consolas" w:hAnsi="Consolas"/>
-                                  <w:color w:val="000000"/>
-                                </w:rPr>
-                                <w:t>draw(</w:t>
-                              </w:r>
-                              <w:proofErr w:type="gramEnd"/>
-                              <w:r>
-                                <w:rPr>
-                                  <w:rFonts w:ascii="Consolas" w:hAnsi="Consolas"/>
-                                  <w:color w:val="000000"/>
-                                </w:rPr>
-                                <w:t>)</w:t>
-                              </w:r>
-                            </w:p>
-                          </w:txbxContent>
-                        </wps:txbx>
-                        <wps:bodyPr anchor="t"/>
-                      </wps:wsp>
-                    </wpg:wgp>
-                  </a:graphicData>
-                </a:graphic>
-                <wp14:sizeRelH relativeFrom="page">
-                  <wp14:pctWidth>0</wp14:pctWidth>
-                </wp14:sizeRelH>
-                <wp14:sizeRelV relativeFrom="page">
-                  <wp14:pctHeight>0</wp14:pctHeight>
-                </wp14:sizeRelV>
-              </wp:anchor>
-            </w:drawing>
-          </mc:Choice>
-          <mc:Fallback>
-            <w:pict>
-              <v:group w14:anchorId="571123FF" id="_x0000_s1113" style="position:absolute;margin-left:0;margin-top:17.65pt;width:226.85pt;height:203.05pt;z-index:251820032;mso-position-horizontal:center;mso-position-horizontal-relative:margin" coordsize="19380,17903" o:gfxdata="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">
-                <v:rect id="Rectangle 2" o:spid="_x0000_s1114" style="position:absolute;width:19380;height:2499;visibility:visible;mso-wrap-style:square;v-text-anchor:top" o:gfxdata="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" fillcolor="white [3201]">
-                  <v:textbox>
-                    <w:txbxContent>
-                      <w:p>
-                        <w:pPr>
-                          <w:spacing w:line="252" w:lineRule="auto"/>
-                          <w:rPr>
-                            <w:rFonts w:ascii="Consolas" w:hAnsi="Consolas"/>
-                            <w:color w:val="000000"/>
-                          </w:rPr>
-                        </w:pPr>
-                        <w:r>
-                          <w:rPr>
-                            <w:rFonts w:ascii="Consolas" w:hAnsi="Consolas"/>
-                            <w:color w:val="000000"/>
-                          </w:rPr>
-                          <w:t>Plotter</w:t>
-                        </w:r>
-                      </w:p>
-                    </w:txbxContent>
-                  </v:textbox>
-                </v:rect>
-                <v:rect id="Rectangle 3" o:spid="_x0000_s1115" style="position:absolute;top:2499;width:19380;height:5401;visibility:visible;mso-wrap-style:square;v-text-anchor:top" o:gfxdata="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" fillcolor="white [3201]">
-                  <v:textbox>
-                    <w:txbxContent>
-                      <w:p>
-                        <w:pPr>
-                          <w:spacing w:line="252" w:lineRule="auto"/>
-                          <w:rPr>
-                            <w:rFonts w:ascii="Consolas" w:hAnsi="Consolas"/>
-                            <w:color w:val="000000"/>
-                          </w:rPr>
-                        </w:pPr>
-                        <w:r>
-                          <w:rPr>
-                            <w:rFonts w:ascii="Consolas" w:hAnsi="Consolas"/>
-                            <w:color w:val="000000"/>
-                          </w:rPr>
-                          <w:t>calculator = Calculator Obj.</w:t>
-                        </w:r>
-                      </w:p>
-                      <w:p>
-                        <w:pPr>
-                          <w:spacing w:line="252" w:lineRule="auto"/>
-                          <w:rPr>
-                            <w:rFonts w:ascii="Consolas" w:hAnsi="Consolas"/>
-                            <w:color w:val="000000"/>
-                          </w:rPr>
-                        </w:pPr>
-                        <w:proofErr w:type="spellStart"/>
-                        <w:r>
-                          <w:rPr>
-                            <w:rFonts w:ascii="Consolas" w:hAnsi="Consolas"/>
-                            <w:color w:val="000000"/>
-                          </w:rPr>
-                          <w:t>active_models</w:t>
-                        </w:r>
-                        <w:proofErr w:type="spellEnd"/>
-                        <w:r>
-                          <w:rPr>
-                            <w:rFonts w:ascii="Consolas" w:hAnsi="Consolas"/>
-                            <w:color w:val="000000"/>
-                          </w:rPr>
-                          <w:t xml:space="preserve"> = []</w:t>
-                        </w:r>
-                      </w:p>
-                    </w:txbxContent>
-                  </v:textbox>
-                </v:rect>
-                <v:rect id="Rectangle 4" o:spid="_x0000_s1116" style="position:absolute;top:7900;width:19380;height:10003;visibility:visible;mso-wrap-style:square;v-text-anchor:top" o:gfxdata="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" fillcolor="white [3201]">
-                  <v:textbox>
-                    <w:txbxContent>
-                      <w:p>
-                        <w:pPr>
-                          <w:spacing w:line="252" w:lineRule="auto"/>
-                          <w:rPr>
-                            <w:rFonts w:ascii="Consolas" w:hAnsi="Consolas"/>
-                            <w:color w:val="000000"/>
-                          </w:rPr>
-                        </w:pPr>
-                        <w:proofErr w:type="spellStart"/>
-                        <w:r>
-                          <w:rPr>
-                            <w:rFonts w:ascii="Consolas" w:hAnsi="Consolas"/>
-                            <w:color w:val="000000"/>
-                          </w:rPr>
-                          <w:t>set_</w:t>
-                        </w:r>
-                        <w:proofErr w:type="gramStart"/>
-                        <w:r>
-                          <w:rPr>
-                            <w:rFonts w:ascii="Consolas" w:hAnsi="Consolas"/>
-                            <w:color w:val="000000"/>
-                          </w:rPr>
-                          <w:t>data</w:t>
-                        </w:r>
-                        <w:proofErr w:type="spellEnd"/>
-                        <w:r>
-                          <w:rPr>
-                            <w:rFonts w:ascii="Consolas" w:hAnsi="Consolas"/>
-                            <w:color w:val="000000"/>
-                          </w:rPr>
-                          <w:t>(</w:t>
-                        </w:r>
-                        <w:proofErr w:type="gramEnd"/>
-                        <w:r>
-                          <w:rPr>
-                            <w:rFonts w:ascii="Consolas" w:hAnsi="Consolas"/>
-                            <w:color w:val="000000"/>
-                          </w:rPr>
-                          <w:t>)</w:t>
-                        </w:r>
-                      </w:p>
-                      <w:p>
-                        <w:pPr>
-                          <w:spacing w:line="252" w:lineRule="auto"/>
-                          <w:rPr>
-                            <w:rFonts w:ascii="Consolas" w:hAnsi="Consolas"/>
-                            <w:color w:val="000000"/>
-                          </w:rPr>
-                        </w:pPr>
-                        <w:proofErr w:type="spellStart"/>
-                        <w:r>
-                          <w:rPr>
-                            <w:rFonts w:ascii="Consolas" w:hAnsi="Consolas"/>
-                            <w:color w:val="000000"/>
-                          </w:rPr>
-                          <w:t>set_</w:t>
-                        </w:r>
-                        <w:proofErr w:type="gramStart"/>
-                        <w:r>
-                          <w:rPr>
-                            <w:rFonts w:ascii="Consolas" w:hAnsi="Consolas"/>
-                            <w:color w:val="000000"/>
-                          </w:rPr>
-                          <w:t>labels</w:t>
-                        </w:r>
-                        <w:proofErr w:type="spellEnd"/>
-                        <w:r>
-                          <w:rPr>
-                            <w:rFonts w:ascii="Consolas" w:hAnsi="Consolas"/>
-                            <w:color w:val="000000"/>
-                          </w:rPr>
-                          <w:t>(</w:t>
-                        </w:r>
-                        <w:proofErr w:type="gramEnd"/>
-                        <w:r>
-                          <w:rPr>
-                            <w:rFonts w:ascii="Consolas" w:hAnsi="Consolas"/>
-                            <w:color w:val="000000"/>
-                          </w:rPr>
-                          <w:t>)</w:t>
-                        </w:r>
-                      </w:p>
-                      <w:p>
-                        <w:pPr>
-                          <w:spacing w:line="252" w:lineRule="auto"/>
-                          <w:rPr>
-                            <w:rFonts w:ascii="Consolas" w:hAnsi="Consolas"/>
-                            <w:color w:val="000000"/>
-                          </w:rPr>
-                        </w:pPr>
-                        <w:proofErr w:type="spellStart"/>
-                        <w:r>
-                          <w:rPr>
-                            <w:rFonts w:ascii="Consolas" w:hAnsi="Consolas"/>
-                            <w:color w:val="000000"/>
-                          </w:rPr>
-                          <w:t>set_</w:t>
-                        </w:r>
-                        <w:proofErr w:type="gramStart"/>
-                        <w:r>
-                          <w:rPr>
-                            <w:rFonts w:ascii="Consolas" w:hAnsi="Consolas"/>
-                            <w:color w:val="000000"/>
-                          </w:rPr>
-                          <w:t>legend</w:t>
-                        </w:r>
-                        <w:proofErr w:type="spellEnd"/>
-                        <w:r>
-                          <w:rPr>
-                            <w:rFonts w:ascii="Consolas" w:hAnsi="Consolas"/>
-                            <w:color w:val="000000"/>
-                          </w:rPr>
-                          <w:t>(</w:t>
-                        </w:r>
-                        <w:proofErr w:type="gramEnd"/>
-                        <w:r>
-                          <w:rPr>
-                            <w:rFonts w:ascii="Consolas" w:hAnsi="Consolas"/>
-                            <w:color w:val="000000"/>
-                          </w:rPr>
-                          <w:t>)</w:t>
-                        </w:r>
-                      </w:p>
-                      <w:p>
-                        <w:pPr>
-                          <w:spacing w:line="252" w:lineRule="auto"/>
-                          <w:rPr>
-                            <w:rFonts w:ascii="Consolas" w:hAnsi="Consolas"/>
-                            <w:color w:val="000000"/>
-                          </w:rPr>
-                        </w:pPr>
-                        <w:proofErr w:type="spellStart"/>
-                        <w:r>
-                          <w:rPr>
-                            <w:rFonts w:ascii="Consolas" w:hAnsi="Consolas"/>
-                            <w:color w:val="000000"/>
-                          </w:rPr>
-                          <w:t>set_</w:t>
-                        </w:r>
-                        <w:proofErr w:type="gramStart"/>
-                        <w:r>
-                          <w:rPr>
-                            <w:rFonts w:ascii="Consolas" w:hAnsi="Consolas"/>
-                            <w:color w:val="000000"/>
-                          </w:rPr>
-                          <w:t>grid</w:t>
-                        </w:r>
-                        <w:proofErr w:type="spellEnd"/>
-                        <w:r>
-                          <w:rPr>
-                            <w:rFonts w:ascii="Consolas" w:hAnsi="Consolas"/>
-                            <w:color w:val="000000"/>
-                          </w:rPr>
-                          <w:t>(</w:t>
-                        </w:r>
-                        <w:proofErr w:type="gramEnd"/>
-                        <w:r>
-                          <w:rPr>
-                            <w:rFonts w:ascii="Consolas" w:hAnsi="Consolas"/>
-                            <w:color w:val="000000"/>
-                          </w:rPr>
-                          <w:t>)</w:t>
-                        </w:r>
-                      </w:p>
-                      <w:p>
-                        <w:pPr>
-                          <w:spacing w:line="252" w:lineRule="auto"/>
-                          <w:rPr>
-                            <w:rFonts w:ascii="Consolas" w:hAnsi="Consolas"/>
-                            <w:color w:val="000000"/>
-                          </w:rPr>
-                        </w:pPr>
-                        <w:proofErr w:type="gramStart"/>
-                        <w:r>
-                          <w:rPr>
-                            <w:rFonts w:ascii="Consolas" w:hAnsi="Consolas"/>
-                            <w:color w:val="000000"/>
-                          </w:rPr>
-                          <w:t>draw(</w:t>
-                        </w:r>
-                        <w:proofErr w:type="gramEnd"/>
-                        <w:r>
-                          <w:rPr>
-                            <w:rFonts w:ascii="Consolas" w:hAnsi="Consolas"/>
-                            <w:color w:val="000000"/>
-                          </w:rPr>
-                          <w:t>)</w:t>
-                        </w:r>
-                      </w:p>
-                    </w:txbxContent>
-                  </v:textbox>
-                </v:rect>
-                <w10:wrap type="topAndBottom" anchorx="margin"/>
-              </v:group>
-            </w:pict>
-          </mc:Fallback>
-        </mc:AlternateContent>
-      </w:r>
-    </w:p>
-    <w:p/>
-    <w:p>
-      <w:r>
-        <w:rPr>
-          <w:noProof/>
-        </w:rPr>
-        <mc:AlternateContent>
-          <mc:Choice Requires="wps">
-            <w:drawing>
-              <wp:anchor distT="0" distB="0" distL="114300" distR="114300" simplePos="0" relativeHeight="251832320" behindDoc="0" locked="0" layoutInCell="1" allowOverlap="1" wp14:anchorId="1D3100FA" wp14:editId="38EEB7E2">
-                <wp:simplePos x="0" y="0"/>
-                <wp:positionH relativeFrom="column">
-                  <wp:posOffset>5890883</wp:posOffset>
-                </wp:positionH>
-                <wp:positionV relativeFrom="paragraph">
-                  <wp:posOffset>184796</wp:posOffset>
-                </wp:positionV>
-                <wp:extent cx="1239665" cy="206054"/>
-                <wp:effectExtent l="2540" t="35560" r="58420" b="20320"/>
-                <wp:wrapNone/>
-                <wp:docPr id="105" name="Straight Arrow Connector 105"/>
-                <wp:cNvGraphicFramePr/>
-                <a:graphic xmlns:a="http://schemas.openxmlformats.org/drawingml/2006/main">
-                  <a:graphicData uri="http://schemas.microsoft.com/office/word/2010/wordprocessingShape">
-                    <wps:wsp>
-                      <wps:cNvCnPr/>
-                      <wps:spPr>
-                        <a:xfrm rot="16200000">
-                          <a:off x="0" y="0"/>
-                          <a:ext cx="1239665" cy="206054"/>
-                        </a:xfrm>
-                        <a:prstGeom prst="straightConnector1">
-                          <a:avLst/>
-                        </a:prstGeom>
-                        <a:ln w="19050">
-                          <a:prstDash val="solid"/>
-                          <a:headEnd type="none" w="med" len="med"/>
-                          <a:tailEnd type="arrow" w="med" len="med"/>
-                        </a:ln>
-                      </wps:spPr>
-                      <wps:style>
-                        <a:lnRef idx="1">
-                          <a:schemeClr val="dk1"/>
-                        </a:lnRef>
-                        <a:fillRef idx="0">
-                          <a:schemeClr val="dk1"/>
-                        </a:fillRef>
-                        <a:effectRef idx="0">
-                          <a:schemeClr val="dk1"/>
-                        </a:effectRef>
-                        <a:fontRef idx="minor">
-                          <a:schemeClr val="tx1"/>
-                        </a:fontRef>
-                      </wps:style>
-                      <wps:bodyPr/>
-                    </wps:wsp>
-                  </a:graphicData>
-                </a:graphic>
-                <wp14:sizeRelH relativeFrom="margin">
-                  <wp14:pctWidth>0</wp14:pctWidth>
-                </wp14:sizeRelH>
-                <wp14:sizeRelV relativeFrom="margin">
-                  <wp14:pctHeight>0</wp14:pctHeight>
-                </wp14:sizeRelV>
-              </wp:anchor>
-            </w:drawing>
-          </mc:Choice>
-          <mc:Fallback>
-            <w:pict>
-              <v:shape w14:anchorId="0CDA802C" id="Straight Arrow Connector 105" o:spid="_x0000_s1026" type="#_x0000_t32" style="position:absolute;margin-left:463.85pt;margin-top:14.55pt;width:97.6pt;height:16.2pt;rotation:-90;z-index:251832320;visibility:visible;mso-wrap-style:square;mso-width-percent:0;mso-height-percent:0;mso-wrap-distance-left:9pt;mso-wrap-distance-top:0;mso-wrap-distance-right:9pt;mso-wrap-distance-bottom:0;mso-position-horizontal:absolute;mso-position-horizontal-relative:text;mso-position-vertical:absolute;mso-position-vertical-relative:text;mso-width-percent:0;mso-height-percent:0;mso-width-relative:margin;mso-height-relative:margin" o:gfxdata="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" strokecolor="black [3200]" strokeweight="1.5pt">
-                <v:stroke endarrow="open" joinstyle="miter"/>
-              </v:shape>
-            </w:pict>
-          </mc:Fallback>
-        </mc:AlternateContent>
-      </w:r>
-    </w:p>
-    <w:p/>
-    <w:p>
-      <w:r>
-        <w:rPr>
-          <w:noProof/>
-        </w:rPr>
-        <mc:AlternateContent>
-          <mc:Choice Requires="wps">
-            <w:drawing>
-              <wp:anchor distT="0" distB="0" distL="114300" distR="114300" simplePos="0" relativeHeight="251828224" behindDoc="0" locked="0" layoutInCell="1" allowOverlap="1" wp14:anchorId="77E8424A" wp14:editId="391135F0">
-                <wp:simplePos x="0" y="0"/>
-                <wp:positionH relativeFrom="column">
-                  <wp:posOffset>11118610</wp:posOffset>
-                </wp:positionH>
-                <wp:positionV relativeFrom="paragraph">
-                  <wp:posOffset>2031365</wp:posOffset>
-                </wp:positionV>
-                <wp:extent cx="795647" cy="314696"/>
-                <wp:effectExtent l="0" t="0" r="5080" b="9525"/>
-                <wp:wrapNone/>
-                <wp:docPr id="103" name="Text Box 103"/>
-                <wp:cNvGraphicFramePr/>
-                <a:graphic xmlns:a="http://schemas.openxmlformats.org/drawingml/2006/main">
-                  <a:graphicData uri="http://schemas.microsoft.com/office/word/2010/wordprocessingShape">
-                    <wps:wsp>
-                      <wps:cNvSpPr txBox="1"/>
-                      <wps:spPr>
-                        <a:xfrm>
-                          <a:off x="0" y="0"/>
-                          <a:ext cx="795647" cy="314696"/>
-                        </a:xfrm>
-                        <a:prstGeom prst="rect">
-                          <a:avLst/>
-                        </a:prstGeom>
-                        <a:solidFill>
-                          <a:schemeClr val="lt1"/>
-                        </a:solidFill>
-                        <a:ln w="6350">
-                          <a:noFill/>
-                        </a:ln>
-                      </wps:spPr>
-                      <wps:txbx>
-                        <w:txbxContent>
-                          <w:p>
-                            <w:pPr>
-                              <w:jc w:val="center"/>
-                              <w:rPr>
-                                <w:rFonts w:ascii="Consolas" w:hAnsi="Consolas"/>
-                                <w:sz w:val="36"/>
-                                <w:szCs w:val="36"/>
-                              </w:rPr>
-                            </w:pPr>
-                            <w:r>
-                              <w:rPr>
-                                <w:rFonts w:ascii="Consolas" w:hAnsi="Consolas"/>
-                                <w:sz w:val="36"/>
-                                <w:szCs w:val="36"/>
-                              </w:rPr>
-                              <w:t>…</w:t>
-                            </w:r>
-                          </w:p>
-                        </w:txbxContent>
-                      </wps:txbx>
-                      <wps:bodyPr rot="0" spcFirstLastPara="0" vertOverflow="overflow" horzOverflow="overflow" vert="horz" wrap="square" lIns="91440" tIns="45720" rIns="91440" bIns="45720" numCol="1" spcCol="0" rtlCol="0" fromWordArt="0" anchor="t" anchorCtr="0" forceAA="0" compatLnSpc="1">
-                        <a:prstTxWarp prst="textNoShape">
-                          <a:avLst/>
-                        </a:prstTxWarp>
-                        <a:noAutofit/>
-                      </wps:bodyPr>
-                    </wps:wsp>
-                  </a:graphicData>
-                </a:graphic>
-                <wp14:sizeRelH relativeFrom="margin">
-                  <wp14:pctWidth>0</wp14:pctWidth>
-                </wp14:sizeRelH>
-                <wp14:sizeRelV relativeFrom="margin">
-                  <wp14:pctHeight>0</wp14:pctHeight>
-                </wp14:sizeRelV>
-              </wp:anchor>
-            </w:drawing>
-          </mc:Choice>
-          <mc:Fallback>
-            <w:pict>
-              <v:shape w14:anchorId="77E8424A" id="Text Box 103" o:spid="_x0000_s1117" type="#_x0000_t202" style="position:absolute;margin-left:875.5pt;margin-top:159.95pt;width:62.65pt;height:24.8pt;z-index:251828224;visibility:visible;mso-wrap-style:square;mso-width-percent:0;mso-height-percent:0;mso-wrap-distance-left:9pt;mso-wrap-distance-top:0;mso-wrap-distance-right:9pt;mso-wrap-distance-bottom:0;mso-position-horizontal:absolute;mso-position-horizontal-relative:text;mso-position-vertical:absolute;mso-position-vertical-relative:text;mso-width-percent:0;mso-height-percent:0;mso-width-relative:margin;mso-height-relative:margin;v-text-anchor:top" o:gfxdata="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" fillcolor="white [3201]" stroked="f" strokeweight=".5pt">
-                <v:textbox>
-                  <w:txbxContent>
-                    <w:p>
-                      <w:pPr>
-                        <w:jc w:val="center"/>
-                        <w:rPr>
-                          <w:rFonts w:ascii="Consolas" w:hAnsi="Consolas"/>
-                          <w:sz w:val="36"/>
-                          <w:szCs w:val="36"/>
-                        </w:rPr>
-                      </w:pPr>
-                      <w:r>
-                        <w:rPr>
-                          <w:rFonts w:ascii="Consolas" w:hAnsi="Consolas"/>
-                          <w:sz w:val="36"/>
-                          <w:szCs w:val="36"/>
-                        </w:rPr>
-                        <w:t>…</w:t>
-                      </w:r>
-                    </w:p>
-                  </w:txbxContent>
-                </v:textbox>
-              </v:shape>
-            </w:pict>
-          </mc:Fallback>
-        </mc:AlternateContent>
-      </w:r>
-      <w:r>
-        <w:rPr>
-          <w:noProof/>
-        </w:rPr>
-        <mc:AlternateContent>
-          <mc:Choice Requires="wpg">
-            <w:drawing>
-              <wp:anchor distT="0" distB="0" distL="114300" distR="114300" simplePos="0" relativeHeight="251826176" behindDoc="0" locked="0" layoutInCell="1" allowOverlap="1" wp14:anchorId="019538CB" wp14:editId="644F140C">
-                <wp:simplePos x="0" y="0"/>
-                <wp:positionH relativeFrom="column">
-                  <wp:posOffset>8190865</wp:posOffset>
-                </wp:positionH>
-                <wp:positionV relativeFrom="paragraph">
-                  <wp:posOffset>271780</wp:posOffset>
-                </wp:positionV>
-                <wp:extent cx="2880995" cy="1966595"/>
-                <wp:effectExtent l="0" t="0" r="14605" b="14605"/>
-                <wp:wrapTopAndBottom/>
-                <wp:docPr id="99" name="Group 4"/>
-                <wp:cNvGraphicFramePr/>
-                <a:graphic xmlns:a="http://schemas.openxmlformats.org/drawingml/2006/main">
-                  <a:graphicData uri="http://schemas.microsoft.com/office/word/2010/wordprocessingGroup">
-                    <wpg:wgp>
-                      <wpg:cNvGrpSpPr/>
-                      <wpg:grpSpPr>
-                        <a:xfrm>
-                          <a:off x="0" y="0"/>
-                          <a:ext cx="2880995" cy="1966595"/>
-                          <a:chOff x="0" y="0"/>
-                          <a:chExt cx="1938020" cy="1365495"/>
-                        </a:xfrm>
-                      </wpg:grpSpPr>
-                      <wps:wsp>
-                        <wps:cNvPr id="100" name="Rectangle 2"/>
-                        <wps:cNvSpPr/>
-                        <wps:spPr>
-                          <a:xfrm>
-                            <a:off x="0" y="0"/>
-                            <a:ext cx="1938020" cy="249913"/>
-                          </a:xfrm>
-                          <a:prstGeom prst="rect">
-                            <a:avLst/>
-                          </a:prstGeom>
-                          <a:solidFill>
-                            <a:schemeClr val="lt1"/>
-                          </a:solidFill>
-                          <a:ln>
-                            <a:solidFill>
-                              <a:srgbClr val="000000"/>
-                            </a:solidFill>
-                          </a:ln>
-                        </wps:spPr>
-                        <wps:txbx>
-                          <w:txbxContent>
-                            <w:p>
-                              <w:pPr>
-                                <w:spacing w:line="252" w:lineRule="auto"/>
-                                <w:rPr>
-                                  <w:rFonts w:ascii="Consolas" w:hAnsi="Consolas"/>
-                                  <w:color w:val="000000"/>
-                                </w:rPr>
-                              </w:pPr>
-                              <w:proofErr w:type="spellStart"/>
-                              <w:r>
-                                <w:rPr>
-                                  <w:rFonts w:ascii="Consolas" w:hAnsi="Consolas"/>
-                                  <w:color w:val="000000"/>
-                                </w:rPr>
-                                <w:t>RadarPlot</w:t>
-                              </w:r>
-                              <w:proofErr w:type="spellEnd"/>
-                            </w:p>
-                          </w:txbxContent>
-                        </wps:txbx>
-                        <wps:bodyPr anchor="t"/>
-                      </wps:wsp>
-                      <wps:wsp>
-                        <wps:cNvPr id="101" name="Rectangle 3"/>
-                        <wps:cNvSpPr/>
-                        <wps:spPr>
-                          <a:xfrm>
-                            <a:off x="0" y="249914"/>
-                            <a:ext cx="1938020" cy="540157"/>
-                          </a:xfrm>
-                          <a:prstGeom prst="rect">
-                            <a:avLst/>
-                          </a:prstGeom>
-                          <a:solidFill>
-                            <a:schemeClr val="lt1"/>
-                          </a:solidFill>
-                          <a:ln>
-                            <a:solidFill>
-                              <a:srgbClr val="000000"/>
-                            </a:solidFill>
-                          </a:ln>
-                        </wps:spPr>
-                        <wps:txbx>
-                          <w:txbxContent>
-                            <w:p>
-                              <w:pPr>
-                                <w:spacing w:line="252" w:lineRule="auto"/>
-                                <w:rPr>
-                                  <w:rFonts w:ascii="Consolas" w:hAnsi="Consolas"/>
-                                  <w:color w:val="000000"/>
-                                </w:rPr>
-                              </w:pPr>
-                            </w:p>
-                          </w:txbxContent>
-                        </wps:txbx>
-                        <wps:bodyPr anchor="t"/>
-                      </wps:wsp>
-                      <wps:wsp>
-                        <wps:cNvPr id="102" name="Rectangle 4"/>
-                        <wps:cNvSpPr/>
-                        <wps:spPr>
-                          <a:xfrm>
-                            <a:off x="0" y="730744"/>
-                            <a:ext cx="1938020" cy="634751"/>
-                          </a:xfrm>
-                          <a:prstGeom prst="rect">
-                            <a:avLst/>
-                          </a:prstGeom>
-                          <a:solidFill>
-                            <a:schemeClr val="lt1"/>
-                          </a:solidFill>
-                          <a:ln>
-                            <a:solidFill>
-                              <a:srgbClr val="000000"/>
-                            </a:solidFill>
-                          </a:ln>
-                        </wps:spPr>
-                        <wps:txbx>
-                          <w:txbxContent>
-                            <w:p>
-                              <w:pPr>
-                                <w:spacing w:line="252" w:lineRule="auto"/>
-                                <w:rPr>
-                                  <w:rFonts w:ascii="Consolas" w:hAnsi="Consolas"/>
-                                  <w:color w:val="000000"/>
-                                </w:rPr>
-                              </w:pPr>
-                            </w:p>
-                          </w:txbxContent>
-                        </wps:txbx>
-                        <wps:bodyPr anchor="t"/>
-                      </wps:wsp>
-                    </wpg:wgp>
-                  </a:graphicData>
-                </a:graphic>
-                <wp14:sizeRelH relativeFrom="page">
-                  <wp14:pctWidth>0</wp14:pctWidth>
-                </wp14:sizeRelH>
-                <wp14:sizeRelV relativeFrom="page">
-                  <wp14:pctHeight>0</wp14:pctHeight>
-                </wp14:sizeRelV>
-              </wp:anchor>
-            </w:drawing>
-          </mc:Choice>
-          <mc:Fallback>
-            <w:pict>
-              <v:group w14:anchorId="019538CB" id="_x0000_s1118" style="position:absolute;margin-left:644.95pt;margin-top:21.4pt;width:226.85pt;height:154.85pt;z-index:251826176" coordsize="19380,13654" o:gfxdata="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">
-                <v:rect id="Rectangle 2" o:spid="_x0000_s1119" style="position:absolute;width:19380;height:2499;visibility:visible;mso-wrap-style:square;v-text-anchor:top" o:gfxdata="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" fillcolor="white [3201]">
-                  <v:textbox>
-                    <w:txbxContent>
-                      <w:p>
-                        <w:pPr>
-                          <w:spacing w:line="252" w:lineRule="auto"/>
-                          <w:rPr>
-                            <w:rFonts w:ascii="Consolas" w:hAnsi="Consolas"/>
-                            <w:color w:val="000000"/>
-                          </w:rPr>
-                        </w:pPr>
-                        <w:proofErr w:type="spellStart"/>
-                        <w:r>
-                          <w:rPr>
-                            <w:rFonts w:ascii="Consolas" w:hAnsi="Consolas"/>
-                            <w:color w:val="000000"/>
-                          </w:rPr>
-                          <w:t>RadarPlot</w:t>
-                        </w:r>
-                        <w:proofErr w:type="spellEnd"/>
-                      </w:p>
-                    </w:txbxContent>
-                  </v:textbox>
-                </v:rect>
-                <v:rect id="Rectangle 3" o:spid="_x0000_s1120" style="position:absolute;top:2499;width:19380;height:5401;visibility:visible;mso-wrap-style:square;v-text-anchor:top" o:gfxdata="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" fillcolor="white [3201]">
-                  <v:textbox>
-                    <w:txbxContent>
-                      <w:p>
-                        <w:pPr>
-                          <w:spacing w:line="252" w:lineRule="auto"/>
-                          <w:rPr>
-                            <w:rFonts w:ascii="Consolas" w:hAnsi="Consolas"/>
-                            <w:color w:val="000000"/>
-                          </w:rPr>
-                        </w:pPr>
-                      </w:p>
-                    </w:txbxContent>
-                  </v:textbox>
-                </v:rect>
-                <v:rect id="Rectangle 4" o:spid="_x0000_s1121" style="position:absolute;top:7307;width:19380;height:6347;visibility:visible;mso-wrap-style:square;v-text-anchor:top" o:gfxdata="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" fillcolor="white [3201]">
-                  <v:textbox>
-                    <w:txbxContent>
-                      <w:p>
-                        <w:pPr>
-                          <w:spacing w:line="252" w:lineRule="auto"/>
-                          <w:rPr>
-                            <w:rFonts w:ascii="Consolas" w:hAnsi="Consolas"/>
-                            <w:color w:val="000000"/>
-                          </w:rPr>
-                        </w:pPr>
-                      </w:p>
-                    </w:txbxContent>
-                  </v:textbox>
-                </v:rect>
-                <w10:wrap type="topAndBottom"/>
-              </v:group>
-            </w:pict>
-          </mc:Fallback>
-        </mc:AlternateContent>
-      </w:r>
-      <w:r>
-        <w:rPr>
-          <w:noProof/>
-        </w:rPr>
-        <mc:AlternateContent>
-          <mc:Choice Requires="wpg">
-            <w:drawing>
-              <wp:anchor distT="0" distB="0" distL="114300" distR="114300" simplePos="0" relativeHeight="251824128" behindDoc="0" locked="0" layoutInCell="1" allowOverlap="1" wp14:anchorId="338B70D5" wp14:editId="48C104B9">
-                <wp:simplePos x="0" y="0"/>
-                <wp:positionH relativeFrom="column">
-                  <wp:posOffset>4981575</wp:posOffset>
-                </wp:positionH>
-                <wp:positionV relativeFrom="paragraph">
-                  <wp:posOffset>271780</wp:posOffset>
-                </wp:positionV>
-                <wp:extent cx="2880995" cy="1966595"/>
-                <wp:effectExtent l="0" t="0" r="14605" b="14605"/>
-                <wp:wrapTopAndBottom/>
-                <wp:docPr id="95" name="Group 4"/>
-                <wp:cNvGraphicFramePr/>
-                <a:graphic xmlns:a="http://schemas.openxmlformats.org/drawingml/2006/main">
-                  <a:graphicData uri="http://schemas.microsoft.com/office/word/2010/wordprocessingGroup">
-                    <wpg:wgp>
-                      <wpg:cNvGrpSpPr/>
-                      <wpg:grpSpPr>
-                        <a:xfrm>
-                          <a:off x="0" y="0"/>
-                          <a:ext cx="2880995" cy="1966595"/>
-                          <a:chOff x="0" y="0"/>
-                          <a:chExt cx="1938020" cy="1365495"/>
-                        </a:xfrm>
-                      </wpg:grpSpPr>
-                      <wps:wsp>
-                        <wps:cNvPr id="96" name="Rectangle 2"/>
-                        <wps:cNvSpPr/>
-                        <wps:spPr>
-                          <a:xfrm>
-                            <a:off x="0" y="0"/>
-                            <a:ext cx="1938020" cy="249913"/>
-                          </a:xfrm>
-                          <a:prstGeom prst="rect">
-                            <a:avLst/>
-                          </a:prstGeom>
-                          <a:solidFill>
-                            <a:schemeClr val="lt1"/>
-                          </a:solidFill>
-                          <a:ln>
-                            <a:solidFill>
-                              <a:srgbClr val="000000"/>
-                            </a:solidFill>
-                          </a:ln>
-                        </wps:spPr>
-                        <wps:txbx>
-                          <w:txbxContent>
-                            <w:p>
-                              <w:pPr>
-                                <w:spacing w:line="252" w:lineRule="auto"/>
-                                <w:rPr>
-                                  <w:rFonts w:ascii="Consolas" w:hAnsi="Consolas"/>
-                                  <w:color w:val="000000"/>
-                                </w:rPr>
-                              </w:pPr>
-                              <w:proofErr w:type="spellStart"/>
-                              <w:r>
-                                <w:rPr>
-                                  <w:rFonts w:ascii="Consolas" w:hAnsi="Consolas"/>
-                                  <w:color w:val="000000"/>
-                                </w:rPr>
-                                <w:t>SankyPlot</w:t>
-                              </w:r>
-                              <w:proofErr w:type="spellEnd"/>
-                            </w:p>
-                          </w:txbxContent>
-                        </wps:txbx>
-                        <wps:bodyPr anchor="t"/>
-                      </wps:wsp>
-                      <wps:wsp>
-                        <wps:cNvPr id="97" name="Rectangle 3"/>
-                        <wps:cNvSpPr/>
-                        <wps:spPr>
-                          <a:xfrm>
-                            <a:off x="0" y="249914"/>
-                            <a:ext cx="1938020" cy="540157"/>
-                          </a:xfrm>
-                          <a:prstGeom prst="rect">
-                            <a:avLst/>
-                          </a:prstGeom>
-                          <a:solidFill>
-                            <a:schemeClr val="lt1"/>
-                          </a:solidFill>
-                          <a:ln>
-                            <a:solidFill>
-                              <a:srgbClr val="000000"/>
-                            </a:solidFill>
-                          </a:ln>
-                        </wps:spPr>
-                        <wps:txbx>
-                          <w:txbxContent>
-                            <w:p>
-                              <w:pPr>
-                                <w:spacing w:line="252" w:lineRule="auto"/>
-                                <w:rPr>
-                                  <w:rFonts w:ascii="Consolas" w:hAnsi="Consolas"/>
-                                  <w:color w:val="000000"/>
-                                </w:rPr>
-                              </w:pPr>
-                            </w:p>
-                          </w:txbxContent>
-                        </wps:txbx>
-                        <wps:bodyPr anchor="t"/>
-                      </wps:wsp>
-                      <wps:wsp>
-                        <wps:cNvPr id="98" name="Rectangle 4"/>
-                        <wps:cNvSpPr/>
-                        <wps:spPr>
-                          <a:xfrm>
-                            <a:off x="0" y="730744"/>
-                            <a:ext cx="1938020" cy="634751"/>
-                          </a:xfrm>
-                          <a:prstGeom prst="rect">
-                            <a:avLst/>
-                          </a:prstGeom>
-                          <a:solidFill>
-                            <a:schemeClr val="lt1"/>
-                          </a:solidFill>
-                          <a:ln>
-                            <a:solidFill>
-                              <a:srgbClr val="000000"/>
-                            </a:solidFill>
-                          </a:ln>
-                        </wps:spPr>
-                        <wps:txbx>
-                          <w:txbxContent>
-                            <w:p>
-                              <w:pPr>
-                                <w:spacing w:line="252" w:lineRule="auto"/>
-                                <w:rPr>
-                                  <w:rFonts w:ascii="Consolas" w:hAnsi="Consolas"/>
-                                  <w:color w:val="000000"/>
-                                </w:rPr>
-                              </w:pPr>
-                            </w:p>
-                          </w:txbxContent>
-                        </wps:txbx>
-                        <wps:bodyPr anchor="t"/>
-                      </wps:wsp>
-                    </wpg:wgp>
-                  </a:graphicData>
-                </a:graphic>
-                <wp14:sizeRelH relativeFrom="page">
-                  <wp14:pctWidth>0</wp14:pctWidth>
-                </wp14:sizeRelH>
-                <wp14:sizeRelV relativeFrom="page">
-                  <wp14:pctHeight>0</wp14:pctHeight>
-                </wp14:sizeRelV>
-              </wp:anchor>
-            </w:drawing>
-          </mc:Choice>
-          <mc:Fallback>
-            <w:pict>
-              <v:group w14:anchorId="338B70D5" id="_x0000_s1122" style="position:absolute;margin-left:392.25pt;margin-top:21.4pt;width:226.85pt;height:154.85pt;z-index:251824128" coordsize="19380,13654" o:gfxdata="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">
-                <v:rect id="Rectangle 2" o:spid="_x0000_s1123" style="position:absolute;width:19380;height:2499;visibility:visible;mso-wrap-style:square;v-text-anchor:top" o:gfxdata="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" fillcolor="white [3201]">
-                  <v:textbox>
-                    <w:txbxContent>
-                      <w:p>
-                        <w:pPr>
-                          <w:spacing w:line="252" w:lineRule="auto"/>
-                          <w:rPr>
-                            <w:rFonts w:ascii="Consolas" w:hAnsi="Consolas"/>
-                            <w:color w:val="000000"/>
-                          </w:rPr>
-                        </w:pPr>
-                        <w:proofErr w:type="spellStart"/>
-                        <w:r>
-                          <w:rPr>
-                            <w:rFonts w:ascii="Consolas" w:hAnsi="Consolas"/>
-                            <w:color w:val="000000"/>
-                          </w:rPr>
-                          <w:t>SankyPlot</w:t>
-                        </w:r>
-                        <w:proofErr w:type="spellEnd"/>
-                      </w:p>
-                    </w:txbxContent>
-                  </v:textbox>
-                </v:rect>
-                <v:rect id="Rectangle 3" o:spid="_x0000_s1124" style="position:absolute;top:2499;width:19380;height:5401;visibility:visible;mso-wrap-style:square;v-text-anchor:top" o:gfxdata="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" fillcolor="white [3201]">
-                  <v:textbox>
-                    <w:txbxContent>
-                      <w:p>
-                        <w:pPr>
-                          <w:spacing w:line="252" w:lineRule="auto"/>
-                          <w:rPr>
-                            <w:rFonts w:ascii="Consolas" w:hAnsi="Consolas"/>
-                            <w:color w:val="000000"/>
-                          </w:rPr>
-                        </w:pPr>
-                      </w:p>
-                    </w:txbxContent>
-                  </v:textbox>
-                </v:rect>
-                <v:rect id="Rectangle 4" o:spid="_x0000_s1125" style="position:absolute;top:7307;width:19380;height:6347;visibility:visible;mso-wrap-style:square;v-text-anchor:top" o:gfxdata="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" fillcolor="white [3201]">
-                  <v:textbox>
-                    <w:txbxContent>
-                      <w:p>
-                        <w:pPr>
-                          <w:spacing w:line="252" w:lineRule="auto"/>
-                          <w:rPr>
-                            <w:rFonts w:ascii="Consolas" w:hAnsi="Consolas"/>
-                            <w:color w:val="000000"/>
-                          </w:rPr>
-                        </w:pPr>
-                      </w:p>
-                    </w:txbxContent>
-                  </v:textbox>
-                </v:rect>
-                <w10:wrap type="topAndBottom"/>
-              </v:group>
-            </w:pict>
-          </mc:Fallback>
-        </mc:AlternateContent>
-      </w:r>
-      <w:r>
-        <w:rPr>
-          <w:noProof/>
-        </w:rPr>
-        <mc:AlternateContent>
-          <mc:Choice Requires="wpg">
-            <w:drawing>
-              <wp:anchor distT="0" distB="0" distL="114300" distR="114300" simplePos="0" relativeHeight="251822080" behindDoc="0" locked="0" layoutInCell="1" allowOverlap="1" wp14:anchorId="180B2B0B" wp14:editId="2FDF0A6B">
-                <wp:simplePos x="0" y="0"/>
-                <wp:positionH relativeFrom="column">
-                  <wp:posOffset>1612025</wp:posOffset>
-                </wp:positionH>
-                <wp:positionV relativeFrom="paragraph">
-                  <wp:posOffset>274955</wp:posOffset>
-                </wp:positionV>
-                <wp:extent cx="2880995" cy="1966595"/>
-                <wp:effectExtent l="0" t="0" r="14605" b="14605"/>
-                <wp:wrapTopAndBottom/>
-                <wp:docPr id="91" name="Group 4"/>
-                <wp:cNvGraphicFramePr/>
-                <a:graphic xmlns:a="http://schemas.openxmlformats.org/drawingml/2006/main">
-                  <a:graphicData uri="http://schemas.microsoft.com/office/word/2010/wordprocessingGroup">
-                    <wpg:wgp>
-                      <wpg:cNvGrpSpPr/>
-                      <wpg:grpSpPr>
-                        <a:xfrm>
-                          <a:off x="0" y="0"/>
-                          <a:ext cx="2880995" cy="1966595"/>
-                          <a:chOff x="0" y="0"/>
-                          <a:chExt cx="1938020" cy="1365495"/>
-                        </a:xfrm>
-                      </wpg:grpSpPr>
-                      <wps:wsp>
-                        <wps:cNvPr id="92" name="Rectangle 2"/>
-                        <wps:cNvSpPr/>
-                        <wps:spPr>
-                          <a:xfrm>
-                            <a:off x="0" y="0"/>
-                            <a:ext cx="1938020" cy="249913"/>
-                          </a:xfrm>
-                          <a:prstGeom prst="rect">
-                            <a:avLst/>
-                          </a:prstGeom>
-                          <a:solidFill>
-                            <a:schemeClr val="lt1"/>
-                          </a:solidFill>
-                          <a:ln>
-                            <a:solidFill>
-                              <a:srgbClr val="000000"/>
-                            </a:solidFill>
-                          </a:ln>
-                        </wps:spPr>
-                        <wps:txbx>
-                          <w:txbxContent>
-                            <w:p>
-                              <w:pPr>
-                                <w:spacing w:line="252" w:lineRule="auto"/>
-                                <w:rPr>
-                                  <w:rFonts w:ascii="Consolas" w:hAnsi="Consolas"/>
-                                  <w:color w:val="000000"/>
-                                </w:rPr>
-                              </w:pPr>
-                              <w:proofErr w:type="spellStart"/>
-                              <w:r>
-                                <w:rPr>
-                                  <w:rFonts w:ascii="Consolas" w:hAnsi="Consolas"/>
-                                  <w:color w:val="000000"/>
-                                </w:rPr>
-                                <w:t>BarChart</w:t>
-                              </w:r>
-                              <w:proofErr w:type="spellEnd"/>
-                            </w:p>
-                          </w:txbxContent>
-                        </wps:txbx>
-                        <wps:bodyPr anchor="t"/>
-                      </wps:wsp>
-                      <wps:wsp>
-                        <wps:cNvPr id="93" name="Rectangle 3"/>
-                        <wps:cNvSpPr/>
-                        <wps:spPr>
-                          <a:xfrm>
-                            <a:off x="0" y="249914"/>
-                            <a:ext cx="1938020" cy="540157"/>
-                          </a:xfrm>
-                          <a:prstGeom prst="rect">
-                            <a:avLst/>
-                          </a:prstGeom>
-                          <a:solidFill>
-                            <a:schemeClr val="lt1"/>
-                          </a:solidFill>
-                          <a:ln>
-                            <a:solidFill>
-                              <a:srgbClr val="000000"/>
-                            </a:solidFill>
-                          </a:ln>
-                        </wps:spPr>
-                        <wps:txbx>
-                          <w:txbxContent>
-                            <w:p>
-                              <w:pPr>
-                                <w:spacing w:line="252" w:lineRule="auto"/>
-                                <w:rPr>
-                                  <w:rFonts w:ascii="Consolas" w:hAnsi="Consolas"/>
-                                  <w:color w:val="000000"/>
-                                </w:rPr>
-                              </w:pPr>
-                            </w:p>
-                          </w:txbxContent>
-                        </wps:txbx>
-                        <wps:bodyPr anchor="t"/>
-                      </wps:wsp>
-                      <wps:wsp>
-                        <wps:cNvPr id="94" name="Rectangle 4"/>
-                        <wps:cNvSpPr/>
-                        <wps:spPr>
-                          <a:xfrm>
-                            <a:off x="0" y="730744"/>
-                            <a:ext cx="1938020" cy="634751"/>
-                          </a:xfrm>
-                          <a:prstGeom prst="rect">
-                            <a:avLst/>
-                          </a:prstGeom>
-                          <a:solidFill>
-                            <a:schemeClr val="lt1"/>
-                          </a:solidFill>
-                          <a:ln>
-                            <a:solidFill>
-                              <a:srgbClr val="000000"/>
-                            </a:solidFill>
-                          </a:ln>
-                        </wps:spPr>
-                        <wps:txbx>
-                          <w:txbxContent>
-                            <w:p>
-                              <w:pPr>
-                                <w:spacing w:line="252" w:lineRule="auto"/>
-                                <w:rPr>
-                                  <w:rFonts w:ascii="Consolas" w:hAnsi="Consolas"/>
-                                  <w:color w:val="000000"/>
-                                </w:rPr>
-                              </w:pPr>
-                            </w:p>
-                          </w:txbxContent>
-                        </wps:txbx>
-                        <wps:bodyPr anchor="t"/>
-                      </wps:wsp>
-                    </wpg:wgp>
-                  </a:graphicData>
-                </a:graphic>
-                <wp14:sizeRelH relativeFrom="page">
-                  <wp14:pctWidth>0</wp14:pctWidth>
-                </wp14:sizeRelH>
-                <wp14:sizeRelV relativeFrom="page">
-                  <wp14:pctHeight>0</wp14:pctHeight>
-                </wp14:sizeRelV>
-              </wp:anchor>
-            </w:drawing>
-          </mc:Choice>
-          <mc:Fallback>
-            <w:pict>
-              <v:group w14:anchorId="180B2B0B" id="_x0000_s1126" style="position:absolute;margin-left:126.95pt;margin-top:21.65pt;width:226.85pt;height:154.85pt;z-index:251822080" coordsize="19380,13654" o:gfxdata="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">
-                <v:rect id="Rectangle 2" o:spid="_x0000_s1127" style="position:absolute;width:19380;height:2499;visibility:visible;mso-wrap-style:square;v-text-anchor:top" o:gfxdata="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" fillcolor="white [3201]">
-                  <v:textbox>
-                    <w:txbxContent>
-                      <w:p>
-                        <w:pPr>
-                          <w:spacing w:line="252" w:lineRule="auto"/>
-                          <w:rPr>
-                            <w:rFonts w:ascii="Consolas" w:hAnsi="Consolas"/>
-                            <w:color w:val="000000"/>
-                          </w:rPr>
-                        </w:pPr>
-                        <w:proofErr w:type="spellStart"/>
-                        <w:r>
-                          <w:rPr>
-                            <w:rFonts w:ascii="Consolas" w:hAnsi="Consolas"/>
-                            <w:color w:val="000000"/>
-                          </w:rPr>
-                          <w:t>BarChart</w:t>
-                        </w:r>
-                        <w:proofErr w:type="spellEnd"/>
-                      </w:p>
-                    </w:txbxContent>
-                  </v:textbox>
-                </v:rect>
-                <v:rect id="Rectangle 3" o:spid="_x0000_s1128" style="position:absolute;top:2499;width:19380;height:5401;visibility:visible;mso-wrap-style:square;v-text-anchor:top" o:gfxdata="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" fillcolor="white [3201]">
-                  <v:textbox>
-                    <w:txbxContent>
-                      <w:p>
-                        <w:pPr>
-                          <w:spacing w:line="252" w:lineRule="auto"/>
-                          <w:rPr>
-                            <w:rFonts w:ascii="Consolas" w:hAnsi="Consolas"/>
-                            <w:color w:val="000000"/>
-                          </w:rPr>
-                        </w:pPr>
-                      </w:p>
-                    </w:txbxContent>
-                  </v:textbox>
-                </v:rect>
-                <v:rect id="Rectangle 4" o:spid="_x0000_s1129" style="position:absolute;top:7307;width:19380;height:6347;visibility:visible;mso-wrap-style:square;v-text-anchor:top" o:gfxdata="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" fillcolor="white [3201]">
-                  <v:textbox>
-                    <w:txbxContent>
-                      <w:p>
-                        <w:pPr>
-                          <w:spacing w:line="252" w:lineRule="auto"/>
-                          <w:rPr>
-                            <w:rFonts w:ascii="Consolas" w:hAnsi="Consolas"/>
-                            <w:color w:val="000000"/>
-                          </w:rPr>
-                        </w:pPr>
-                      </w:p>
-                    </w:txbxContent>
-                  </v:textbox>
-                </v:rect>
-                <w10:wrap type="topAndBottom"/>
-              </v:group>
-            </w:pict>
-          </mc:Fallback>
-        </mc:AlternateContent>
-      </w:r>
-    </w:p>
-    <w:p/>
-    <w:p/>
-    <w:p/>
-    <w:p/>
-    <w:p/>
-    <w:p/>
-    <w:p>
-      <w:pPr>
-        <w:sectPr>
-          <w:pgSz w:w="23811" w:h="16838" w:orient="landscape" w:code="8"/>
-          <w:pgMar w:top="1440" w:right="1440" w:bottom="1440" w:left="1440" w:header="720" w:footer="720" w:gutter="0"/>
-          <w:cols w:space="720"/>
-          <w:docGrid w:linePitch="360"/>
-        </w:sectPr>
-      </w:pPr>
-    </w:p>
     <w:p>
       <w:pPr>
         <w:spacing w:after="0"/>
@@ -13899,7 +8390,7 @@
       </w:pPr>
     </w:p>
     <w:sectPr>
-      <w:pgSz w:w="11906" w:h="16838" w:code="9"/>
+      <w:pgSz w:w="23811" w:h="16838" w:orient="landscape" w:code="8"/>
       <w:pgMar w:top="1440" w:right="1440" w:bottom="1440" w:left="1440" w:header="720" w:footer="720" w:gutter="0"/>
       <w:cols w:space="720"/>
       <w:docGrid w:linePitch="360"/>
